--- a/DKKDApp/bin/Debug/net8.0-windows/Điều lệ công ty_DA_DIEN.docx
+++ b/DKKDApp/bin/Debug/net8.0-windows/Điều lệ công ty_DA_DIEN.docx
@@ -144,7 +144,7 @@
           <w:sz w:val="26"/>
           <w:szCs w:val="26"/>
         </w:rPr>
-        <w:t>CÔNG TY TNHH TM DV VẬN TẢI THANH VIỆT</w:t>
+        <w:t>CÔNG TY TNHH TAM HƯNG VIỆT NAM</w:t>
       </w:r>
     </w:p>
     <w:p>
@@ -170,7 +170,7 @@
           <w:sz w:val="26"/>
           <w:szCs w:val="26"/>
         </w:rPr>
-        <w:t>ĐỖ THỊ MỸ LIÊN</w:t>
+        <w:t>PHẠM THỊ DUNG</w:t>
       </w:r>
     </w:p>
     <w:p>
@@ -197,7 +197,7 @@
           <w:sz w:val="26"/>
           <w:szCs w:val="26"/>
         </w:rPr>
-        <w:t>15/02/2000</w:t>
+        <w:t>20/04/1962</w:t>
       </w:r>
       <w:r>
         <w:rPr>
@@ -241,7 +241,7 @@
           <w:sz w:val="26"/>
           <w:szCs w:val="26"/>
         </w:rPr>
-        <w:t>089300000268</w:t>
+        <w:t>038162009876</w:t>
       </w:r>
       <w:r>
         <w:rPr>
@@ -274,7 +274,7 @@
           <w:sz w:val="26"/>
           <w:szCs w:val="26"/>
         </w:rPr>
-        <w:t>21/02/2025</w:t>
+        <w:t>10/04/2021</w:t>
       </w:r>
       <w:r>
         <w:rPr>
@@ -296,7 +296,7 @@
           <w:sz w:val="26"/>
           <w:szCs w:val="26"/>
         </w:rPr>
-        <w:t>Bộ Công An</w:t>
+        <w:t>Cục cảnh sát quản lý hành chính về trật tự xã hội</w:t>
       </w:r>
       <w:r>
         <w:rPr>
@@ -351,7 +351,7 @@
           <w:sz w:val="26"/>
           <w:szCs w:val="26"/>
         </w:rPr>
-        <w:t>CÔNG TY TNHH TM DV VẬN TẢI THANH VIỆT</w:t>
+        <w:t>CÔNG TY TNHH TAM HƯNG VIỆT NAM</w:t>
       </w:r>
       <w:r>
         <w:rPr>
@@ -375,7 +375,7 @@
           <w:sz w:val="26"/>
           <w:szCs w:val="26"/>
         </w:rPr>
-        <w:t>CÔNG TY TNHH TM DV VẬN TẢI THANH VIỆT</w:t>
+        <w:t>CÔNG TY TNHH TAM HƯNG VIỆT NAM</w:t>
       </w:r>
       <w:r>
         <w:rPr>
@@ -685,7 +685,7 @@
           <w:sz w:val="26"/>
           <w:szCs w:val="26"/>
         </w:rPr>
-        <w:t>CÔNG TY TNHH TM DV VẬN TẢI THANH VIỆT</w:t>
+        <w:t>CÔNG TY TNHH TAM HƯNG VIỆT NAM</w:t>
       </w:r>
     </w:p>
     <w:tbl>
@@ -954,7 +954,7 @@
           <w:szCs w:val="26"/>
           <w:lang w:eastAsia="zh-CN"/>
         </w:rPr>
-        <w:t>Số 02 đường D5, KDC Phú Hoà 1, tổ 7, khu 4</w:t>
+        <w:t>Số 43/17 đường ĐT 743, khu phố Bình Phước B</w:t>
       </w:r>
     </w:p>
     <w:p>
@@ -981,7 +981,27 @@
           <w:szCs w:val="26"/>
           <w:lang w:eastAsia="zh-CN"/>
         </w:rPr>
-        <w:t>Phường Phú Lợi</w:t>
+        <w:t xml:space="preserve">Phường </w:t>
+      </w:r>
+      <w:proofErr w:type="gramStart"/>
+      <w:r>
+        <w:rPr>
+          <w:color w:val="000000"/>
+          <w:sz w:val="26"/>
+          <w:szCs w:val="26"/>
+          <w:lang w:eastAsia="zh-CN"/>
+        </w:rPr>
+        <w:t>An</w:t>
+      </w:r>
+      <w:proofErr w:type="gramEnd"/>
+      <w:r>
+        <w:rPr>
+          <w:color w:val="000000"/>
+          <w:sz w:val="26"/>
+          <w:szCs w:val="26"/>
+          <w:lang w:eastAsia="zh-CN"/>
+        </w:rPr>
+        <w:t xml:space="preserve"> Phú</w:t>
       </w:r>
     </w:p>
     <w:p>
@@ -1162,10 +1182,10 @@
         <w:tblLook w:val="04A0" w:firstRow="1" w:lastRow="0" w:firstColumn="1" w:lastColumn="0" w:noHBand="0" w:noVBand="1"/>
       </w:tblPr>
       <w:tblGrid>
-        <w:gridCol w:w="1329"/>
-        <w:gridCol w:w="1545"/>
-        <w:gridCol w:w="4100"/>
-        <w:gridCol w:w="1685"/>
+        <w:gridCol w:w="747"/>
+        <w:gridCol w:w="1156"/>
+        <w:gridCol w:w="5102"/>
+        <w:gridCol w:w="1654"/>
       </w:tblGrid>
       <w:tr>
         <w:trPr>
@@ -1183,14 +1203,16 @@
               <w:jc w:val="center"/>
               <w:rPr>
                 <w:rFonts w:ascii="Times New Roman" w:eastAsia="Times New Roman" w:hAnsi="Times New Roman"/>
-                <w:sz w:val="24"/>
+                <w:sz w:val="26"/>
+                <w:szCs w:val="26"/>
               </w:rPr>
             </w:pPr>
             <w:r>
               <w:rPr>
                 <w:rFonts w:ascii="Times New Roman" w:eastAsia="Times New Roman" w:hAnsi="Times New Roman"/>
                 <w:b/>
-                <w:sz w:val="24"/>
+                <w:sz w:val="26"/>
+                <w:szCs w:val="26"/>
               </w:rPr>
               <w:t>STT</w:t>
             </w:r>
@@ -1207,14 +1229,16 @@
               <w:jc w:val="center"/>
               <w:rPr>
                 <w:rFonts w:ascii="Times New Roman" w:eastAsia="Times New Roman" w:hAnsi="Times New Roman"/>
-                <w:sz w:val="24"/>
+                <w:sz w:val="26"/>
+                <w:szCs w:val="26"/>
               </w:rPr>
             </w:pPr>
             <w:r>
               <w:rPr>
                 <w:rFonts w:ascii="Times New Roman" w:eastAsia="Times New Roman" w:hAnsi="Times New Roman"/>
                 <w:b/>
-                <w:sz w:val="24"/>
+                <w:sz w:val="26"/>
+                <w:szCs w:val="26"/>
               </w:rPr>
               <w:t>Mã Ngành</w:t>
             </w:r>
@@ -1231,14 +1255,16 @@
               <w:jc w:val="center"/>
               <w:rPr>
                 <w:rFonts w:ascii="Times New Roman" w:eastAsia="Times New Roman" w:hAnsi="Times New Roman"/>
-                <w:sz w:val="24"/>
+                <w:sz w:val="26"/>
+                <w:szCs w:val="26"/>
               </w:rPr>
             </w:pPr>
             <w:r>
               <w:rPr>
                 <w:rFonts w:ascii="Times New Roman" w:eastAsia="Times New Roman" w:hAnsi="Times New Roman"/>
                 <w:b/>
-                <w:sz w:val="24"/>
+                <w:sz w:val="26"/>
+                <w:szCs w:val="26"/>
               </w:rPr>
               <w:t>Tên ngành (bao gồm chi tiết)</w:t>
             </w:r>
@@ -1255,14 +1281,16 @@
               <w:jc w:val="center"/>
               <w:rPr>
                 <w:rFonts w:ascii="Times New Roman" w:eastAsia="Times New Roman" w:hAnsi="Times New Roman"/>
-                <w:sz w:val="24"/>
+                <w:sz w:val="26"/>
+                <w:szCs w:val="26"/>
               </w:rPr>
             </w:pPr>
             <w:r>
               <w:rPr>
                 <w:rFonts w:ascii="Times New Roman" w:eastAsia="Times New Roman" w:hAnsi="Times New Roman"/>
                 <w:b/>
-                <w:sz w:val="24"/>
+                <w:sz w:val="26"/>
+                <w:szCs w:val="26"/>
               </w:rPr>
               <w:t>Ngành chính</w:t>
             </w:r>
@@ -1270,6 +1298,9 @@
         </w:tc>
       </w:tr>
       <w:tr>
+        <w:trPr>
+          <w:jc w:val="center"/>
+        </w:trPr>
         <w:tc>
           <w:tcPr>
             <w:tcW w:w="754" w:type="dxa"/>
@@ -1278,9 +1309,15 @@
             <w:pPr>
               <w:rPr>
                 <w:rFonts w:ascii="Times New Roman" w:hAnsi="Times New Roman"/>
+                <w:sz w:val="26"/>
+                <w:szCs w:val="26"/>
               </w:rPr>
             </w:pPr>
             <w:r>
+              <w:rPr>
+                <w:sz w:val="26"/>
+                <w:szCs w:val="26"/>
+              </w:rPr>
               <w:t>1</w:t>
             </w:r>
           </w:p>
@@ -1293,9 +1330,466 @@
             <w:pPr>
               <w:rPr>
                 <w:rFonts w:ascii="Times New Roman" w:hAnsi="Times New Roman"/>
+                <w:sz w:val="26"/>
+                <w:szCs w:val="26"/>
               </w:rPr>
             </w:pPr>
             <w:r>
+              <w:rPr>
+                <w:sz w:val="26"/>
+                <w:szCs w:val="26"/>
+              </w:rPr>
+              <w:t>4641</w:t>
+            </w:r>
+          </w:p>
+        </w:tc>
+        <w:tc>
+          <w:tcPr>
+            <w:tcW w:w="5892" w:type="dxa"/>
+          </w:tcPr>
+          <w:p>
+            <w:pPr>
+              <w:rPr>
+                <w:sz w:val="26"/>
+                <w:szCs w:val="26"/>
+              </w:rPr>
+            </w:pPr>
+            <w:r>
+              <w:rPr>
+                <w:sz w:val="26"/>
+                <w:szCs w:val="26"/>
+              </w:rPr>
+              <w:t>Bán buôn vải, hàng may sẵn, giày dép</w:t>
+            </w:r>
+          </w:p>
+          <w:p>
+            <w:pPr>
+              <w:rPr>
+                <w:rFonts w:ascii="Times New Roman" w:hAnsi="Times New Roman"/>
+                <w:sz w:val="26"/>
+                <w:szCs w:val="26"/>
+              </w:rPr>
+            </w:pPr>
+            <w:r>
+              <w:rPr>
+                <w:rFonts w:ascii="Times New Roman" w:hAnsi="Times New Roman"/>
+                <w:sz w:val="26"/>
+                <w:szCs w:val="26"/>
+              </w:rPr>
+              <w:t>Chi tiết: Bán buôn giày dép, túi xách, sản phẩm da, cao su, silicon</w:t>
+            </w:r>
+          </w:p>
+        </w:tc>
+        <w:tc>
+          <w:tcPr>
+            <w:tcW w:w="1787" w:type="dxa"/>
+            <w:vAlign w:val="center"/>
+          </w:tcPr>
+          <w:p>
+            <w:pPr>
+              <w:rPr>
+                <w:sz w:val="26"/>
+                <w:szCs w:val="26"/>
+              </w:rPr>
+            </w:pPr>
+            <w:r>
+              <w:rPr>
+                <w:sz w:val="26"/>
+                <w:szCs w:val="26"/>
+              </w:rPr>
+              <w:t>X</w:t>
+            </w:r>
+          </w:p>
+        </w:tc>
+      </w:tr>
+      <w:tr>
+        <w:trPr>
+          <w:jc w:val="center"/>
+        </w:trPr>
+        <w:tc>
+          <w:tcPr>
+            <w:tcW w:w="754" w:type="dxa"/>
+          </w:tcPr>
+          <w:p>
+            <w:pPr>
+              <w:rPr>
+                <w:rFonts w:ascii="Times New Roman" w:hAnsi="Times New Roman"/>
+                <w:sz w:val="26"/>
+                <w:szCs w:val="26"/>
+              </w:rPr>
+            </w:pPr>
+            <w:r>
+              <w:rPr>
+                <w:sz w:val="26"/>
+                <w:szCs w:val="26"/>
+              </w:rPr>
+              <w:t>2</w:t>
+            </w:r>
+          </w:p>
+        </w:tc>
+        <w:tc>
+          <w:tcPr>
+            <w:tcW w:w="1195" w:type="dxa"/>
+          </w:tcPr>
+          <w:p>
+            <w:pPr>
+              <w:rPr>
+                <w:rFonts w:ascii="Times New Roman" w:hAnsi="Times New Roman"/>
+                <w:sz w:val="26"/>
+                <w:szCs w:val="26"/>
+              </w:rPr>
+            </w:pPr>
+            <w:r>
+              <w:rPr>
+                <w:sz w:val="26"/>
+                <w:szCs w:val="26"/>
+              </w:rPr>
+              <w:t>1512</w:t>
+            </w:r>
+          </w:p>
+        </w:tc>
+        <w:tc>
+          <w:tcPr>
+            <w:tcW w:w="5892" w:type="dxa"/>
+          </w:tcPr>
+          <w:p>
+            <w:pPr>
+              <w:rPr>
+                <w:sz w:val="26"/>
+                <w:szCs w:val="26"/>
+              </w:rPr>
+            </w:pPr>
+            <w:r>
+              <w:rPr>
+                <w:sz w:val="26"/>
+                <w:szCs w:val="26"/>
+              </w:rPr>
+              <w:t>Sản xuất vali, túi xách và các loại tương tự, sản xuất yên đệm</w:t>
+            </w:r>
+          </w:p>
+          <w:p>
+            <w:pPr>
+              <w:rPr>
+                <w:rFonts w:ascii="Times New Roman" w:hAnsi="Times New Roman"/>
+                <w:sz w:val="26"/>
+                <w:szCs w:val="26"/>
+              </w:rPr>
+            </w:pPr>
+            <w:r>
+              <w:rPr>
+                <w:rFonts w:ascii="Times New Roman" w:hAnsi="Times New Roman"/>
+                <w:sz w:val="26"/>
+                <w:szCs w:val="26"/>
+              </w:rPr>
+              <w:t xml:space="preserve">Chi tiết: Sản xuất, gia công túi xách, Sản phẩm da, cao su, silicon </w:t>
+            </w:r>
+          </w:p>
+          <w:p>
+            <w:pPr>
+              <w:rPr>
+                <w:rFonts w:ascii="Times New Roman" w:hAnsi="Times New Roman"/>
+                <w:sz w:val="26"/>
+                <w:szCs w:val="26"/>
+              </w:rPr>
+            </w:pPr>
+            <w:r>
+              <w:rPr>
+                <w:rFonts w:ascii="Times New Roman" w:hAnsi="Times New Roman"/>
+                <w:sz w:val="26"/>
+                <w:szCs w:val="26"/>
+              </w:rPr>
+              <w:t xml:space="preserve">- Gia công ép balo, túi xách </w:t>
+            </w:r>
+          </w:p>
+          <w:p>
+            <w:pPr>
+              <w:rPr>
+                <w:rFonts w:ascii="Times New Roman" w:hAnsi="Times New Roman"/>
+                <w:sz w:val="26"/>
+                <w:szCs w:val="26"/>
+              </w:rPr>
+            </w:pPr>
+            <w:r>
+              <w:rPr>
+                <w:rFonts w:ascii="Times New Roman" w:hAnsi="Times New Roman"/>
+                <w:sz w:val="26"/>
+                <w:szCs w:val="26"/>
+              </w:rPr>
+              <w:t xml:space="preserve">- Gia công ép cao tầng </w:t>
+            </w:r>
+          </w:p>
+          <w:p>
+            <w:pPr>
+              <w:rPr>
+                <w:rFonts w:ascii="Times New Roman" w:hAnsi="Times New Roman"/>
+                <w:sz w:val="26"/>
+                <w:szCs w:val="26"/>
+              </w:rPr>
+            </w:pPr>
+            <w:r>
+              <w:rPr>
+                <w:rFonts w:ascii="Times New Roman" w:hAnsi="Times New Roman"/>
+                <w:sz w:val="26"/>
+                <w:szCs w:val="26"/>
+              </w:rPr>
+              <w:t>- Gia công chặt cho balo, túi xách, giày</w:t>
+            </w:r>
+          </w:p>
+        </w:tc>
+        <w:tc>
+          <w:tcPr>
+            <w:tcW w:w="1787" w:type="dxa"/>
+            <w:vAlign w:val="center"/>
+          </w:tcPr>
+          <w:p>
+            <w:pPr>
+              <w:rPr>
+                <w:sz w:val="26"/>
+                <w:szCs w:val="26"/>
+              </w:rPr>
+            </w:pPr>
+          </w:p>
+        </w:tc>
+      </w:tr>
+      <w:tr>
+        <w:trPr>
+          <w:jc w:val="center"/>
+        </w:trPr>
+        <w:tc>
+          <w:tcPr>
+            <w:tcW w:w="754" w:type="dxa"/>
+          </w:tcPr>
+          <w:p>
+            <w:pPr>
+              <w:rPr>
+                <w:rFonts w:ascii="Times New Roman" w:hAnsi="Times New Roman"/>
+                <w:sz w:val="26"/>
+                <w:szCs w:val="26"/>
+              </w:rPr>
+            </w:pPr>
+            <w:r>
+              <w:rPr>
+                <w:sz w:val="26"/>
+                <w:szCs w:val="26"/>
+              </w:rPr>
+              <w:t>3</w:t>
+            </w:r>
+          </w:p>
+        </w:tc>
+        <w:tc>
+          <w:tcPr>
+            <w:tcW w:w="1195" w:type="dxa"/>
+          </w:tcPr>
+          <w:p>
+            <w:pPr>
+              <w:rPr>
+                <w:rFonts w:ascii="Times New Roman" w:hAnsi="Times New Roman"/>
+                <w:sz w:val="26"/>
+                <w:szCs w:val="26"/>
+              </w:rPr>
+            </w:pPr>
+            <w:r>
+              <w:rPr>
+                <w:sz w:val="26"/>
+                <w:szCs w:val="26"/>
+              </w:rPr>
+              <w:t>1520</w:t>
+            </w:r>
+          </w:p>
+        </w:tc>
+        <w:tc>
+          <w:tcPr>
+            <w:tcW w:w="5892" w:type="dxa"/>
+          </w:tcPr>
+          <w:p>
+            <w:pPr>
+              <w:rPr>
+                <w:sz w:val="26"/>
+                <w:szCs w:val="26"/>
+              </w:rPr>
+            </w:pPr>
+            <w:r>
+              <w:rPr>
+                <w:sz w:val="26"/>
+                <w:szCs w:val="26"/>
+              </w:rPr>
+              <w:t>Sản xuất giày, dép</w:t>
+            </w:r>
+          </w:p>
+          <w:p>
+            <w:pPr>
+              <w:rPr>
+                <w:rFonts w:ascii="Times New Roman" w:hAnsi="Times New Roman"/>
+                <w:sz w:val="26"/>
+                <w:szCs w:val="26"/>
+              </w:rPr>
+            </w:pPr>
+            <w:r>
+              <w:rPr>
+                <w:rFonts w:ascii="Times New Roman" w:hAnsi="Times New Roman"/>
+                <w:sz w:val="26"/>
+                <w:szCs w:val="26"/>
+              </w:rPr>
+              <w:t>Chi tiết: Sản xuất, gia công giày dép</w:t>
+            </w:r>
+          </w:p>
+        </w:tc>
+        <w:tc>
+          <w:tcPr>
+            <w:tcW w:w="1787" w:type="dxa"/>
+            <w:vAlign w:val="center"/>
+          </w:tcPr>
+          <w:p>
+            <w:pPr>
+              <w:rPr>
+                <w:sz w:val="26"/>
+                <w:szCs w:val="26"/>
+              </w:rPr>
+            </w:pPr>
+          </w:p>
+        </w:tc>
+      </w:tr>
+      <w:tr>
+        <w:trPr>
+          <w:jc w:val="center"/>
+        </w:trPr>
+        <w:tc>
+          <w:tcPr>
+            <w:tcW w:w="754" w:type="dxa"/>
+          </w:tcPr>
+          <w:p>
+            <w:pPr>
+              <w:rPr>
+                <w:rFonts w:ascii="Times New Roman" w:hAnsi="Times New Roman"/>
+                <w:sz w:val="26"/>
+                <w:szCs w:val="26"/>
+              </w:rPr>
+            </w:pPr>
+            <w:r>
+              <w:rPr>
+                <w:sz w:val="26"/>
+                <w:szCs w:val="26"/>
+              </w:rPr>
+              <w:lastRenderedPageBreak/>
+              <w:t>4</w:t>
+            </w:r>
+          </w:p>
+        </w:tc>
+        <w:tc>
+          <w:tcPr>
+            <w:tcW w:w="1195" w:type="dxa"/>
+          </w:tcPr>
+          <w:p>
+            <w:pPr>
+              <w:rPr>
+                <w:rFonts w:ascii="Times New Roman" w:hAnsi="Times New Roman"/>
+                <w:sz w:val="26"/>
+                <w:szCs w:val="26"/>
+              </w:rPr>
+            </w:pPr>
+            <w:r>
+              <w:rPr>
+                <w:sz w:val="26"/>
+                <w:szCs w:val="26"/>
+              </w:rPr>
+              <w:t>1811</w:t>
+            </w:r>
+          </w:p>
+        </w:tc>
+        <w:tc>
+          <w:tcPr>
+            <w:tcW w:w="5892" w:type="dxa"/>
+          </w:tcPr>
+          <w:p>
+            <w:pPr>
+              <w:rPr>
+                <w:sz w:val="26"/>
+                <w:szCs w:val="26"/>
+              </w:rPr>
+            </w:pPr>
+            <w:r>
+              <w:rPr>
+                <w:sz w:val="26"/>
+                <w:szCs w:val="26"/>
+              </w:rPr>
+              <w:t>In ấn</w:t>
+            </w:r>
+          </w:p>
+          <w:p>
+            <w:pPr>
+              <w:rPr>
+                <w:rFonts w:ascii="Times New Roman" w:hAnsi="Times New Roman"/>
+                <w:sz w:val="26"/>
+                <w:szCs w:val="26"/>
+              </w:rPr>
+            </w:pPr>
+            <w:r>
+              <w:rPr>
+                <w:rFonts w:ascii="Times New Roman" w:hAnsi="Times New Roman"/>
+                <w:sz w:val="26"/>
+                <w:szCs w:val="26"/>
+              </w:rPr>
+              <w:t>Chi tiết: Gia công in các loại</w:t>
+            </w:r>
+          </w:p>
+        </w:tc>
+        <w:tc>
+          <w:tcPr>
+            <w:tcW w:w="1787" w:type="dxa"/>
+            <w:vAlign w:val="center"/>
+          </w:tcPr>
+          <w:p>
+            <w:pPr>
+              <w:rPr>
+                <w:sz w:val="26"/>
+                <w:szCs w:val="26"/>
+              </w:rPr>
+            </w:pPr>
+          </w:p>
+        </w:tc>
+      </w:tr>
+      <w:tr>
+        <w:trPr>
+          <w:jc w:val="center"/>
+        </w:trPr>
+        <w:tc>
+          <w:tcPr>
+            <w:tcW w:w="754" w:type="dxa"/>
+          </w:tcPr>
+          <w:p>
+            <w:pPr>
+              <w:rPr>
+                <w:rFonts w:ascii="Times New Roman" w:hAnsi="Times New Roman"/>
+                <w:sz w:val="26"/>
+                <w:szCs w:val="26"/>
+              </w:rPr>
+            </w:pPr>
+            <w:r>
+              <w:rPr>
+                <w:sz w:val="26"/>
+                <w:szCs w:val="26"/>
+              </w:rPr>
+              <w:t>5</w:t>
+            </w:r>
+          </w:p>
+        </w:tc>
+        <w:tc>
+          <w:tcPr>
+            <w:tcW w:w="1195" w:type="dxa"/>
+          </w:tcPr>
+          <w:p>
+            <w:pPr>
+              <w:rPr>
+                <w:rFonts w:ascii="Times New Roman" w:hAnsi="Times New Roman"/>
+                <w:sz w:val="26"/>
+                <w:szCs w:val="26"/>
+              </w:rPr>
+            </w:pPr>
+            <w:r>
+              <w:rPr>
+                <w:sz w:val="26"/>
+                <w:szCs w:val="26"/>
+              </w:rPr>
               <w:t>4933</w:t>
             </w:r>
           </w:p>
@@ -1313,6 +1807,10 @@
               </w:rPr>
             </w:pPr>
             <w:r>
+              <w:rPr>
+                <w:sz w:val="26"/>
+                <w:szCs w:val="26"/>
+              </w:rPr>
               <w:t>Vận tải hàng hóa bằng đường bộ</w:t>
             </w:r>
           </w:p>
@@ -1323,300 +1821,12 @@
             <w:vAlign w:val="center"/>
           </w:tcPr>
           <w:p>
-            <w:pPr/>
-            <w:r>
-              <w:t>X</w:t>
-            </w:r>
-          </w:p>
-        </w:tc>
-      </w:tr>
-      <w:tr>
-        <w:tc>
-          <w:tcPr>
-            <w:tcW w:w="754" w:type="dxa"/>
-          </w:tcPr>
-          <w:p>
             <w:pPr>
               <w:rPr>
-                <w:rFonts w:ascii="Times New Roman" w:hAnsi="Times New Roman"/>
-              </w:rPr>
-            </w:pPr>
-            <w:r>
-              <w:t>2</w:t>
-            </w:r>
-          </w:p>
-        </w:tc>
-        <w:tc>
-          <w:tcPr>
-            <w:tcW w:w="1195" w:type="dxa"/>
-          </w:tcPr>
-          <w:p>
-            <w:pPr>
-              <w:rPr>
-                <w:rFonts w:ascii="Times New Roman" w:hAnsi="Times New Roman"/>
-              </w:rPr>
-            </w:pPr>
-            <w:r>
-              <w:t>5229</w:t>
-            </w:r>
-          </w:p>
-        </w:tc>
-        <w:tc>
-          <w:tcPr>
-            <w:tcW w:w="5892" w:type="dxa"/>
-          </w:tcPr>
-          <w:p>
-            <w:pPr>
-              <w:rPr>
-                <w:rFonts w:ascii="Times New Roman" w:hAnsi="Times New Roman"/>
                 <w:sz w:val="26"/>
                 <w:szCs w:val="26"/>
               </w:rPr>
             </w:pPr>
-            <w:r>
-              <w:t>Hoạt động dịch vụ hỗ trợ khác liên quan đến vận tải</w:t>
-            </w:r>
-          </w:p>
-        </w:tc>
-        <w:tc>
-          <w:tcPr>
-            <w:tcW w:w="1787" w:type="dxa"/>
-            <w:vAlign w:val="center"/>
-          </w:tcPr>
-          <w:p>
-            <w:pPr/>
-          </w:p>
-        </w:tc>
-      </w:tr>
-      <w:tr>
-        <w:tc>
-          <w:tcPr>
-            <w:tcW w:w="754" w:type="dxa"/>
-          </w:tcPr>
-          <w:p>
-            <w:pPr>
-              <w:rPr>
-                <w:rFonts w:ascii="Times New Roman" w:hAnsi="Times New Roman"/>
-              </w:rPr>
-            </w:pPr>
-            <w:r>
-              <w:t>3</w:t>
-            </w:r>
-          </w:p>
-        </w:tc>
-        <w:tc>
-          <w:tcPr>
-            <w:tcW w:w="1195" w:type="dxa"/>
-          </w:tcPr>
-          <w:p>
-            <w:pPr>
-              <w:rPr>
-                <w:rFonts w:ascii="Times New Roman" w:hAnsi="Times New Roman"/>
-              </w:rPr>
-            </w:pPr>
-            <w:r>
-              <w:t>5225</w:t>
-            </w:r>
-          </w:p>
-        </w:tc>
-        <w:tc>
-          <w:tcPr>
-            <w:tcW w:w="5892" w:type="dxa"/>
-          </w:tcPr>
-          <w:p>
-            <w:pPr>
-              <w:rPr>
-                <w:rFonts w:ascii="Times New Roman" w:hAnsi="Times New Roman"/>
-                <w:sz w:val="26"/>
-                <w:szCs w:val="26"/>
-              </w:rPr>
-            </w:pPr>
-            <w:r>
-              <w:t>Hoạt động dịch vụ hỗ trợ trực tiếp cho vận tải đường bộ</w:t>
-            </w:r>
-          </w:p>
-        </w:tc>
-        <w:tc>
-          <w:tcPr>
-            <w:tcW w:w="1787" w:type="dxa"/>
-            <w:vAlign w:val="center"/>
-          </w:tcPr>
-          <w:p>
-            <w:pPr/>
-          </w:p>
-        </w:tc>
-      </w:tr>
-      <w:tr>
-        <w:tc>
-          <w:tcPr>
-            <w:tcW w:w="754" w:type="dxa"/>
-          </w:tcPr>
-          <w:p>
-            <w:pPr>
-              <w:rPr>
-                <w:rFonts w:ascii="Times New Roman" w:hAnsi="Times New Roman"/>
-              </w:rPr>
-            </w:pPr>
-            <w:r>
-              <w:t>4</w:t>
-            </w:r>
-          </w:p>
-        </w:tc>
-        <w:tc>
-          <w:tcPr>
-            <w:tcW w:w="1195" w:type="dxa"/>
-          </w:tcPr>
-          <w:p>
-            <w:pPr>
-              <w:rPr>
-                <w:rFonts w:ascii="Times New Roman" w:hAnsi="Times New Roman"/>
-              </w:rPr>
-            </w:pPr>
-            <w:r>
-              <w:t>5231</w:t>
-            </w:r>
-          </w:p>
-        </w:tc>
-        <w:tc>
-          <w:tcPr>
-            <w:tcW w:w="5892" w:type="dxa"/>
-          </w:tcPr>
-          <w:p>
-            <w:pPr>
-              <w:rPr>
-                <w:rFonts w:ascii="Times New Roman" w:hAnsi="Times New Roman"/>
-                <w:sz w:val="26"/>
-                <w:szCs w:val="26"/>
-              </w:rPr>
-            </w:pPr>
-            <w:r>
-              <w:t>Hoạt động dịch vụ trung gian cho vận tải hàng hóa</w:t>
-            </w:r>
-          </w:p>
-        </w:tc>
-        <w:tc>
-          <w:tcPr>
-            <w:tcW w:w="1787" w:type="dxa"/>
-            <w:vAlign w:val="center"/>
-          </w:tcPr>
-          <w:p>
-            <w:pPr/>
-          </w:p>
-        </w:tc>
-      </w:tr>
-      <w:tr>
-        <w:tc>
-          <w:tcPr>
-            <w:tcW w:w="754" w:type="dxa"/>
-          </w:tcPr>
-          <w:p>
-            <w:pPr>
-              <w:rPr>
-                <w:rFonts w:ascii="Times New Roman" w:hAnsi="Times New Roman"/>
-              </w:rPr>
-            </w:pPr>
-            <w:r>
-              <w:t>5</w:t>
-            </w:r>
-          </w:p>
-        </w:tc>
-        <w:tc>
-          <w:tcPr>
-            <w:tcW w:w="1195" w:type="dxa"/>
-          </w:tcPr>
-          <w:p>
-            <w:pPr>
-              <w:rPr>
-                <w:rFonts w:ascii="Times New Roman" w:hAnsi="Times New Roman"/>
-              </w:rPr>
-            </w:pPr>
-            <w:r>
-              <w:t>5232</w:t>
-            </w:r>
-          </w:p>
-        </w:tc>
-        <w:tc>
-          <w:tcPr>
-            <w:tcW w:w="5892" w:type="dxa"/>
-          </w:tcPr>
-          <w:p>
-            <w:pPr>
-              <w:rPr>
-                <w:rFonts w:ascii="Times New Roman" w:hAnsi="Times New Roman"/>
-                <w:sz w:val="26"/>
-                <w:szCs w:val="26"/>
-              </w:rPr>
-            </w:pPr>
-            <w:r>
-              <w:t>Hoạt động dịch vụ trung gian cho vận tải hành khách</w:t>
-            </w:r>
-          </w:p>
-        </w:tc>
-        <w:tc>
-          <w:tcPr>
-            <w:tcW w:w="1787" w:type="dxa"/>
-            <w:vAlign w:val="center"/>
-          </w:tcPr>
-          <w:p>
-            <w:pPr/>
-          </w:p>
-        </w:tc>
-      </w:tr>
-      <w:tr>
-        <w:tc>
-          <w:tcPr>
-            <w:tcW w:w="754" w:type="dxa"/>
-          </w:tcPr>
-          <w:p>
-            <w:pPr>
-              <w:rPr>
-                <w:rFonts w:ascii="Times New Roman" w:hAnsi="Times New Roman"/>
-              </w:rPr>
-            </w:pPr>
-            <w:r>
-              <w:t>6</w:t>
-            </w:r>
-          </w:p>
-        </w:tc>
-        <w:tc>
-          <w:tcPr>
-            <w:tcW w:w="1195" w:type="dxa"/>
-          </w:tcPr>
-          <w:p>
-            <w:pPr>
-              <w:rPr>
-                <w:rFonts w:ascii="Times New Roman" w:hAnsi="Times New Roman"/>
-              </w:rPr>
-            </w:pPr>
-            <w:r>
-              <w:t>4932</w:t>
-            </w:r>
-          </w:p>
-        </w:tc>
-        <w:tc>
-          <w:tcPr>
-            <w:tcW w:w="5892" w:type="dxa"/>
-          </w:tcPr>
-          <w:p>
-            <w:pPr>
-              <w:rPr>
-                <w:rFonts w:ascii="Times New Roman" w:hAnsi="Times New Roman"/>
-                <w:sz w:val="26"/>
-                <w:szCs w:val="26"/>
-              </w:rPr>
-            </w:pPr>
-            <w:r>
-              <w:t>Vận tải hành khách đường bộ khác</w:t>
-            </w:r>
-          </w:p>
-        </w:tc>
-        <w:tc>
-          <w:tcPr>
-            <w:tcW w:w="1787" w:type="dxa"/>
-            <w:vAlign w:val="center"/>
-          </w:tcPr>
-          <w:p>
-            <w:pPr/>
           </w:p>
         </w:tc>
       </w:tr>
@@ -1738,7 +1948,7 @@
           <w:sz w:val="26"/>
           <w:szCs w:val="26"/>
         </w:rPr>
-        <w:t>ĐỖ THỊ MỸ LIÊN</w:t>
+        <w:t>PHẠM THỊ DUNG</w:t>
       </w:r>
       <w:r>
         <w:rPr>
@@ -1771,7 +1981,7 @@
           <w:sz w:val="26"/>
           <w:szCs w:val="26"/>
         </w:rPr>
-        <w:t>15/02/2000</w:t>
+        <w:t>20/04/1962</w:t>
       </w:r>
     </w:p>
     <w:p>
@@ -1796,7 +2006,7 @@
           <w:sz w:val="26"/>
           <w:szCs w:val="26"/>
         </w:rPr>
-        <w:t>089300000268</w:t>
+        <w:t>038162009876</w:t>
       </w:r>
     </w:p>
     <w:p>
@@ -1821,7 +2031,7 @@
           <w:sz w:val="26"/>
           <w:szCs w:val="26"/>
         </w:rPr>
-        <w:t>21/02/2025</w:t>
+        <w:t>10/04/2021</w:t>
       </w:r>
     </w:p>
     <w:p>
@@ -1846,7 +2056,7 @@
           <w:sz w:val="26"/>
           <w:szCs w:val="26"/>
         </w:rPr>
-        <w:t>Bộ Công An</w:t>
+        <w:t>Cục cảnh sát quản lý hành chính về trật tự xã hội</w:t>
       </w:r>
     </w:p>
     <w:p>
@@ -1971,7 +2181,7 @@
           <w:sz w:val="26"/>
           <w:szCs w:val="26"/>
         </w:rPr>
-        <w:t>168, Ấp Hưng Trung, Đào Hữu Cảnh</w:t>
+        <w:t>Đường Đt 746, Số Nhà 82, Tổ 7a, Ấp Tân Thành 4</w:t>
       </w:r>
     </w:p>
     <w:p>
@@ -1989,7 +2199,6 @@
           <w:sz w:val="26"/>
           <w:szCs w:val="26"/>
         </w:rPr>
-        <w:lastRenderedPageBreak/>
         <w:t xml:space="preserve">Xã/Phường/Đặc khu: </w:t>
       </w:r>
       <w:r>
@@ -1999,7 +2208,7 @@
           <w:szCs w:val="26"/>
           <w:lang w:eastAsia="zh-CN"/>
         </w:rPr>
-        <w:t>Xã Châu Phú</w:t>
+        <w:t>xã Bắc Tân Uyên</w:t>
       </w:r>
     </w:p>
     <w:p>
@@ -2035,7 +2244,7 @@
           <w:szCs w:val="26"/>
           <w:lang w:eastAsia="zh-CN"/>
         </w:rPr>
-        <w:t>Tỉnh An Giang</w:t>
+        <w:t>Thành phố Hồ Chí Minh</w:t>
       </w:r>
     </w:p>
     <w:p>
@@ -2116,7 +2325,7 @@
           <w:sz w:val="26"/>
           <w:szCs w:val="26"/>
         </w:rPr>
-        <w:t>168, Ấp Hưng Trung, Đào Hữu Cảnh</w:t>
+        <w:t>Đường Đt 746, Số Nhà 82, Tổ 7a, Ấp Tân Thành 4</w:t>
       </w:r>
     </w:p>
     <w:p>
@@ -2143,7 +2352,7 @@
           <w:szCs w:val="26"/>
           <w:lang w:eastAsia="zh-CN"/>
         </w:rPr>
-        <w:t>Xã Châu Phú</w:t>
+        <w:t>xã Bắc Tân Uyên</w:t>
       </w:r>
     </w:p>
     <w:p>
@@ -2179,7 +2388,7 @@
           <w:szCs w:val="26"/>
           <w:lang w:eastAsia="zh-CN"/>
         </w:rPr>
-        <w:t>Tỉnh An Giang</w:t>
+        <w:t>Thành phố Hồ Chí Minh</w:t>
       </w:r>
     </w:p>
     <w:p>
@@ -2469,6 +2678,7 @@
           <w:szCs w:val="26"/>
           <w:lang w:val="vi-VN"/>
         </w:rPr>
+        <w:lastRenderedPageBreak/>
         <w:t xml:space="preserve">3. </w:t>
       </w:r>
       <w:bookmarkStart w:id="2" w:name="dieu_13"/>
@@ -2746,7 +2956,7 @@
           <w:sz w:val="26"/>
           <w:szCs w:val="26"/>
         </w:rPr>
-        <w:t>500.000.000 VNĐ</w:t>
+        <w:t>9.000.000.000 VNĐ.</w:t>
       </w:r>
       <w:r>
         <w:rPr>
@@ -2760,7 +2970,7 @@
           <w:sz w:val="26"/>
           <w:szCs w:val="26"/>
         </w:rPr>
-        <w:t>Năm trăm triệu đồng</w:t>
+        <w:t>Chín tỷ đồng</w:t>
       </w:r>
       <w:r>
         <w:rPr>
@@ -2847,7 +3057,7 @@
           <w:sz w:val="26"/>
           <w:szCs w:val="26"/>
         </w:rPr>
-        <w:t>500.000.000 VNĐ</w:t>
+        <w:t>9.000.000.000 VNĐ.</w:t>
       </w:r>
       <w:r>
         <w:rPr>
@@ -2861,7 +3071,7 @@
           <w:sz w:val="26"/>
           <w:szCs w:val="26"/>
         </w:rPr>
-        <w:t>Năm trăm triệu đồng</w:t>
+        <w:t>Chín tỷ đồng</w:t>
       </w:r>
       <w:r>
         <w:rPr>
@@ -2969,7 +3179,6 @@
           <w:szCs w:val="26"/>
           <w:lang w:val="vi-VN"/>
         </w:rPr>
-        <w:lastRenderedPageBreak/>
         <w:t>- Tài sản</w:t>
       </w:r>
       <w:r>
@@ -3065,7 +3274,7 @@
           <w:sz w:val="26"/>
           <w:szCs w:val="26"/>
         </w:rPr>
-        <w:t>ĐỖ THỊ MỸ LIÊN</w:t>
+        <w:t>PHẠM THỊ DUNG</w:t>
       </w:r>
       <w:r>
         <w:rPr>
@@ -3099,7 +3308,7 @@
           <w:sz w:val="26"/>
           <w:szCs w:val="26"/>
         </w:rPr>
-        <w:t>15/02/2000</w:t>
+        <w:t>20/04/1962</w:t>
       </w:r>
     </w:p>
     <w:p>
@@ -3124,7 +3333,7 @@
           <w:sz w:val="26"/>
           <w:szCs w:val="26"/>
         </w:rPr>
-        <w:t>089300000268</w:t>
+        <w:t>038162009876</w:t>
       </w:r>
     </w:p>
     <w:p>
@@ -3149,7 +3358,7 @@
           <w:sz w:val="26"/>
           <w:szCs w:val="26"/>
         </w:rPr>
-        <w:t>21/02/2025</w:t>
+        <w:t>10/04/2021</w:t>
       </w:r>
     </w:p>
     <w:p>
@@ -3174,7 +3383,7 @@
           <w:sz w:val="26"/>
           <w:szCs w:val="26"/>
         </w:rPr>
-        <w:t>Bộ Công An</w:t>
+        <w:t>Cục cảnh sát quản lý hành chính về trật tự xã hội</w:t>
       </w:r>
     </w:p>
     <w:p>
@@ -3309,7 +3518,7 @@
           <w:sz w:val="26"/>
           <w:szCs w:val="26"/>
         </w:rPr>
-        <w:t>168, Ấp Hưng Trung, Đào Hữu Cảnh</w:t>
+        <w:t>Đường Đt 746, Số Nhà 82, Tổ 7a, Ấp Tân Thành 4</w:t>
       </w:r>
     </w:p>
     <w:p>
@@ -3327,6 +3536,7 @@
           <w:sz w:val="26"/>
           <w:szCs w:val="26"/>
         </w:rPr>
+        <w:lastRenderedPageBreak/>
         <w:t xml:space="preserve">Xã/Phường/Đặc khu: </w:t>
       </w:r>
       <w:r>
@@ -3336,7 +3546,7 @@
           <w:szCs w:val="26"/>
           <w:lang w:eastAsia="zh-CN"/>
         </w:rPr>
-        <w:t>Xã Châu Phú</w:t>
+        <w:t>xã Bắc Tân Uyên</w:t>
       </w:r>
     </w:p>
     <w:p>
@@ -3372,7 +3582,7 @@
           <w:szCs w:val="26"/>
           <w:lang w:eastAsia="zh-CN"/>
         </w:rPr>
-        <w:t>Tỉnh An Giang</w:t>
+        <w:t>Thành phố Hồ Chí Minh</w:t>
       </w:r>
     </w:p>
     <w:p>
@@ -3453,7 +3663,7 @@
           <w:sz w:val="26"/>
           <w:szCs w:val="26"/>
         </w:rPr>
-        <w:t>168, Ấp Hưng Trung, Đào Hữu Cảnh</w:t>
+        <w:t>Đường Đt 746, Số Nhà 82, Tổ 7a, Ấp Tân Thành 4</w:t>
       </w:r>
     </w:p>
     <w:p>
@@ -3480,7 +3690,7 @@
           <w:szCs w:val="26"/>
           <w:lang w:eastAsia="zh-CN"/>
         </w:rPr>
-        <w:t>Xã Châu Phú</w:t>
+        <w:t>xã Bắc Tân Uyên</w:t>
       </w:r>
     </w:p>
     <w:p>
@@ -3516,7 +3726,7 @@
           <w:szCs w:val="26"/>
           <w:lang w:eastAsia="zh-CN"/>
         </w:rPr>
-        <w:t>Tỉnh An Giang</w:t>
+        <w:t>Thành phố Hồ Chí Minh</w:t>
       </w:r>
     </w:p>
     <w:p>
@@ -3649,205 +3859,196 @@
           <w:szCs w:val="26"/>
           <w:lang w:val="vi-VN"/>
         </w:rPr>
-        <w:t xml:space="preserve">hợp không góp đủ vốn điều lệ trong thời hạn quy định tại khoản 2 Điều này, chủ sở hữu công ty phải đăng ký thay đổi vốn điều lệ bằng giá trị số vốn </w:t>
-      </w:r>
-      <w:r>
+        <w:t>hợp không góp đủ vốn điều lệ trong thời hạn quy định tại khoản 2 Điều này, chủ sở hữu công ty phải đăng ký thay đổi vốn điều lệ bằng giá trị số vốn đã góp trong thời hạn 30 ngày kể tù ngày cuối cùng phải góp đủ vốn điều lệ. Trường hợp này, chủ sở hữu phải chịu trách nhiệm tương ứng với phần vốn góp đã cam kết đối với các nghĩa vụ tài chính của công ty phát sinh trong thời gian trước ngày cuối cùng công ty đăng ký thay đổi vốn điều lệ theo quy định tại khoản này.</w:t>
+      </w:r>
+    </w:p>
+    <w:p>
+      <w:pPr>
+        <w:spacing w:line="240" w:lineRule="auto"/>
+        <w:ind w:firstLine="360"/>
         <w:rPr>
           <w:color w:val="000000"/>
           <w:sz w:val="26"/>
           <w:szCs w:val="26"/>
           <w:lang w:val="vi-VN"/>
         </w:rPr>
+      </w:pPr>
+      <w:r>
+        <w:rPr>
+          <w:color w:val="000000"/>
+          <w:sz w:val="26"/>
+          <w:szCs w:val="26"/>
+          <w:lang w:val="vi-VN"/>
+        </w:rPr>
+        <w:t>4. Chủ sở hữu công ty chịu trách nhiệm bằng toàn bộ tài sản của mình đối với các nghĩa vụ tài chính của công ty, thiệt hại xảy ra do không góp, không góp đủ, không góp đúng hạn vốn điều lệ theo quy định tại Điều này.</w:t>
+      </w:r>
+    </w:p>
+    <w:p>
+      <w:pPr>
+        <w:spacing w:line="240" w:lineRule="auto"/>
+        <w:ind w:firstLine="360"/>
+        <w:rPr>
+          <w:color w:val="000000"/>
+          <w:sz w:val="26"/>
+          <w:szCs w:val="26"/>
+          <w:lang w:val="vi-VN"/>
+        </w:rPr>
+      </w:pPr>
+    </w:p>
+    <w:p>
+      <w:pPr>
+        <w:pStyle w:val="Heading3"/>
+        <w:ind w:firstLine="360"/>
+        <w:rPr>
+          <w:rFonts w:ascii="Times New Roman" w:hAnsi="Times New Roman"/>
+        </w:rPr>
+      </w:pPr>
+      <w:r>
+        <w:rPr>
+          <w:rFonts w:ascii="Times New Roman" w:hAnsi="Times New Roman"/>
+        </w:rPr>
+        <w:t xml:space="preserve">Điều </w:t>
+      </w:r>
+      <w:r>
+        <w:rPr>
+          <w:rFonts w:ascii="Times New Roman" w:hAnsi="Times New Roman"/>
+        </w:rPr>
+        <w:t>8</w:t>
+      </w:r>
+      <w:r>
+        <w:rPr>
+          <w:rFonts w:ascii="Times New Roman" w:hAnsi="Times New Roman"/>
+        </w:rPr>
+        <w:t xml:space="preserve">. Quyền </w:t>
+      </w:r>
+      <w:r>
+        <w:rPr>
+          <w:rFonts w:ascii="Times New Roman" w:hAnsi="Times New Roman"/>
+        </w:rPr>
+        <w:t xml:space="preserve">và nghĩa vụ </w:t>
+      </w:r>
+      <w:r>
+        <w:rPr>
+          <w:rFonts w:ascii="Times New Roman" w:hAnsi="Times New Roman"/>
+        </w:rPr>
+        <w:t>của chủ sở hữu công ty</w:t>
+      </w:r>
+    </w:p>
+    <w:bookmarkEnd w:id="3"/>
+    <w:p>
+      <w:pPr>
+        <w:spacing w:line="240" w:lineRule="auto"/>
+        <w:ind w:firstLine="360"/>
+        <w:rPr>
+          <w:b/>
+          <w:bCs/>
+          <w:sz w:val="26"/>
+          <w:szCs w:val="26"/>
+          <w:lang w:val="vi-VN"/>
+        </w:rPr>
+      </w:pPr>
+      <w:r>
+        <w:rPr>
+          <w:b/>
+          <w:bCs/>
+          <w:sz w:val="26"/>
+          <w:szCs w:val="26"/>
+        </w:rPr>
+        <w:t xml:space="preserve">- </w:t>
+      </w:r>
+      <w:r>
+        <w:rPr>
+          <w:b/>
+          <w:bCs/>
+          <w:sz w:val="26"/>
+          <w:szCs w:val="26"/>
+          <w:lang w:val="vi-VN"/>
+        </w:rPr>
+        <w:t>Quyền của chủ sở hữu công ty.</w:t>
+      </w:r>
+    </w:p>
+    <w:p>
+      <w:pPr>
+        <w:spacing w:line="240" w:lineRule="auto"/>
+        <w:ind w:firstLine="360"/>
+        <w:rPr>
+          <w:bCs/>
+          <w:sz w:val="26"/>
+          <w:szCs w:val="26"/>
+          <w:lang w:val="vi-VN"/>
+        </w:rPr>
+      </w:pPr>
+      <w:r>
+        <w:rPr>
+          <w:bCs/>
+          <w:sz w:val="26"/>
+          <w:szCs w:val="26"/>
+          <w:lang w:val="vi-VN"/>
+        </w:rPr>
+        <w:t>1. Quyết định nội dung Điều lệ công ty, sửa đổi, bổ sung Điều lệ công ty;</w:t>
+      </w:r>
+    </w:p>
+    <w:p>
+      <w:pPr>
+        <w:spacing w:line="240" w:lineRule="auto"/>
+        <w:ind w:firstLine="360"/>
+        <w:rPr>
+          <w:bCs/>
+          <w:sz w:val="26"/>
+          <w:szCs w:val="26"/>
+          <w:lang w:val="vi-VN"/>
+        </w:rPr>
+      </w:pPr>
+      <w:r>
+        <w:rPr>
+          <w:bCs/>
+          <w:sz w:val="26"/>
+          <w:szCs w:val="26"/>
+          <w:lang w:val="vi-VN"/>
+        </w:rPr>
+        <w:t>2. Quyết định tăng vốn điều lệ của công ty; chuyển nhượng một phần hoặc toàn bộ vốn điều lệ của công ty cho tổ chức, cá nhân khác; quyết định phát hành trái phiếu;</w:t>
+      </w:r>
+    </w:p>
+    <w:p>
+      <w:pPr>
+        <w:spacing w:line="240" w:lineRule="auto"/>
+        <w:ind w:firstLine="360"/>
+        <w:rPr>
+          <w:bCs/>
+          <w:sz w:val="26"/>
+          <w:szCs w:val="26"/>
+          <w:lang w:val="vi-VN"/>
+        </w:rPr>
+      </w:pPr>
+      <w:r>
+        <w:rPr>
+          <w:bCs/>
+          <w:sz w:val="26"/>
+          <w:szCs w:val="26"/>
+          <w:lang w:val="vi-VN"/>
+        </w:rPr>
+        <w:t>3. Quyết định thành lập công ty con, góp vốn vào công ty khác;</w:t>
+      </w:r>
+    </w:p>
+    <w:p>
+      <w:pPr>
+        <w:spacing w:line="240" w:lineRule="auto"/>
+        <w:ind w:firstLine="360"/>
+        <w:rPr>
+          <w:bCs/>
+          <w:sz w:val="26"/>
+          <w:szCs w:val="26"/>
+          <w:lang w:val="vi-VN"/>
+        </w:rPr>
+      </w:pPr>
+      <w:r>
+        <w:rPr>
+          <w:bCs/>
+          <w:sz w:val="26"/>
+          <w:szCs w:val="26"/>
+          <w:lang w:val="vi-VN"/>
+        </w:rPr>
         <w:lastRenderedPageBreak/>
-        <w:t>đã góp trong thời hạn 30 ngày kể tù ngày cuối cùng phải góp đủ vốn điều lệ. Trường hợp này, chủ sở hữu phải chịu trách nhiệm tương ứng với phần vốn góp đã cam kết đối với các nghĩa vụ tài chính của công ty phát sinh trong thời gian trước ngày cuối cùng công ty đăng ký thay đổi vốn điều lệ theo quy định tại khoản này.</w:t>
-      </w:r>
-    </w:p>
-    <w:p>
-      <w:pPr>
-        <w:spacing w:line="240" w:lineRule="auto"/>
-        <w:ind w:firstLine="360"/>
-        <w:rPr>
-          <w:color w:val="000000"/>
-          <w:sz w:val="26"/>
-          <w:szCs w:val="26"/>
-          <w:lang w:val="vi-VN"/>
-        </w:rPr>
-      </w:pPr>
-      <w:r>
-        <w:rPr>
-          <w:color w:val="000000"/>
-          <w:sz w:val="26"/>
-          <w:szCs w:val="26"/>
-          <w:lang w:val="vi-VN"/>
-        </w:rPr>
-        <w:t>4. Chủ sở hữu công ty chịu trách nhiệm bằng toàn bộ tài sản của mình đối với các nghĩa vụ tài chính của công ty, thiệt hại xảy ra do không góp, không góp đủ, không góp đúng hạn vốn điều lệ theo quy định tại Điều này.</w:t>
-      </w:r>
-    </w:p>
-    <w:p>
-      <w:pPr>
-        <w:spacing w:line="240" w:lineRule="auto"/>
-        <w:ind w:firstLine="360"/>
-        <w:rPr>
-          <w:color w:val="000000"/>
-          <w:sz w:val="26"/>
-          <w:szCs w:val="26"/>
-          <w:lang w:val="vi-VN"/>
-        </w:rPr>
-      </w:pPr>
-    </w:p>
-    <w:p>
-      <w:pPr>
-        <w:pStyle w:val="Heading3"/>
-        <w:ind w:firstLine="360"/>
-        <w:rPr>
-          <w:rFonts w:ascii="Times New Roman" w:hAnsi="Times New Roman"/>
-        </w:rPr>
-      </w:pPr>
-      <w:r>
-        <w:rPr>
-          <w:rFonts w:ascii="Times New Roman" w:hAnsi="Times New Roman"/>
-        </w:rPr>
-        <w:t xml:space="preserve">Điều </w:t>
-      </w:r>
-      <w:r>
-        <w:rPr>
-          <w:rFonts w:ascii="Times New Roman" w:hAnsi="Times New Roman"/>
-        </w:rPr>
-        <w:t>8</w:t>
-      </w:r>
-      <w:r>
-        <w:rPr>
-          <w:rFonts w:ascii="Times New Roman" w:hAnsi="Times New Roman"/>
-        </w:rPr>
-        <w:t xml:space="preserve">. Quyền </w:t>
-      </w:r>
-      <w:r>
-        <w:rPr>
-          <w:rFonts w:ascii="Times New Roman" w:hAnsi="Times New Roman"/>
-        </w:rPr>
-        <w:t xml:space="preserve">và nghĩa vụ </w:t>
-      </w:r>
-      <w:r>
-        <w:rPr>
-          <w:rFonts w:ascii="Times New Roman" w:hAnsi="Times New Roman"/>
-        </w:rPr>
-        <w:t>của chủ sở hữu công ty</w:t>
-      </w:r>
-    </w:p>
-    <w:bookmarkEnd w:id="3"/>
-    <w:p>
-      <w:pPr>
-        <w:spacing w:line="240" w:lineRule="auto"/>
-        <w:ind w:firstLine="360"/>
-        <w:rPr>
-          <w:b/>
-          <w:bCs/>
-          <w:sz w:val="26"/>
-          <w:szCs w:val="26"/>
-          <w:lang w:val="vi-VN"/>
-        </w:rPr>
-      </w:pPr>
-      <w:r>
-        <w:rPr>
-          <w:b/>
-          <w:bCs/>
-          <w:sz w:val="26"/>
-          <w:szCs w:val="26"/>
-        </w:rPr>
-        <w:t xml:space="preserve">- </w:t>
-      </w:r>
-      <w:r>
-        <w:rPr>
-          <w:b/>
-          <w:bCs/>
-          <w:sz w:val="26"/>
-          <w:szCs w:val="26"/>
-          <w:lang w:val="vi-VN"/>
-        </w:rPr>
-        <w:t>Quyền của chủ sở hữu công ty.</w:t>
-      </w:r>
-    </w:p>
-    <w:p>
-      <w:pPr>
-        <w:spacing w:line="240" w:lineRule="auto"/>
-        <w:ind w:firstLine="360"/>
-        <w:rPr>
-          <w:bCs/>
-          <w:sz w:val="26"/>
-          <w:szCs w:val="26"/>
-          <w:lang w:val="vi-VN"/>
-        </w:rPr>
-      </w:pPr>
-      <w:r>
-        <w:rPr>
-          <w:bCs/>
-          <w:sz w:val="26"/>
-          <w:szCs w:val="26"/>
-          <w:lang w:val="vi-VN"/>
-        </w:rPr>
-        <w:t>1. Quyết định nội dung Điều lệ công ty, sửa đổi, bổ sung Điều lệ công ty;</w:t>
-      </w:r>
-    </w:p>
-    <w:p>
-      <w:pPr>
-        <w:spacing w:line="240" w:lineRule="auto"/>
-        <w:ind w:firstLine="360"/>
-        <w:rPr>
-          <w:bCs/>
-          <w:sz w:val="26"/>
-          <w:szCs w:val="26"/>
-          <w:lang w:val="vi-VN"/>
-        </w:rPr>
-      </w:pPr>
-      <w:r>
-        <w:rPr>
-          <w:bCs/>
-          <w:sz w:val="26"/>
-          <w:szCs w:val="26"/>
-          <w:lang w:val="vi-VN"/>
-        </w:rPr>
-        <w:t>2. Quyết định tăng vốn điều lệ của công ty; chuyển nhượng một phần hoặc toàn bộ vốn điều lệ của công ty cho tổ chức, cá nhân khác; quyết định phát hành trái phiếu;</w:t>
-      </w:r>
-    </w:p>
-    <w:p>
-      <w:pPr>
-        <w:spacing w:line="240" w:lineRule="auto"/>
-        <w:ind w:firstLine="360"/>
-        <w:rPr>
-          <w:bCs/>
-          <w:sz w:val="26"/>
-          <w:szCs w:val="26"/>
-          <w:lang w:val="vi-VN"/>
-        </w:rPr>
-      </w:pPr>
-      <w:r>
-        <w:rPr>
-          <w:bCs/>
-          <w:sz w:val="26"/>
-          <w:szCs w:val="26"/>
-          <w:lang w:val="vi-VN"/>
-        </w:rPr>
-        <w:t>3. Quyết định thành lập công ty con, góp vốn vào công ty khác;</w:t>
-      </w:r>
-    </w:p>
-    <w:p>
-      <w:pPr>
-        <w:spacing w:line="240" w:lineRule="auto"/>
-        <w:ind w:firstLine="360"/>
-        <w:rPr>
-          <w:bCs/>
-          <w:sz w:val="26"/>
-          <w:szCs w:val="26"/>
-          <w:lang w:val="vi-VN"/>
-        </w:rPr>
-      </w:pPr>
-      <w:r>
-        <w:rPr>
-          <w:bCs/>
-          <w:sz w:val="26"/>
-          <w:szCs w:val="26"/>
-          <w:lang w:val="vi-VN"/>
-        </w:rPr>
         <w:t>4. Quyết định việc sử dụng lợi nhuận sau khi đã hoàn thành nghĩa vụ thuế và các nghĩa vụ tài chính khác của công ty;</w:t>
       </w:r>
     </w:p>
@@ -4267,33 +4468,353 @@
         <w:rPr>
           <w:rFonts w:ascii="Times New Roman" w:hAnsi="Times New Roman"/>
         </w:rPr>
+        <w:t>Chương III</w:t>
+      </w:r>
+    </w:p>
+    <w:p>
+      <w:pPr>
+        <w:spacing w:line="240" w:lineRule="auto"/>
+        <w:ind w:firstLine="360"/>
+        <w:jc w:val="center"/>
+        <w:rPr>
+          <w:b/>
+          <w:bCs/>
+          <w:sz w:val="26"/>
+          <w:szCs w:val="26"/>
+          <w:lang w:val="vi-VN"/>
+        </w:rPr>
+      </w:pPr>
+      <w:r>
+        <w:rPr>
+          <w:b/>
+          <w:bCs/>
+          <w:sz w:val="26"/>
+          <w:szCs w:val="26"/>
+          <w:lang w:val="vi-VN"/>
+        </w:rPr>
+        <w:t>CƠ CẤU TỔ CHỨC QUẢN LÝ CÔNG TY</w:t>
+      </w:r>
+    </w:p>
+    <w:p>
+      <w:pPr>
+        <w:pStyle w:val="Heading3"/>
+        <w:ind w:firstLine="360"/>
+        <w:rPr>
+          <w:rFonts w:ascii="Times New Roman" w:hAnsi="Times New Roman"/>
+        </w:rPr>
+      </w:pPr>
+      <w:r>
+        <w:rPr>
+          <w:rFonts w:ascii="Times New Roman" w:hAnsi="Times New Roman"/>
+        </w:rPr>
+        <w:t xml:space="preserve">Điều </w:t>
+      </w:r>
+      <w:r>
+        <w:rPr>
+          <w:rFonts w:ascii="Times New Roman" w:hAnsi="Times New Roman"/>
+        </w:rPr>
+        <w:t>9</w:t>
+      </w:r>
+      <w:r>
+        <w:rPr>
+          <w:rFonts w:ascii="Times New Roman" w:hAnsi="Times New Roman"/>
+        </w:rPr>
+        <w:t>. Cơ cấu tổ chức quản lý</w:t>
+      </w:r>
+    </w:p>
+    <w:p>
+      <w:pPr>
+        <w:spacing w:line="240" w:lineRule="auto"/>
+        <w:ind w:firstLine="360"/>
+        <w:rPr>
+          <w:bCs/>
+          <w:sz w:val="26"/>
+          <w:szCs w:val="26"/>
+          <w:lang w:val="vi-VN"/>
+        </w:rPr>
+      </w:pPr>
+      <w:bookmarkStart w:id="5" w:name="_Hlk60645860"/>
+      <w:r>
+        <w:rPr>
+          <w:color w:val="000000"/>
+          <w:sz w:val="26"/>
+          <w:szCs w:val="26"/>
+          <w:lang w:val="vi-VN"/>
+        </w:rPr>
+        <w:t>1</w:t>
+      </w:r>
+      <w:r>
+        <w:rPr>
+          <w:bCs/>
+          <w:sz w:val="26"/>
+          <w:szCs w:val="26"/>
+          <w:lang w:val="vi-VN"/>
+        </w:rPr>
+        <w:t>. Công ty có Chủ tịch công ty, Giám đốc</w:t>
+      </w:r>
+      <w:r>
+        <w:rPr>
+          <w:bCs/>
+          <w:sz w:val="26"/>
+          <w:szCs w:val="26"/>
+        </w:rPr>
+        <w:t xml:space="preserve"> (hoặc Tổng giám đốc)</w:t>
+      </w:r>
+      <w:r>
+        <w:rPr>
+          <w:bCs/>
+          <w:sz w:val="26"/>
+          <w:szCs w:val="26"/>
+          <w:lang w:val="vi-VN"/>
+        </w:rPr>
+        <w:t>.</w:t>
+      </w:r>
+    </w:p>
+    <w:p>
+      <w:pPr>
+        <w:spacing w:line="240" w:lineRule="auto"/>
+        <w:ind w:firstLine="360"/>
+        <w:rPr>
+          <w:bCs/>
+          <w:sz w:val="26"/>
+          <w:szCs w:val="26"/>
+          <w:lang w:val="vi-VN"/>
+        </w:rPr>
+      </w:pPr>
+      <w:r>
+        <w:rPr>
+          <w:bCs/>
+          <w:sz w:val="26"/>
+          <w:szCs w:val="26"/>
+          <w:lang w:val="vi-VN"/>
+        </w:rPr>
+        <w:t>2. Chủ sở hữu công ty là Chủ tịch công ty và có thể kiêm hoặc thuê người khác làm Giám đốc</w:t>
+      </w:r>
+      <w:r>
+        <w:rPr>
+          <w:bCs/>
+          <w:sz w:val="26"/>
+          <w:szCs w:val="26"/>
+          <w:lang w:val="vi-VN"/>
+        </w:rPr>
+        <w:t xml:space="preserve"> </w:t>
+      </w:r>
+      <w:r>
+        <w:rPr>
+          <w:sz w:val="26"/>
+          <w:szCs w:val="26"/>
+          <w:lang w:val="vi-VN"/>
+        </w:rPr>
+        <w:t>(hoặc Tổng giám đốc)</w:t>
+      </w:r>
+      <w:r>
+        <w:rPr>
+          <w:bCs/>
+          <w:sz w:val="26"/>
+          <w:szCs w:val="26"/>
+          <w:lang w:val="vi-VN"/>
+        </w:rPr>
+        <w:t>.</w:t>
+      </w:r>
+    </w:p>
+    <w:p>
+      <w:pPr>
+        <w:spacing w:line="240" w:lineRule="auto"/>
+        <w:ind w:firstLine="360"/>
+        <w:rPr>
+          <w:bCs/>
+          <w:sz w:val="26"/>
+          <w:szCs w:val="26"/>
+          <w:lang w:val="vi-VN"/>
+        </w:rPr>
+      </w:pPr>
+      <w:r>
+        <w:rPr>
+          <w:bCs/>
+          <w:sz w:val="26"/>
+          <w:szCs w:val="26"/>
+          <w:lang w:val="vi-VN"/>
+        </w:rPr>
+        <w:t>3. Quyền, nghĩa</w:t>
+      </w:r>
+      <w:r>
+        <w:rPr>
+          <w:bCs/>
+          <w:sz w:val="26"/>
+          <w:szCs w:val="26"/>
+          <w:lang w:val="vi-VN"/>
+        </w:rPr>
+        <w:t xml:space="preserve"> </w:t>
+      </w:r>
+      <w:r>
+        <w:rPr>
+          <w:bCs/>
+          <w:sz w:val="26"/>
+          <w:szCs w:val="26"/>
+          <w:lang w:val="vi-VN"/>
+        </w:rPr>
+        <w:t xml:space="preserve">vụ của Giám đốc </w:t>
+      </w:r>
+      <w:r>
+        <w:rPr>
+          <w:bCs/>
+          <w:sz w:val="26"/>
+          <w:szCs w:val="26"/>
+          <w:lang w:val="vi-VN"/>
+        </w:rPr>
+        <w:t xml:space="preserve">(hoặc Tổng giám đốc) </w:t>
+      </w:r>
+      <w:r>
+        <w:rPr>
+          <w:bCs/>
+          <w:sz w:val="26"/>
+          <w:szCs w:val="26"/>
+          <w:lang w:val="vi-VN"/>
+        </w:rPr>
+        <w:t>được quy định tại Điều lệ công ty và hợp đồng lao động.</w:t>
+      </w:r>
+    </w:p>
+    <w:p>
+      <w:pPr>
+        <w:spacing w:line="240" w:lineRule="auto"/>
+        <w:ind w:firstLine="360"/>
+        <w:rPr>
+          <w:bCs/>
+          <w:sz w:val="26"/>
+          <w:szCs w:val="26"/>
+          <w:lang w:val="vi-VN"/>
+        </w:rPr>
+      </w:pPr>
+    </w:p>
+    <w:p>
+      <w:pPr>
+        <w:pStyle w:val="Heading3"/>
+        <w:ind w:firstLine="360"/>
+        <w:rPr>
+          <w:rFonts w:ascii="Times New Roman" w:hAnsi="Times New Roman"/>
+        </w:rPr>
+      </w:pPr>
+      <w:r>
+        <w:rPr>
+          <w:rFonts w:ascii="Times New Roman" w:hAnsi="Times New Roman"/>
+        </w:rPr>
+        <w:t>Điều 1</w:t>
+      </w:r>
+      <w:r>
+        <w:rPr>
+          <w:rFonts w:ascii="Times New Roman" w:hAnsi="Times New Roman"/>
+        </w:rPr>
+        <w:t>0</w:t>
+      </w:r>
+      <w:r>
+        <w:rPr>
+          <w:rFonts w:ascii="Times New Roman" w:hAnsi="Times New Roman"/>
+        </w:rPr>
+        <w:t>. Chủ tịch công ty</w:t>
+      </w:r>
+    </w:p>
+    <w:p>
+      <w:pPr>
+        <w:spacing w:line="240" w:lineRule="auto"/>
+        <w:ind w:firstLine="360"/>
+        <w:rPr>
+          <w:bCs/>
+          <w:sz w:val="26"/>
+          <w:szCs w:val="26"/>
+          <w:lang w:val="vi-VN"/>
+        </w:rPr>
+      </w:pPr>
+      <w:r>
+        <w:rPr>
+          <w:bCs/>
+          <w:sz w:val="26"/>
+          <w:szCs w:val="26"/>
+          <w:lang w:val="vi-VN"/>
+        </w:rPr>
+        <w:t>1. Chủ tịch công ty nhân danh chủ sở hữu công ty thực hiện quyền và nghĩa vụ của chủ sở hữu công ty; nhân danh công ty thực hiện quyền và nghĩa vụ của công ty, trừ quyền và nghĩa vụ của Giám đốc</w:t>
+      </w:r>
+      <w:r>
+        <w:rPr>
+          <w:bCs/>
+          <w:sz w:val="26"/>
+          <w:szCs w:val="26"/>
+          <w:lang w:val="vi-VN"/>
+        </w:rPr>
+        <w:t xml:space="preserve"> (hoặc Tổng giám đốc)</w:t>
+      </w:r>
+      <w:r>
+        <w:rPr>
+          <w:bCs/>
+          <w:sz w:val="26"/>
+          <w:szCs w:val="26"/>
+          <w:lang w:val="vi-VN"/>
+        </w:rPr>
+        <w:t xml:space="preserve">; chịu trách nhiệm trước pháp luật và chủ sở hữu công ty về việc thực hiện quyền và nghĩa vụ được </w:t>
+      </w:r>
+      <w:r>
+        <w:rPr>
+          <w:bCs/>
+          <w:sz w:val="26"/>
+          <w:szCs w:val="26"/>
+          <w:lang w:val="vi-VN"/>
+        </w:rPr>
         <w:lastRenderedPageBreak/>
-        <w:t>Chương III</w:t>
-      </w:r>
-    </w:p>
-    <w:p>
-      <w:pPr>
-        <w:spacing w:line="240" w:lineRule="auto"/>
-        <w:ind w:firstLine="360"/>
-        <w:jc w:val="center"/>
-        <w:rPr>
-          <w:b/>
-          <w:bCs/>
-          <w:sz w:val="26"/>
-          <w:szCs w:val="26"/>
-          <w:lang w:val="vi-VN"/>
-        </w:rPr>
-      </w:pPr>
-      <w:r>
-        <w:rPr>
-          <w:b/>
-          <w:bCs/>
-          <w:sz w:val="26"/>
-          <w:szCs w:val="26"/>
-          <w:lang w:val="vi-VN"/>
-        </w:rPr>
-        <w:t>CƠ CẤU TỔ CHỨC QUẢN LÝ CÔNG TY</w:t>
-      </w:r>
+        <w:t>giao theo quy định của Điều lệ công ty, Luật Doanh nghiệp và quy định khác của pháp luật có liên quan.</w:t>
+      </w:r>
+    </w:p>
+    <w:p>
+      <w:pPr>
+        <w:spacing w:line="240" w:lineRule="auto"/>
+        <w:ind w:firstLine="360"/>
+        <w:rPr>
+          <w:bCs/>
+          <w:sz w:val="26"/>
+          <w:szCs w:val="26"/>
+          <w:lang w:val="vi-VN"/>
+        </w:rPr>
+      </w:pPr>
+      <w:r>
+        <w:rPr>
+          <w:bCs/>
+          <w:sz w:val="26"/>
+          <w:szCs w:val="26"/>
+          <w:lang w:val="vi-VN"/>
+        </w:rPr>
+        <w:t>2. Quyền, nghĩa vụ và chế độ làm việc của Chủ tịch công ty được thực hiện theo quy định tại Điều lệ công ty, Luật Doanh nghiệp và quy định khác của pháp luật có liên quan.</w:t>
+      </w:r>
+    </w:p>
+    <w:p>
+      <w:pPr>
+        <w:spacing w:line="240" w:lineRule="auto"/>
+        <w:ind w:firstLine="360"/>
+        <w:rPr>
+          <w:bCs/>
+          <w:sz w:val="26"/>
+          <w:szCs w:val="26"/>
+          <w:lang w:val="vi-VN"/>
+        </w:rPr>
+      </w:pPr>
+      <w:r>
+        <w:rPr>
+          <w:bCs/>
+          <w:sz w:val="26"/>
+          <w:szCs w:val="26"/>
+          <w:lang w:val="vi-VN"/>
+        </w:rPr>
+        <w:t>3. Quyết định của Chủ tịch công ty về thực hiện quyền và nghĩa vụ của chủ sở hữu công ty có hiệu lực kể từ ngày được chủ sở hữu công ty phê duyệt.</w:t>
+      </w:r>
+    </w:p>
+    <w:p>
+      <w:pPr>
+        <w:spacing w:line="240" w:lineRule="auto"/>
+        <w:ind w:firstLine="360"/>
+        <w:rPr>
+          <w:bCs/>
+          <w:sz w:val="26"/>
+          <w:szCs w:val="26"/>
+          <w:lang w:val="vi-VN"/>
+        </w:rPr>
+      </w:pPr>
     </w:p>
     <w:p>
       <w:pPr>
@@ -4301,64 +4822,109 @@
         <w:ind w:firstLine="360"/>
         <w:rPr>
           <w:rFonts w:ascii="Times New Roman" w:hAnsi="Times New Roman"/>
-        </w:rPr>
-      </w:pPr>
-      <w:r>
-        <w:rPr>
-          <w:rFonts w:ascii="Times New Roman" w:hAnsi="Times New Roman"/>
-        </w:rPr>
-        <w:t xml:space="preserve">Điều </w:t>
-      </w:r>
-      <w:r>
-        <w:rPr>
-          <w:rFonts w:ascii="Times New Roman" w:hAnsi="Times New Roman"/>
-        </w:rPr>
-        <w:t>9</w:t>
-      </w:r>
-      <w:r>
-        <w:rPr>
-          <w:rFonts w:ascii="Times New Roman" w:hAnsi="Times New Roman"/>
-        </w:rPr>
-        <w:t>. Cơ cấu tổ chức quản lý</w:t>
-      </w:r>
-    </w:p>
-    <w:p>
-      <w:pPr>
-        <w:spacing w:line="240" w:lineRule="auto"/>
-        <w:ind w:firstLine="360"/>
-        <w:rPr>
-          <w:bCs/>
-          <w:sz w:val="26"/>
-          <w:szCs w:val="26"/>
-          <w:lang w:val="vi-VN"/>
-        </w:rPr>
-      </w:pPr>
-      <w:bookmarkStart w:id="5" w:name="_Hlk60645860"/>
-      <w:r>
-        <w:rPr>
-          <w:color w:val="000000"/>
-          <w:sz w:val="26"/>
-          <w:szCs w:val="26"/>
-          <w:lang w:val="vi-VN"/>
+          <w:lang w:val="vi-VN"/>
+        </w:rPr>
+      </w:pPr>
+      <w:r>
+        <w:rPr>
+          <w:rFonts w:ascii="Times New Roman" w:hAnsi="Times New Roman"/>
+          <w:lang w:val="vi-VN"/>
+        </w:rPr>
+        <w:t>Điều 1</w:t>
+      </w:r>
+      <w:r>
+        <w:rPr>
+          <w:rFonts w:ascii="Times New Roman" w:hAnsi="Times New Roman"/>
         </w:rPr>
         <w:t>1</w:t>
       </w:r>
       <w:r>
         <w:rPr>
-          <w:bCs/>
-          <w:sz w:val="26"/>
-          <w:szCs w:val="26"/>
-          <w:lang w:val="vi-VN"/>
-        </w:rPr>
-        <w:t>. Công ty có Chủ tịch công ty, Giám đốc</w:t>
-      </w:r>
-      <w:r>
-        <w:rPr>
-          <w:bCs/>
-          <w:sz w:val="26"/>
-          <w:szCs w:val="26"/>
-        </w:rPr>
-        <w:t xml:space="preserve"> (hoặc Tổng giám đốc)</w:t>
+          <w:rFonts w:ascii="Times New Roman" w:hAnsi="Times New Roman"/>
+          <w:lang w:val="vi-VN"/>
+        </w:rPr>
+        <w:t xml:space="preserve">. Giám đốc </w:t>
+      </w:r>
+      <w:r>
+        <w:rPr>
+          <w:rFonts w:ascii="Times New Roman" w:hAnsi="Times New Roman"/>
+        </w:rPr>
+        <w:t>(hoặc Tổng giám đốc)</w:t>
+      </w:r>
+    </w:p>
+    <w:p>
+      <w:pPr>
+        <w:spacing w:line="240" w:lineRule="auto"/>
+        <w:ind w:firstLine="360"/>
+        <w:rPr>
+          <w:bCs/>
+          <w:sz w:val="26"/>
+          <w:szCs w:val="26"/>
+          <w:lang w:val="vi-VN"/>
+        </w:rPr>
+      </w:pPr>
+      <w:r>
+        <w:rPr>
+          <w:bCs/>
+          <w:sz w:val="26"/>
+          <w:szCs w:val="26"/>
+          <w:lang w:val="vi-VN"/>
+        </w:rPr>
+        <w:t xml:space="preserve">1. Chủ tịch công ty bổ nhiệm hoặc thuê Giám đốc </w:t>
+      </w:r>
+      <w:r>
+        <w:rPr>
+          <w:bCs/>
+          <w:sz w:val="26"/>
+          <w:szCs w:val="26"/>
+          <w:lang w:val="vi-VN"/>
+        </w:rPr>
+        <w:t xml:space="preserve">(hoặc Tổng giám đốc) </w:t>
+      </w:r>
+      <w:r>
+        <w:rPr>
+          <w:bCs/>
+          <w:sz w:val="26"/>
+          <w:szCs w:val="26"/>
+          <w:lang w:val="vi-VN"/>
+        </w:rPr>
+        <w:t xml:space="preserve">với nhiệm kỳ không quá 05 năm để điều hành hoạt động kinh doanh hằng ngày của công ty. Giám đốc </w:t>
+      </w:r>
+      <w:r>
+        <w:rPr>
+          <w:bCs/>
+          <w:sz w:val="26"/>
+          <w:szCs w:val="26"/>
+          <w:lang w:val="vi-VN"/>
+        </w:rPr>
+        <w:t xml:space="preserve">(hoặc Tổng giám đốc) </w:t>
+      </w:r>
+      <w:r>
+        <w:rPr>
+          <w:bCs/>
+          <w:sz w:val="26"/>
+          <w:szCs w:val="26"/>
+          <w:lang w:val="vi-VN"/>
+        </w:rPr>
+        <w:t>chịu trách nhiệm trước pháp luật và Chủ tịch công ty về việc thực hiện quyền và nghĩa vụ của mình. Chủ tịch công ty có thể kiêm Giám đốc</w:t>
+      </w:r>
+      <w:r>
+        <w:rPr>
+          <w:bCs/>
+          <w:sz w:val="26"/>
+          <w:szCs w:val="26"/>
+          <w:lang w:val="vi-VN"/>
+        </w:rPr>
+        <w:t xml:space="preserve"> (hoặc Tổng giám đốc</w:t>
+      </w:r>
+      <w:r>
+        <w:rPr>
+          <w:bCs/>
+          <w:sz w:val="26"/>
+          <w:szCs w:val="26"/>
+          <w:lang w:val="vi-VN"/>
+        </w:rPr>
+        <w:t>)</w:t>
       </w:r>
       <w:r>
         <w:rPr>
@@ -4388,24 +4954,391 @@
           <w:szCs w:val="26"/>
           <w:lang w:val="vi-VN"/>
         </w:rPr>
-        <w:t>2. Chủ sở hữu công ty là Chủ tịch công ty và có thể kiêm hoặc thuê người khác làm Giám đốc</w:t>
-      </w:r>
-      <w:r>
-        <w:rPr>
-          <w:bCs/>
-          <w:sz w:val="26"/>
-          <w:szCs w:val="26"/>
-          <w:lang w:val="vi-VN"/>
-        </w:rPr>
-        <w:t xml:space="preserve"> </w:t>
-      </w:r>
-      <w:r>
-        <w:rPr>
-          <w:sz w:val="26"/>
-          <w:szCs w:val="26"/>
-          <w:lang w:val="vi-VN"/>
-        </w:rPr>
-        <w:t>(hoặc Tổng giám đốc)</w:t>
+        <w:t xml:space="preserve">2. Giám đốc </w:t>
+      </w:r>
+      <w:r>
+        <w:rPr>
+          <w:bCs/>
+          <w:sz w:val="26"/>
+          <w:szCs w:val="26"/>
+          <w:lang w:val="vi-VN"/>
+        </w:rPr>
+        <w:t xml:space="preserve">(hoặc Tổng giám đốc) </w:t>
+      </w:r>
+      <w:r>
+        <w:rPr>
+          <w:bCs/>
+          <w:sz w:val="26"/>
+          <w:szCs w:val="26"/>
+          <w:lang w:val="vi-VN"/>
+        </w:rPr>
+        <w:t>có quyền và nghĩa vụ sau đây:</w:t>
+      </w:r>
+    </w:p>
+    <w:p>
+      <w:pPr>
+        <w:spacing w:line="240" w:lineRule="auto"/>
+        <w:ind w:firstLine="360"/>
+        <w:rPr>
+          <w:bCs/>
+          <w:sz w:val="26"/>
+          <w:szCs w:val="26"/>
+          <w:lang w:val="vi-VN"/>
+        </w:rPr>
+      </w:pPr>
+      <w:r>
+        <w:rPr>
+          <w:bCs/>
+          <w:sz w:val="26"/>
+          <w:szCs w:val="26"/>
+          <w:lang w:val="vi-VN"/>
+        </w:rPr>
+        <w:t>a) Tổ chức thực hiện nghị quyết, quyết định của Chủ tịch công ty;</w:t>
+      </w:r>
+    </w:p>
+    <w:p>
+      <w:pPr>
+        <w:spacing w:line="240" w:lineRule="auto"/>
+        <w:ind w:firstLine="360"/>
+        <w:rPr>
+          <w:bCs/>
+          <w:sz w:val="26"/>
+          <w:szCs w:val="26"/>
+          <w:lang w:val="vi-VN"/>
+        </w:rPr>
+      </w:pPr>
+      <w:r>
+        <w:rPr>
+          <w:bCs/>
+          <w:sz w:val="26"/>
+          <w:szCs w:val="26"/>
+          <w:lang w:val="vi-VN"/>
+        </w:rPr>
+        <w:t>b) Quyết định các vấn đề liên quan đ</w:t>
+      </w:r>
+      <w:r>
+        <w:rPr>
+          <w:bCs/>
+          <w:sz w:val="26"/>
+          <w:szCs w:val="26"/>
+          <w:lang w:val="vi-VN"/>
+        </w:rPr>
+        <w:t>ế</w:t>
+      </w:r>
+      <w:r>
+        <w:rPr>
+          <w:bCs/>
+          <w:sz w:val="26"/>
+          <w:szCs w:val="26"/>
+          <w:lang w:val="vi-VN"/>
+        </w:rPr>
+        <w:t>n hoạt động kinh doanh hằng ngày của côn</w:t>
+      </w:r>
+      <w:r>
+        <w:rPr>
+          <w:bCs/>
+          <w:sz w:val="26"/>
+          <w:szCs w:val="26"/>
+          <w:lang w:val="vi-VN"/>
+        </w:rPr>
+        <w:t xml:space="preserve">g </w:t>
+      </w:r>
+      <w:r>
+        <w:rPr>
+          <w:bCs/>
+          <w:sz w:val="26"/>
+          <w:szCs w:val="26"/>
+          <w:lang w:val="vi-VN"/>
+        </w:rPr>
+        <w:t>ty;</w:t>
+      </w:r>
+    </w:p>
+    <w:p>
+      <w:pPr>
+        <w:spacing w:line="240" w:lineRule="auto"/>
+        <w:ind w:firstLine="360"/>
+        <w:rPr>
+          <w:bCs/>
+          <w:sz w:val="26"/>
+          <w:szCs w:val="26"/>
+          <w:lang w:val="vi-VN"/>
+        </w:rPr>
+      </w:pPr>
+      <w:r>
+        <w:rPr>
+          <w:bCs/>
+          <w:sz w:val="26"/>
+          <w:szCs w:val="26"/>
+          <w:lang w:val="vi-VN"/>
+        </w:rPr>
+        <w:t>c) Tổ chức thực hiện kế hoạch kinh doanh và phương án đầu tư của công ty;</w:t>
+      </w:r>
+    </w:p>
+    <w:p>
+      <w:pPr>
+        <w:spacing w:line="240" w:lineRule="auto"/>
+        <w:ind w:firstLine="360"/>
+        <w:rPr>
+          <w:bCs/>
+          <w:sz w:val="26"/>
+          <w:szCs w:val="26"/>
+          <w:lang w:val="vi-VN"/>
+        </w:rPr>
+      </w:pPr>
+      <w:r>
+        <w:rPr>
+          <w:bCs/>
+          <w:sz w:val="26"/>
+          <w:szCs w:val="26"/>
+          <w:lang w:val="vi-VN"/>
+        </w:rPr>
+        <w:t>d) Ban hành quy chế quản lý nội bộ của công ty;</w:t>
+      </w:r>
+    </w:p>
+    <w:p>
+      <w:pPr>
+        <w:spacing w:line="240" w:lineRule="auto"/>
+        <w:ind w:firstLine="360"/>
+        <w:rPr>
+          <w:bCs/>
+          <w:sz w:val="26"/>
+          <w:szCs w:val="26"/>
+          <w:lang w:val="vi-VN"/>
+        </w:rPr>
+      </w:pPr>
+      <w:r>
+        <w:rPr>
+          <w:bCs/>
+          <w:sz w:val="26"/>
+          <w:szCs w:val="26"/>
+          <w:lang w:val="vi-VN"/>
+        </w:rPr>
+        <w:t>đ) Bổ nhiệm, miễn nhiệm, bãi nhiệm người quản lý công ty, trừ các chức danh thuộc thẩm quyền của Chủ tịch công ty;</w:t>
+      </w:r>
+    </w:p>
+    <w:p>
+      <w:pPr>
+        <w:spacing w:line="240" w:lineRule="auto"/>
+        <w:ind w:firstLine="360"/>
+        <w:rPr>
+          <w:bCs/>
+          <w:sz w:val="26"/>
+          <w:szCs w:val="26"/>
+          <w:lang w:val="vi-VN"/>
+        </w:rPr>
+      </w:pPr>
+      <w:r>
+        <w:rPr>
+          <w:bCs/>
+          <w:sz w:val="26"/>
+          <w:szCs w:val="26"/>
+          <w:lang w:val="vi-VN"/>
+        </w:rPr>
+        <w:t>e) Ký hợp đồng nhân danh công ty, trừ trường hợp thuộc thẩm quyền của Chủ tịch công ty;</w:t>
+      </w:r>
+    </w:p>
+    <w:p>
+      <w:pPr>
+        <w:spacing w:line="240" w:lineRule="auto"/>
+        <w:ind w:firstLine="360"/>
+        <w:rPr>
+          <w:bCs/>
+          <w:sz w:val="26"/>
+          <w:szCs w:val="26"/>
+          <w:lang w:val="vi-VN"/>
+        </w:rPr>
+      </w:pPr>
+      <w:r>
+        <w:rPr>
+          <w:bCs/>
+          <w:sz w:val="26"/>
+          <w:szCs w:val="26"/>
+          <w:lang w:val="vi-VN"/>
+        </w:rPr>
+        <w:t>g) Kiến nghị phương án cơ cấu tổ chức công ty;</w:t>
+      </w:r>
+    </w:p>
+    <w:p>
+      <w:pPr>
+        <w:spacing w:line="240" w:lineRule="auto"/>
+        <w:ind w:firstLine="360"/>
+        <w:rPr>
+          <w:bCs/>
+          <w:sz w:val="26"/>
+          <w:szCs w:val="26"/>
+          <w:lang w:val="vi-VN"/>
+        </w:rPr>
+      </w:pPr>
+      <w:r>
+        <w:rPr>
+          <w:bCs/>
+          <w:sz w:val="26"/>
+          <w:szCs w:val="26"/>
+          <w:lang w:val="vi-VN"/>
+        </w:rPr>
+        <w:t>h) Trình báo cáo tài chính hằng năm lên Chủ tịch công ty;</w:t>
+      </w:r>
+    </w:p>
+    <w:p>
+      <w:pPr>
+        <w:spacing w:line="240" w:lineRule="auto"/>
+        <w:ind w:firstLine="360"/>
+        <w:rPr>
+          <w:bCs/>
+          <w:sz w:val="26"/>
+          <w:szCs w:val="26"/>
+          <w:lang w:val="vi-VN"/>
+        </w:rPr>
+      </w:pPr>
+      <w:r>
+        <w:rPr>
+          <w:bCs/>
+          <w:sz w:val="26"/>
+          <w:szCs w:val="26"/>
+          <w:lang w:val="vi-VN"/>
+        </w:rPr>
+        <w:t>i) Kiến nghị phương án sử dụng lợi nhuận hoặc xử lý lỗ trong kinh doanh;</w:t>
+      </w:r>
+    </w:p>
+    <w:p>
+      <w:pPr>
+        <w:spacing w:line="240" w:lineRule="auto"/>
+        <w:ind w:firstLine="360"/>
+        <w:rPr>
+          <w:bCs/>
+          <w:sz w:val="26"/>
+          <w:szCs w:val="26"/>
+          <w:lang w:val="vi-VN"/>
+        </w:rPr>
+      </w:pPr>
+      <w:r>
+        <w:rPr>
+          <w:bCs/>
+          <w:sz w:val="26"/>
+          <w:szCs w:val="26"/>
+          <w:lang w:val="vi-VN"/>
+        </w:rPr>
+        <w:t>k) Tuyển dụng lao động; .</w:t>
+      </w:r>
+    </w:p>
+    <w:p>
+      <w:pPr>
+        <w:spacing w:line="240" w:lineRule="auto"/>
+        <w:ind w:firstLine="360"/>
+        <w:rPr>
+          <w:bCs/>
+          <w:sz w:val="26"/>
+          <w:szCs w:val="26"/>
+          <w:lang w:val="vi-VN"/>
+        </w:rPr>
+      </w:pPr>
+      <w:r>
+        <w:rPr>
+          <w:bCs/>
+          <w:sz w:val="26"/>
+          <w:szCs w:val="26"/>
+          <w:lang w:val="vi-VN"/>
+        </w:rPr>
+        <w:t>l) Quyền và nghĩa vụ khác được quy định tại Điều lệ công ty và hợp đồng lao động.</w:t>
+      </w:r>
+    </w:p>
+    <w:p>
+      <w:pPr>
+        <w:spacing w:line="240" w:lineRule="auto"/>
+        <w:ind w:firstLine="360"/>
+        <w:rPr>
+          <w:bCs/>
+          <w:sz w:val="26"/>
+          <w:szCs w:val="26"/>
+          <w:lang w:val="vi-VN"/>
+        </w:rPr>
+      </w:pPr>
+      <w:r>
+        <w:rPr>
+          <w:bCs/>
+          <w:sz w:val="26"/>
+          <w:szCs w:val="26"/>
+          <w:lang w:val="vi-VN"/>
+        </w:rPr>
+        <w:t xml:space="preserve">3. Giám đốc </w:t>
+      </w:r>
+      <w:r>
+        <w:rPr>
+          <w:bCs/>
+          <w:sz w:val="26"/>
+          <w:szCs w:val="26"/>
+          <w:lang w:val="vi-VN"/>
+        </w:rPr>
+        <w:t xml:space="preserve">(hoặc Tổng giám đốc) </w:t>
+      </w:r>
+      <w:r>
+        <w:rPr>
+          <w:bCs/>
+          <w:sz w:val="26"/>
+          <w:szCs w:val="26"/>
+          <w:lang w:val="vi-VN"/>
+        </w:rPr>
+        <w:t>phải có tiêu chuẩn và điều kiện sau đây:</w:t>
+      </w:r>
+    </w:p>
+    <w:p>
+      <w:pPr>
+        <w:spacing w:line="240" w:lineRule="auto"/>
+        <w:ind w:firstLine="360"/>
+        <w:rPr>
+          <w:bCs/>
+          <w:sz w:val="26"/>
+          <w:szCs w:val="26"/>
+          <w:lang w:val="vi-VN"/>
+        </w:rPr>
+      </w:pPr>
+      <w:r>
+        <w:rPr>
+          <w:bCs/>
+          <w:sz w:val="26"/>
+          <w:szCs w:val="26"/>
+          <w:lang w:val="vi-VN"/>
+        </w:rPr>
+        <w:t xml:space="preserve">a) Không thuộc đối tượng quy định tại khoản 2 Điều 17 của Luật </w:t>
+      </w:r>
+      <w:r>
+        <w:rPr>
+          <w:bCs/>
+          <w:sz w:val="26"/>
+          <w:szCs w:val="26"/>
+          <w:lang w:val="vi-VN"/>
+        </w:rPr>
+        <w:t>Doanh nghiệp</w:t>
+      </w:r>
+      <w:r>
+        <w:rPr>
+          <w:bCs/>
+          <w:sz w:val="26"/>
+          <w:szCs w:val="26"/>
+          <w:lang w:val="vi-VN"/>
+        </w:rPr>
+        <w:t>;</w:t>
+      </w:r>
+    </w:p>
+    <w:p>
+      <w:pPr>
+        <w:spacing w:line="240" w:lineRule="auto"/>
+        <w:ind w:firstLine="360"/>
+        <w:rPr>
+          <w:bCs/>
+          <w:sz w:val="26"/>
+          <w:szCs w:val="26"/>
+          <w:lang w:val="vi-VN"/>
+        </w:rPr>
+      </w:pPr>
+      <w:r>
+        <w:rPr>
+          <w:bCs/>
+          <w:sz w:val="26"/>
+          <w:szCs w:val="26"/>
+          <w:lang w:val="vi-VN"/>
+        </w:rPr>
+        <w:t>b) Có trình độ chuyên môn, kinh nghiệm trong quản trị kinh doanh của công ty</w:t>
       </w:r>
       <w:r>
         <w:rPr>
@@ -4428,63 +5361,6 @@
           <w:lang w:val="vi-VN"/>
         </w:rPr>
       </w:pPr>
-      <w:r>
-        <w:rPr>
-          <w:bCs/>
-          <w:sz w:val="26"/>
-          <w:szCs w:val="26"/>
-          <w:lang w:val="vi-VN"/>
-        </w:rPr>
-        <w:t>3. Quyền, nghĩa</w:t>
-      </w:r>
-      <w:r>
-        <w:rPr>
-          <w:bCs/>
-          <w:sz w:val="26"/>
-          <w:szCs w:val="26"/>
-          <w:lang w:val="vi-VN"/>
-        </w:rPr>
-        <w:t xml:space="preserve"> </w:t>
-      </w:r>
-      <w:r>
-        <w:rPr>
-          <w:bCs/>
-          <w:sz w:val="26"/>
-          <w:szCs w:val="26"/>
-          <w:lang w:val="vi-VN"/>
-        </w:rPr>
-        <w:t xml:space="preserve">vụ của Giám đốc </w:t>
-      </w:r>
-      <w:r>
-        <w:rPr>
-          <w:bCs/>
-          <w:sz w:val="26"/>
-          <w:szCs w:val="26"/>
-          <w:lang w:val="vi-VN"/>
-        </w:rPr>
-        <w:t xml:space="preserve">(hoặc Tổng giám đốc) </w:t>
-      </w:r>
-      <w:r>
-        <w:rPr>
-          <w:bCs/>
-          <w:sz w:val="26"/>
-          <w:szCs w:val="26"/>
-          <w:lang w:val="vi-VN"/>
-        </w:rPr>
-        <w:t>được quy định tại Điều lệ công ty và hợp đồng lao động.</w:t>
-      </w:r>
-    </w:p>
-    <w:p>
-      <w:pPr>
-        <w:spacing w:line="240" w:lineRule="auto"/>
-        <w:ind w:firstLine="360"/>
-        <w:rPr>
-          <w:bCs/>
-          <w:sz w:val="26"/>
-          <w:szCs w:val="26"/>
-          <w:lang w:val="vi-VN"/>
-        </w:rPr>
-      </w:pPr>
     </w:p>
     <w:p>
       <w:pPr>
@@ -4498,673 +5374,7 @@
         <w:rPr>
           <w:rFonts w:ascii="Times New Roman" w:hAnsi="Times New Roman"/>
         </w:rPr>
-        <w:t>Điều 1</w:t>
-      </w:r>
-      <w:r>
-        <w:rPr>
-          <w:rFonts w:ascii="Times New Roman" w:hAnsi="Times New Roman"/>
-        </w:rPr>
-        <w:t>0</w:t>
-      </w:r>
-      <w:r>
-        <w:rPr>
-          <w:rFonts w:ascii="Times New Roman" w:hAnsi="Times New Roman"/>
-        </w:rPr>
-        <w:t>. Chủ tịch công ty</w:t>
-      </w:r>
-    </w:p>
-    <w:p>
-      <w:pPr>
-        <w:spacing w:line="240" w:lineRule="auto"/>
-        <w:ind w:firstLine="360"/>
-        <w:rPr>
-          <w:bCs/>
-          <w:sz w:val="26"/>
-          <w:szCs w:val="26"/>
-          <w:lang w:val="vi-VN"/>
-        </w:rPr>
-      </w:pPr>
-      <w:r>
-        <w:rPr>
-          <w:bCs/>
-          <w:sz w:val="26"/>
-          <w:szCs w:val="26"/>
-          <w:lang w:val="vi-VN"/>
-        </w:rPr>
-        <w:t>1. Chủ tịch công ty nhân danh chủ sở hữu công ty thực hiện quyền và nghĩa vụ của chủ sở hữu công ty; nhân danh công ty thực hiện quyền và nghĩa vụ của công ty, trừ quyền và nghĩa vụ của Giám đốc</w:t>
-      </w:r>
-      <w:r>
-        <w:rPr>
-          <w:bCs/>
-          <w:sz w:val="26"/>
-          <w:szCs w:val="26"/>
-          <w:lang w:val="vi-VN"/>
-        </w:rPr>
-        <w:t xml:space="preserve"> (hoặc Tổng giám đốc)</w:t>
-      </w:r>
-      <w:r>
-        <w:rPr>
-          <w:bCs/>
-          <w:sz w:val="26"/>
-          <w:szCs w:val="26"/>
-          <w:lang w:val="vi-VN"/>
-        </w:rPr>
-        <w:t>; chịu trách nhiệm trước pháp luật và chủ sở hữu công ty về việc thực hiện quyền và nghĩa vụ được giao theo quy định của Điều lệ công ty, Luật Doanh nghiệp và quy định khác của pháp luật có liên quan.</w:t>
-      </w:r>
-    </w:p>
-    <w:p>
-      <w:pPr>
-        <w:spacing w:line="240" w:lineRule="auto"/>
-        <w:ind w:firstLine="360"/>
-        <w:rPr>
-          <w:bCs/>
-          <w:sz w:val="26"/>
-          <w:szCs w:val="26"/>
-          <w:lang w:val="vi-VN"/>
-        </w:rPr>
-      </w:pPr>
-      <w:r>
-        <w:rPr>
-          <w:bCs/>
-          <w:sz w:val="26"/>
-          <w:szCs w:val="26"/>
-          <w:lang w:val="vi-VN"/>
-        </w:rPr>
-        <w:t>2. Quyền, nghĩa vụ và chế độ làm việc của Chủ tịch công ty được thực hiện theo quy định tại Điều lệ công ty, Luật Doanh nghiệp và quy định khác của pháp luật có liên quan.</w:t>
-      </w:r>
-    </w:p>
-    <w:p>
-      <w:pPr>
-        <w:spacing w:line="240" w:lineRule="auto"/>
-        <w:ind w:firstLine="360"/>
-        <w:rPr>
-          <w:bCs/>
-          <w:sz w:val="26"/>
-          <w:szCs w:val="26"/>
-          <w:lang w:val="vi-VN"/>
-        </w:rPr>
-      </w:pPr>
-      <w:r>
-        <w:rPr>
-          <w:bCs/>
-          <w:sz w:val="26"/>
-          <w:szCs w:val="26"/>
-          <w:lang w:val="vi-VN"/>
-        </w:rPr>
-        <w:t>3. Quyết định của Chủ tịch công ty về thực hiện quyền và nghĩa vụ của chủ sở hữu công ty có hiệu lực kể từ ngày được chủ sở hữu công ty phê duyệt.</w:t>
-      </w:r>
-    </w:p>
-    <w:p>
-      <w:pPr>
-        <w:spacing w:line="240" w:lineRule="auto"/>
-        <w:ind w:firstLine="360"/>
-        <w:rPr>
-          <w:bCs/>
-          <w:sz w:val="26"/>
-          <w:szCs w:val="26"/>
-          <w:lang w:val="vi-VN"/>
-        </w:rPr>
-      </w:pPr>
-    </w:p>
-    <w:p>
-      <w:pPr>
-        <w:pStyle w:val="Heading3"/>
-        <w:ind w:firstLine="360"/>
-        <w:rPr>
-          <w:rFonts w:ascii="Times New Roman" w:hAnsi="Times New Roman"/>
-          <w:lang w:val="vi-VN"/>
-        </w:rPr>
-      </w:pPr>
-      <w:r>
-        <w:rPr>
-          <w:rFonts w:ascii="Times New Roman" w:hAnsi="Times New Roman"/>
-          <w:lang w:val="vi-VN"/>
-        </w:rPr>
-        <w:t>Điều 1</w:t>
-      </w:r>
-      <w:r>
-        <w:rPr>
-          <w:rFonts w:ascii="Times New Roman" w:hAnsi="Times New Roman"/>
-        </w:rPr>
-        <w:t>1</w:t>
-      </w:r>
-      <w:r>
-        <w:rPr>
-          <w:rFonts w:ascii="Times New Roman" w:hAnsi="Times New Roman"/>
-          <w:lang w:val="vi-VN"/>
-        </w:rPr>
-        <w:t xml:space="preserve">. Giám đốc </w:t>
-      </w:r>
-      <w:r>
-        <w:rPr>
-          <w:rFonts w:ascii="Times New Roman" w:hAnsi="Times New Roman"/>
-        </w:rPr>
-        <w:t>(hoặc Tổng giám đốc)</w:t>
-      </w:r>
-    </w:p>
-    <w:p>
-      <w:pPr>
-        <w:spacing w:line="240" w:lineRule="auto"/>
-        <w:ind w:firstLine="360"/>
-        <w:rPr>
-          <w:bCs/>
-          <w:sz w:val="26"/>
-          <w:szCs w:val="26"/>
-          <w:lang w:val="vi-VN"/>
-        </w:rPr>
-      </w:pPr>
-      <w:r>
-        <w:rPr>
-          <w:bCs/>
-          <w:sz w:val="26"/>
-          <w:szCs w:val="26"/>
-          <w:lang w:val="vi-VN"/>
-        </w:rPr>
-        <w:t xml:space="preserve">1. Chủ tịch công ty bổ nhiệm hoặc thuê Giám đốc </w:t>
-      </w:r>
-      <w:r>
-        <w:rPr>
-          <w:bCs/>
-          <w:sz w:val="26"/>
-          <w:szCs w:val="26"/>
-          <w:lang w:val="vi-VN"/>
-        </w:rPr>
-        <w:t xml:space="preserve">(hoặc Tổng giám đốc) </w:t>
-      </w:r>
-      <w:r>
-        <w:rPr>
-          <w:bCs/>
-          <w:sz w:val="26"/>
-          <w:szCs w:val="26"/>
-          <w:lang w:val="vi-VN"/>
-        </w:rPr>
-        <w:t xml:space="preserve">với nhiệm kỳ không quá 05 năm để điều hành hoạt động kinh doanh hằng ngày của công ty. Giám đốc </w:t>
-      </w:r>
-      <w:r>
-        <w:rPr>
-          <w:bCs/>
-          <w:sz w:val="26"/>
-          <w:szCs w:val="26"/>
-          <w:lang w:val="vi-VN"/>
-        </w:rPr>
-        <w:t xml:space="preserve">(hoặc Tổng giám đốc) </w:t>
-      </w:r>
-      <w:r>
-        <w:rPr>
-          <w:bCs/>
-          <w:sz w:val="26"/>
-          <w:szCs w:val="26"/>
-          <w:lang w:val="vi-VN"/>
-        </w:rPr>
-        <w:t>chịu trách nhiệm trước pháp luật và Chủ tịch công ty về việc thực hiện quyền và nghĩa vụ của mình. Chủ tịch công ty có thể kiêm Giám đốc</w:t>
-      </w:r>
-      <w:r>
-        <w:rPr>
-          <w:bCs/>
-          <w:sz w:val="26"/>
-          <w:szCs w:val="26"/>
-          <w:lang w:val="vi-VN"/>
-        </w:rPr>
-        <w:t xml:space="preserve"> (hoặc Tổng giám đốc</w:t>
-      </w:r>
-      <w:r>
-        <w:rPr>
-          <w:bCs/>
-          <w:sz w:val="26"/>
-          <w:szCs w:val="26"/>
-          <w:lang w:val="vi-VN"/>
-        </w:rPr>
-        <w:t>)</w:t>
-      </w:r>
-      <w:r>
-        <w:rPr>
-          <w:bCs/>
-          <w:sz w:val="26"/>
-          <w:szCs w:val="26"/>
-          <w:lang w:val="vi-VN"/>
-        </w:rPr>
-        <w:t>.</w:t>
-      </w:r>
-    </w:p>
-    <w:p>
-      <w:pPr>
-        <w:spacing w:line="240" w:lineRule="auto"/>
-        <w:ind w:firstLine="360"/>
-        <w:rPr>
-          <w:bCs/>
-          <w:sz w:val="26"/>
-          <w:szCs w:val="26"/>
-          <w:lang w:val="vi-VN"/>
-        </w:rPr>
-      </w:pPr>
-      <w:r>
-        <w:rPr>
-          <w:bCs/>
-          <w:sz w:val="26"/>
-          <w:szCs w:val="26"/>
-          <w:lang w:val="vi-VN"/>
-        </w:rPr>
-        <w:t xml:space="preserve">2. Giám đốc </w:t>
-      </w:r>
-      <w:r>
-        <w:rPr>
-          <w:bCs/>
-          <w:sz w:val="26"/>
-          <w:szCs w:val="26"/>
-          <w:lang w:val="vi-VN"/>
-        </w:rPr>
-        <w:t xml:space="preserve">(hoặc Tổng giám đốc) </w:t>
-      </w:r>
-      <w:r>
-        <w:rPr>
-          <w:bCs/>
-          <w:sz w:val="26"/>
-          <w:szCs w:val="26"/>
-          <w:lang w:val="vi-VN"/>
-        </w:rPr>
-        <w:t>có quyền và nghĩa vụ sau đây:</w:t>
-      </w:r>
-    </w:p>
-    <w:p>
-      <w:pPr>
-        <w:spacing w:line="240" w:lineRule="auto"/>
-        <w:ind w:firstLine="360"/>
-        <w:rPr>
-          <w:bCs/>
-          <w:sz w:val="26"/>
-          <w:szCs w:val="26"/>
-          <w:lang w:val="vi-VN"/>
-        </w:rPr>
-      </w:pPr>
-      <w:r>
-        <w:rPr>
-          <w:bCs/>
-          <w:sz w:val="26"/>
-          <w:szCs w:val="26"/>
-          <w:lang w:val="vi-VN"/>
-        </w:rPr>
-        <w:t>a) Tổ chức thực hiện nghị quyết, quyết định của Chủ tịch công ty;</w:t>
-      </w:r>
-    </w:p>
-    <w:p>
-      <w:pPr>
-        <w:spacing w:line="240" w:lineRule="auto"/>
-        <w:ind w:firstLine="360"/>
-        <w:rPr>
-          <w:bCs/>
-          <w:sz w:val="26"/>
-          <w:szCs w:val="26"/>
-          <w:lang w:val="vi-VN"/>
-        </w:rPr>
-      </w:pPr>
-      <w:r>
-        <w:rPr>
-          <w:bCs/>
-          <w:sz w:val="26"/>
-          <w:szCs w:val="26"/>
-          <w:lang w:val="vi-VN"/>
-        </w:rPr>
-        <w:t>b) Quyết định các vấn đề liên quan đ</w:t>
-      </w:r>
-      <w:r>
-        <w:rPr>
-          <w:bCs/>
-          <w:sz w:val="26"/>
-          <w:szCs w:val="26"/>
-          <w:lang w:val="vi-VN"/>
-        </w:rPr>
-        <w:t>ế</w:t>
-      </w:r>
-      <w:r>
-        <w:rPr>
-          <w:bCs/>
-          <w:sz w:val="26"/>
-          <w:szCs w:val="26"/>
-          <w:lang w:val="vi-VN"/>
-        </w:rPr>
-        <w:t>n hoạt động kinh doanh hằng ngày của côn</w:t>
-      </w:r>
-      <w:r>
-        <w:rPr>
-          <w:bCs/>
-          <w:sz w:val="26"/>
-          <w:szCs w:val="26"/>
-          <w:lang w:val="vi-VN"/>
-        </w:rPr>
-        <w:t xml:space="preserve">g </w:t>
-      </w:r>
-      <w:r>
-        <w:rPr>
-          <w:bCs/>
-          <w:sz w:val="26"/>
-          <w:szCs w:val="26"/>
-          <w:lang w:val="vi-VN"/>
-        </w:rPr>
-        <w:t>ty;</w:t>
-      </w:r>
-    </w:p>
-    <w:p>
-      <w:pPr>
-        <w:spacing w:line="240" w:lineRule="auto"/>
-        <w:ind w:firstLine="360"/>
-        <w:rPr>
-          <w:bCs/>
-          <w:sz w:val="26"/>
-          <w:szCs w:val="26"/>
-          <w:lang w:val="vi-VN"/>
-        </w:rPr>
-      </w:pPr>
-      <w:r>
-        <w:rPr>
-          <w:bCs/>
-          <w:sz w:val="26"/>
-          <w:szCs w:val="26"/>
-          <w:lang w:val="vi-VN"/>
-        </w:rPr>
-        <w:t>c) Tổ chức thực hiện kế hoạch kinh doanh và phương án đầu tư của công ty;</w:t>
-      </w:r>
-    </w:p>
-    <w:p>
-      <w:pPr>
-        <w:spacing w:line="240" w:lineRule="auto"/>
-        <w:ind w:firstLine="360"/>
-        <w:rPr>
-          <w:bCs/>
-          <w:sz w:val="26"/>
-          <w:szCs w:val="26"/>
-          <w:lang w:val="vi-VN"/>
-        </w:rPr>
-      </w:pPr>
-      <w:r>
-        <w:rPr>
-          <w:bCs/>
-          <w:sz w:val="26"/>
-          <w:szCs w:val="26"/>
-          <w:lang w:val="vi-VN"/>
-        </w:rPr>
-        <w:t>d) Ban hành quy chế quản lý nội bộ của công ty;</w:t>
-      </w:r>
-    </w:p>
-    <w:p>
-      <w:pPr>
-        <w:spacing w:line="240" w:lineRule="auto"/>
-        <w:ind w:firstLine="360"/>
-        <w:rPr>
-          <w:bCs/>
-          <w:sz w:val="26"/>
-          <w:szCs w:val="26"/>
-          <w:lang w:val="vi-VN"/>
-        </w:rPr>
-      </w:pPr>
-      <w:r>
-        <w:rPr>
-          <w:bCs/>
-          <w:sz w:val="26"/>
-          <w:szCs w:val="26"/>
-          <w:lang w:val="vi-VN"/>
-        </w:rPr>
-        <w:t>đ) Bổ nhiệm, miễn nhiệm, bãi nhiệm người quản lý công ty, trừ các chức danh thuộc thẩm quyền của Chủ tịch công ty;</w:t>
-      </w:r>
-    </w:p>
-    <w:p>
-      <w:pPr>
-        <w:spacing w:line="240" w:lineRule="auto"/>
-        <w:ind w:firstLine="360"/>
-        <w:rPr>
-          <w:bCs/>
-          <w:sz w:val="26"/>
-          <w:szCs w:val="26"/>
-          <w:lang w:val="vi-VN"/>
-        </w:rPr>
-      </w:pPr>
-      <w:r>
-        <w:rPr>
-          <w:bCs/>
-          <w:sz w:val="26"/>
-          <w:szCs w:val="26"/>
-          <w:lang w:val="vi-VN"/>
-        </w:rPr>
-        <w:t>e) Ký hợp đồng nhân danh công ty, trừ trường hợp thuộc thẩm quyền của Chủ tịch công ty;</w:t>
-      </w:r>
-    </w:p>
-    <w:p>
-      <w:pPr>
-        <w:spacing w:line="240" w:lineRule="auto"/>
-        <w:ind w:firstLine="360"/>
-        <w:rPr>
-          <w:bCs/>
-          <w:sz w:val="26"/>
-          <w:szCs w:val="26"/>
-          <w:lang w:val="vi-VN"/>
-        </w:rPr>
-      </w:pPr>
-      <w:r>
-        <w:rPr>
-          <w:bCs/>
-          <w:sz w:val="26"/>
-          <w:szCs w:val="26"/>
-          <w:lang w:val="vi-VN"/>
-        </w:rPr>
         <w:lastRenderedPageBreak/>
-        <w:t>g) Kiến nghị phương án cơ cấu tổ chức công ty;</w:t>
-      </w:r>
-    </w:p>
-    <w:p>
-      <w:pPr>
-        <w:spacing w:line="240" w:lineRule="auto"/>
-        <w:ind w:firstLine="360"/>
-        <w:rPr>
-          <w:bCs/>
-          <w:sz w:val="26"/>
-          <w:szCs w:val="26"/>
-          <w:lang w:val="vi-VN"/>
-        </w:rPr>
-      </w:pPr>
-      <w:r>
-        <w:rPr>
-          <w:bCs/>
-          <w:sz w:val="26"/>
-          <w:szCs w:val="26"/>
-          <w:lang w:val="vi-VN"/>
-        </w:rPr>
-        <w:t>h) Trình báo cáo tài chính hằng năm lên Chủ tịch công ty;</w:t>
-      </w:r>
-    </w:p>
-    <w:p>
-      <w:pPr>
-        <w:spacing w:line="240" w:lineRule="auto"/>
-        <w:ind w:firstLine="360"/>
-        <w:rPr>
-          <w:bCs/>
-          <w:sz w:val="26"/>
-          <w:szCs w:val="26"/>
-          <w:lang w:val="vi-VN"/>
-        </w:rPr>
-      </w:pPr>
-      <w:r>
-        <w:rPr>
-          <w:bCs/>
-          <w:sz w:val="26"/>
-          <w:szCs w:val="26"/>
-          <w:lang w:val="vi-VN"/>
-        </w:rPr>
-        <w:t>i) Kiến nghị phương án sử dụng lợi nhuận hoặc xử lý lỗ trong kinh doanh;</w:t>
-      </w:r>
-    </w:p>
-    <w:p>
-      <w:pPr>
-        <w:spacing w:line="240" w:lineRule="auto"/>
-        <w:ind w:firstLine="360"/>
-        <w:rPr>
-          <w:bCs/>
-          <w:sz w:val="26"/>
-          <w:szCs w:val="26"/>
-          <w:lang w:val="vi-VN"/>
-        </w:rPr>
-      </w:pPr>
-      <w:r>
-        <w:rPr>
-          <w:bCs/>
-          <w:sz w:val="26"/>
-          <w:szCs w:val="26"/>
-          <w:lang w:val="vi-VN"/>
-        </w:rPr>
-        <w:t>k) Tuyển dụng lao động; .</w:t>
-      </w:r>
-    </w:p>
-    <w:p>
-      <w:pPr>
-        <w:spacing w:line="240" w:lineRule="auto"/>
-        <w:ind w:firstLine="360"/>
-        <w:rPr>
-          <w:bCs/>
-          <w:sz w:val="26"/>
-          <w:szCs w:val="26"/>
-          <w:lang w:val="vi-VN"/>
-        </w:rPr>
-      </w:pPr>
-      <w:r>
-        <w:rPr>
-          <w:bCs/>
-          <w:sz w:val="26"/>
-          <w:szCs w:val="26"/>
-          <w:lang w:val="vi-VN"/>
-        </w:rPr>
-        <w:t>l) Quyền và nghĩa vụ khác được quy định tại Điều lệ công ty và hợp đồng lao động.</w:t>
-      </w:r>
-    </w:p>
-    <w:p>
-      <w:pPr>
-        <w:spacing w:line="240" w:lineRule="auto"/>
-        <w:ind w:firstLine="360"/>
-        <w:rPr>
-          <w:bCs/>
-          <w:sz w:val="26"/>
-          <w:szCs w:val="26"/>
-          <w:lang w:val="vi-VN"/>
-        </w:rPr>
-      </w:pPr>
-      <w:r>
-        <w:rPr>
-          <w:bCs/>
-          <w:sz w:val="26"/>
-          <w:szCs w:val="26"/>
-          <w:lang w:val="vi-VN"/>
-        </w:rPr>
-        <w:t xml:space="preserve">3. Giám đốc </w:t>
-      </w:r>
-      <w:r>
-        <w:rPr>
-          <w:bCs/>
-          <w:sz w:val="26"/>
-          <w:szCs w:val="26"/>
-          <w:lang w:val="vi-VN"/>
-        </w:rPr>
-        <w:t xml:space="preserve">(hoặc Tổng giám đốc) </w:t>
-      </w:r>
-      <w:r>
-        <w:rPr>
-          <w:bCs/>
-          <w:sz w:val="26"/>
-          <w:szCs w:val="26"/>
-          <w:lang w:val="vi-VN"/>
-        </w:rPr>
-        <w:t>phải có tiêu chuẩn và điều kiện sau đây:</w:t>
-      </w:r>
-    </w:p>
-    <w:p>
-      <w:pPr>
-        <w:spacing w:line="240" w:lineRule="auto"/>
-        <w:ind w:firstLine="360"/>
-        <w:rPr>
-          <w:bCs/>
-          <w:sz w:val="26"/>
-          <w:szCs w:val="26"/>
-          <w:lang w:val="vi-VN"/>
-        </w:rPr>
-      </w:pPr>
-      <w:r>
-        <w:rPr>
-          <w:bCs/>
-          <w:sz w:val="26"/>
-          <w:szCs w:val="26"/>
-          <w:lang w:val="vi-VN"/>
-        </w:rPr>
-        <w:t xml:space="preserve">a) Không thuộc đối tượng quy định tại khoản 2 Điều 17 của Luật </w:t>
-      </w:r>
-      <w:r>
-        <w:rPr>
-          <w:bCs/>
-          <w:sz w:val="26"/>
-          <w:szCs w:val="26"/>
-          <w:lang w:val="vi-VN"/>
-        </w:rPr>
-        <w:t>Doanh nghiệp</w:t>
-      </w:r>
-      <w:r>
-        <w:rPr>
-          <w:bCs/>
-          <w:sz w:val="26"/>
-          <w:szCs w:val="26"/>
-          <w:lang w:val="vi-VN"/>
-        </w:rPr>
-        <w:t>;</w:t>
-      </w:r>
-    </w:p>
-    <w:p>
-      <w:pPr>
-        <w:spacing w:line="240" w:lineRule="auto"/>
-        <w:ind w:firstLine="360"/>
-        <w:rPr>
-          <w:bCs/>
-          <w:sz w:val="26"/>
-          <w:szCs w:val="26"/>
-          <w:lang w:val="vi-VN"/>
-        </w:rPr>
-      </w:pPr>
-      <w:r>
-        <w:rPr>
-          <w:bCs/>
-          <w:sz w:val="26"/>
-          <w:szCs w:val="26"/>
-          <w:lang w:val="vi-VN"/>
-        </w:rPr>
-        <w:t>b) Có trình độ chuyên môn, kinh nghiệm trong quản trị kinh doanh của công ty</w:t>
-      </w:r>
-      <w:r>
-        <w:rPr>
-          <w:bCs/>
-          <w:sz w:val="26"/>
-          <w:szCs w:val="26"/>
-          <w:lang w:val="vi-VN"/>
-        </w:rPr>
-        <w:t>.</w:t>
-      </w:r>
-    </w:p>
-    <w:p>
-      <w:pPr>
-        <w:spacing w:line="240" w:lineRule="auto"/>
-        <w:ind w:firstLine="360"/>
-        <w:rPr>
-          <w:bCs/>
-          <w:sz w:val="26"/>
-          <w:szCs w:val="26"/>
-          <w:lang w:val="vi-VN"/>
-        </w:rPr>
-      </w:pPr>
-    </w:p>
-    <w:p>
-      <w:pPr>
-        <w:pStyle w:val="Heading3"/>
-        <w:ind w:firstLine="360"/>
-        <w:rPr>
-          <w:rFonts w:ascii="Times New Roman" w:hAnsi="Times New Roman"/>
-        </w:rPr>
-      </w:pPr>
-      <w:r>
-        <w:rPr>
-          <w:rFonts w:ascii="Times New Roman" w:hAnsi="Times New Roman"/>
-        </w:rPr>
         <w:t>Điều 1</w:t>
       </w:r>
       <w:r>
@@ -5779,7 +5989,6 @@
           <w:szCs w:val="26"/>
           <w:lang w:val="vi-VN"/>
         </w:rPr>
-        <w:lastRenderedPageBreak/>
         <w:t>Năm tài chính đầu tiên bắt đầu từ ngày cấp Giấy chứng nhận đăng ký doanh nghiệp và kết thúc vào ngày thứ 31 của tháng 12 ngay sau ngày cấp Giấy chứng nhận đăng ký doanh nghiệp đó.</w:t>
       </w:r>
     </w:p>
@@ -5895,6 +6104,7 @@
           <w:szCs w:val="26"/>
           <w:lang w:val="vi-VN"/>
         </w:rPr>
+        <w:lastRenderedPageBreak/>
         <w:t xml:space="preserve">3. </w:t>
       </w:r>
       <w:r>
@@ -6347,41 +6557,496 @@
           <w:szCs w:val="26"/>
           <w:lang w:val="vi-VN"/>
         </w:rPr>
+        <w:t xml:space="preserve">2. Công ty chỉ được giải thể khi bảo đảm thanh toán hết các khoản nợ và nghĩa vụ tài sản khác và doanh nghiệp không trong quá trình giải quyết tranh chấp tại Tòa án hoặc cơ quan trọng tài. Người quản lý có liên quan và doanh nghiệp quy định tại điểm </w:t>
+      </w:r>
+      <w:r>
+        <w:rPr>
+          <w:sz w:val="26"/>
+          <w:szCs w:val="26"/>
+          <w:lang w:val="vi-VN"/>
+        </w:rPr>
+        <w:t>b</w:t>
+      </w:r>
+      <w:r>
+        <w:rPr>
+          <w:sz w:val="26"/>
+          <w:szCs w:val="26"/>
+          <w:lang w:val="vi-VN"/>
+        </w:rPr>
+        <w:t xml:space="preserve"> khoản 1 Điều này cùng liên đới chịu trách nhiệm về các khoản nợ của doanh nghiệp.</w:t>
+      </w:r>
+    </w:p>
+    <w:p>
+      <w:pPr>
+        <w:spacing w:line="240" w:lineRule="auto"/>
+        <w:ind w:firstLine="360"/>
+        <w:rPr>
+          <w:sz w:val="26"/>
+          <w:szCs w:val="26"/>
+          <w:lang w:val="vi-VN"/>
+        </w:rPr>
+      </w:pPr>
+    </w:p>
+    <w:p>
+      <w:pPr>
+        <w:pStyle w:val="Heading3"/>
+        <w:ind w:firstLine="360"/>
+        <w:rPr>
+          <w:rFonts w:ascii="Times New Roman" w:hAnsi="Times New Roman"/>
+        </w:rPr>
+      </w:pPr>
+      <w:r>
+        <w:rPr>
+          <w:rFonts w:ascii="Times New Roman" w:hAnsi="Times New Roman"/>
+        </w:rPr>
+        <w:t xml:space="preserve">Điều </w:t>
+      </w:r>
+      <w:r>
+        <w:rPr>
+          <w:rFonts w:ascii="Times New Roman" w:hAnsi="Times New Roman"/>
+        </w:rPr>
+        <w:t>18</w:t>
+      </w:r>
+      <w:r>
+        <w:rPr>
+          <w:rFonts w:ascii="Times New Roman" w:hAnsi="Times New Roman"/>
+        </w:rPr>
+        <w:t>. Trình tự, thủ tục thanh lý tài sản và giải thể doanh nghiệp</w:t>
+      </w:r>
+    </w:p>
+    <w:p>
+      <w:pPr>
+        <w:spacing w:line="240" w:lineRule="auto"/>
+        <w:ind w:firstLine="360"/>
+        <w:rPr>
+          <w:sz w:val="26"/>
+          <w:szCs w:val="26"/>
+          <w:lang w:val="vi-VN"/>
+        </w:rPr>
+      </w:pPr>
+      <w:bookmarkStart w:id="9" w:name="_Hlk60645556"/>
+      <w:r>
+        <w:rPr>
+          <w:sz w:val="26"/>
+          <w:szCs w:val="26"/>
+          <w:lang w:val="vi-VN"/>
+        </w:rPr>
+        <w:t xml:space="preserve">Việc giải thể doanh nghiệp trong các trường hợp quy định </w:t>
+      </w:r>
+      <w:r>
+        <w:rPr>
+          <w:sz w:val="26"/>
+          <w:szCs w:val="26"/>
+        </w:rPr>
+        <w:t>tại</w:t>
+      </w:r>
+      <w:r>
+        <w:rPr>
+          <w:color w:val="FF0000"/>
+          <w:sz w:val="26"/>
+          <w:szCs w:val="26"/>
+          <w:lang w:val="vi-VN"/>
+        </w:rPr>
+        <w:t xml:space="preserve"> </w:t>
+      </w:r>
+      <w:r>
+        <w:rPr>
+          <w:sz w:val="26"/>
+          <w:szCs w:val="26"/>
+          <w:lang w:val="vi-VN"/>
+        </w:rPr>
+        <w:t xml:space="preserve">khoản 1 Điều </w:t>
+      </w:r>
+      <w:r>
+        <w:rPr>
+          <w:sz w:val="26"/>
+          <w:szCs w:val="26"/>
+          <w:lang w:val="vi-VN"/>
+        </w:rPr>
+        <w:t>17</w:t>
+      </w:r>
+      <w:r>
+        <w:rPr>
+          <w:sz w:val="26"/>
+          <w:szCs w:val="26"/>
+          <w:lang w:val="vi-VN"/>
+        </w:rPr>
+        <w:t xml:space="preserve"> của Điều lệ này được thực hiện theo quy định sau đây:</w:t>
+      </w:r>
+    </w:p>
+    <w:p>
+      <w:pPr>
+        <w:spacing w:line="240" w:lineRule="auto"/>
+        <w:ind w:firstLine="360"/>
+        <w:rPr>
+          <w:sz w:val="26"/>
+          <w:szCs w:val="26"/>
+          <w:lang w:val="vi-VN"/>
+        </w:rPr>
+      </w:pPr>
+      <w:r>
+        <w:rPr>
+          <w:sz w:val="26"/>
+          <w:szCs w:val="26"/>
+          <w:lang w:val="vi-VN"/>
+        </w:rPr>
+        <w:t>1. Thông qua nghị quyết, quyết định giải thể doanh nghiệp. Nghị quyết, quyết định giải thể doanh nghiệp phải bao gồm các nội dung chủ yếu sau đây:</w:t>
+      </w:r>
+    </w:p>
+    <w:p>
+      <w:pPr>
+        <w:spacing w:line="240" w:lineRule="auto"/>
+        <w:ind w:firstLine="360"/>
+        <w:rPr>
+          <w:sz w:val="26"/>
+          <w:szCs w:val="26"/>
+          <w:lang w:val="vi-VN"/>
+        </w:rPr>
+      </w:pPr>
+      <w:r>
+        <w:rPr>
+          <w:sz w:val="26"/>
+          <w:szCs w:val="26"/>
+          <w:lang w:val="vi-VN"/>
+        </w:rPr>
+        <w:t>a) Tên, địa chỉ trụ sở chính của doanh nghiệp;</w:t>
+      </w:r>
+    </w:p>
+    <w:p>
+      <w:pPr>
+        <w:spacing w:line="240" w:lineRule="auto"/>
+        <w:ind w:firstLine="360"/>
+        <w:rPr>
+          <w:sz w:val="26"/>
+          <w:szCs w:val="26"/>
+          <w:lang w:val="vi-VN"/>
+        </w:rPr>
+      </w:pPr>
+      <w:r>
+        <w:rPr>
+          <w:sz w:val="26"/>
+          <w:szCs w:val="26"/>
+          <w:lang w:val="vi-VN"/>
+        </w:rPr>
         <w:lastRenderedPageBreak/>
-        <w:t xml:space="preserve">2. Công ty chỉ được giải thể khi bảo đảm thanh toán hết các khoản nợ và nghĩa vụ tài sản khác và doanh nghiệp không trong quá trình giải quyết tranh chấp tại Tòa án hoặc cơ quan trọng tài. Người quản lý có liên quan và doanh nghiệp quy định tại điểm </w:t>
-      </w:r>
-      <w:r>
-        <w:rPr>
-          <w:sz w:val="26"/>
-          <w:szCs w:val="26"/>
-          <w:lang w:val="vi-VN"/>
-        </w:rPr>
-        <w:t>b</w:t>
-      </w:r>
-      <w:r>
-        <w:rPr>
-          <w:sz w:val="26"/>
-          <w:szCs w:val="26"/>
-          <w:lang w:val="vi-VN"/>
-        </w:rPr>
-        <w:t xml:space="preserve"> khoản 1 Điều này cùng liên đới chịu trách nhiệm về các khoản nợ của doanh nghiệp.</w:t>
-      </w:r>
-    </w:p>
-    <w:p>
-      <w:pPr>
-        <w:spacing w:line="240" w:lineRule="auto"/>
-        <w:ind w:firstLine="360"/>
-        <w:rPr>
-          <w:sz w:val="26"/>
-          <w:szCs w:val="26"/>
-          <w:lang w:val="vi-VN"/>
-        </w:rPr>
-      </w:pPr>
-    </w:p>
+        <w:t>b) Lý do giải thể;</w:t>
+      </w:r>
+    </w:p>
+    <w:p>
+      <w:pPr>
+        <w:spacing w:line="240" w:lineRule="auto"/>
+        <w:ind w:firstLine="360"/>
+        <w:rPr>
+          <w:sz w:val="26"/>
+          <w:szCs w:val="26"/>
+          <w:lang w:val="vi-VN"/>
+        </w:rPr>
+      </w:pPr>
+      <w:r>
+        <w:rPr>
+          <w:sz w:val="26"/>
+          <w:szCs w:val="26"/>
+          <w:lang w:val="vi-VN"/>
+        </w:rPr>
+        <w:t>c) Thời hạn, thủ tục thanh lý hợp đồng và thanh toán các khoản nợ của doanh nghiệp;</w:t>
+      </w:r>
+    </w:p>
+    <w:p>
+      <w:pPr>
+        <w:spacing w:line="240" w:lineRule="auto"/>
+        <w:ind w:firstLine="360"/>
+        <w:rPr>
+          <w:sz w:val="26"/>
+          <w:szCs w:val="26"/>
+          <w:lang w:val="vi-VN"/>
+        </w:rPr>
+      </w:pPr>
+      <w:r>
+        <w:rPr>
+          <w:sz w:val="26"/>
+          <w:szCs w:val="26"/>
+          <w:lang w:val="vi-VN"/>
+        </w:rPr>
+        <w:t>d) Phương án xử lý các nghĩa vụ phát sinh từ hợp đồng lao động;</w:t>
+      </w:r>
+    </w:p>
+    <w:p>
+      <w:pPr>
+        <w:spacing w:line="240" w:lineRule="auto"/>
+        <w:ind w:firstLine="360"/>
+        <w:rPr>
+          <w:sz w:val="26"/>
+          <w:szCs w:val="26"/>
+          <w:lang w:val="vi-VN"/>
+        </w:rPr>
+      </w:pPr>
+      <w:r>
+        <w:rPr>
+          <w:sz w:val="26"/>
+          <w:szCs w:val="26"/>
+          <w:lang w:val="vi-VN"/>
+        </w:rPr>
+        <w:t>đ) Họ, tên, chữ ký của chủ sở hữu công ty</w:t>
+      </w:r>
+      <w:r>
+        <w:rPr>
+          <w:sz w:val="26"/>
+          <w:szCs w:val="26"/>
+          <w:lang w:val="vi-VN"/>
+        </w:rPr>
+        <w:t>.</w:t>
+      </w:r>
+    </w:p>
+    <w:p>
+      <w:pPr>
+        <w:spacing w:line="240" w:lineRule="auto"/>
+        <w:ind w:firstLine="360"/>
+        <w:rPr>
+          <w:sz w:val="26"/>
+          <w:szCs w:val="26"/>
+          <w:lang w:val="vi-VN"/>
+        </w:rPr>
+      </w:pPr>
+      <w:r>
+        <w:rPr>
+          <w:sz w:val="26"/>
+          <w:szCs w:val="26"/>
+          <w:lang w:val="vi-VN"/>
+        </w:rPr>
+        <w:t>2. Chủ sở hữu công ty trực tiếp tổ chức thanh lý tài sản doanh nghiệp;</w:t>
+      </w:r>
+    </w:p>
+    <w:p>
+      <w:pPr>
+        <w:spacing w:line="240" w:lineRule="auto"/>
+        <w:ind w:firstLine="360"/>
+        <w:rPr>
+          <w:sz w:val="26"/>
+          <w:szCs w:val="26"/>
+          <w:lang w:val="vi-VN"/>
+        </w:rPr>
+      </w:pPr>
+      <w:r>
+        <w:rPr>
+          <w:sz w:val="26"/>
+          <w:szCs w:val="26"/>
+          <w:lang w:val="vi-VN"/>
+        </w:rPr>
+        <w:t>3. Trong thời hạn 07 ngày làm việc kể từ ngày thông qua, quyết định giải thể phải được gửi đến Cơ quan đăng ký kinh doanh, cơ quan thuế, người lao động trong doanh nghiệp. Quyết định giải thể phải được đăng trên cổng thông tin quốc gia về đăng ký doanh nghiệp và được niêm yết công khai tại trụ sở chính, chi nhánh, văn phòng đại diện của doanh nghiệp. Trường hợp doanh nghiệp còn nghĩa vụ tài chính chưa thanh toán thì phải gửi kèm theo quyết định giải thể và phương án giải quyết nợ đến các chủ nợ, người có quyền, nghĩa vụ và lợi ích có liên quan. Phương án giải quyết nợ phải có tên, địa chỉ của chủ nợ; số nợ, thời hạn, địa điểm và phương thức thanh toán số nợ đó; cách thức và thời hạn giải quyết khiếu nại của chủ nợ;</w:t>
+      </w:r>
+    </w:p>
+    <w:p>
+      <w:pPr>
+        <w:spacing w:line="240" w:lineRule="auto"/>
+        <w:ind w:firstLine="360"/>
+        <w:rPr>
+          <w:sz w:val="26"/>
+          <w:szCs w:val="26"/>
+          <w:lang w:val="vi-VN"/>
+        </w:rPr>
+      </w:pPr>
+      <w:r>
+        <w:rPr>
+          <w:sz w:val="26"/>
+          <w:szCs w:val="26"/>
+          <w:lang w:val="vi-VN"/>
+        </w:rPr>
+        <w:t>4. Các khoản nợ của doanh nghiệp được thanh toán theo thứ tự ưu tiên sau đây:</w:t>
+      </w:r>
+    </w:p>
+    <w:p>
+      <w:pPr>
+        <w:spacing w:line="240" w:lineRule="auto"/>
+        <w:ind w:firstLine="360"/>
+        <w:rPr>
+          <w:sz w:val="26"/>
+          <w:szCs w:val="26"/>
+          <w:lang w:val="vi-VN"/>
+        </w:rPr>
+      </w:pPr>
+      <w:r>
+        <w:rPr>
+          <w:sz w:val="26"/>
+          <w:szCs w:val="26"/>
+          <w:lang w:val="vi-VN"/>
+        </w:rPr>
+        <w:t>a) Các khoản nợ lương, trợ cấp thôi việc, bảo hiểm xã hội, bảo hiểm y tế, bảo hiểm thất nghiệp theo quy định của pháp luật và các quyền lợi khác của người lao động theo thỏa ước lao động tập thể và hợp đồng lao động đã ký kết;</w:t>
+      </w:r>
+    </w:p>
+    <w:p>
+      <w:pPr>
+        <w:spacing w:line="240" w:lineRule="auto"/>
+        <w:ind w:firstLine="360"/>
+        <w:rPr>
+          <w:sz w:val="26"/>
+          <w:szCs w:val="26"/>
+          <w:lang w:val="vi-VN"/>
+        </w:rPr>
+      </w:pPr>
+      <w:r>
+        <w:rPr>
+          <w:sz w:val="26"/>
+          <w:szCs w:val="26"/>
+          <w:lang w:val="vi-VN"/>
+        </w:rPr>
+        <w:t>b) Nợ thuế;</w:t>
+      </w:r>
+    </w:p>
+    <w:p>
+      <w:pPr>
+        <w:spacing w:line="240" w:lineRule="auto"/>
+        <w:ind w:firstLine="360"/>
+        <w:rPr>
+          <w:sz w:val="26"/>
+          <w:szCs w:val="26"/>
+          <w:lang w:val="vi-VN"/>
+        </w:rPr>
+      </w:pPr>
+      <w:r>
+        <w:rPr>
+          <w:sz w:val="26"/>
+          <w:szCs w:val="26"/>
+          <w:lang w:val="vi-VN"/>
+        </w:rPr>
+        <w:t>c) Các khoản nợ khác;</w:t>
+      </w:r>
+    </w:p>
+    <w:p>
+      <w:pPr>
+        <w:spacing w:line="240" w:lineRule="auto"/>
+        <w:ind w:firstLine="360"/>
+        <w:rPr>
+          <w:sz w:val="26"/>
+          <w:szCs w:val="26"/>
+          <w:lang w:val="vi-VN"/>
+        </w:rPr>
+      </w:pPr>
+      <w:r>
+        <w:rPr>
+          <w:sz w:val="26"/>
+          <w:szCs w:val="26"/>
+          <w:lang w:val="vi-VN"/>
+        </w:rPr>
+        <w:t>5. Sau khi đã thanh toán chi phí giải thể doanh nghiệp và các khoản nợ, phần còn lại thuộc về chủ sở hữu;</w:t>
+      </w:r>
+    </w:p>
+    <w:p>
+      <w:pPr>
+        <w:spacing w:line="240" w:lineRule="auto"/>
+        <w:ind w:firstLine="360"/>
+        <w:rPr>
+          <w:sz w:val="26"/>
+          <w:szCs w:val="26"/>
+          <w:lang w:val="vi-VN"/>
+        </w:rPr>
+      </w:pPr>
+      <w:r>
+        <w:rPr>
+          <w:sz w:val="26"/>
+          <w:szCs w:val="26"/>
+          <w:lang w:val="vi-VN"/>
+        </w:rPr>
+        <w:t>6. Người đại diện theo pháp luật của doanh nghiệp gửi hồ sơ giải thể doanh nghiệp cho Cơ quan đăng ký kinh doanh trong thời hạn 05 ngày làm việc kể từ ngày thanh toán hết các khoản nợ của doanh nghiệp</w:t>
+      </w:r>
+      <w:r>
+        <w:rPr>
+          <w:sz w:val="26"/>
+          <w:szCs w:val="26"/>
+          <w:lang w:val="vi-VN"/>
+        </w:rPr>
+        <w:t>.</w:t>
+      </w:r>
+    </w:p>
+    <w:p>
+      <w:pPr>
+        <w:spacing w:line="240" w:lineRule="auto"/>
+        <w:ind w:firstLine="360"/>
+        <w:rPr>
+          <w:sz w:val="26"/>
+          <w:szCs w:val="26"/>
+          <w:lang w:val="vi-VN"/>
+        </w:rPr>
+      </w:pPr>
+    </w:p>
+    <w:p>
+      <w:pPr>
+        <w:spacing w:line="240" w:lineRule="auto"/>
+        <w:ind w:firstLine="360"/>
+        <w:rPr>
+          <w:sz w:val="26"/>
+          <w:szCs w:val="26"/>
+          <w:lang w:val="vi-VN"/>
+        </w:rPr>
+      </w:pPr>
+    </w:p>
+    <w:p>
+      <w:pPr>
+        <w:spacing w:line="240" w:lineRule="auto"/>
+        <w:ind w:firstLine="360"/>
+        <w:rPr>
+          <w:sz w:val="26"/>
+          <w:szCs w:val="26"/>
+          <w:lang w:val="vi-VN"/>
+        </w:rPr>
+      </w:pPr>
+    </w:p>
+    <w:bookmarkEnd w:id="9"/>
     <w:p>
       <w:pPr>
         <w:pStyle w:val="Heading3"/>
         <w:ind w:firstLine="360"/>
+        <w:jc w:val="center"/>
+        <w:rPr>
+          <w:rFonts w:ascii="Times New Roman" w:hAnsi="Times New Roman"/>
+        </w:rPr>
+      </w:pPr>
+      <w:r>
+        <w:rPr>
+          <w:rFonts w:ascii="Times New Roman" w:hAnsi="Times New Roman"/>
+        </w:rPr>
+        <w:t>Chương VI</w:t>
+      </w:r>
+    </w:p>
+    <w:p>
+      <w:pPr>
+        <w:spacing w:line="240" w:lineRule="auto"/>
+        <w:ind w:firstLine="360"/>
+        <w:jc w:val="center"/>
+        <w:rPr>
+          <w:b/>
+          <w:sz w:val="26"/>
+          <w:szCs w:val="26"/>
+          <w:lang w:val="vi-VN"/>
+        </w:rPr>
+      </w:pPr>
+      <w:r>
+        <w:rPr>
+          <w:b/>
+          <w:sz w:val="26"/>
+          <w:szCs w:val="26"/>
+          <w:lang w:val="vi-VN"/>
+        </w:rPr>
+        <w:t>HIỆU LỰC THỰC HIỆN</w:t>
+      </w:r>
+    </w:p>
+    <w:p>
+      <w:pPr>
+        <w:spacing w:line="240" w:lineRule="auto"/>
+        <w:ind w:firstLine="360"/>
+        <w:jc w:val="center"/>
+        <w:rPr>
+          <w:b/>
+          <w:bCs/>
+          <w:sz w:val="26"/>
+          <w:szCs w:val="26"/>
+          <w:lang w:val="vi-VN"/>
+        </w:rPr>
+      </w:pPr>
+    </w:p>
+    <w:p>
+      <w:pPr>
+        <w:pStyle w:val="Heading3"/>
+        <w:ind w:firstLine="360"/>
         <w:rPr>
           <w:rFonts w:ascii="Times New Roman" w:hAnsi="Times New Roman"/>
         </w:rPr>
@@ -6396,500 +7061,46 @@
         <w:rPr>
           <w:rFonts w:ascii="Times New Roman" w:hAnsi="Times New Roman"/>
         </w:rPr>
-        <w:t>18</w:t>
-      </w:r>
-      <w:r>
-        <w:rPr>
-          <w:rFonts w:ascii="Times New Roman" w:hAnsi="Times New Roman"/>
-        </w:rPr>
-        <w:t>. Trình tự, thủ tục thanh lý tài sản và giải thể doanh nghiệp</w:t>
-      </w:r>
-    </w:p>
-    <w:p>
-      <w:pPr>
-        <w:spacing w:line="240" w:lineRule="auto"/>
-        <w:ind w:firstLine="360"/>
-        <w:rPr>
-          <w:sz w:val="26"/>
-          <w:szCs w:val="26"/>
-          <w:lang w:val="vi-VN"/>
-        </w:rPr>
-      </w:pPr>
-      <w:bookmarkStart w:id="9" w:name="_Hlk60645556"/>
-      <w:r>
-        <w:rPr>
-          <w:sz w:val="26"/>
-          <w:szCs w:val="26"/>
-          <w:lang w:val="vi-VN"/>
-        </w:rPr>
-        <w:t xml:space="preserve">Việc giải thể doanh nghiệp trong các trường hợp quy định </w:t>
-      </w:r>
-      <w:r>
-        <w:rPr>
-          <w:sz w:val="26"/>
-          <w:szCs w:val="26"/>
-        </w:rPr>
-        <w:t>tại</w:t>
-      </w:r>
-      <w:r>
-        <w:rPr>
-          <w:color w:val="FF0000"/>
-          <w:sz w:val="26"/>
-          <w:szCs w:val="26"/>
-          <w:lang w:val="vi-VN"/>
-        </w:rPr>
-        <w:t xml:space="preserve"> </w:t>
-      </w:r>
-      <w:r>
-        <w:rPr>
-          <w:sz w:val="26"/>
-          <w:szCs w:val="26"/>
-          <w:lang w:val="vi-VN"/>
-        </w:rPr>
-        <w:t xml:space="preserve">khoản 1 Điều </w:t>
-      </w:r>
-      <w:r>
-        <w:rPr>
-          <w:sz w:val="26"/>
-          <w:szCs w:val="26"/>
-          <w:lang w:val="vi-VN"/>
-        </w:rPr>
-        <w:t>17</w:t>
-      </w:r>
-      <w:r>
-        <w:rPr>
-          <w:sz w:val="26"/>
-          <w:szCs w:val="26"/>
-          <w:lang w:val="vi-VN"/>
-        </w:rPr>
-        <w:t xml:space="preserve"> của Điều lệ này được thực hiện theo quy định sau đây:</w:t>
-      </w:r>
-    </w:p>
-    <w:p>
-      <w:pPr>
-        <w:spacing w:line="240" w:lineRule="auto"/>
-        <w:ind w:firstLine="360"/>
-        <w:rPr>
-          <w:sz w:val="26"/>
-          <w:szCs w:val="26"/>
-          <w:lang w:val="vi-VN"/>
-        </w:rPr>
-      </w:pPr>
-      <w:r>
-        <w:rPr>
-          <w:sz w:val="26"/>
-          <w:szCs w:val="26"/>
-          <w:lang w:val="vi-VN"/>
-        </w:rPr>
-        <w:t>1. Thông qua nghị quyết, quyết định giải thể doanh nghiệp. Nghị quyết, quyết định giải thể doanh nghiệp phải bao gồm các nội dung chủ yếu sau đây:</w:t>
-      </w:r>
-    </w:p>
-    <w:p>
-      <w:pPr>
-        <w:spacing w:line="240" w:lineRule="auto"/>
-        <w:ind w:firstLine="360"/>
-        <w:rPr>
-          <w:sz w:val="26"/>
-          <w:szCs w:val="26"/>
-          <w:lang w:val="vi-VN"/>
-        </w:rPr>
-      </w:pPr>
-      <w:r>
-        <w:rPr>
-          <w:sz w:val="26"/>
-          <w:szCs w:val="26"/>
-          <w:lang w:val="vi-VN"/>
-        </w:rPr>
-        <w:t>a) Tên, địa chỉ trụ sở chính của doanh nghiệp;</w:t>
-      </w:r>
-    </w:p>
-    <w:p>
-      <w:pPr>
-        <w:spacing w:line="240" w:lineRule="auto"/>
-        <w:ind w:firstLine="360"/>
-        <w:rPr>
-          <w:sz w:val="26"/>
-          <w:szCs w:val="26"/>
-          <w:lang w:val="vi-VN"/>
-        </w:rPr>
-      </w:pPr>
-      <w:r>
-        <w:rPr>
-          <w:sz w:val="26"/>
-          <w:szCs w:val="26"/>
-          <w:lang w:val="vi-VN"/>
-        </w:rPr>
-        <w:t>b) Lý do giải thể;</w:t>
-      </w:r>
-    </w:p>
-    <w:p>
-      <w:pPr>
-        <w:spacing w:line="240" w:lineRule="auto"/>
-        <w:ind w:firstLine="360"/>
-        <w:rPr>
-          <w:sz w:val="26"/>
-          <w:szCs w:val="26"/>
-          <w:lang w:val="vi-VN"/>
-        </w:rPr>
-      </w:pPr>
-      <w:r>
-        <w:rPr>
-          <w:sz w:val="26"/>
-          <w:szCs w:val="26"/>
-          <w:lang w:val="vi-VN"/>
-        </w:rPr>
-        <w:t>c) Thời hạn, thủ tục thanh lý hợp đồng và thanh toán các khoản nợ của doanh nghiệp;</w:t>
-      </w:r>
-    </w:p>
-    <w:p>
-      <w:pPr>
-        <w:spacing w:line="240" w:lineRule="auto"/>
-        <w:ind w:firstLine="360"/>
-        <w:rPr>
-          <w:sz w:val="26"/>
-          <w:szCs w:val="26"/>
-          <w:lang w:val="vi-VN"/>
-        </w:rPr>
-      </w:pPr>
-      <w:r>
-        <w:rPr>
-          <w:sz w:val="26"/>
-          <w:szCs w:val="26"/>
-          <w:lang w:val="vi-VN"/>
-        </w:rPr>
-        <w:t>d) Phương án xử lý các nghĩa vụ phát sinh từ hợp đồng lao động;</w:t>
-      </w:r>
-    </w:p>
-    <w:p>
-      <w:pPr>
-        <w:spacing w:line="240" w:lineRule="auto"/>
-        <w:ind w:firstLine="360"/>
-        <w:rPr>
-          <w:sz w:val="26"/>
-          <w:szCs w:val="26"/>
-          <w:lang w:val="vi-VN"/>
-        </w:rPr>
-      </w:pPr>
-      <w:r>
-        <w:rPr>
-          <w:sz w:val="26"/>
-          <w:szCs w:val="26"/>
-          <w:lang w:val="vi-VN"/>
-        </w:rPr>
-        <w:t>đ) Họ, tên, chữ ký của chủ sở hữu công ty</w:t>
-      </w:r>
-      <w:r>
-        <w:rPr>
-          <w:sz w:val="26"/>
-          <w:szCs w:val="26"/>
-          <w:lang w:val="vi-VN"/>
-        </w:rPr>
-        <w:t>.</w:t>
-      </w:r>
-    </w:p>
-    <w:p>
-      <w:pPr>
-        <w:spacing w:line="240" w:lineRule="auto"/>
-        <w:ind w:firstLine="360"/>
-        <w:rPr>
-          <w:sz w:val="26"/>
-          <w:szCs w:val="26"/>
-          <w:lang w:val="vi-VN"/>
-        </w:rPr>
-      </w:pPr>
-      <w:r>
-        <w:rPr>
-          <w:sz w:val="26"/>
-          <w:szCs w:val="26"/>
-          <w:lang w:val="vi-VN"/>
-        </w:rPr>
-        <w:t>2. Chủ sở hữu công ty trực tiếp tổ chức thanh lý tài sản doanh nghiệp;</w:t>
-      </w:r>
-    </w:p>
-    <w:p>
-      <w:pPr>
-        <w:spacing w:line="240" w:lineRule="auto"/>
-        <w:ind w:firstLine="360"/>
-        <w:rPr>
-          <w:sz w:val="26"/>
-          <w:szCs w:val="26"/>
-          <w:lang w:val="vi-VN"/>
-        </w:rPr>
-      </w:pPr>
-      <w:r>
-        <w:rPr>
-          <w:sz w:val="26"/>
-          <w:szCs w:val="26"/>
-          <w:lang w:val="vi-VN"/>
-        </w:rPr>
-        <w:t>3. Trong thời hạn 07 ngày làm việc kể từ ngày thông qua, quyết định giải thể phải được gửi đến Cơ quan đăng ký kinh doanh, cơ quan thuế, người lao động trong doanh nghiệp. Quyết định giải thể phải được đăng trên cổng thông tin quốc gia về đăng ký doanh nghiệp và được niêm yết công khai tại trụ sở chính, chi nhánh, văn phòng đại diện của doanh nghiệp. Trường hợp doanh nghiệp còn nghĩa vụ tài chính chưa thanh toán thì phải gửi kèm theo quyết định giải thể và phương án giải quyết nợ đến các chủ nợ, người có quyền, nghĩa vụ và lợi ích có liên quan. Phương án giải quyết nợ phải có tên, địa chỉ của chủ nợ; số nợ, thời hạn, địa điểm và phương thức thanh toán số nợ đó; cách thức và thời hạn giải quyết khiếu nại của chủ nợ;</w:t>
-      </w:r>
-    </w:p>
-    <w:p>
-      <w:pPr>
-        <w:spacing w:line="240" w:lineRule="auto"/>
-        <w:ind w:firstLine="360"/>
-        <w:rPr>
-          <w:sz w:val="26"/>
-          <w:szCs w:val="26"/>
-          <w:lang w:val="vi-VN"/>
-        </w:rPr>
-      </w:pPr>
-      <w:r>
-        <w:rPr>
-          <w:sz w:val="26"/>
-          <w:szCs w:val="26"/>
-          <w:lang w:val="vi-VN"/>
-        </w:rPr>
-        <w:t>4. Các khoản nợ của doanh nghiệp được thanh toán theo thứ tự ưu tiên sau đây:</w:t>
-      </w:r>
-    </w:p>
-    <w:p>
-      <w:pPr>
-        <w:spacing w:line="240" w:lineRule="auto"/>
-        <w:ind w:firstLine="360"/>
-        <w:rPr>
-          <w:sz w:val="26"/>
-          <w:szCs w:val="26"/>
-          <w:lang w:val="vi-VN"/>
-        </w:rPr>
-      </w:pPr>
-      <w:r>
-        <w:rPr>
-          <w:sz w:val="26"/>
-          <w:szCs w:val="26"/>
-          <w:lang w:val="vi-VN"/>
-        </w:rPr>
-        <w:t>a) Các khoản nợ lương, trợ cấp thôi việc, bảo hiểm xã hội, bảo hiểm y tế, bảo hiểm thất nghiệp theo quy định của pháp luật và các quyền lợi khác của người lao động theo thỏa ước lao động tập thể và hợp đồng lao động đã ký kết;</w:t>
-      </w:r>
-    </w:p>
-    <w:p>
-      <w:pPr>
-        <w:spacing w:line="240" w:lineRule="auto"/>
-        <w:ind w:firstLine="360"/>
-        <w:rPr>
-          <w:sz w:val="26"/>
-          <w:szCs w:val="26"/>
-          <w:lang w:val="vi-VN"/>
-        </w:rPr>
-      </w:pPr>
-      <w:r>
-        <w:rPr>
-          <w:sz w:val="26"/>
-          <w:szCs w:val="26"/>
-          <w:lang w:val="vi-VN"/>
-        </w:rPr>
-        <w:t>b) Nợ thuế;</w:t>
-      </w:r>
-    </w:p>
-    <w:p>
-      <w:pPr>
-        <w:spacing w:line="240" w:lineRule="auto"/>
-        <w:ind w:firstLine="360"/>
-        <w:rPr>
-          <w:sz w:val="26"/>
-          <w:szCs w:val="26"/>
-          <w:lang w:val="vi-VN"/>
-        </w:rPr>
-      </w:pPr>
-      <w:r>
-        <w:rPr>
-          <w:sz w:val="26"/>
-          <w:szCs w:val="26"/>
-          <w:lang w:val="vi-VN"/>
-        </w:rPr>
-        <w:t>c) Các khoản nợ khác;</w:t>
-      </w:r>
-    </w:p>
-    <w:p>
-      <w:pPr>
-        <w:spacing w:line="240" w:lineRule="auto"/>
-        <w:ind w:firstLine="360"/>
-        <w:rPr>
-          <w:sz w:val="26"/>
-          <w:szCs w:val="26"/>
-          <w:lang w:val="vi-VN"/>
-        </w:rPr>
-      </w:pPr>
-      <w:r>
-        <w:rPr>
-          <w:sz w:val="26"/>
-          <w:szCs w:val="26"/>
-          <w:lang w:val="vi-VN"/>
-        </w:rPr>
-        <w:t>5. Sau khi đã thanh toán chi phí giải thể doanh nghiệp và các khoản nợ, phần còn lại thuộc về chủ sở hữu;</w:t>
-      </w:r>
-    </w:p>
-    <w:p>
-      <w:pPr>
-        <w:spacing w:line="240" w:lineRule="auto"/>
-        <w:ind w:firstLine="360"/>
-        <w:rPr>
-          <w:sz w:val="26"/>
-          <w:szCs w:val="26"/>
-          <w:lang w:val="vi-VN"/>
-        </w:rPr>
-      </w:pPr>
-      <w:r>
-        <w:rPr>
-          <w:sz w:val="26"/>
-          <w:szCs w:val="26"/>
-          <w:lang w:val="vi-VN"/>
-        </w:rPr>
-        <w:t>6. Người đại diện theo pháp luật của doanh nghiệp gửi hồ sơ giải thể doanh nghiệp cho Cơ quan đăng ký kinh doanh trong thời hạn 05 ngày làm việc kể từ ngày thanh toán hết các khoản nợ của doanh nghiệp</w:t>
-      </w:r>
-      <w:r>
-        <w:rPr>
-          <w:sz w:val="26"/>
-          <w:szCs w:val="26"/>
-          <w:lang w:val="vi-VN"/>
-        </w:rPr>
-        <w:t>.</w:t>
-      </w:r>
-    </w:p>
-    <w:p>
-      <w:pPr>
-        <w:spacing w:line="240" w:lineRule="auto"/>
-        <w:ind w:firstLine="360"/>
-        <w:rPr>
-          <w:sz w:val="26"/>
-          <w:szCs w:val="26"/>
-          <w:lang w:val="vi-VN"/>
-        </w:rPr>
-      </w:pPr>
-    </w:p>
-    <w:p>
-      <w:pPr>
-        <w:spacing w:line="240" w:lineRule="auto"/>
-        <w:ind w:firstLine="360"/>
-        <w:rPr>
-          <w:sz w:val="26"/>
-          <w:szCs w:val="26"/>
-          <w:lang w:val="vi-VN"/>
-        </w:rPr>
-      </w:pPr>
-    </w:p>
-    <w:p>
-      <w:pPr>
-        <w:spacing w:line="240" w:lineRule="auto"/>
-        <w:ind w:firstLine="360"/>
-        <w:rPr>
-          <w:sz w:val="26"/>
-          <w:szCs w:val="26"/>
-          <w:lang w:val="vi-VN"/>
-        </w:rPr>
-      </w:pPr>
-    </w:p>
-    <w:bookmarkEnd w:id="9"/>
+        <w:t>19</w:t>
+      </w:r>
+      <w:r>
+        <w:rPr>
+          <w:rFonts w:ascii="Times New Roman" w:hAnsi="Times New Roman"/>
+        </w:rPr>
+        <w:t>. Hiệu lực của Điều lệ</w:t>
+      </w:r>
+    </w:p>
+    <w:p>
+      <w:pPr>
+        <w:ind w:firstLine="360"/>
+        <w:rPr>
+          <w:sz w:val="26"/>
+          <w:szCs w:val="26"/>
+          <w:lang w:val="vi-VN"/>
+        </w:rPr>
+      </w:pPr>
+      <w:r>
+        <w:rPr>
+          <w:sz w:val="26"/>
+          <w:szCs w:val="26"/>
+          <w:lang w:val="vi-VN"/>
+        </w:rPr>
+        <w:t>Điều lệ này có hiệu lực kể từ ngày được Cơ quan đăng ký kinh doanh cấp Giấy chứng nhận đăng ký doanh nghiệp.</w:t>
+      </w:r>
+    </w:p>
     <w:p>
       <w:pPr>
         <w:pStyle w:val="Heading3"/>
         <w:ind w:firstLine="360"/>
-        <w:jc w:val="center"/>
-        <w:rPr>
-          <w:rFonts w:ascii="Times New Roman" w:hAnsi="Times New Roman"/>
-        </w:rPr>
-      </w:pPr>
-      <w:r>
-        <w:rPr>
-          <w:rFonts w:ascii="Times New Roman" w:hAnsi="Times New Roman"/>
-        </w:rPr>
-        <w:t>Chương VI</w:t>
-      </w:r>
-    </w:p>
-    <w:p>
-      <w:pPr>
-        <w:spacing w:line="240" w:lineRule="auto"/>
-        <w:ind w:firstLine="360"/>
-        <w:jc w:val="center"/>
-        <w:rPr>
-          <w:b/>
-          <w:sz w:val="26"/>
-          <w:szCs w:val="26"/>
-          <w:lang w:val="vi-VN"/>
-        </w:rPr>
-      </w:pPr>
-      <w:r>
-        <w:rPr>
-          <w:b/>
-          <w:sz w:val="26"/>
-          <w:szCs w:val="26"/>
-          <w:lang w:val="vi-VN"/>
-        </w:rPr>
-        <w:t>HIỆU LỰC THỰC HIỆN</w:t>
-      </w:r>
-    </w:p>
-    <w:p>
-      <w:pPr>
-        <w:spacing w:line="240" w:lineRule="auto"/>
-        <w:ind w:firstLine="360"/>
-        <w:jc w:val="center"/>
-        <w:rPr>
-          <w:b/>
-          <w:bCs/>
-          <w:sz w:val="26"/>
-          <w:szCs w:val="26"/>
-          <w:lang w:val="vi-VN"/>
-        </w:rPr>
-      </w:pPr>
-    </w:p>
-    <w:p>
-      <w:pPr>
-        <w:pStyle w:val="Heading3"/>
-        <w:ind w:firstLine="360"/>
-        <w:rPr>
-          <w:rFonts w:ascii="Times New Roman" w:hAnsi="Times New Roman"/>
-        </w:rPr>
-      </w:pPr>
-      <w:r>
-        <w:rPr>
-          <w:rFonts w:ascii="Times New Roman" w:hAnsi="Times New Roman"/>
-        </w:rPr>
-        <w:t xml:space="preserve">Điều </w:t>
-      </w:r>
-      <w:r>
-        <w:rPr>
-          <w:rFonts w:ascii="Times New Roman" w:hAnsi="Times New Roman"/>
-        </w:rPr>
-        <w:t>19</w:t>
-      </w:r>
-      <w:r>
-        <w:rPr>
-          <w:rFonts w:ascii="Times New Roman" w:hAnsi="Times New Roman"/>
-        </w:rPr>
-        <w:t>. Hiệu lực của Điều lệ</w:t>
-      </w:r>
-    </w:p>
-    <w:p>
-      <w:pPr>
-        <w:ind w:firstLine="360"/>
-        <w:rPr>
-          <w:sz w:val="26"/>
-          <w:szCs w:val="26"/>
-          <w:lang w:val="vi-VN"/>
-        </w:rPr>
-      </w:pPr>
-      <w:r>
-        <w:rPr>
-          <w:sz w:val="26"/>
-          <w:szCs w:val="26"/>
-          <w:lang w:val="vi-VN"/>
-        </w:rPr>
-        <w:t>Điều lệ này có hiệu lực kể từ ngày được Cơ quan đăng ký kinh doanh cấp Giấy chứng nhận đăng ký doanh nghiệp.</w:t>
-      </w:r>
-    </w:p>
-    <w:p>
-      <w:pPr>
-        <w:pStyle w:val="Heading3"/>
-        <w:ind w:firstLine="360"/>
-        <w:rPr>
-          <w:rFonts w:ascii="Times New Roman" w:hAnsi="Times New Roman"/>
-        </w:rPr>
-      </w:pPr>
-      <w:r>
-        <w:rPr>
-          <w:rFonts w:ascii="Times New Roman" w:hAnsi="Times New Roman"/>
-        </w:rPr>
+        <w:rPr>
+          <w:rFonts w:ascii="Times New Roman" w:hAnsi="Times New Roman"/>
+        </w:rPr>
+      </w:pPr>
+      <w:r>
+        <w:rPr>
+          <w:rFonts w:ascii="Times New Roman" w:hAnsi="Times New Roman"/>
+        </w:rPr>
+        <w:lastRenderedPageBreak/>
         <w:t xml:space="preserve">Điều </w:t>
       </w:r>
       <w:r>
@@ -7299,7 +7510,6 @@
           <w:szCs w:val="26"/>
           <w:lang w:val="vi-VN"/>
         </w:rPr>
-        <w:lastRenderedPageBreak/>
         <w:t>Bản điều lệ này đã được chủ sở hữu công ty xem xét từng chương, từng điều và ký tên.</w:t>
       </w:r>
     </w:p>
@@ -7525,7 +7735,7 @@
           <w:sz w:val="26"/>
           <w:szCs w:val="26"/>
         </w:rPr>
-        <w:t>ngày 23 tháng 2 năm 2026</w:t>
+        <w:t>21/3/2026</w:t>
       </w:r>
       <w:r>
         <w:rPr>
@@ -7639,7 +7849,7 @@
           <w:sz w:val="26"/>
           <w:szCs w:val="26"/>
         </w:rPr>
-        <w:t>ĐỖ THỊ MỸ LIÊN</w:t>
+        <w:t>PHẠM THỊ DUNG</w:t>
       </w:r>
     </w:p>
     <w:p>
@@ -7710,7 +7920,7 @@
       <w:rPr>
         <w:noProof/>
       </w:rPr>
-      <w:t>3</w:t>
+      <w:t>12</w:t>
     </w:r>
     <w:r>
       <w:rPr>

--- a/DKKDApp/bin/Debug/net8.0-windows/Điều lệ công ty_DA_DIEN.docx
+++ b/DKKDApp/bin/Debug/net8.0-windows/Điều lệ công ty_DA_DIEN.docx
@@ -144,7 +144,7 @@
           <w:sz w:val="26"/>
           <w:szCs w:val="26"/>
         </w:rPr>
-        <w:t>CÔNG TY TNHH TAM HƯNG VIỆT NAM</w:t>
+        <w:t>CÔNG TY TNHH MTV THƯƠNG MẠI KHAI MINH</w:t>
       </w:r>
     </w:p>
     <w:p>
@@ -170,7 +170,7 @@
           <w:sz w:val="26"/>
           <w:szCs w:val="26"/>
         </w:rPr>
-        <w:t>PHẠM THỊ DUNG</w:t>
+        <w:t>TRẦN THỊ TÂM ANH</w:t>
       </w:r>
     </w:p>
     <w:p>
@@ -197,7 +197,7 @@
           <w:sz w:val="26"/>
           <w:szCs w:val="26"/>
         </w:rPr>
-        <w:t>20/04/1962</w:t>
+        <w:t>04/09/2001</w:t>
       </w:r>
       <w:r>
         <w:rPr>
@@ -241,7 +241,7 @@
           <w:sz w:val="26"/>
           <w:szCs w:val="26"/>
         </w:rPr>
-        <w:t>038162009876</w:t>
+        <w:t>074301001275</w:t>
       </w:r>
       <w:r>
         <w:rPr>
@@ -274,7 +274,7 @@
           <w:sz w:val="26"/>
           <w:szCs w:val="26"/>
         </w:rPr>
-        <w:t>10/04/2021</w:t>
+        <w:t>25/04/2021</w:t>
       </w:r>
       <w:r>
         <w:rPr>
@@ -351,7 +351,7 @@
           <w:sz w:val="26"/>
           <w:szCs w:val="26"/>
         </w:rPr>
-        <w:t>CÔNG TY TNHH TAM HƯNG VIỆT NAM</w:t>
+        <w:t>CÔNG TY TNHH MTV THƯƠNG MẠI KHAI MINH</w:t>
       </w:r>
       <w:r>
         <w:rPr>
@@ -375,7 +375,7 @@
           <w:sz w:val="26"/>
           <w:szCs w:val="26"/>
         </w:rPr>
-        <w:t>CÔNG TY TNHH TAM HƯNG VIỆT NAM</w:t>
+        <w:t>CÔNG TY TNHH MTV THƯƠNG MẠI KHAI MINH</w:t>
       </w:r>
       <w:r>
         <w:rPr>
@@ -685,7 +685,7 @@
           <w:sz w:val="26"/>
           <w:szCs w:val="26"/>
         </w:rPr>
-        <w:t>CÔNG TY TNHH TAM HƯNG VIỆT NAM</w:t>
+        <w:t>CÔNG TY TNHH MTV THƯƠNG MẠI KHAI MINH</w:t>
       </w:r>
     </w:p>
     <w:tbl>
@@ -954,7 +954,7 @@
           <w:szCs w:val="26"/>
           <w:lang w:eastAsia="zh-CN"/>
         </w:rPr>
-        <w:t>Số 43/17 đường ĐT 743, khu phố Bình Phước B</w:t>
+        <w:t>Số 240, Đường Nguyễn Văn Linh, Khu phố Tân Long</w:t>
       </w:r>
     </w:p>
     <w:p>
@@ -981,27 +981,7 @@
           <w:szCs w:val="26"/>
           <w:lang w:eastAsia="zh-CN"/>
         </w:rPr>
-        <w:t xml:space="preserve">Phường </w:t>
-      </w:r>
-      <w:proofErr w:type="gramStart"/>
-      <w:r>
-        <w:rPr>
-          <w:color w:val="000000"/>
-          <w:sz w:val="26"/>
-          <w:szCs w:val="26"/>
-          <w:lang w:eastAsia="zh-CN"/>
-        </w:rPr>
-        <w:t>An</w:t>
-      </w:r>
-      <w:proofErr w:type="gramEnd"/>
-      <w:r>
-        <w:rPr>
-          <w:color w:val="000000"/>
-          <w:sz w:val="26"/>
-          <w:szCs w:val="26"/>
-          <w:lang w:eastAsia="zh-CN"/>
-        </w:rPr>
-        <w:t xml:space="preserve"> Phú</w:t>
+        <w:t>Phường Tân Hiệp</w:t>
       </w:r>
     </w:p>
     <w:p>
@@ -1182,10 +1162,10 @@
         <w:tblLook w:val="04A0" w:firstRow="1" w:lastRow="0" w:firstColumn="1" w:lastColumn="0" w:noHBand="0" w:noVBand="1"/>
       </w:tblPr>
       <w:tblGrid>
-        <w:gridCol w:w="747"/>
-        <w:gridCol w:w="1156"/>
-        <w:gridCol w:w="5102"/>
-        <w:gridCol w:w="1654"/>
+        <w:gridCol w:w="1329"/>
+        <w:gridCol w:w="1545"/>
+        <w:gridCol w:w="4100"/>
+        <w:gridCol w:w="1685"/>
       </w:tblGrid>
       <w:tr>
         <w:trPr>
@@ -1203,16 +1183,14 @@
               <w:jc w:val="center"/>
               <w:rPr>
                 <w:rFonts w:ascii="Times New Roman" w:eastAsia="Times New Roman" w:hAnsi="Times New Roman"/>
-                <w:sz w:val="26"/>
-                <w:szCs w:val="26"/>
+                <w:sz w:val="24"/>
               </w:rPr>
             </w:pPr>
             <w:r>
               <w:rPr>
                 <w:rFonts w:ascii="Times New Roman" w:eastAsia="Times New Roman" w:hAnsi="Times New Roman"/>
                 <w:b/>
-                <w:sz w:val="26"/>
-                <w:szCs w:val="26"/>
+                <w:sz w:val="24"/>
               </w:rPr>
               <w:t>STT</w:t>
             </w:r>
@@ -1229,16 +1207,14 @@
               <w:jc w:val="center"/>
               <w:rPr>
                 <w:rFonts w:ascii="Times New Roman" w:eastAsia="Times New Roman" w:hAnsi="Times New Roman"/>
-                <w:sz w:val="26"/>
-                <w:szCs w:val="26"/>
+                <w:sz w:val="24"/>
               </w:rPr>
             </w:pPr>
             <w:r>
               <w:rPr>
                 <w:rFonts w:ascii="Times New Roman" w:eastAsia="Times New Roman" w:hAnsi="Times New Roman"/>
                 <w:b/>
-                <w:sz w:val="26"/>
-                <w:szCs w:val="26"/>
+                <w:sz w:val="24"/>
               </w:rPr>
               <w:t>Mã Ngành</w:t>
             </w:r>
@@ -1255,16 +1231,14 @@
               <w:jc w:val="center"/>
               <w:rPr>
                 <w:rFonts w:ascii="Times New Roman" w:eastAsia="Times New Roman" w:hAnsi="Times New Roman"/>
-                <w:sz w:val="26"/>
-                <w:szCs w:val="26"/>
+                <w:sz w:val="24"/>
               </w:rPr>
             </w:pPr>
             <w:r>
               <w:rPr>
                 <w:rFonts w:ascii="Times New Roman" w:eastAsia="Times New Roman" w:hAnsi="Times New Roman"/>
                 <w:b/>
-                <w:sz w:val="26"/>
-                <w:szCs w:val="26"/>
+                <w:sz w:val="24"/>
               </w:rPr>
               <w:t>Tên ngành (bao gồm chi tiết)</w:t>
             </w:r>
@@ -1281,16 +1255,14 @@
               <w:jc w:val="center"/>
               <w:rPr>
                 <w:rFonts w:ascii="Times New Roman" w:eastAsia="Times New Roman" w:hAnsi="Times New Roman"/>
-                <w:sz w:val="26"/>
-                <w:szCs w:val="26"/>
+                <w:sz w:val="24"/>
               </w:rPr>
             </w:pPr>
             <w:r>
               <w:rPr>
                 <w:rFonts w:ascii="Times New Roman" w:eastAsia="Times New Roman" w:hAnsi="Times New Roman"/>
                 <w:b/>
-                <w:sz w:val="26"/>
-                <w:szCs w:val="26"/>
+                <w:sz w:val="24"/>
               </w:rPr>
               <w:t>Ngành chính</w:t>
             </w:r>
@@ -1298,9 +1270,6 @@
         </w:tc>
       </w:tr>
       <w:tr>
-        <w:trPr>
-          <w:jc w:val="center"/>
-        </w:trPr>
         <w:tc>
           <w:tcPr>
             <w:tcW w:w="754" w:type="dxa"/>
@@ -1309,15 +1278,9 @@
             <w:pPr>
               <w:rPr>
                 <w:rFonts w:ascii="Times New Roman" w:hAnsi="Times New Roman"/>
-                <w:sz w:val="26"/>
-                <w:szCs w:val="26"/>
               </w:rPr>
             </w:pPr>
             <w:r>
-              <w:rPr>
-                <w:sz w:val="26"/>
-                <w:szCs w:val="26"/>
-              </w:rPr>
               <w:t>1</w:t>
             </w:r>
           </w:p>
@@ -1330,467 +1293,10 @@
             <w:pPr>
               <w:rPr>
                 <w:rFonts w:ascii="Times New Roman" w:hAnsi="Times New Roman"/>
-                <w:sz w:val="26"/>
-                <w:szCs w:val="26"/>
               </w:rPr>
             </w:pPr>
             <w:r>
-              <w:rPr>
-                <w:sz w:val="26"/>
-                <w:szCs w:val="26"/>
-              </w:rPr>
-              <w:t>4641</w:t>
-            </w:r>
-          </w:p>
-        </w:tc>
-        <w:tc>
-          <w:tcPr>
-            <w:tcW w:w="5892" w:type="dxa"/>
-          </w:tcPr>
-          <w:p>
-            <w:pPr>
-              <w:rPr>
-                <w:sz w:val="26"/>
-                <w:szCs w:val="26"/>
-              </w:rPr>
-            </w:pPr>
-            <w:r>
-              <w:rPr>
-                <w:sz w:val="26"/>
-                <w:szCs w:val="26"/>
-              </w:rPr>
-              <w:t>Bán buôn vải, hàng may sẵn, giày dép</w:t>
-            </w:r>
-          </w:p>
-          <w:p>
-            <w:pPr>
-              <w:rPr>
-                <w:rFonts w:ascii="Times New Roman" w:hAnsi="Times New Roman"/>
-                <w:sz w:val="26"/>
-                <w:szCs w:val="26"/>
-              </w:rPr>
-            </w:pPr>
-            <w:r>
-              <w:rPr>
-                <w:rFonts w:ascii="Times New Roman" w:hAnsi="Times New Roman"/>
-                <w:sz w:val="26"/>
-                <w:szCs w:val="26"/>
-              </w:rPr>
-              <w:t>Chi tiết: Bán buôn giày dép, túi xách, sản phẩm da, cao su, silicon</w:t>
-            </w:r>
-          </w:p>
-        </w:tc>
-        <w:tc>
-          <w:tcPr>
-            <w:tcW w:w="1787" w:type="dxa"/>
-            <w:vAlign w:val="center"/>
-          </w:tcPr>
-          <w:p>
-            <w:pPr>
-              <w:rPr>
-                <w:sz w:val="26"/>
-                <w:szCs w:val="26"/>
-              </w:rPr>
-            </w:pPr>
-            <w:r>
-              <w:rPr>
-                <w:sz w:val="26"/>
-                <w:szCs w:val="26"/>
-              </w:rPr>
-              <w:t>X</w:t>
-            </w:r>
-          </w:p>
-        </w:tc>
-      </w:tr>
-      <w:tr>
-        <w:trPr>
-          <w:jc w:val="center"/>
-        </w:trPr>
-        <w:tc>
-          <w:tcPr>
-            <w:tcW w:w="754" w:type="dxa"/>
-          </w:tcPr>
-          <w:p>
-            <w:pPr>
-              <w:rPr>
-                <w:rFonts w:ascii="Times New Roman" w:hAnsi="Times New Roman"/>
-                <w:sz w:val="26"/>
-                <w:szCs w:val="26"/>
-              </w:rPr>
-            </w:pPr>
-            <w:r>
-              <w:rPr>
-                <w:sz w:val="26"/>
-                <w:szCs w:val="26"/>
-              </w:rPr>
-              <w:t>2</w:t>
-            </w:r>
-          </w:p>
-        </w:tc>
-        <w:tc>
-          <w:tcPr>
-            <w:tcW w:w="1195" w:type="dxa"/>
-          </w:tcPr>
-          <w:p>
-            <w:pPr>
-              <w:rPr>
-                <w:rFonts w:ascii="Times New Roman" w:hAnsi="Times New Roman"/>
-                <w:sz w:val="26"/>
-                <w:szCs w:val="26"/>
-              </w:rPr>
-            </w:pPr>
-            <w:r>
-              <w:rPr>
-                <w:sz w:val="26"/>
-                <w:szCs w:val="26"/>
-              </w:rPr>
-              <w:t>1512</w:t>
-            </w:r>
-          </w:p>
-        </w:tc>
-        <w:tc>
-          <w:tcPr>
-            <w:tcW w:w="5892" w:type="dxa"/>
-          </w:tcPr>
-          <w:p>
-            <w:pPr>
-              <w:rPr>
-                <w:sz w:val="26"/>
-                <w:szCs w:val="26"/>
-              </w:rPr>
-            </w:pPr>
-            <w:r>
-              <w:rPr>
-                <w:sz w:val="26"/>
-                <w:szCs w:val="26"/>
-              </w:rPr>
-              <w:t>Sản xuất vali, túi xách và các loại tương tự, sản xuất yên đệm</w:t>
-            </w:r>
-          </w:p>
-          <w:p>
-            <w:pPr>
-              <w:rPr>
-                <w:rFonts w:ascii="Times New Roman" w:hAnsi="Times New Roman"/>
-                <w:sz w:val="26"/>
-                <w:szCs w:val="26"/>
-              </w:rPr>
-            </w:pPr>
-            <w:r>
-              <w:rPr>
-                <w:rFonts w:ascii="Times New Roman" w:hAnsi="Times New Roman"/>
-                <w:sz w:val="26"/>
-                <w:szCs w:val="26"/>
-              </w:rPr>
-              <w:t xml:space="preserve">Chi tiết: Sản xuất, gia công túi xách, Sản phẩm da, cao su, silicon </w:t>
-            </w:r>
-          </w:p>
-          <w:p>
-            <w:pPr>
-              <w:rPr>
-                <w:rFonts w:ascii="Times New Roman" w:hAnsi="Times New Roman"/>
-                <w:sz w:val="26"/>
-                <w:szCs w:val="26"/>
-              </w:rPr>
-            </w:pPr>
-            <w:r>
-              <w:rPr>
-                <w:rFonts w:ascii="Times New Roman" w:hAnsi="Times New Roman"/>
-                <w:sz w:val="26"/>
-                <w:szCs w:val="26"/>
-              </w:rPr>
-              <w:t xml:space="preserve">- Gia công ép balo, túi xách </w:t>
-            </w:r>
-          </w:p>
-          <w:p>
-            <w:pPr>
-              <w:rPr>
-                <w:rFonts w:ascii="Times New Roman" w:hAnsi="Times New Roman"/>
-                <w:sz w:val="26"/>
-                <w:szCs w:val="26"/>
-              </w:rPr>
-            </w:pPr>
-            <w:r>
-              <w:rPr>
-                <w:rFonts w:ascii="Times New Roman" w:hAnsi="Times New Roman"/>
-                <w:sz w:val="26"/>
-                <w:szCs w:val="26"/>
-              </w:rPr>
-              <w:t xml:space="preserve">- Gia công ép cao tầng </w:t>
-            </w:r>
-          </w:p>
-          <w:p>
-            <w:pPr>
-              <w:rPr>
-                <w:rFonts w:ascii="Times New Roman" w:hAnsi="Times New Roman"/>
-                <w:sz w:val="26"/>
-                <w:szCs w:val="26"/>
-              </w:rPr>
-            </w:pPr>
-            <w:r>
-              <w:rPr>
-                <w:rFonts w:ascii="Times New Roman" w:hAnsi="Times New Roman"/>
-                <w:sz w:val="26"/>
-                <w:szCs w:val="26"/>
-              </w:rPr>
-              <w:t>- Gia công chặt cho balo, túi xách, giày</w:t>
-            </w:r>
-          </w:p>
-        </w:tc>
-        <w:tc>
-          <w:tcPr>
-            <w:tcW w:w="1787" w:type="dxa"/>
-            <w:vAlign w:val="center"/>
-          </w:tcPr>
-          <w:p>
-            <w:pPr>
-              <w:rPr>
-                <w:sz w:val="26"/>
-                <w:szCs w:val="26"/>
-              </w:rPr>
-            </w:pPr>
-          </w:p>
-        </w:tc>
-      </w:tr>
-      <w:tr>
-        <w:trPr>
-          <w:jc w:val="center"/>
-        </w:trPr>
-        <w:tc>
-          <w:tcPr>
-            <w:tcW w:w="754" w:type="dxa"/>
-          </w:tcPr>
-          <w:p>
-            <w:pPr>
-              <w:rPr>
-                <w:rFonts w:ascii="Times New Roman" w:hAnsi="Times New Roman"/>
-                <w:sz w:val="26"/>
-                <w:szCs w:val="26"/>
-              </w:rPr>
-            </w:pPr>
-            <w:r>
-              <w:rPr>
-                <w:sz w:val="26"/>
-                <w:szCs w:val="26"/>
-              </w:rPr>
-              <w:t>3</w:t>
-            </w:r>
-          </w:p>
-        </w:tc>
-        <w:tc>
-          <w:tcPr>
-            <w:tcW w:w="1195" w:type="dxa"/>
-          </w:tcPr>
-          <w:p>
-            <w:pPr>
-              <w:rPr>
-                <w:rFonts w:ascii="Times New Roman" w:hAnsi="Times New Roman"/>
-                <w:sz w:val="26"/>
-                <w:szCs w:val="26"/>
-              </w:rPr>
-            </w:pPr>
-            <w:r>
-              <w:rPr>
-                <w:sz w:val="26"/>
-                <w:szCs w:val="26"/>
-              </w:rPr>
-              <w:t>1520</w:t>
-            </w:r>
-          </w:p>
-        </w:tc>
-        <w:tc>
-          <w:tcPr>
-            <w:tcW w:w="5892" w:type="dxa"/>
-          </w:tcPr>
-          <w:p>
-            <w:pPr>
-              <w:rPr>
-                <w:sz w:val="26"/>
-                <w:szCs w:val="26"/>
-              </w:rPr>
-            </w:pPr>
-            <w:r>
-              <w:rPr>
-                <w:sz w:val="26"/>
-                <w:szCs w:val="26"/>
-              </w:rPr>
-              <w:t>Sản xuất giày, dép</w:t>
-            </w:r>
-          </w:p>
-          <w:p>
-            <w:pPr>
-              <w:rPr>
-                <w:rFonts w:ascii="Times New Roman" w:hAnsi="Times New Roman"/>
-                <w:sz w:val="26"/>
-                <w:szCs w:val="26"/>
-              </w:rPr>
-            </w:pPr>
-            <w:r>
-              <w:rPr>
-                <w:rFonts w:ascii="Times New Roman" w:hAnsi="Times New Roman"/>
-                <w:sz w:val="26"/>
-                <w:szCs w:val="26"/>
-              </w:rPr>
-              <w:t>Chi tiết: Sản xuất, gia công giày dép</w:t>
-            </w:r>
-          </w:p>
-        </w:tc>
-        <w:tc>
-          <w:tcPr>
-            <w:tcW w:w="1787" w:type="dxa"/>
-            <w:vAlign w:val="center"/>
-          </w:tcPr>
-          <w:p>
-            <w:pPr>
-              <w:rPr>
-                <w:sz w:val="26"/>
-                <w:szCs w:val="26"/>
-              </w:rPr>
-            </w:pPr>
-          </w:p>
-        </w:tc>
-      </w:tr>
-      <w:tr>
-        <w:trPr>
-          <w:jc w:val="center"/>
-        </w:trPr>
-        <w:tc>
-          <w:tcPr>
-            <w:tcW w:w="754" w:type="dxa"/>
-          </w:tcPr>
-          <w:p>
-            <w:pPr>
-              <w:rPr>
-                <w:rFonts w:ascii="Times New Roman" w:hAnsi="Times New Roman"/>
-                <w:sz w:val="26"/>
-                <w:szCs w:val="26"/>
-              </w:rPr>
-            </w:pPr>
-            <w:r>
-              <w:rPr>
-                <w:sz w:val="26"/>
-                <w:szCs w:val="26"/>
-              </w:rPr>
-              <w:lastRenderedPageBreak/>
-              <w:t>4</w:t>
-            </w:r>
-          </w:p>
-        </w:tc>
-        <w:tc>
-          <w:tcPr>
-            <w:tcW w:w="1195" w:type="dxa"/>
-          </w:tcPr>
-          <w:p>
-            <w:pPr>
-              <w:rPr>
-                <w:rFonts w:ascii="Times New Roman" w:hAnsi="Times New Roman"/>
-                <w:sz w:val="26"/>
-                <w:szCs w:val="26"/>
-              </w:rPr>
-            </w:pPr>
-            <w:r>
-              <w:rPr>
-                <w:sz w:val="26"/>
-                <w:szCs w:val="26"/>
-              </w:rPr>
-              <w:t>1811</w:t>
-            </w:r>
-          </w:p>
-        </w:tc>
-        <w:tc>
-          <w:tcPr>
-            <w:tcW w:w="5892" w:type="dxa"/>
-          </w:tcPr>
-          <w:p>
-            <w:pPr>
-              <w:rPr>
-                <w:sz w:val="26"/>
-                <w:szCs w:val="26"/>
-              </w:rPr>
-            </w:pPr>
-            <w:r>
-              <w:rPr>
-                <w:sz w:val="26"/>
-                <w:szCs w:val="26"/>
-              </w:rPr>
-              <w:t>In ấn</w:t>
-            </w:r>
-          </w:p>
-          <w:p>
-            <w:pPr>
-              <w:rPr>
-                <w:rFonts w:ascii="Times New Roman" w:hAnsi="Times New Roman"/>
-                <w:sz w:val="26"/>
-                <w:szCs w:val="26"/>
-              </w:rPr>
-            </w:pPr>
-            <w:r>
-              <w:rPr>
-                <w:rFonts w:ascii="Times New Roman" w:hAnsi="Times New Roman"/>
-                <w:sz w:val="26"/>
-                <w:szCs w:val="26"/>
-              </w:rPr>
-              <w:t>Chi tiết: Gia công in các loại</w:t>
-            </w:r>
-          </w:p>
-        </w:tc>
-        <w:tc>
-          <w:tcPr>
-            <w:tcW w:w="1787" w:type="dxa"/>
-            <w:vAlign w:val="center"/>
-          </w:tcPr>
-          <w:p>
-            <w:pPr>
-              <w:rPr>
-                <w:sz w:val="26"/>
-                <w:szCs w:val="26"/>
-              </w:rPr>
-            </w:pPr>
-          </w:p>
-        </w:tc>
-      </w:tr>
-      <w:tr>
-        <w:trPr>
-          <w:jc w:val="center"/>
-        </w:trPr>
-        <w:tc>
-          <w:tcPr>
-            <w:tcW w:w="754" w:type="dxa"/>
-          </w:tcPr>
-          <w:p>
-            <w:pPr>
-              <w:rPr>
-                <w:rFonts w:ascii="Times New Roman" w:hAnsi="Times New Roman"/>
-                <w:sz w:val="26"/>
-                <w:szCs w:val="26"/>
-              </w:rPr>
-            </w:pPr>
-            <w:r>
-              <w:rPr>
-                <w:sz w:val="26"/>
-                <w:szCs w:val="26"/>
-              </w:rPr>
-              <w:t>5</w:t>
-            </w:r>
-          </w:p>
-        </w:tc>
-        <w:tc>
-          <w:tcPr>
-            <w:tcW w:w="1195" w:type="dxa"/>
-          </w:tcPr>
-          <w:p>
-            <w:pPr>
-              <w:rPr>
-                <w:rFonts w:ascii="Times New Roman" w:hAnsi="Times New Roman"/>
-                <w:sz w:val="26"/>
-                <w:szCs w:val="26"/>
-              </w:rPr>
-            </w:pPr>
-            <w:r>
-              <w:rPr>
-                <w:sz w:val="26"/>
-                <w:szCs w:val="26"/>
-              </w:rPr>
-              <w:t>4933</w:t>
+              <w:t>4652</w:t>
             </w:r>
           </w:p>
         </w:tc>
@@ -1807,11 +1313,7 @@
               </w:rPr>
             </w:pPr>
             <w:r>
-              <w:rPr>
-                <w:sz w:val="26"/>
-                <w:szCs w:val="26"/>
-              </w:rPr>
-              <w:t>Vận tải hàng hóa bằng đường bộ</w:t>
+              <w:t>Bán buôn thiết bị và linh kiện điện tử, viễn thông</w:t>
             </w:r>
           </w:p>
         </w:tc>
@@ -1821,12 +1323,706 @@
             <w:vAlign w:val="center"/>
           </w:tcPr>
           <w:p>
+            <w:pPr/>
+          </w:p>
+        </w:tc>
+      </w:tr>
+      <w:tr>
+        <w:tc>
+          <w:tcPr>
+            <w:tcW w:w="754" w:type="dxa"/>
+          </w:tcPr>
+          <w:p>
             <w:pPr>
               <w:rPr>
+                <w:rFonts w:ascii="Times New Roman" w:hAnsi="Times New Roman"/>
+              </w:rPr>
+            </w:pPr>
+            <w:r>
+              <w:t>2</w:t>
+            </w:r>
+          </w:p>
+        </w:tc>
+        <w:tc>
+          <w:tcPr>
+            <w:tcW w:w="1195" w:type="dxa"/>
+          </w:tcPr>
+          <w:p>
+            <w:pPr>
+              <w:rPr>
+                <w:rFonts w:ascii="Times New Roman" w:hAnsi="Times New Roman"/>
+              </w:rPr>
+            </w:pPr>
+            <w:r>
+              <w:t>4649</w:t>
+            </w:r>
+          </w:p>
+        </w:tc>
+        <w:tc>
+          <w:tcPr>
+            <w:tcW w:w="5892" w:type="dxa"/>
+          </w:tcPr>
+          <w:p>
+            <w:pPr>
+              <w:rPr>
+                <w:rFonts w:ascii="Times New Roman" w:hAnsi="Times New Roman"/>
                 <w:sz w:val="26"/>
                 <w:szCs w:val="26"/>
               </w:rPr>
             </w:pPr>
+            <w:r>
+              <w:t>Bán buôn đồ dùng khác cho gia đình</w:t>
+            </w:r>
+          </w:p>
+        </w:tc>
+        <w:tc>
+          <w:tcPr>
+            <w:tcW w:w="1787" w:type="dxa"/>
+            <w:vAlign w:val="center"/>
+          </w:tcPr>
+          <w:p>
+            <w:pPr/>
+          </w:p>
+        </w:tc>
+      </w:tr>
+      <w:tr>
+        <w:tc>
+          <w:tcPr>
+            <w:tcW w:w="754" w:type="dxa"/>
+          </w:tcPr>
+          <w:p>
+            <w:pPr>
+              <w:rPr>
+                <w:rFonts w:ascii="Times New Roman" w:hAnsi="Times New Roman"/>
+              </w:rPr>
+            </w:pPr>
+            <w:r>
+              <w:t>3</w:t>
+            </w:r>
+          </w:p>
+        </w:tc>
+        <w:tc>
+          <w:tcPr>
+            <w:tcW w:w="1195" w:type="dxa"/>
+          </w:tcPr>
+          <w:p>
+            <w:pPr>
+              <w:rPr>
+                <w:rFonts w:ascii="Times New Roman" w:hAnsi="Times New Roman"/>
+              </w:rPr>
+            </w:pPr>
+            <w:r>
+              <w:t>4659</w:t>
+            </w:r>
+          </w:p>
+        </w:tc>
+        <w:tc>
+          <w:tcPr>
+            <w:tcW w:w="5892" w:type="dxa"/>
+          </w:tcPr>
+          <w:p>
+            <w:pPr>
+              <w:rPr>
+                <w:rFonts w:ascii="Times New Roman" w:hAnsi="Times New Roman"/>
+                <w:sz w:val="26"/>
+                <w:szCs w:val="26"/>
+              </w:rPr>
+            </w:pPr>
+            <w:r>
+              <w:t>Bán buôn máy móc, thiết bị và phụ tùng máy khác. Chi tiết: Bán buôn các loại tủ điện, máy biến đổi tĩnh điện (máy biến đổi tần inverter)</w:t>
+            </w:r>
+          </w:p>
+        </w:tc>
+        <w:tc>
+          <w:tcPr>
+            <w:tcW w:w="1787" w:type="dxa"/>
+            <w:vAlign w:val="center"/>
+          </w:tcPr>
+          <w:p>
+            <w:pPr/>
+          </w:p>
+        </w:tc>
+      </w:tr>
+      <w:tr>
+        <w:tc>
+          <w:tcPr>
+            <w:tcW w:w="754" w:type="dxa"/>
+          </w:tcPr>
+          <w:p>
+            <w:pPr>
+              <w:rPr>
+                <w:rFonts w:ascii="Times New Roman" w:hAnsi="Times New Roman"/>
+              </w:rPr>
+            </w:pPr>
+            <w:r>
+              <w:t>4</w:t>
+            </w:r>
+          </w:p>
+        </w:tc>
+        <w:tc>
+          <w:tcPr>
+            <w:tcW w:w="1195" w:type="dxa"/>
+          </w:tcPr>
+          <w:p>
+            <w:pPr>
+              <w:rPr>
+                <w:rFonts w:ascii="Times New Roman" w:hAnsi="Times New Roman"/>
+              </w:rPr>
+            </w:pPr>
+            <w:r>
+              <w:t>4672</w:t>
+            </w:r>
+          </w:p>
+        </w:tc>
+        <w:tc>
+          <w:tcPr>
+            <w:tcW w:w="5892" w:type="dxa"/>
+          </w:tcPr>
+          <w:p>
+            <w:pPr>
+              <w:rPr>
+                <w:rFonts w:ascii="Times New Roman" w:hAnsi="Times New Roman"/>
+                <w:sz w:val="26"/>
+                <w:szCs w:val="26"/>
+              </w:rPr>
+            </w:pPr>
+            <w:r>
+              <w:t>Bán buôn kim loại và quặng kim loại. Chi tiết: Bán buôn sắt, thép, mica, inox và linh kiện sắt thép</w:t>
+            </w:r>
+          </w:p>
+        </w:tc>
+        <w:tc>
+          <w:tcPr>
+            <w:tcW w:w="1787" w:type="dxa"/>
+            <w:vAlign w:val="center"/>
+          </w:tcPr>
+          <w:p>
+            <w:pPr/>
+          </w:p>
+        </w:tc>
+      </w:tr>
+      <w:tr>
+        <w:tc>
+          <w:tcPr>
+            <w:tcW w:w="754" w:type="dxa"/>
+          </w:tcPr>
+          <w:p>
+            <w:pPr>
+              <w:rPr>
+                <w:rFonts w:ascii="Times New Roman" w:hAnsi="Times New Roman"/>
+              </w:rPr>
+            </w:pPr>
+            <w:r>
+              <w:t>5</w:t>
+            </w:r>
+          </w:p>
+        </w:tc>
+        <w:tc>
+          <w:tcPr>
+            <w:tcW w:w="1195" w:type="dxa"/>
+          </w:tcPr>
+          <w:p>
+            <w:pPr>
+              <w:rPr>
+                <w:rFonts w:ascii="Times New Roman" w:hAnsi="Times New Roman"/>
+              </w:rPr>
+            </w:pPr>
+            <w:r>
+              <w:t>4673</w:t>
+            </w:r>
+          </w:p>
+        </w:tc>
+        <w:tc>
+          <w:tcPr>
+            <w:tcW w:w="5892" w:type="dxa"/>
+          </w:tcPr>
+          <w:p>
+            <w:pPr>
+              <w:rPr>
+                <w:rFonts w:ascii="Times New Roman" w:hAnsi="Times New Roman"/>
+                <w:sz w:val="26"/>
+                <w:szCs w:val="26"/>
+              </w:rPr>
+            </w:pPr>
+            <w:r>
+              <w:t>Bán buôn vật liệu, thiết bị lắp đặt khác trong xây dựng. Chi tiết: Bán buôn gỗ</w:t>
+            </w:r>
+          </w:p>
+        </w:tc>
+        <w:tc>
+          <w:tcPr>
+            <w:tcW w:w="1787" w:type="dxa"/>
+            <w:vAlign w:val="center"/>
+          </w:tcPr>
+          <w:p>
+            <w:pPr/>
+            <w:r>
+              <w:t>X</w:t>
+            </w:r>
+          </w:p>
+        </w:tc>
+      </w:tr>
+      <w:tr>
+        <w:tc>
+          <w:tcPr>
+            <w:tcW w:w="754" w:type="dxa"/>
+          </w:tcPr>
+          <w:p>
+            <w:pPr>
+              <w:rPr>
+                <w:rFonts w:ascii="Times New Roman" w:hAnsi="Times New Roman"/>
+              </w:rPr>
+            </w:pPr>
+            <w:r>
+              <w:t>6</w:t>
+            </w:r>
+          </w:p>
+        </w:tc>
+        <w:tc>
+          <w:tcPr>
+            <w:tcW w:w="1195" w:type="dxa"/>
+          </w:tcPr>
+          <w:p>
+            <w:pPr>
+              <w:rPr>
+                <w:rFonts w:ascii="Times New Roman" w:hAnsi="Times New Roman"/>
+              </w:rPr>
+            </w:pPr>
+            <w:r>
+              <w:t>4679</w:t>
+            </w:r>
+          </w:p>
+        </w:tc>
+        <w:tc>
+          <w:tcPr>
+            <w:tcW w:w="5892" w:type="dxa"/>
+          </w:tcPr>
+          <w:p>
+            <w:pPr>
+              <w:rPr>
+                <w:rFonts w:ascii="Times New Roman" w:hAnsi="Times New Roman"/>
+                <w:sz w:val="26"/>
+                <w:szCs w:val="26"/>
+              </w:rPr>
+            </w:pPr>
+            <w:r>
+              <w:t>Bán buôn chuyên doanh khác chưa được phân vào đâu. Chi tiết: Bán buôn ván ép các ép các loại</w:t>
+            </w:r>
+          </w:p>
+        </w:tc>
+        <w:tc>
+          <w:tcPr>
+            <w:tcW w:w="1787" w:type="dxa"/>
+            <w:vAlign w:val="center"/>
+          </w:tcPr>
+          <w:p>
+            <w:pPr/>
+          </w:p>
+        </w:tc>
+      </w:tr>
+      <w:tr>
+        <w:tc>
+          <w:tcPr>
+            <w:tcW w:w="754" w:type="dxa"/>
+          </w:tcPr>
+          <w:p>
+            <w:pPr>
+              <w:rPr>
+                <w:rFonts w:ascii="Times New Roman" w:hAnsi="Times New Roman"/>
+              </w:rPr>
+            </w:pPr>
+            <w:r>
+              <w:t>7</w:t>
+            </w:r>
+          </w:p>
+        </w:tc>
+        <w:tc>
+          <w:tcPr>
+            <w:tcW w:w="1195" w:type="dxa"/>
+          </w:tcPr>
+          <w:p>
+            <w:pPr>
+              <w:rPr>
+                <w:rFonts w:ascii="Times New Roman" w:hAnsi="Times New Roman"/>
+              </w:rPr>
+            </w:pPr>
+            <w:r>
+              <w:t>4690</w:t>
+            </w:r>
+          </w:p>
+        </w:tc>
+        <w:tc>
+          <w:tcPr>
+            <w:tcW w:w="5892" w:type="dxa"/>
+          </w:tcPr>
+          <w:p>
+            <w:pPr>
+              <w:rPr>
+                <w:rFonts w:ascii="Times New Roman" w:hAnsi="Times New Roman"/>
+                <w:sz w:val="26"/>
+                <w:szCs w:val="26"/>
+              </w:rPr>
+            </w:pPr>
+            <w:r>
+              <w:t>Bán buôn tổng hợp</w:t>
+            </w:r>
+          </w:p>
+        </w:tc>
+        <w:tc>
+          <w:tcPr>
+            <w:tcW w:w="1787" w:type="dxa"/>
+            <w:vAlign w:val="center"/>
+          </w:tcPr>
+          <w:p>
+            <w:pPr/>
+          </w:p>
+        </w:tc>
+      </w:tr>
+      <w:tr>
+        <w:tc>
+          <w:tcPr>
+            <w:tcW w:w="754" w:type="dxa"/>
+          </w:tcPr>
+          <w:p>
+            <w:pPr>
+              <w:rPr>
+                <w:rFonts w:ascii="Times New Roman" w:hAnsi="Times New Roman"/>
+              </w:rPr>
+            </w:pPr>
+            <w:r>
+              <w:t>8</w:t>
+            </w:r>
+          </w:p>
+        </w:tc>
+        <w:tc>
+          <w:tcPr>
+            <w:tcW w:w="1195" w:type="dxa"/>
+          </w:tcPr>
+          <w:p>
+            <w:pPr>
+              <w:rPr>
+                <w:rFonts w:ascii="Times New Roman" w:hAnsi="Times New Roman"/>
+              </w:rPr>
+            </w:pPr>
+            <w:r>
+              <w:t>4752</w:t>
+            </w:r>
+          </w:p>
+        </w:tc>
+        <w:tc>
+          <w:tcPr>
+            <w:tcW w:w="5892" w:type="dxa"/>
+          </w:tcPr>
+          <w:p>
+            <w:pPr>
+              <w:rPr>
+                <w:rFonts w:ascii="Times New Roman" w:hAnsi="Times New Roman"/>
+                <w:sz w:val="26"/>
+                <w:szCs w:val="26"/>
+              </w:rPr>
+            </w:pPr>
+            <w:r>
+              <w:t>Bán lẻ đồ ngũ kim, sơn, kính, vật liệu và thiết bị lắp đặt khác trong xây dựng</w:t>
+            </w:r>
+          </w:p>
+        </w:tc>
+        <w:tc>
+          <w:tcPr>
+            <w:tcW w:w="1787" w:type="dxa"/>
+            <w:vAlign w:val="center"/>
+          </w:tcPr>
+          <w:p>
+            <w:pPr/>
+          </w:p>
+        </w:tc>
+      </w:tr>
+      <w:tr>
+        <w:tc>
+          <w:tcPr>
+            <w:tcW w:w="754" w:type="dxa"/>
+          </w:tcPr>
+          <w:p>
+            <w:pPr>
+              <w:rPr>
+                <w:rFonts w:ascii="Times New Roman" w:hAnsi="Times New Roman"/>
+              </w:rPr>
+            </w:pPr>
+            <w:r>
+              <w:t>9</w:t>
+            </w:r>
+          </w:p>
+        </w:tc>
+        <w:tc>
+          <w:tcPr>
+            <w:tcW w:w="1195" w:type="dxa"/>
+          </w:tcPr>
+          <w:p>
+            <w:pPr>
+              <w:rPr>
+                <w:rFonts w:ascii="Times New Roman" w:hAnsi="Times New Roman"/>
+              </w:rPr>
+            </w:pPr>
+            <w:r>
+              <w:t>4753</w:t>
+            </w:r>
+          </w:p>
+        </w:tc>
+        <w:tc>
+          <w:tcPr>
+            <w:tcW w:w="5892" w:type="dxa"/>
+          </w:tcPr>
+          <w:p>
+            <w:pPr>
+              <w:rPr>
+                <w:rFonts w:ascii="Times New Roman" w:hAnsi="Times New Roman"/>
+                <w:sz w:val="26"/>
+                <w:szCs w:val="26"/>
+              </w:rPr>
+            </w:pPr>
+            <w:r>
+              <w:t>Bán lẻ thảm, đệm, chăn, màn, rèm, vật liệu phủ tường và sàn</w:t>
+            </w:r>
+          </w:p>
+        </w:tc>
+        <w:tc>
+          <w:tcPr>
+            <w:tcW w:w="1787" w:type="dxa"/>
+            <w:vAlign w:val="center"/>
+          </w:tcPr>
+          <w:p>
+            <w:pPr/>
+          </w:p>
+        </w:tc>
+      </w:tr>
+      <w:tr>
+        <w:tc>
+          <w:tcPr>
+            <w:tcW w:w="754" w:type="dxa"/>
+          </w:tcPr>
+          <w:p>
+            <w:pPr>
+              <w:rPr>
+                <w:rFonts w:ascii="Times New Roman" w:hAnsi="Times New Roman"/>
+              </w:rPr>
+            </w:pPr>
+            <w:r>
+              <w:t>10</w:t>
+            </w:r>
+          </w:p>
+        </w:tc>
+        <w:tc>
+          <w:tcPr>
+            <w:tcW w:w="1195" w:type="dxa"/>
+          </w:tcPr>
+          <w:p>
+            <w:pPr>
+              <w:rPr>
+                <w:rFonts w:ascii="Times New Roman" w:hAnsi="Times New Roman"/>
+              </w:rPr>
+            </w:pPr>
+            <w:r>
+              <w:t>4759</w:t>
+            </w:r>
+          </w:p>
+        </w:tc>
+        <w:tc>
+          <w:tcPr>
+            <w:tcW w:w="5892" w:type="dxa"/>
+          </w:tcPr>
+          <w:p>
+            <w:pPr>
+              <w:rPr>
+                <w:rFonts w:ascii="Times New Roman" w:hAnsi="Times New Roman"/>
+                <w:sz w:val="26"/>
+                <w:szCs w:val="26"/>
+              </w:rPr>
+            </w:pPr>
+            <w:r>
+              <w:t>Bán lẻ đồ điện gia dụng, giường, tủ, bàn, ghế và đồ nội thất tương tự, đèn và bộ đèn điện, đồ dùng gia đình khác chưa được phân vào đâu</w:t>
+            </w:r>
+          </w:p>
+        </w:tc>
+        <w:tc>
+          <w:tcPr>
+            <w:tcW w:w="1787" w:type="dxa"/>
+            <w:vAlign w:val="center"/>
+          </w:tcPr>
+          <w:p>
+            <w:pPr/>
+          </w:p>
+        </w:tc>
+      </w:tr>
+      <w:tr>
+        <w:tc>
+          <w:tcPr>
+            <w:tcW w:w="754" w:type="dxa"/>
+          </w:tcPr>
+          <w:p>
+            <w:pPr>
+              <w:rPr>
+                <w:rFonts w:ascii="Times New Roman" w:hAnsi="Times New Roman"/>
+              </w:rPr>
+            </w:pPr>
+            <w:r>
+              <w:t>11</w:t>
+            </w:r>
+          </w:p>
+        </w:tc>
+        <w:tc>
+          <w:tcPr>
+            <w:tcW w:w="1195" w:type="dxa"/>
+          </w:tcPr>
+          <w:p>
+            <w:pPr>
+              <w:rPr>
+                <w:rFonts w:ascii="Times New Roman" w:hAnsi="Times New Roman"/>
+              </w:rPr>
+            </w:pPr>
+            <w:r>
+              <w:t>4773</w:t>
+            </w:r>
+          </w:p>
+        </w:tc>
+        <w:tc>
+          <w:tcPr>
+            <w:tcW w:w="5892" w:type="dxa"/>
+          </w:tcPr>
+          <w:p>
+            <w:pPr>
+              <w:rPr>
+                <w:rFonts w:ascii="Times New Roman" w:hAnsi="Times New Roman"/>
+                <w:sz w:val="26"/>
+                <w:szCs w:val="26"/>
+              </w:rPr>
+            </w:pPr>
+            <w:r>
+              <w:t>Bán lẻ hàng hóa khác mới (trừ ô tô, mô tô, xe máy và các bộ phận phụ trợ)</w:t>
+            </w:r>
+          </w:p>
+        </w:tc>
+        <w:tc>
+          <w:tcPr>
+            <w:tcW w:w="1787" w:type="dxa"/>
+            <w:vAlign w:val="center"/>
+          </w:tcPr>
+          <w:p>
+            <w:pPr/>
+          </w:p>
+        </w:tc>
+      </w:tr>
+      <w:tr>
+        <w:tc>
+          <w:tcPr>
+            <w:tcW w:w="754" w:type="dxa"/>
+          </w:tcPr>
+          <w:p>
+            <w:pPr>
+              <w:rPr>
+                <w:rFonts w:ascii="Times New Roman" w:hAnsi="Times New Roman"/>
+              </w:rPr>
+            </w:pPr>
+            <w:r>
+              <w:t>12</w:t>
+            </w:r>
+          </w:p>
+        </w:tc>
+        <w:tc>
+          <w:tcPr>
+            <w:tcW w:w="1195" w:type="dxa"/>
+          </w:tcPr>
+          <w:p>
+            <w:pPr>
+              <w:rPr>
+                <w:rFonts w:ascii="Times New Roman" w:hAnsi="Times New Roman"/>
+              </w:rPr>
+            </w:pPr>
+            <w:r>
+              <w:t>4719</w:t>
+            </w:r>
+          </w:p>
+        </w:tc>
+        <w:tc>
+          <w:tcPr>
+            <w:tcW w:w="5892" w:type="dxa"/>
+          </w:tcPr>
+          <w:p>
+            <w:pPr>
+              <w:rPr>
+                <w:rFonts w:ascii="Times New Roman" w:hAnsi="Times New Roman"/>
+                <w:sz w:val="26"/>
+                <w:szCs w:val="26"/>
+              </w:rPr>
+            </w:pPr>
+            <w:r>
+              <w:t>Bán lẻ tổng hợp khác. Chi tiết: Thực hiện quyền phân phối bán lẻ biến đổi tĩnh điện (máy biến tần inverter)</w:t>
+            </w:r>
+          </w:p>
+        </w:tc>
+        <w:tc>
+          <w:tcPr>
+            <w:tcW w:w="1787" w:type="dxa"/>
+            <w:vAlign w:val="center"/>
+          </w:tcPr>
+          <w:p>
+            <w:pPr/>
+          </w:p>
+        </w:tc>
+      </w:tr>
+      <w:tr>
+        <w:tc>
+          <w:tcPr>
+            <w:tcW w:w="754" w:type="dxa"/>
+          </w:tcPr>
+          <w:p>
+            <w:pPr>
+              <w:rPr>
+                <w:rFonts w:ascii="Times New Roman" w:hAnsi="Times New Roman"/>
+              </w:rPr>
+            </w:pPr>
+            <w:r>
+              <w:t>13</w:t>
+            </w:r>
+          </w:p>
+        </w:tc>
+        <w:tc>
+          <w:tcPr>
+            <w:tcW w:w="1195" w:type="dxa"/>
+          </w:tcPr>
+          <w:p>
+            <w:pPr>
+              <w:rPr>
+                <w:rFonts w:ascii="Times New Roman" w:hAnsi="Times New Roman"/>
+              </w:rPr>
+            </w:pPr>
+            <w:r>
+              <w:t>8299</w:t>
+            </w:r>
+          </w:p>
+        </w:tc>
+        <w:tc>
+          <w:tcPr>
+            <w:tcW w:w="5892" w:type="dxa"/>
+          </w:tcPr>
+          <w:p>
+            <w:pPr>
+              <w:rPr>
+                <w:rFonts w:ascii="Times New Roman" w:hAnsi="Times New Roman"/>
+                <w:sz w:val="26"/>
+                <w:szCs w:val="26"/>
+              </w:rPr>
+            </w:pPr>
+            <w:r>
+              <w:t>Hoạt động dịch vụ hỗ trợ kinh doanh khác còn lại chưa được phân vào đâu. Chi tiết: Thực hiện quyền nhập khẩu máy biến tần inverter, dây cáp điện, các loại tủ điện và các thiết bị, linh kiện điện cao hạ thế dùng trong tủ điện</w:t>
+            </w:r>
+          </w:p>
+        </w:tc>
+        <w:tc>
+          <w:tcPr>
+            <w:tcW w:w="1787" w:type="dxa"/>
+            <w:vAlign w:val="center"/>
+          </w:tcPr>
+          <w:p>
+            <w:pPr/>
           </w:p>
         </w:tc>
       </w:tr>
@@ -1948,7 +2144,7 @@
           <w:sz w:val="26"/>
           <w:szCs w:val="26"/>
         </w:rPr>
-        <w:t>PHẠM THỊ DUNG</w:t>
+        <w:t>TRẦN THỊ TÂM ANH</w:t>
       </w:r>
       <w:r>
         <w:rPr>
@@ -1981,7 +2177,7 @@
           <w:sz w:val="26"/>
           <w:szCs w:val="26"/>
         </w:rPr>
-        <w:t>20/04/1962</w:t>
+        <w:t>04/09/2001</w:t>
       </w:r>
     </w:p>
     <w:p>
@@ -2006,7 +2202,7 @@
           <w:sz w:val="26"/>
           <w:szCs w:val="26"/>
         </w:rPr>
-        <w:t>038162009876</w:t>
+        <w:t>074301001275</w:t>
       </w:r>
     </w:p>
     <w:p>
@@ -2031,7 +2227,7 @@
           <w:sz w:val="26"/>
           <w:szCs w:val="26"/>
         </w:rPr>
-        <w:t>10/04/2021</w:t>
+        <w:t>25/04/2021</w:t>
       </w:r>
     </w:p>
     <w:p>
@@ -2181,7 +2377,7 @@
           <w:sz w:val="26"/>
           <w:szCs w:val="26"/>
         </w:rPr>
-        <w:t>Đường Đt 746, Số Nhà 82, Tổ 7a, Ấp Tân Thành 4</w:t>
+        <w:t>Tổ 7A, Ấp Bà Đã</w:t>
       </w:r>
     </w:p>
     <w:p>
@@ -2199,6 +2395,7 @@
           <w:sz w:val="26"/>
           <w:szCs w:val="26"/>
         </w:rPr>
+        <w:lastRenderedPageBreak/>
         <w:t xml:space="preserve">Xã/Phường/Đặc khu: </w:t>
       </w:r>
       <w:r>
@@ -2325,7 +2522,7 @@
           <w:sz w:val="26"/>
           <w:szCs w:val="26"/>
         </w:rPr>
-        <w:t>Đường Đt 746, Số Nhà 82, Tổ 7a, Ấp Tân Thành 4</w:t>
+        <w:t>Tổ 7A, Ấp Bà Đã</w:t>
       </w:r>
     </w:p>
     <w:p>
@@ -2678,7 +2875,6 @@
           <w:szCs w:val="26"/>
           <w:lang w:val="vi-VN"/>
         </w:rPr>
-        <w:lastRenderedPageBreak/>
         <w:t xml:space="preserve">3. </w:t>
       </w:r>
       <w:bookmarkStart w:id="2" w:name="dieu_13"/>
@@ -2956,7 +3152,7 @@
           <w:sz w:val="26"/>
           <w:szCs w:val="26"/>
         </w:rPr>
-        <w:t>9.000.000.000 VNĐ.</w:t>
+        <w:t>3.000.000.000 VNĐ.</w:t>
       </w:r>
       <w:r>
         <w:rPr>
@@ -2970,7 +3166,7 @@
           <w:sz w:val="26"/>
           <w:szCs w:val="26"/>
         </w:rPr>
-        <w:t>Chín tỷ đồng</w:t>
+        <w:t>Ba tỷ đồng</w:t>
       </w:r>
       <w:r>
         <w:rPr>
@@ -3057,7 +3253,7 @@
           <w:sz w:val="26"/>
           <w:szCs w:val="26"/>
         </w:rPr>
-        <w:t>9.000.000.000 VNĐ.</w:t>
+        <w:t>3.000.000.000 VNĐ.</w:t>
       </w:r>
       <w:r>
         <w:rPr>
@@ -3071,7 +3267,7 @@
           <w:sz w:val="26"/>
           <w:szCs w:val="26"/>
         </w:rPr>
-        <w:t>Chín tỷ đồng</w:t>
+        <w:t>Ba tỷ đồng</w:t>
       </w:r>
       <w:r>
         <w:rPr>
@@ -3179,6 +3375,7 @@
           <w:szCs w:val="26"/>
           <w:lang w:val="vi-VN"/>
         </w:rPr>
+        <w:lastRenderedPageBreak/>
         <w:t>- Tài sản</w:t>
       </w:r>
       <w:r>
@@ -3274,7 +3471,7 @@
           <w:sz w:val="26"/>
           <w:szCs w:val="26"/>
         </w:rPr>
-        <w:t>PHẠM THỊ DUNG</w:t>
+        <w:t>TRẦN THỊ TÂM ANH</w:t>
       </w:r>
       <w:r>
         <w:rPr>
@@ -3308,7 +3505,7 @@
           <w:sz w:val="26"/>
           <w:szCs w:val="26"/>
         </w:rPr>
-        <w:t>20/04/1962</w:t>
+        <w:t>04/09/2001</w:t>
       </w:r>
     </w:p>
     <w:p>
@@ -3333,7 +3530,7 @@
           <w:sz w:val="26"/>
           <w:szCs w:val="26"/>
         </w:rPr>
-        <w:t>038162009876</w:t>
+        <w:t>074301001275</w:t>
       </w:r>
     </w:p>
     <w:p>
@@ -3358,7 +3555,7 @@
           <w:sz w:val="26"/>
           <w:szCs w:val="26"/>
         </w:rPr>
-        <w:t>10/04/2021</w:t>
+        <w:t>25/04/2021</w:t>
       </w:r>
     </w:p>
     <w:p>
@@ -3518,7 +3715,7 @@
           <w:sz w:val="26"/>
           <w:szCs w:val="26"/>
         </w:rPr>
-        <w:t>Đường Đt 746, Số Nhà 82, Tổ 7a, Ấp Tân Thành 4</w:t>
+        <w:t>Tổ 7A, Ấp Bà Đã</w:t>
       </w:r>
     </w:p>
     <w:p>
@@ -3536,7 +3733,6 @@
           <w:sz w:val="26"/>
           <w:szCs w:val="26"/>
         </w:rPr>
-        <w:lastRenderedPageBreak/>
         <w:t xml:space="preserve">Xã/Phường/Đặc khu: </w:t>
       </w:r>
       <w:r>
@@ -3663,7 +3859,7 @@
           <w:sz w:val="26"/>
           <w:szCs w:val="26"/>
         </w:rPr>
-        <w:t>Đường Đt 746, Số Nhà 82, Tổ 7a, Ấp Tân Thành 4</w:t>
+        <w:t>Tổ 7A, Ấp Bà Đã</w:t>
       </w:r>
     </w:p>
     <w:p>
@@ -3859,27 +4055,37 @@
           <w:szCs w:val="26"/>
           <w:lang w:val="vi-VN"/>
         </w:rPr>
-        <w:t>hợp không góp đủ vốn điều lệ trong thời hạn quy định tại khoản 2 Điều này, chủ sở hữu công ty phải đăng ký thay đổi vốn điều lệ bằng giá trị số vốn đã góp trong thời hạn 30 ngày kể tù ngày cuối cùng phải góp đủ vốn điều lệ. Trường hợp này, chủ sở hữu phải chịu trách nhiệm tương ứng với phần vốn góp đã cam kết đối với các nghĩa vụ tài chính của công ty phát sinh trong thời gian trước ngày cuối cùng công ty đăng ký thay đổi vốn điều lệ theo quy định tại khoản này.</w:t>
-      </w:r>
-    </w:p>
-    <w:p>
-      <w:pPr>
-        <w:spacing w:line="240" w:lineRule="auto"/>
-        <w:ind w:firstLine="360"/>
+        <w:t xml:space="preserve">hợp không góp đủ vốn điều lệ trong thời hạn quy định tại khoản 2 Điều này, chủ sở hữu công ty phải đăng ký thay đổi vốn điều lệ bằng giá trị số vốn </w:t>
+      </w:r>
+      <w:r>
         <w:rPr>
           <w:color w:val="000000"/>
           <w:sz w:val="26"/>
           <w:szCs w:val="26"/>
           <w:lang w:val="vi-VN"/>
         </w:rPr>
-      </w:pPr>
-      <w:r>
+        <w:lastRenderedPageBreak/>
+        <w:t>đã góp trong thời hạn 30 ngày kể tù ngày cuối cùng phải góp đủ vốn điều lệ. Trường hợp này, chủ sở hữu phải chịu trách nhiệm tương ứng với phần vốn góp đã cam kết đối với các nghĩa vụ tài chính của công ty phát sinh trong thời gian trước ngày cuối cùng công ty đăng ký thay đổi vốn điều lệ theo quy định tại khoản này.</w:t>
+      </w:r>
+    </w:p>
+    <w:p>
+      <w:pPr>
+        <w:spacing w:line="240" w:lineRule="auto"/>
+        <w:ind w:firstLine="360"/>
         <w:rPr>
           <w:color w:val="000000"/>
           <w:sz w:val="26"/>
           <w:szCs w:val="26"/>
           <w:lang w:val="vi-VN"/>
         </w:rPr>
+      </w:pPr>
+      <w:r>
+        <w:rPr>
+          <w:color w:val="000000"/>
+          <w:sz w:val="26"/>
+          <w:szCs w:val="26"/>
+          <w:lang w:val="vi-VN"/>
+        </w:rPr>
         <w:t>4. Chủ sở hữu công ty chịu trách nhiệm bằng toàn bộ tài sản của mình đối với các nghĩa vụ tài chính của công ty, thiệt hại xảy ra do không góp, không góp đủ, không góp đúng hạn vốn điều lệ theo quy định tại Điều này.</w:t>
       </w:r>
     </w:p>
@@ -4048,7 +4254,6 @@
           <w:szCs w:val="26"/>
           <w:lang w:val="vi-VN"/>
         </w:rPr>
-        <w:lastRenderedPageBreak/>
         <w:t>4. Quyết định việc sử dụng lợi nhuận sau khi đã hoàn thành nghĩa vụ thuế và các nghĩa vụ tài chính khác của công ty;</w:t>
       </w:r>
     </w:p>
@@ -4468,6 +4673,7 @@
         <w:rPr>
           <w:rFonts w:ascii="Times New Roman" w:hAnsi="Times New Roman"/>
         </w:rPr>
+        <w:lastRenderedPageBreak/>
         <w:t>Chương III</w:t>
       </w:r>
     </w:p>
@@ -4749,8 +4955,395 @@
           <w:szCs w:val="26"/>
           <w:lang w:val="vi-VN"/>
         </w:rPr>
-        <w:t xml:space="preserve">; chịu trách nhiệm trước pháp luật và chủ sở hữu công ty về việc thực hiện quyền và nghĩa vụ được </w:t>
-      </w:r>
+        <w:t>; chịu trách nhiệm trước pháp luật và chủ sở hữu công ty về việc thực hiện quyền và nghĩa vụ được giao theo quy định của Điều lệ công ty, Luật Doanh nghiệp và quy định khác của pháp luật có liên quan.</w:t>
+      </w:r>
+    </w:p>
+    <w:p>
+      <w:pPr>
+        <w:spacing w:line="240" w:lineRule="auto"/>
+        <w:ind w:firstLine="360"/>
+        <w:rPr>
+          <w:bCs/>
+          <w:sz w:val="26"/>
+          <w:szCs w:val="26"/>
+          <w:lang w:val="vi-VN"/>
+        </w:rPr>
+      </w:pPr>
+      <w:r>
+        <w:rPr>
+          <w:bCs/>
+          <w:sz w:val="26"/>
+          <w:szCs w:val="26"/>
+          <w:lang w:val="vi-VN"/>
+        </w:rPr>
+        <w:t>2. Quyền, nghĩa vụ và chế độ làm việc của Chủ tịch công ty được thực hiện theo quy định tại Điều lệ công ty, Luật Doanh nghiệp và quy định khác của pháp luật có liên quan.</w:t>
+      </w:r>
+    </w:p>
+    <w:p>
+      <w:pPr>
+        <w:spacing w:line="240" w:lineRule="auto"/>
+        <w:ind w:firstLine="360"/>
+        <w:rPr>
+          <w:bCs/>
+          <w:sz w:val="26"/>
+          <w:szCs w:val="26"/>
+          <w:lang w:val="vi-VN"/>
+        </w:rPr>
+      </w:pPr>
+      <w:r>
+        <w:rPr>
+          <w:bCs/>
+          <w:sz w:val="26"/>
+          <w:szCs w:val="26"/>
+          <w:lang w:val="vi-VN"/>
+        </w:rPr>
+        <w:t>3. Quyết định của Chủ tịch công ty về thực hiện quyền và nghĩa vụ của chủ sở hữu công ty có hiệu lực kể từ ngày được chủ sở hữu công ty phê duyệt.</w:t>
+      </w:r>
+    </w:p>
+    <w:p>
+      <w:pPr>
+        <w:spacing w:line="240" w:lineRule="auto"/>
+        <w:ind w:firstLine="360"/>
+        <w:rPr>
+          <w:bCs/>
+          <w:sz w:val="26"/>
+          <w:szCs w:val="26"/>
+          <w:lang w:val="vi-VN"/>
+        </w:rPr>
+      </w:pPr>
+    </w:p>
+    <w:p>
+      <w:pPr>
+        <w:pStyle w:val="Heading3"/>
+        <w:ind w:firstLine="360"/>
+        <w:rPr>
+          <w:rFonts w:ascii="Times New Roman" w:hAnsi="Times New Roman"/>
+          <w:lang w:val="vi-VN"/>
+        </w:rPr>
+      </w:pPr>
+      <w:r>
+        <w:rPr>
+          <w:rFonts w:ascii="Times New Roman" w:hAnsi="Times New Roman"/>
+          <w:lang w:val="vi-VN"/>
+        </w:rPr>
+        <w:t>Điều 1</w:t>
+      </w:r>
+      <w:r>
+        <w:rPr>
+          <w:rFonts w:ascii="Times New Roman" w:hAnsi="Times New Roman"/>
+        </w:rPr>
+        <w:t>1</w:t>
+      </w:r>
+      <w:r>
+        <w:rPr>
+          <w:rFonts w:ascii="Times New Roman" w:hAnsi="Times New Roman"/>
+          <w:lang w:val="vi-VN"/>
+        </w:rPr>
+        <w:t xml:space="preserve">. Giám đốc </w:t>
+      </w:r>
+      <w:r>
+        <w:rPr>
+          <w:rFonts w:ascii="Times New Roman" w:hAnsi="Times New Roman"/>
+        </w:rPr>
+        <w:t>(hoặc Tổng giám đốc)</w:t>
+      </w:r>
+    </w:p>
+    <w:p>
+      <w:pPr>
+        <w:spacing w:line="240" w:lineRule="auto"/>
+        <w:ind w:firstLine="360"/>
+        <w:rPr>
+          <w:bCs/>
+          <w:sz w:val="26"/>
+          <w:szCs w:val="26"/>
+          <w:lang w:val="vi-VN"/>
+        </w:rPr>
+      </w:pPr>
+      <w:r>
+        <w:rPr>
+          <w:bCs/>
+          <w:sz w:val="26"/>
+          <w:szCs w:val="26"/>
+          <w:lang w:val="vi-VN"/>
+        </w:rPr>
+        <w:t xml:space="preserve">1. Chủ tịch công ty bổ nhiệm hoặc thuê Giám đốc </w:t>
+      </w:r>
+      <w:r>
+        <w:rPr>
+          <w:bCs/>
+          <w:sz w:val="26"/>
+          <w:szCs w:val="26"/>
+          <w:lang w:val="vi-VN"/>
+        </w:rPr>
+        <w:t xml:space="preserve">(hoặc Tổng giám đốc) </w:t>
+      </w:r>
+      <w:r>
+        <w:rPr>
+          <w:bCs/>
+          <w:sz w:val="26"/>
+          <w:szCs w:val="26"/>
+          <w:lang w:val="vi-VN"/>
+        </w:rPr>
+        <w:t xml:space="preserve">với nhiệm kỳ không quá 05 năm để điều hành hoạt động kinh doanh hằng ngày của công ty. Giám đốc </w:t>
+      </w:r>
+      <w:r>
+        <w:rPr>
+          <w:bCs/>
+          <w:sz w:val="26"/>
+          <w:szCs w:val="26"/>
+          <w:lang w:val="vi-VN"/>
+        </w:rPr>
+        <w:t xml:space="preserve">(hoặc Tổng giám đốc) </w:t>
+      </w:r>
+      <w:r>
+        <w:rPr>
+          <w:bCs/>
+          <w:sz w:val="26"/>
+          <w:szCs w:val="26"/>
+          <w:lang w:val="vi-VN"/>
+        </w:rPr>
+        <w:t>chịu trách nhiệm trước pháp luật và Chủ tịch công ty về việc thực hiện quyền và nghĩa vụ của mình. Chủ tịch công ty có thể kiêm Giám đốc</w:t>
+      </w:r>
+      <w:r>
+        <w:rPr>
+          <w:bCs/>
+          <w:sz w:val="26"/>
+          <w:szCs w:val="26"/>
+          <w:lang w:val="vi-VN"/>
+        </w:rPr>
+        <w:t xml:space="preserve"> (hoặc Tổng giám đốc</w:t>
+      </w:r>
+      <w:r>
+        <w:rPr>
+          <w:bCs/>
+          <w:sz w:val="26"/>
+          <w:szCs w:val="26"/>
+          <w:lang w:val="vi-VN"/>
+        </w:rPr>
+        <w:t>)</w:t>
+      </w:r>
+      <w:r>
+        <w:rPr>
+          <w:bCs/>
+          <w:sz w:val="26"/>
+          <w:szCs w:val="26"/>
+          <w:lang w:val="vi-VN"/>
+        </w:rPr>
+        <w:t>.</w:t>
+      </w:r>
+    </w:p>
+    <w:p>
+      <w:pPr>
+        <w:spacing w:line="240" w:lineRule="auto"/>
+        <w:ind w:firstLine="360"/>
+        <w:rPr>
+          <w:bCs/>
+          <w:sz w:val="26"/>
+          <w:szCs w:val="26"/>
+          <w:lang w:val="vi-VN"/>
+        </w:rPr>
+      </w:pPr>
+      <w:r>
+        <w:rPr>
+          <w:bCs/>
+          <w:sz w:val="26"/>
+          <w:szCs w:val="26"/>
+          <w:lang w:val="vi-VN"/>
+        </w:rPr>
+        <w:t xml:space="preserve">2. Giám đốc </w:t>
+      </w:r>
+      <w:r>
+        <w:rPr>
+          <w:bCs/>
+          <w:sz w:val="26"/>
+          <w:szCs w:val="26"/>
+          <w:lang w:val="vi-VN"/>
+        </w:rPr>
+        <w:t xml:space="preserve">(hoặc Tổng giám đốc) </w:t>
+      </w:r>
+      <w:r>
+        <w:rPr>
+          <w:bCs/>
+          <w:sz w:val="26"/>
+          <w:szCs w:val="26"/>
+          <w:lang w:val="vi-VN"/>
+        </w:rPr>
+        <w:t>có quyền và nghĩa vụ sau đây:</w:t>
+      </w:r>
+    </w:p>
+    <w:p>
+      <w:pPr>
+        <w:spacing w:line="240" w:lineRule="auto"/>
+        <w:ind w:firstLine="360"/>
+        <w:rPr>
+          <w:bCs/>
+          <w:sz w:val="26"/>
+          <w:szCs w:val="26"/>
+          <w:lang w:val="vi-VN"/>
+        </w:rPr>
+      </w:pPr>
+      <w:r>
+        <w:rPr>
+          <w:bCs/>
+          <w:sz w:val="26"/>
+          <w:szCs w:val="26"/>
+          <w:lang w:val="vi-VN"/>
+        </w:rPr>
+        <w:t>a) Tổ chức thực hiện nghị quyết, quyết định của Chủ tịch công ty;</w:t>
+      </w:r>
+    </w:p>
+    <w:p>
+      <w:pPr>
+        <w:spacing w:line="240" w:lineRule="auto"/>
+        <w:ind w:firstLine="360"/>
+        <w:rPr>
+          <w:bCs/>
+          <w:sz w:val="26"/>
+          <w:szCs w:val="26"/>
+          <w:lang w:val="vi-VN"/>
+        </w:rPr>
+      </w:pPr>
+      <w:r>
+        <w:rPr>
+          <w:bCs/>
+          <w:sz w:val="26"/>
+          <w:szCs w:val="26"/>
+          <w:lang w:val="vi-VN"/>
+        </w:rPr>
+        <w:t>b) Quyết định các vấn đề liên quan đ</w:t>
+      </w:r>
+      <w:r>
+        <w:rPr>
+          <w:bCs/>
+          <w:sz w:val="26"/>
+          <w:szCs w:val="26"/>
+          <w:lang w:val="vi-VN"/>
+        </w:rPr>
+        <w:t>ế</w:t>
+      </w:r>
+      <w:r>
+        <w:rPr>
+          <w:bCs/>
+          <w:sz w:val="26"/>
+          <w:szCs w:val="26"/>
+          <w:lang w:val="vi-VN"/>
+        </w:rPr>
+        <w:t>n hoạt động kinh doanh hằng ngày của côn</w:t>
+      </w:r>
+      <w:r>
+        <w:rPr>
+          <w:bCs/>
+          <w:sz w:val="26"/>
+          <w:szCs w:val="26"/>
+          <w:lang w:val="vi-VN"/>
+        </w:rPr>
+        <w:t xml:space="preserve">g </w:t>
+      </w:r>
+      <w:r>
+        <w:rPr>
+          <w:bCs/>
+          <w:sz w:val="26"/>
+          <w:szCs w:val="26"/>
+          <w:lang w:val="vi-VN"/>
+        </w:rPr>
+        <w:t>ty;</w:t>
+      </w:r>
+    </w:p>
+    <w:p>
+      <w:pPr>
+        <w:spacing w:line="240" w:lineRule="auto"/>
+        <w:ind w:firstLine="360"/>
+        <w:rPr>
+          <w:bCs/>
+          <w:sz w:val="26"/>
+          <w:szCs w:val="26"/>
+          <w:lang w:val="vi-VN"/>
+        </w:rPr>
+      </w:pPr>
+      <w:r>
+        <w:rPr>
+          <w:bCs/>
+          <w:sz w:val="26"/>
+          <w:szCs w:val="26"/>
+          <w:lang w:val="vi-VN"/>
+        </w:rPr>
+        <w:t>c) Tổ chức thực hiện kế hoạch kinh doanh và phương án đầu tư của công ty;</w:t>
+      </w:r>
+    </w:p>
+    <w:p>
+      <w:pPr>
+        <w:spacing w:line="240" w:lineRule="auto"/>
+        <w:ind w:firstLine="360"/>
+        <w:rPr>
+          <w:bCs/>
+          <w:sz w:val="26"/>
+          <w:szCs w:val="26"/>
+          <w:lang w:val="vi-VN"/>
+        </w:rPr>
+      </w:pPr>
+      <w:r>
+        <w:rPr>
+          <w:bCs/>
+          <w:sz w:val="26"/>
+          <w:szCs w:val="26"/>
+          <w:lang w:val="vi-VN"/>
+        </w:rPr>
+        <w:t>d) Ban hành quy chế quản lý nội bộ của công ty;</w:t>
+      </w:r>
+    </w:p>
+    <w:p>
+      <w:pPr>
+        <w:spacing w:line="240" w:lineRule="auto"/>
+        <w:ind w:firstLine="360"/>
+        <w:rPr>
+          <w:bCs/>
+          <w:sz w:val="26"/>
+          <w:szCs w:val="26"/>
+          <w:lang w:val="vi-VN"/>
+        </w:rPr>
+      </w:pPr>
+      <w:r>
+        <w:rPr>
+          <w:bCs/>
+          <w:sz w:val="26"/>
+          <w:szCs w:val="26"/>
+          <w:lang w:val="vi-VN"/>
+        </w:rPr>
+        <w:t>đ) Bổ nhiệm, miễn nhiệm, bãi nhiệm người quản lý công ty, trừ các chức danh thuộc thẩm quyền của Chủ tịch công ty;</w:t>
+      </w:r>
+    </w:p>
+    <w:p>
+      <w:pPr>
+        <w:spacing w:line="240" w:lineRule="auto"/>
+        <w:ind w:firstLine="360"/>
+        <w:rPr>
+          <w:bCs/>
+          <w:sz w:val="26"/>
+          <w:szCs w:val="26"/>
+          <w:lang w:val="vi-VN"/>
+        </w:rPr>
+      </w:pPr>
+      <w:r>
+        <w:rPr>
+          <w:bCs/>
+          <w:sz w:val="26"/>
+          <w:szCs w:val="26"/>
+          <w:lang w:val="vi-VN"/>
+        </w:rPr>
+        <w:t>e) Ký hợp đồng nhân danh công ty, trừ trường hợp thuộc thẩm quyền của Chủ tịch công ty;</w:t>
+      </w:r>
+    </w:p>
+    <w:p>
+      <w:pPr>
+        <w:spacing w:line="240" w:lineRule="auto"/>
+        <w:ind w:firstLine="360"/>
+        <w:rPr>
+          <w:bCs/>
+          <w:sz w:val="26"/>
+          <w:szCs w:val="26"/>
+          <w:lang w:val="vi-VN"/>
+        </w:rPr>
+      </w:pPr>
       <w:r>
         <w:rPr>
           <w:bCs/>
@@ -4759,49 +5352,199 @@
           <w:lang w:val="vi-VN"/>
         </w:rPr>
         <w:lastRenderedPageBreak/>
-        <w:t>giao theo quy định của Điều lệ công ty, Luật Doanh nghiệp và quy định khác của pháp luật có liên quan.</w:t>
-      </w:r>
-    </w:p>
-    <w:p>
-      <w:pPr>
-        <w:spacing w:line="240" w:lineRule="auto"/>
-        <w:ind w:firstLine="360"/>
-        <w:rPr>
-          <w:bCs/>
-          <w:sz w:val="26"/>
-          <w:szCs w:val="26"/>
-          <w:lang w:val="vi-VN"/>
-        </w:rPr>
-      </w:pPr>
-      <w:r>
-        <w:rPr>
-          <w:bCs/>
-          <w:sz w:val="26"/>
-          <w:szCs w:val="26"/>
-          <w:lang w:val="vi-VN"/>
-        </w:rPr>
-        <w:t>2. Quyền, nghĩa vụ và chế độ làm việc của Chủ tịch công ty được thực hiện theo quy định tại Điều lệ công ty, Luật Doanh nghiệp và quy định khác của pháp luật có liên quan.</w:t>
-      </w:r>
-    </w:p>
-    <w:p>
-      <w:pPr>
-        <w:spacing w:line="240" w:lineRule="auto"/>
-        <w:ind w:firstLine="360"/>
-        <w:rPr>
-          <w:bCs/>
-          <w:sz w:val="26"/>
-          <w:szCs w:val="26"/>
-          <w:lang w:val="vi-VN"/>
-        </w:rPr>
-      </w:pPr>
-      <w:r>
-        <w:rPr>
-          <w:bCs/>
-          <w:sz w:val="26"/>
-          <w:szCs w:val="26"/>
-          <w:lang w:val="vi-VN"/>
-        </w:rPr>
-        <w:t>3. Quyết định của Chủ tịch công ty về thực hiện quyền và nghĩa vụ của chủ sở hữu công ty có hiệu lực kể từ ngày được chủ sở hữu công ty phê duyệt.</w:t>
+        <w:t>g) Kiến nghị phương án cơ cấu tổ chức công ty;</w:t>
+      </w:r>
+    </w:p>
+    <w:p>
+      <w:pPr>
+        <w:spacing w:line="240" w:lineRule="auto"/>
+        <w:ind w:firstLine="360"/>
+        <w:rPr>
+          <w:bCs/>
+          <w:sz w:val="26"/>
+          <w:szCs w:val="26"/>
+          <w:lang w:val="vi-VN"/>
+        </w:rPr>
+      </w:pPr>
+      <w:r>
+        <w:rPr>
+          <w:bCs/>
+          <w:sz w:val="26"/>
+          <w:szCs w:val="26"/>
+          <w:lang w:val="vi-VN"/>
+        </w:rPr>
+        <w:t>h) Trình báo cáo tài chính hằng năm lên Chủ tịch công ty;</w:t>
+      </w:r>
+    </w:p>
+    <w:p>
+      <w:pPr>
+        <w:spacing w:line="240" w:lineRule="auto"/>
+        <w:ind w:firstLine="360"/>
+        <w:rPr>
+          <w:bCs/>
+          <w:sz w:val="26"/>
+          <w:szCs w:val="26"/>
+          <w:lang w:val="vi-VN"/>
+        </w:rPr>
+      </w:pPr>
+      <w:r>
+        <w:rPr>
+          <w:bCs/>
+          <w:sz w:val="26"/>
+          <w:szCs w:val="26"/>
+          <w:lang w:val="vi-VN"/>
+        </w:rPr>
+        <w:t>i) Kiến nghị phương án sử dụng lợi nhuận hoặc xử lý lỗ trong kinh doanh;</w:t>
+      </w:r>
+    </w:p>
+    <w:p>
+      <w:pPr>
+        <w:spacing w:line="240" w:lineRule="auto"/>
+        <w:ind w:firstLine="360"/>
+        <w:rPr>
+          <w:bCs/>
+          <w:sz w:val="26"/>
+          <w:szCs w:val="26"/>
+          <w:lang w:val="vi-VN"/>
+        </w:rPr>
+      </w:pPr>
+      <w:r>
+        <w:rPr>
+          <w:bCs/>
+          <w:sz w:val="26"/>
+          <w:szCs w:val="26"/>
+          <w:lang w:val="vi-VN"/>
+        </w:rPr>
+        <w:t>k) Tuyển dụng lao động; .</w:t>
+      </w:r>
+    </w:p>
+    <w:p>
+      <w:pPr>
+        <w:spacing w:line="240" w:lineRule="auto"/>
+        <w:ind w:firstLine="360"/>
+        <w:rPr>
+          <w:bCs/>
+          <w:sz w:val="26"/>
+          <w:szCs w:val="26"/>
+          <w:lang w:val="vi-VN"/>
+        </w:rPr>
+      </w:pPr>
+      <w:r>
+        <w:rPr>
+          <w:bCs/>
+          <w:sz w:val="26"/>
+          <w:szCs w:val="26"/>
+          <w:lang w:val="vi-VN"/>
+        </w:rPr>
+        <w:t>l) Quyền và nghĩa vụ khác được quy định tại Điều lệ công ty và hợp đồng lao động.</w:t>
+      </w:r>
+    </w:p>
+    <w:p>
+      <w:pPr>
+        <w:spacing w:line="240" w:lineRule="auto"/>
+        <w:ind w:firstLine="360"/>
+        <w:rPr>
+          <w:bCs/>
+          <w:sz w:val="26"/>
+          <w:szCs w:val="26"/>
+          <w:lang w:val="vi-VN"/>
+        </w:rPr>
+      </w:pPr>
+      <w:r>
+        <w:rPr>
+          <w:bCs/>
+          <w:sz w:val="26"/>
+          <w:szCs w:val="26"/>
+          <w:lang w:val="vi-VN"/>
+        </w:rPr>
+        <w:t xml:space="preserve">3. Giám đốc </w:t>
+      </w:r>
+      <w:r>
+        <w:rPr>
+          <w:bCs/>
+          <w:sz w:val="26"/>
+          <w:szCs w:val="26"/>
+          <w:lang w:val="vi-VN"/>
+        </w:rPr>
+        <w:t xml:space="preserve">(hoặc Tổng giám đốc) </w:t>
+      </w:r>
+      <w:r>
+        <w:rPr>
+          <w:bCs/>
+          <w:sz w:val="26"/>
+          <w:szCs w:val="26"/>
+          <w:lang w:val="vi-VN"/>
+        </w:rPr>
+        <w:t>phải có tiêu chuẩn và điều kiện sau đây:</w:t>
+      </w:r>
+    </w:p>
+    <w:p>
+      <w:pPr>
+        <w:spacing w:line="240" w:lineRule="auto"/>
+        <w:ind w:firstLine="360"/>
+        <w:rPr>
+          <w:bCs/>
+          <w:sz w:val="26"/>
+          <w:szCs w:val="26"/>
+          <w:lang w:val="vi-VN"/>
+        </w:rPr>
+      </w:pPr>
+      <w:r>
+        <w:rPr>
+          <w:bCs/>
+          <w:sz w:val="26"/>
+          <w:szCs w:val="26"/>
+          <w:lang w:val="vi-VN"/>
+        </w:rPr>
+        <w:t xml:space="preserve">a) Không thuộc đối tượng quy định tại khoản 2 Điều 17 của Luật </w:t>
+      </w:r>
+      <w:r>
+        <w:rPr>
+          <w:bCs/>
+          <w:sz w:val="26"/>
+          <w:szCs w:val="26"/>
+          <w:lang w:val="vi-VN"/>
+        </w:rPr>
+        <w:t>Doanh nghiệp</w:t>
+      </w:r>
+      <w:r>
+        <w:rPr>
+          <w:bCs/>
+          <w:sz w:val="26"/>
+          <w:szCs w:val="26"/>
+          <w:lang w:val="vi-VN"/>
+        </w:rPr>
+        <w:t>;</w:t>
+      </w:r>
+    </w:p>
+    <w:p>
+      <w:pPr>
+        <w:spacing w:line="240" w:lineRule="auto"/>
+        <w:ind w:firstLine="360"/>
+        <w:rPr>
+          <w:bCs/>
+          <w:sz w:val="26"/>
+          <w:szCs w:val="26"/>
+          <w:lang w:val="vi-VN"/>
+        </w:rPr>
+      </w:pPr>
+      <w:r>
+        <w:rPr>
+          <w:bCs/>
+          <w:sz w:val="26"/>
+          <w:szCs w:val="26"/>
+          <w:lang w:val="vi-VN"/>
+        </w:rPr>
+        <w:t>b) Có trình độ chuyên môn, kinh nghiệm trong quản trị kinh doanh của công ty</w:t>
+      </w:r>
+      <w:r>
+        <w:rPr>
+          <w:bCs/>
+          <w:sz w:val="26"/>
+          <w:szCs w:val="26"/>
+          <w:lang w:val="vi-VN"/>
+        </w:rPr>
+        <w:t>.</w:t>
       </w:r>
     </w:p>
     <w:p>
@@ -4822,559 +5565,12 @@
         <w:ind w:firstLine="360"/>
         <w:rPr>
           <w:rFonts w:ascii="Times New Roman" w:hAnsi="Times New Roman"/>
-          <w:lang w:val="vi-VN"/>
-        </w:rPr>
-      </w:pPr>
-      <w:r>
-        <w:rPr>
-          <w:rFonts w:ascii="Times New Roman" w:hAnsi="Times New Roman"/>
-          <w:lang w:val="vi-VN"/>
-        </w:rPr>
-        <w:t>Điều 1</w:t>
-      </w:r>
-      <w:r>
-        <w:rPr>
-          <w:rFonts w:ascii="Times New Roman" w:hAnsi="Times New Roman"/>
-        </w:rPr>
-        <w:t>1</w:t>
-      </w:r>
-      <w:r>
-        <w:rPr>
-          <w:rFonts w:ascii="Times New Roman" w:hAnsi="Times New Roman"/>
-          <w:lang w:val="vi-VN"/>
-        </w:rPr>
-        <w:t xml:space="preserve">. Giám đốc </w:t>
-      </w:r>
-      <w:r>
-        <w:rPr>
-          <w:rFonts w:ascii="Times New Roman" w:hAnsi="Times New Roman"/>
-        </w:rPr>
-        <w:t>(hoặc Tổng giám đốc)</w:t>
-      </w:r>
-    </w:p>
-    <w:p>
-      <w:pPr>
-        <w:spacing w:line="240" w:lineRule="auto"/>
-        <w:ind w:firstLine="360"/>
-        <w:rPr>
-          <w:bCs/>
-          <w:sz w:val="26"/>
-          <w:szCs w:val="26"/>
-          <w:lang w:val="vi-VN"/>
-        </w:rPr>
-      </w:pPr>
-      <w:r>
-        <w:rPr>
-          <w:bCs/>
-          <w:sz w:val="26"/>
-          <w:szCs w:val="26"/>
-          <w:lang w:val="vi-VN"/>
-        </w:rPr>
-        <w:t xml:space="preserve">1. Chủ tịch công ty bổ nhiệm hoặc thuê Giám đốc </w:t>
-      </w:r>
-      <w:r>
-        <w:rPr>
-          <w:bCs/>
-          <w:sz w:val="26"/>
-          <w:szCs w:val="26"/>
-          <w:lang w:val="vi-VN"/>
-        </w:rPr>
-        <w:t xml:space="preserve">(hoặc Tổng giám đốc) </w:t>
-      </w:r>
-      <w:r>
-        <w:rPr>
-          <w:bCs/>
-          <w:sz w:val="26"/>
-          <w:szCs w:val="26"/>
-          <w:lang w:val="vi-VN"/>
-        </w:rPr>
-        <w:t xml:space="preserve">với nhiệm kỳ không quá 05 năm để điều hành hoạt động kinh doanh hằng ngày của công ty. Giám đốc </w:t>
-      </w:r>
-      <w:r>
-        <w:rPr>
-          <w:bCs/>
-          <w:sz w:val="26"/>
-          <w:szCs w:val="26"/>
-          <w:lang w:val="vi-VN"/>
-        </w:rPr>
-        <w:t xml:space="preserve">(hoặc Tổng giám đốc) </w:t>
-      </w:r>
-      <w:r>
-        <w:rPr>
-          <w:bCs/>
-          <w:sz w:val="26"/>
-          <w:szCs w:val="26"/>
-          <w:lang w:val="vi-VN"/>
-        </w:rPr>
-        <w:t>chịu trách nhiệm trước pháp luật và Chủ tịch công ty về việc thực hiện quyền và nghĩa vụ của mình. Chủ tịch công ty có thể kiêm Giám đốc</w:t>
-      </w:r>
-      <w:r>
-        <w:rPr>
-          <w:bCs/>
-          <w:sz w:val="26"/>
-          <w:szCs w:val="26"/>
-          <w:lang w:val="vi-VN"/>
-        </w:rPr>
-        <w:t xml:space="preserve"> (hoặc Tổng giám đốc</w:t>
-      </w:r>
-      <w:r>
-        <w:rPr>
-          <w:bCs/>
-          <w:sz w:val="26"/>
-          <w:szCs w:val="26"/>
-          <w:lang w:val="vi-VN"/>
-        </w:rPr>
-        <w:t>)</w:t>
-      </w:r>
-      <w:r>
-        <w:rPr>
-          <w:bCs/>
-          <w:sz w:val="26"/>
-          <w:szCs w:val="26"/>
-          <w:lang w:val="vi-VN"/>
-        </w:rPr>
-        <w:t>.</w:t>
-      </w:r>
-    </w:p>
-    <w:p>
-      <w:pPr>
-        <w:spacing w:line="240" w:lineRule="auto"/>
-        <w:ind w:firstLine="360"/>
-        <w:rPr>
-          <w:bCs/>
-          <w:sz w:val="26"/>
-          <w:szCs w:val="26"/>
-          <w:lang w:val="vi-VN"/>
-        </w:rPr>
-      </w:pPr>
-      <w:r>
-        <w:rPr>
-          <w:bCs/>
-          <w:sz w:val="26"/>
-          <w:szCs w:val="26"/>
-          <w:lang w:val="vi-VN"/>
-        </w:rPr>
-        <w:t xml:space="preserve">2. Giám đốc </w:t>
-      </w:r>
-      <w:r>
-        <w:rPr>
-          <w:bCs/>
-          <w:sz w:val="26"/>
-          <w:szCs w:val="26"/>
-          <w:lang w:val="vi-VN"/>
-        </w:rPr>
-        <w:t xml:space="preserve">(hoặc Tổng giám đốc) </w:t>
-      </w:r>
-      <w:r>
-        <w:rPr>
-          <w:bCs/>
-          <w:sz w:val="26"/>
-          <w:szCs w:val="26"/>
-          <w:lang w:val="vi-VN"/>
-        </w:rPr>
-        <w:t>có quyền và nghĩa vụ sau đây:</w:t>
-      </w:r>
-    </w:p>
-    <w:p>
-      <w:pPr>
-        <w:spacing w:line="240" w:lineRule="auto"/>
-        <w:ind w:firstLine="360"/>
-        <w:rPr>
-          <w:bCs/>
-          <w:sz w:val="26"/>
-          <w:szCs w:val="26"/>
-          <w:lang w:val="vi-VN"/>
-        </w:rPr>
-      </w:pPr>
-      <w:r>
-        <w:rPr>
-          <w:bCs/>
-          <w:sz w:val="26"/>
-          <w:szCs w:val="26"/>
-          <w:lang w:val="vi-VN"/>
-        </w:rPr>
-        <w:t>a) Tổ chức thực hiện nghị quyết, quyết định của Chủ tịch công ty;</w:t>
-      </w:r>
-    </w:p>
-    <w:p>
-      <w:pPr>
-        <w:spacing w:line="240" w:lineRule="auto"/>
-        <w:ind w:firstLine="360"/>
-        <w:rPr>
-          <w:bCs/>
-          <w:sz w:val="26"/>
-          <w:szCs w:val="26"/>
-          <w:lang w:val="vi-VN"/>
-        </w:rPr>
-      </w:pPr>
-      <w:r>
-        <w:rPr>
-          <w:bCs/>
-          <w:sz w:val="26"/>
-          <w:szCs w:val="26"/>
-          <w:lang w:val="vi-VN"/>
-        </w:rPr>
-        <w:t>b) Quyết định các vấn đề liên quan đ</w:t>
-      </w:r>
-      <w:r>
-        <w:rPr>
-          <w:bCs/>
-          <w:sz w:val="26"/>
-          <w:szCs w:val="26"/>
-          <w:lang w:val="vi-VN"/>
-        </w:rPr>
-        <w:t>ế</w:t>
-      </w:r>
-      <w:r>
-        <w:rPr>
-          <w:bCs/>
-          <w:sz w:val="26"/>
-          <w:szCs w:val="26"/>
-          <w:lang w:val="vi-VN"/>
-        </w:rPr>
-        <w:t>n hoạt động kinh doanh hằng ngày của côn</w:t>
-      </w:r>
-      <w:r>
-        <w:rPr>
-          <w:bCs/>
-          <w:sz w:val="26"/>
-          <w:szCs w:val="26"/>
-          <w:lang w:val="vi-VN"/>
-        </w:rPr>
-        <w:t xml:space="preserve">g </w:t>
-      </w:r>
-      <w:r>
-        <w:rPr>
-          <w:bCs/>
-          <w:sz w:val="26"/>
-          <w:szCs w:val="26"/>
-          <w:lang w:val="vi-VN"/>
-        </w:rPr>
-        <w:t>ty;</w:t>
-      </w:r>
-    </w:p>
-    <w:p>
-      <w:pPr>
-        <w:spacing w:line="240" w:lineRule="auto"/>
-        <w:ind w:firstLine="360"/>
-        <w:rPr>
-          <w:bCs/>
-          <w:sz w:val="26"/>
-          <w:szCs w:val="26"/>
-          <w:lang w:val="vi-VN"/>
-        </w:rPr>
-      </w:pPr>
-      <w:r>
-        <w:rPr>
-          <w:bCs/>
-          <w:sz w:val="26"/>
-          <w:szCs w:val="26"/>
-          <w:lang w:val="vi-VN"/>
-        </w:rPr>
-        <w:t>c) Tổ chức thực hiện kế hoạch kinh doanh và phương án đầu tư của công ty;</w:t>
-      </w:r>
-    </w:p>
-    <w:p>
-      <w:pPr>
-        <w:spacing w:line="240" w:lineRule="auto"/>
-        <w:ind w:firstLine="360"/>
-        <w:rPr>
-          <w:bCs/>
-          <w:sz w:val="26"/>
-          <w:szCs w:val="26"/>
-          <w:lang w:val="vi-VN"/>
-        </w:rPr>
-      </w:pPr>
-      <w:r>
-        <w:rPr>
-          <w:bCs/>
-          <w:sz w:val="26"/>
-          <w:szCs w:val="26"/>
-          <w:lang w:val="vi-VN"/>
-        </w:rPr>
-        <w:t>d) Ban hành quy chế quản lý nội bộ của công ty;</w:t>
-      </w:r>
-    </w:p>
-    <w:p>
-      <w:pPr>
-        <w:spacing w:line="240" w:lineRule="auto"/>
-        <w:ind w:firstLine="360"/>
-        <w:rPr>
-          <w:bCs/>
-          <w:sz w:val="26"/>
-          <w:szCs w:val="26"/>
-          <w:lang w:val="vi-VN"/>
-        </w:rPr>
-      </w:pPr>
-      <w:r>
-        <w:rPr>
-          <w:bCs/>
-          <w:sz w:val="26"/>
-          <w:szCs w:val="26"/>
-          <w:lang w:val="vi-VN"/>
-        </w:rPr>
-        <w:t>đ) Bổ nhiệm, miễn nhiệm, bãi nhiệm người quản lý công ty, trừ các chức danh thuộc thẩm quyền của Chủ tịch công ty;</w:t>
-      </w:r>
-    </w:p>
-    <w:p>
-      <w:pPr>
-        <w:spacing w:line="240" w:lineRule="auto"/>
-        <w:ind w:firstLine="360"/>
-        <w:rPr>
-          <w:bCs/>
-          <w:sz w:val="26"/>
-          <w:szCs w:val="26"/>
-          <w:lang w:val="vi-VN"/>
-        </w:rPr>
-      </w:pPr>
-      <w:r>
-        <w:rPr>
-          <w:bCs/>
-          <w:sz w:val="26"/>
-          <w:szCs w:val="26"/>
-          <w:lang w:val="vi-VN"/>
-        </w:rPr>
-        <w:t>e) Ký hợp đồng nhân danh công ty, trừ trường hợp thuộc thẩm quyền của Chủ tịch công ty;</w:t>
-      </w:r>
-    </w:p>
-    <w:p>
-      <w:pPr>
-        <w:spacing w:line="240" w:lineRule="auto"/>
-        <w:ind w:firstLine="360"/>
-        <w:rPr>
-          <w:bCs/>
-          <w:sz w:val="26"/>
-          <w:szCs w:val="26"/>
-          <w:lang w:val="vi-VN"/>
-        </w:rPr>
-      </w:pPr>
-      <w:r>
-        <w:rPr>
-          <w:bCs/>
-          <w:sz w:val="26"/>
-          <w:szCs w:val="26"/>
-          <w:lang w:val="vi-VN"/>
-        </w:rPr>
-        <w:t>g) Kiến nghị phương án cơ cấu tổ chức công ty;</w:t>
-      </w:r>
-    </w:p>
-    <w:p>
-      <w:pPr>
-        <w:spacing w:line="240" w:lineRule="auto"/>
-        <w:ind w:firstLine="360"/>
-        <w:rPr>
-          <w:bCs/>
-          <w:sz w:val="26"/>
-          <w:szCs w:val="26"/>
-          <w:lang w:val="vi-VN"/>
-        </w:rPr>
-      </w:pPr>
-      <w:r>
-        <w:rPr>
-          <w:bCs/>
-          <w:sz w:val="26"/>
-          <w:szCs w:val="26"/>
-          <w:lang w:val="vi-VN"/>
-        </w:rPr>
-        <w:t>h) Trình báo cáo tài chính hằng năm lên Chủ tịch công ty;</w:t>
-      </w:r>
-    </w:p>
-    <w:p>
-      <w:pPr>
-        <w:spacing w:line="240" w:lineRule="auto"/>
-        <w:ind w:firstLine="360"/>
-        <w:rPr>
-          <w:bCs/>
-          <w:sz w:val="26"/>
-          <w:szCs w:val="26"/>
-          <w:lang w:val="vi-VN"/>
-        </w:rPr>
-      </w:pPr>
-      <w:r>
-        <w:rPr>
-          <w:bCs/>
-          <w:sz w:val="26"/>
-          <w:szCs w:val="26"/>
-          <w:lang w:val="vi-VN"/>
-        </w:rPr>
-        <w:t>i) Kiến nghị phương án sử dụng lợi nhuận hoặc xử lý lỗ trong kinh doanh;</w:t>
-      </w:r>
-    </w:p>
-    <w:p>
-      <w:pPr>
-        <w:spacing w:line="240" w:lineRule="auto"/>
-        <w:ind w:firstLine="360"/>
-        <w:rPr>
-          <w:bCs/>
-          <w:sz w:val="26"/>
-          <w:szCs w:val="26"/>
-          <w:lang w:val="vi-VN"/>
-        </w:rPr>
-      </w:pPr>
-      <w:r>
-        <w:rPr>
-          <w:bCs/>
-          <w:sz w:val="26"/>
-          <w:szCs w:val="26"/>
-          <w:lang w:val="vi-VN"/>
-        </w:rPr>
-        <w:t>k) Tuyển dụng lao động; .</w:t>
-      </w:r>
-    </w:p>
-    <w:p>
-      <w:pPr>
-        <w:spacing w:line="240" w:lineRule="auto"/>
-        <w:ind w:firstLine="360"/>
-        <w:rPr>
-          <w:bCs/>
-          <w:sz w:val="26"/>
-          <w:szCs w:val="26"/>
-          <w:lang w:val="vi-VN"/>
-        </w:rPr>
-      </w:pPr>
-      <w:r>
-        <w:rPr>
-          <w:bCs/>
-          <w:sz w:val="26"/>
-          <w:szCs w:val="26"/>
-          <w:lang w:val="vi-VN"/>
-        </w:rPr>
-        <w:t>l) Quyền và nghĩa vụ khác được quy định tại Điều lệ công ty và hợp đồng lao động.</w:t>
-      </w:r>
-    </w:p>
-    <w:p>
-      <w:pPr>
-        <w:spacing w:line="240" w:lineRule="auto"/>
-        <w:ind w:firstLine="360"/>
-        <w:rPr>
-          <w:bCs/>
-          <w:sz w:val="26"/>
-          <w:szCs w:val="26"/>
-          <w:lang w:val="vi-VN"/>
-        </w:rPr>
-      </w:pPr>
-      <w:r>
-        <w:rPr>
-          <w:bCs/>
-          <w:sz w:val="26"/>
-          <w:szCs w:val="26"/>
-          <w:lang w:val="vi-VN"/>
-        </w:rPr>
-        <w:t xml:space="preserve">3. Giám đốc </w:t>
-      </w:r>
-      <w:r>
-        <w:rPr>
-          <w:bCs/>
-          <w:sz w:val="26"/>
-          <w:szCs w:val="26"/>
-          <w:lang w:val="vi-VN"/>
-        </w:rPr>
-        <w:t xml:space="preserve">(hoặc Tổng giám đốc) </w:t>
-      </w:r>
-      <w:r>
-        <w:rPr>
-          <w:bCs/>
-          <w:sz w:val="26"/>
-          <w:szCs w:val="26"/>
-          <w:lang w:val="vi-VN"/>
-        </w:rPr>
-        <w:t>phải có tiêu chuẩn và điều kiện sau đây:</w:t>
-      </w:r>
-    </w:p>
-    <w:p>
-      <w:pPr>
-        <w:spacing w:line="240" w:lineRule="auto"/>
-        <w:ind w:firstLine="360"/>
-        <w:rPr>
-          <w:bCs/>
-          <w:sz w:val="26"/>
-          <w:szCs w:val="26"/>
-          <w:lang w:val="vi-VN"/>
-        </w:rPr>
-      </w:pPr>
-      <w:r>
-        <w:rPr>
-          <w:bCs/>
-          <w:sz w:val="26"/>
-          <w:szCs w:val="26"/>
-          <w:lang w:val="vi-VN"/>
-        </w:rPr>
-        <w:t xml:space="preserve">a) Không thuộc đối tượng quy định tại khoản 2 Điều 17 của Luật </w:t>
-      </w:r>
-      <w:r>
-        <w:rPr>
-          <w:bCs/>
-          <w:sz w:val="26"/>
-          <w:szCs w:val="26"/>
-          <w:lang w:val="vi-VN"/>
-        </w:rPr>
-        <w:t>Doanh nghiệp</w:t>
-      </w:r>
-      <w:r>
-        <w:rPr>
-          <w:bCs/>
-          <w:sz w:val="26"/>
-          <w:szCs w:val="26"/>
-          <w:lang w:val="vi-VN"/>
-        </w:rPr>
-        <w:t>;</w:t>
-      </w:r>
-    </w:p>
-    <w:p>
-      <w:pPr>
-        <w:spacing w:line="240" w:lineRule="auto"/>
-        <w:ind w:firstLine="360"/>
-        <w:rPr>
-          <w:bCs/>
-          <w:sz w:val="26"/>
-          <w:szCs w:val="26"/>
-          <w:lang w:val="vi-VN"/>
-        </w:rPr>
-      </w:pPr>
-      <w:r>
-        <w:rPr>
-          <w:bCs/>
-          <w:sz w:val="26"/>
-          <w:szCs w:val="26"/>
-          <w:lang w:val="vi-VN"/>
-        </w:rPr>
-        <w:t>b) Có trình độ chuyên môn, kinh nghiệm trong quản trị kinh doanh của công ty</w:t>
-      </w:r>
-      <w:r>
-        <w:rPr>
-          <w:bCs/>
-          <w:sz w:val="26"/>
-          <w:szCs w:val="26"/>
-          <w:lang w:val="vi-VN"/>
-        </w:rPr>
-        <w:t>.</w:t>
-      </w:r>
-    </w:p>
-    <w:p>
-      <w:pPr>
-        <w:spacing w:line="240" w:lineRule="auto"/>
-        <w:ind w:firstLine="360"/>
-        <w:rPr>
-          <w:bCs/>
-          <w:sz w:val="26"/>
-          <w:szCs w:val="26"/>
-          <w:lang w:val="vi-VN"/>
-        </w:rPr>
-      </w:pPr>
-    </w:p>
-    <w:p>
-      <w:pPr>
-        <w:pStyle w:val="Heading3"/>
-        <w:ind w:firstLine="360"/>
-        <w:rPr>
-          <w:rFonts w:ascii="Times New Roman" w:hAnsi="Times New Roman"/>
-        </w:rPr>
-      </w:pPr>
-      <w:r>
-        <w:rPr>
-          <w:rFonts w:ascii="Times New Roman" w:hAnsi="Times New Roman"/>
-        </w:rPr>
-        <w:lastRenderedPageBreak/>
+        </w:rPr>
+      </w:pPr>
+      <w:r>
+        <w:rPr>
+          <w:rFonts w:ascii="Times New Roman" w:hAnsi="Times New Roman"/>
+        </w:rPr>
         <w:t>Điều 1</w:t>
       </w:r>
       <w:r>
@@ -5989,6 +6185,7 @@
           <w:szCs w:val="26"/>
           <w:lang w:val="vi-VN"/>
         </w:rPr>
+        <w:lastRenderedPageBreak/>
         <w:t>Năm tài chính đầu tiên bắt đầu từ ngày cấp Giấy chứng nhận đăng ký doanh nghiệp và kết thúc vào ngày thứ 31 của tháng 12 ngay sau ngày cấp Giấy chứng nhận đăng ký doanh nghiệp đó.</w:t>
       </w:r>
     </w:p>
@@ -6104,7 +6301,6 @@
           <w:szCs w:val="26"/>
           <w:lang w:val="vi-VN"/>
         </w:rPr>
-        <w:lastRenderedPageBreak/>
         <w:t xml:space="preserve">3. </w:t>
       </w:r>
       <w:r>
@@ -6557,6 +6753,7 @@
           <w:szCs w:val="26"/>
           <w:lang w:val="vi-VN"/>
         </w:rPr>
+        <w:lastRenderedPageBreak/>
         <w:t xml:space="preserve">2. Công ty chỉ được giải thể khi bảo đảm thanh toán hết các khoản nợ và nghĩa vụ tài sản khác và doanh nghiệp không trong quá trình giải quyết tranh chấp tại Tòa án hoặc cơ quan trọng tài. Người quản lý có liên quan và doanh nghiệp quy định tại điểm </w:t>
       </w:r>
       <w:r>
@@ -6728,7 +6925,6 @@
           <w:szCs w:val="26"/>
           <w:lang w:val="vi-VN"/>
         </w:rPr>
-        <w:lastRenderedPageBreak/>
         <w:t>b) Lý do giải thể;</w:t>
       </w:r>
     </w:p>
@@ -7100,7 +7296,6 @@
         <w:rPr>
           <w:rFonts w:ascii="Times New Roman" w:hAnsi="Times New Roman"/>
         </w:rPr>
-        <w:lastRenderedPageBreak/>
         <w:t xml:space="preserve">Điều </w:t>
       </w:r>
       <w:r>
@@ -7510,6 +7705,7 @@
           <w:szCs w:val="26"/>
           <w:lang w:val="vi-VN"/>
         </w:rPr>
+        <w:lastRenderedPageBreak/>
         <w:t>Bản điều lệ này đã được chủ sở hữu công ty xem xét từng chương, từng điều và ký tên.</w:t>
       </w:r>
     </w:p>
@@ -7735,7 +7931,7 @@
           <w:sz w:val="26"/>
           <w:szCs w:val="26"/>
         </w:rPr>
-        <w:t>21/3/2026</w:t>
+        <w:t>24/3/2026</w:t>
       </w:r>
       <w:r>
         <w:rPr>
@@ -7849,7 +8045,7 @@
           <w:sz w:val="26"/>
           <w:szCs w:val="26"/>
         </w:rPr>
-        <w:t>PHẠM THỊ DUNG</w:t>
+        <w:t>TRẦN THỊ TÂM ANH</w:t>
       </w:r>
     </w:p>
     <w:p>
@@ -7920,7 +8116,7 @@
       <w:rPr>
         <w:noProof/>
       </w:rPr>
-      <w:t>12</w:t>
+      <w:t>3</w:t>
     </w:r>
     <w:r>
       <w:rPr>

--- a/DKKDApp/bin/Debug/net8.0-windows/Điều lệ công ty_DA_DIEN.docx
+++ b/DKKDApp/bin/Debug/net8.0-windows/Điều lệ công ty_DA_DIEN.docx
@@ -144,7 +144,7 @@
           <w:sz w:val="26"/>
           <w:szCs w:val="26"/>
         </w:rPr>
-        <w:t>CÔNG TY TNHH TC CABINETRY WHOLESALE VIỆT NAM</w:t>
+        <w:t>CÔNG TY TNHH MTV SX TRƯỜNG VINH</w:t>
       </w:r>
     </w:p>
     <w:p>
@@ -170,7 +170,7 @@
           <w:sz w:val="26"/>
           <w:szCs w:val="26"/>
         </w:rPr>
-        <w:t>TRẦN THỊ THU HIỀN</w:t>
+        <w:t>PHÙNG VĂN VIỆT</w:t>
       </w:r>
     </w:p>
     <w:p>
@@ -197,7 +197,7 @@
           <w:sz w:val="26"/>
           <w:szCs w:val="26"/>
         </w:rPr>
-        <w:t>20/10/1983</w:t>
+        <w:t>28/07/1993</w:t>
       </w:r>
       <w:r>
         <w:rPr>
@@ -241,7 +241,7 @@
           <w:sz w:val="26"/>
           <w:szCs w:val="26"/>
         </w:rPr>
-        <w:t>074183004018</w:t>
+        <w:t>027093006833</w:t>
       </w:r>
       <w:r>
         <w:rPr>
@@ -274,7 +274,7 @@
           <w:sz w:val="26"/>
           <w:szCs w:val="26"/>
         </w:rPr>
-        <w:t>20/03/2023</w:t>
+        <w:t>12/06/2022</w:t>
       </w:r>
       <w:r>
         <w:rPr>
@@ -351,7 +351,7 @@
           <w:sz w:val="26"/>
           <w:szCs w:val="26"/>
         </w:rPr>
-        <w:t>CÔNG TY TNHH TC CABINETRY WHOLESALE VIỆT NAM</w:t>
+        <w:t>CÔNG TY TNHH MTV SX TRƯỜNG VINH</w:t>
       </w:r>
       <w:r>
         <w:rPr>
@@ -375,7 +375,7 @@
           <w:sz w:val="26"/>
           <w:szCs w:val="26"/>
         </w:rPr>
-        <w:t>CÔNG TY TNHH TC CABINETRY WHOLESALE VIỆT NAM</w:t>
+        <w:t>CÔNG TY TNHH MTV SX TRƯỜNG VINH</w:t>
       </w:r>
       <w:r>
         <w:rPr>
@@ -647,7 +647,6 @@
         <w:rPr>
           <w:rFonts w:ascii="Times New Roman" w:hAnsi="Times New Roman"/>
         </w:rPr>
-        <w:lastRenderedPageBreak/>
         <w:t>Điều 2. Tên Doanh nghiệp</w:t>
       </w:r>
     </w:p>
@@ -686,7 +685,7 @@
           <w:sz w:val="26"/>
           <w:szCs w:val="26"/>
         </w:rPr>
-        <w:t>CÔNG TY TNHH TC CABINETRY WHOLESALE VIỆT NAM</w:t>
+        <w:t>CÔNG TY TNHH MTV SX TRƯỜNG VINH</w:t>
       </w:r>
     </w:p>
     <w:tbl>
@@ -742,6 +741,7 @@
                 <w:szCs w:val="26"/>
                 <w:lang w:eastAsia="zh-CN"/>
               </w:rPr>
+              <w:lastRenderedPageBreak/>
               <w:t>Tên công ty viết bằng tiếng nước ngoài</w:t>
             </w:r>
             <w:r>
@@ -794,15 +794,6 @@
                 <w:szCs w:val="26"/>
               </w:rPr>
             </w:pPr>
-            <w:r>
-              <w:rPr>
-                <w:b/>
-                <w:color w:val="1F1F1F"/>
-                <w:sz w:val="26"/>
-                <w:szCs w:val="26"/>
-              </w:rPr>
-              <w:t>TC CABINETRY WHOLESALE VIET NAM COMPANY LIMITED</w:t>
-            </w:r>
           </w:p>
         </w:tc>
       </w:tr>
@@ -850,15 +841,6 @@
         </w:rPr>
         <w:t xml:space="preserve">: </w:t>
       </w:r>
-      <w:r>
-        <w:rPr>
-          <w:b/>
-          <w:sz w:val="26"/>
-          <w:szCs w:val="26"/>
-          <w:lang w:eastAsia="zh-CN"/>
-        </w:rPr>
-        <w:t>TC CABINETRY VIET NAM CO., LTD</w:t>
-      </w:r>
     </w:p>
     <w:p>
       <w:pPr>
@@ -972,7 +954,7 @@
           <w:szCs w:val="26"/>
           <w:lang w:eastAsia="zh-CN"/>
         </w:rPr>
-        <w:t>Số nhà 883/23, đường Lê Hồng Phong, tổ 35, khu phố Phú Thọ 7</w:t>
+        <w:t>Thôn Đông Thanh</w:t>
       </w:r>
     </w:p>
     <w:p>
@@ -999,7 +981,7 @@
           <w:szCs w:val="26"/>
           <w:lang w:eastAsia="zh-CN"/>
         </w:rPr>
-        <w:t>Phường Thủ Dầu Một</w:t>
+        <w:t>Xã Hàm Tân</w:t>
       </w:r>
     </w:p>
     <w:p>
@@ -1035,7 +1017,7 @@
           <w:szCs w:val="26"/>
           <w:lang w:eastAsia="zh-CN"/>
         </w:rPr>
-        <w:t>Thành phố Hồ Chí Minh</w:t>
+        <w:t>tỉnh Lâm Đồng</w:t>
       </w:r>
     </w:p>
     <w:p>
@@ -1171,44 +1153,46 @@
           <w:lang w:val="x-none" w:eastAsia="x-none"/>
         </w:rPr>
       </w:pPr>
+      <w:r>
+        <w:rPr>
+          <w:lang w:val="x-none" w:eastAsia="x-none"/>
+        </w:rPr>
+        <w:tab/>
+      </w:r>
     </w:p>
     <w:tbl>
       <w:tblPr>
-        <w:tblStyle w:val="TableGrid2"/>
+        <w:tblStyle w:val="TableGrid"/>
         <w:tblW w:w="0" w:type="auto"/>
-        <w:jc w:val="center"/>
+        <w:tblCellMar>
+          <w:left w:w="115" w:type="dxa"/>
+          <w:right w:w="115" w:type="dxa"/>
+        </w:tblCellMar>
         <w:tblLook w:val="04A0" w:firstRow="1" w:lastRow="0" w:firstColumn="1" w:lastColumn="0" w:noHBand="0" w:noVBand="1"/>
       </w:tblPr>
       <w:tblGrid>
-        <w:gridCol w:w="741"/>
-        <w:gridCol w:w="1147"/>
-        <w:gridCol w:w="5127"/>
-        <w:gridCol w:w="1644"/>
+        <w:gridCol w:w="760"/>
+        <w:gridCol w:w="1072"/>
+        <w:gridCol w:w="5655"/>
+        <w:gridCol w:w="1172"/>
       </w:tblGrid>
       <w:tr>
         <w:trPr>
           <w:tblHeader/>
-          <w:jc w:val="center"/>
         </w:trPr>
         <w:tc>
           <w:tcPr>
-            <w:tcW w:w="741" w:type="dxa"/>
-            <w:shd w:val="clear" w:color="auto" w:fill="D9D9D9"/>
+            <w:tcW w:w="0" w:type="auto"/>
+            <w:shd w:val="clear" w:color="auto" w:fill="D9EAF7"/>
             <w:vAlign w:val="center"/>
           </w:tcPr>
           <w:p>
             <w:pPr>
               <w:jc w:val="center"/>
-              <w:rPr>
-                <w:rFonts w:ascii="Times New Roman" w:eastAsia="Times New Roman" w:hAnsi="Times New Roman"/>
-                <w:sz w:val="24"/>
-              </w:rPr>
             </w:pPr>
             <w:r>
               <w:rPr>
-                <w:rFonts w:ascii="Times New Roman" w:eastAsia="Times New Roman" w:hAnsi="Times New Roman"/>
                 <w:b/>
-                <w:sz w:val="24"/>
               </w:rPr>
               <w:t>STT</w:t>
             </w:r>
@@ -1216,71 +1200,53 @@
         </w:tc>
         <w:tc>
           <w:tcPr>
-            <w:tcW w:w="1147" w:type="dxa"/>
-            <w:shd w:val="clear" w:color="auto" w:fill="D9D9D9"/>
+            <w:tcW w:w="0" w:type="auto"/>
+            <w:shd w:val="clear" w:color="auto" w:fill="D9EAF7"/>
             <w:vAlign w:val="center"/>
           </w:tcPr>
           <w:p>
             <w:pPr>
               <w:jc w:val="center"/>
-              <w:rPr>
-                <w:rFonts w:ascii="Times New Roman" w:eastAsia="Times New Roman" w:hAnsi="Times New Roman"/>
-                <w:sz w:val="24"/>
-              </w:rPr>
             </w:pPr>
             <w:r>
               <w:rPr>
-                <w:rFonts w:ascii="Times New Roman" w:eastAsia="Times New Roman" w:hAnsi="Times New Roman"/>
                 <w:b/>
-                <w:sz w:val="24"/>
               </w:rPr>
-              <w:t>Mã Ngành</w:t>
+              <w:t>Mã ngành</w:t>
             </w:r>
           </w:p>
         </w:tc>
         <w:tc>
           <w:tcPr>
-            <w:tcW w:w="5127" w:type="dxa"/>
-            <w:shd w:val="clear" w:color="auto" w:fill="D9D9D9"/>
+            <w:tcW w:w="0" w:type="auto"/>
+            <w:shd w:val="clear" w:color="auto" w:fill="D9EAF7"/>
             <w:vAlign w:val="center"/>
           </w:tcPr>
           <w:p>
             <w:pPr>
               <w:jc w:val="center"/>
-              <w:rPr>
-                <w:rFonts w:ascii="Times New Roman" w:eastAsia="Times New Roman" w:hAnsi="Times New Roman"/>
-                <w:sz w:val="24"/>
-              </w:rPr>
             </w:pPr>
             <w:r>
               <w:rPr>
-                <w:rFonts w:ascii="Times New Roman" w:eastAsia="Times New Roman" w:hAnsi="Times New Roman"/>
                 <w:b/>
-                <w:sz w:val="24"/>
               </w:rPr>
-              <w:t>Tên ngành (bao gồm chi tiết)</w:t>
+              <w:t>Tên ngành</w:t>
             </w:r>
           </w:p>
         </w:tc>
         <w:tc>
           <w:tcPr>
-            <w:tcW w:w="1644" w:type="dxa"/>
-            <w:shd w:val="clear" w:color="auto" w:fill="D9D9D9"/>
+            <w:tcW w:w="0" w:type="auto"/>
+            <w:shd w:val="clear" w:color="auto" w:fill="D9EAF7"/>
             <w:vAlign w:val="center"/>
           </w:tcPr>
           <w:p>
             <w:pPr>
               <w:jc w:val="center"/>
-              <w:rPr>
-                <w:rFonts w:ascii="Times New Roman" w:eastAsia="Times New Roman" w:hAnsi="Times New Roman"/>
-                <w:sz w:val="24"/>
-              </w:rPr>
             </w:pPr>
             <w:r>
               <w:rPr>
-                <w:rFonts w:ascii="Times New Roman" w:eastAsia="Times New Roman" w:hAnsi="Times New Roman"/>
                 <w:b/>
-                <w:sz w:val="24"/>
               </w:rPr>
               <w:t>Ngành chính</w:t>
             </w:r>
@@ -1288,18 +1254,15 @@
         </w:tc>
       </w:tr>
       <w:tr>
-        <w:trPr>
-          <w:jc w:val="center"/>
-        </w:trPr>
         <w:tc>
           <w:tcPr>
-            <w:tcW w:w="741" w:type="dxa"/>
+            <w:tcW w:w="0" w:type="auto"/>
+            <w:vAlign w:val="center"/>
           </w:tcPr>
           <w:p>
             <w:pPr>
-              <w:rPr>
-                <w:rFonts w:ascii="Times New Roman" w:hAnsi="Times New Roman"/>
-              </w:rPr>
+              <w:spacing w:line="252" w:lineRule="auto"/>
+              <w:jc w:val="center"/>
             </w:pPr>
             <w:r>
               <w:t>1</w:t>
@@ -1308,42 +1271,56 @@
         </w:tc>
         <w:tc>
           <w:tcPr>
-            <w:tcW w:w="1147" w:type="dxa"/>
+            <w:tcW w:w="0" w:type="auto"/>
+            <w:vAlign w:val="center"/>
           </w:tcPr>
           <w:p>
             <w:pPr>
-              <w:rPr>
-                <w:rFonts w:ascii="Times New Roman" w:hAnsi="Times New Roman"/>
-              </w:rPr>
+              <w:spacing w:line="252" w:lineRule="auto"/>
+              <w:jc w:val="center"/>
             </w:pPr>
             <w:r>
-              <w:t>4673</w:t>
+              <w:t>2220</w:t>
             </w:r>
           </w:p>
         </w:tc>
         <w:tc>
           <w:tcPr>
-            <w:tcW w:w="5127" w:type="dxa"/>
+            <w:tcW w:w="0" w:type="auto"/>
+            <w:vAlign w:val="center"/>
           </w:tcPr>
           <w:p>
             <w:pPr>
-              <w:rPr>
-                <w:rFonts w:ascii="Times New Roman" w:hAnsi="Times New Roman"/>
-                <w:sz w:val="26"/>
-                <w:szCs w:val="26"/>
-              </w:rPr>
+              <w:spacing w:line="252" w:lineRule="auto"/>
+              <w:jc w:val="left"/>
             </w:pPr>
             <w:r>
-              <w:t>Bán buôn vật liệu, thiết bị lắp đặt khác trong xây dựng Chi tiết: Tủ bếp, Tủ phòng tắm và phụ kiện nội thất</w:t>
+              <w:rPr>
+                <w:b/>
+              </w:rPr>
+              <w:t>Sản xuất sản phẩm từ plastic</w:t>
+            </w:r>
+            <w:r>
+              <w:br/>
+            </w:r>
+            <w:r>
+              <w:rPr>
+                <w:i/>
+              </w:rPr>
+              <w:t>Chi tiết: Sản xuất sợi nhựa, dây nhựa, sợi PE, PP, nylon và các sản phẩm từ plastic dùng làm nguyên liệu hoặc bán thành phẩm cho sản xuất lưới, dây thừng, vật tư nông nghiệp, ngư nghiệp, thể thao và gia dụng.</w:t>
             </w:r>
           </w:p>
         </w:tc>
         <w:tc>
           <w:tcPr>
-            <w:tcW w:w="1644" w:type="dxa"/>
+            <w:tcW w:w="0" w:type="auto"/>
             <w:vAlign w:val="center"/>
           </w:tcPr>
           <w:p>
+            <w:pPr>
+              <w:spacing w:line="252" w:lineRule="auto"/>
+              <w:jc w:val="center"/>
+            </w:pPr>
             <w:r>
               <w:t>X</w:t>
             </w:r>
@@ -1351,18 +1328,15 @@
         </w:tc>
       </w:tr>
       <w:tr>
-        <w:trPr>
-          <w:jc w:val="center"/>
-        </w:trPr>
         <w:tc>
           <w:tcPr>
-            <w:tcW w:w="741" w:type="dxa"/>
+            <w:tcW w:w="0" w:type="auto"/>
+            <w:vAlign w:val="center"/>
           </w:tcPr>
           <w:p>
             <w:pPr>
-              <w:rPr>
-                <w:rFonts w:ascii="Times New Roman" w:hAnsi="Times New Roman"/>
-              </w:rPr>
+              <w:spacing w:line="252" w:lineRule="auto"/>
+              <w:jc w:val="center"/>
             </w:pPr>
             <w:r>
               <w:t>2</w:t>
@@ -1371,57 +1345,69 @@
         </w:tc>
         <w:tc>
           <w:tcPr>
-            <w:tcW w:w="1147" w:type="dxa"/>
+            <w:tcW w:w="0" w:type="auto"/>
+            <w:vAlign w:val="center"/>
           </w:tcPr>
           <w:p>
             <w:pPr>
-              <w:rPr>
-                <w:rFonts w:ascii="Times New Roman" w:hAnsi="Times New Roman"/>
-              </w:rPr>
+              <w:spacing w:line="252" w:lineRule="auto"/>
+              <w:jc w:val="center"/>
             </w:pPr>
             <w:r>
-              <w:t>4679</w:t>
+              <w:t>2599</w:t>
             </w:r>
           </w:p>
         </w:tc>
         <w:tc>
           <w:tcPr>
-            <w:tcW w:w="5127" w:type="dxa"/>
+            <w:tcW w:w="0" w:type="auto"/>
+            <w:vAlign w:val="center"/>
           </w:tcPr>
           <w:p>
             <w:pPr>
-              <w:rPr>
-                <w:rFonts w:ascii="Times New Roman" w:hAnsi="Times New Roman"/>
-                <w:sz w:val="26"/>
-                <w:szCs w:val="26"/>
-              </w:rPr>
+              <w:spacing w:line="252" w:lineRule="auto"/>
+              <w:jc w:val="left"/>
             </w:pPr>
             <w:r>
-              <w:t>Bán buôn chuyên doanh khác chưa được phân vào đâu</w:t>
+              <w:rPr>
+                <w:b/>
+              </w:rPr>
+              <w:t>Sản xuất sản phẩm khác bằng kim loại chưa được phân vào đâu</w:t>
+            </w:r>
+            <w:r>
+              <w:br/>
+            </w:r>
+            <w:r>
+              <w:rPr>
+                <w:i/>
+              </w:rPr>
+              <w:t>Chi tiết: Sản xuất các loại dụng cụ dùng cho đánh bắt nuôi trồng thủy hải sản</w:t>
             </w:r>
           </w:p>
         </w:tc>
         <w:tc>
           <w:tcPr>
-            <w:tcW w:w="1644" w:type="dxa"/>
+            <w:tcW w:w="0" w:type="auto"/>
             <w:vAlign w:val="center"/>
           </w:tcPr>
-          <w:p/>
+          <w:p>
+            <w:pPr>
+              <w:spacing w:line="252" w:lineRule="auto"/>
+              <w:jc w:val="center"/>
+            </w:pPr>
+          </w:p>
         </w:tc>
       </w:tr>
       <w:tr>
-        <w:trPr>
-          <w:jc w:val="center"/>
-        </w:trPr>
         <w:tc>
           <w:tcPr>
-            <w:tcW w:w="741" w:type="dxa"/>
+            <w:tcW w:w="0" w:type="auto"/>
+            <w:vAlign w:val="center"/>
           </w:tcPr>
           <w:p>
             <w:pPr>
-              <w:rPr>
-                <w:rFonts w:ascii="Times New Roman" w:hAnsi="Times New Roman"/>
-              </w:rPr>
+              <w:spacing w:line="252" w:lineRule="auto"/>
+              <w:jc w:val="center"/>
             </w:pPr>
             <w:r>
               <w:t>3</w:t>
@@ -1430,166 +1416,425 @@
         </w:tc>
         <w:tc>
           <w:tcPr>
-            <w:tcW w:w="1147" w:type="dxa"/>
+            <w:tcW w:w="0" w:type="auto"/>
+            <w:vAlign w:val="center"/>
           </w:tcPr>
           <w:p>
             <w:pPr>
-              <w:rPr>
-                <w:rFonts w:ascii="Times New Roman" w:hAnsi="Times New Roman"/>
-              </w:rPr>
+              <w:spacing w:line="252" w:lineRule="auto"/>
+              <w:jc w:val="center"/>
             </w:pPr>
             <w:r>
-              <w:t>4752</w:t>
+              <w:t>8299</w:t>
             </w:r>
           </w:p>
         </w:tc>
         <w:tc>
           <w:tcPr>
-            <w:tcW w:w="5127" w:type="dxa"/>
+            <w:tcW w:w="0" w:type="auto"/>
+            <w:vAlign w:val="center"/>
           </w:tcPr>
           <w:p>
             <w:pPr>
-              <w:rPr>
-                <w:rFonts w:ascii="Times New Roman" w:hAnsi="Times New Roman"/>
-                <w:sz w:val="26"/>
-                <w:szCs w:val="26"/>
-              </w:rPr>
+              <w:spacing w:line="252" w:lineRule="auto"/>
+              <w:jc w:val="left"/>
             </w:pPr>
             <w:r>
-              <w:t>Bán lẻ đồ ngũ kim, sơn, kính và thiết bị lắp đặt khác trong xây dựng trong các cửa hàng chuyên doanh</w:t>
+              <w:rPr>
+                <w:b/>
+              </w:rPr>
+              <w:t>Hoạt động dịch vụ hỗ trợ kinh doanh khác còn lại chưa được phân vào đâu</w:t>
+            </w:r>
+            <w:r>
+              <w:br/>
+            </w:r>
+            <w:r>
+              <w:rPr>
+                <w:i/>
+              </w:rPr>
+              <w:t>Chi tiết: Thực hiện quyền xuất khẩu thủy hải sản, hạt điều (HS: 0801), trà (HS: 0902), cà phê (HS: 0305)</w:t>
             </w:r>
           </w:p>
         </w:tc>
         <w:tc>
           <w:tcPr>
-            <w:tcW w:w="1644" w:type="dxa"/>
+            <w:tcW w:w="0" w:type="auto"/>
             <w:vAlign w:val="center"/>
           </w:tcPr>
-          <w:p/>
+          <w:p>
+            <w:pPr>
+              <w:spacing w:line="252" w:lineRule="auto"/>
+              <w:jc w:val="center"/>
+            </w:pPr>
+          </w:p>
         </w:tc>
       </w:tr>
       <w:tr>
-        <w:trPr>
-          <w:jc w:val="center"/>
-        </w:trPr>
         <w:tc>
           <w:tcPr>
-            <w:tcW w:w="741" w:type="dxa"/>
+            <w:tcW w:w="0" w:type="auto"/>
+            <w:vAlign w:val="center"/>
           </w:tcPr>
           <w:p>
             <w:pPr>
-              <w:rPr>
-                <w:rFonts w:ascii="Times New Roman" w:hAnsi="Times New Roman"/>
-              </w:rPr>
+              <w:spacing w:line="252" w:lineRule="auto"/>
+              <w:jc w:val="center"/>
             </w:pPr>
             <w:r>
+              <w:lastRenderedPageBreak/>
               <w:t>4</w:t>
             </w:r>
           </w:p>
         </w:tc>
         <w:tc>
           <w:tcPr>
-            <w:tcW w:w="1147" w:type="dxa"/>
+            <w:tcW w:w="0" w:type="auto"/>
+            <w:vAlign w:val="center"/>
           </w:tcPr>
           <w:p>
             <w:pPr>
-              <w:rPr>
-                <w:rFonts w:ascii="Times New Roman" w:hAnsi="Times New Roman"/>
-              </w:rPr>
+              <w:spacing w:line="252" w:lineRule="auto"/>
+              <w:jc w:val="center"/>
             </w:pPr>
             <w:r>
-              <w:t>3101</w:t>
+              <w:t>1394</w:t>
             </w:r>
           </w:p>
         </w:tc>
         <w:tc>
           <w:tcPr>
-            <w:tcW w:w="5127" w:type="dxa"/>
+            <w:tcW w:w="0" w:type="auto"/>
+            <w:vAlign w:val="center"/>
           </w:tcPr>
           <w:p>
             <w:pPr>
-              <w:rPr>
-                <w:rFonts w:ascii="Times New Roman" w:hAnsi="Times New Roman"/>
-                <w:sz w:val="26"/>
-                <w:szCs w:val="26"/>
-              </w:rPr>
+              <w:spacing w:line="252" w:lineRule="auto"/>
+              <w:jc w:val="left"/>
             </w:pPr>
             <w:r>
-              <w:t>Sản xuất giường, tủ, bàn, ghế bằng gỗ</w:t>
+              <w:rPr>
+                <w:b/>
+              </w:rPr>
+              <w:t>Sản xuất các loại dây bện và lưới</w:t>
+            </w:r>
+            <w:r>
+              <w:br/>
+            </w:r>
+            <w:r>
+              <w:rPr>
+                <w:i/>
+              </w:rPr>
+              <w:t>Chi tiết: Sản xuất, gia công, đan, bện các loại dây thừng, dây bện, lưới đánh bắt thủy sản, lưới nuôi trồng thủy sản, lưới nông nghiệp, lưới thể thao, lưới an toàn và các loại lưới chuyên dụng khác.</w:t>
             </w:r>
           </w:p>
         </w:tc>
         <w:tc>
           <w:tcPr>
-            <w:tcW w:w="1644" w:type="dxa"/>
+            <w:tcW w:w="0" w:type="auto"/>
             <w:vAlign w:val="center"/>
           </w:tcPr>
-          <w:p/>
+          <w:p>
+            <w:pPr>
+              <w:spacing w:line="252" w:lineRule="auto"/>
+              <w:jc w:val="center"/>
+            </w:pPr>
+          </w:p>
         </w:tc>
       </w:tr>
       <w:tr>
-        <w:trPr>
-          <w:jc w:val="center"/>
-        </w:trPr>
         <w:tc>
           <w:tcPr>
-            <w:tcW w:w="741" w:type="dxa"/>
+            <w:tcW w:w="0" w:type="auto"/>
+            <w:vAlign w:val="center"/>
           </w:tcPr>
           <w:p>
             <w:pPr>
-              <w:rPr>
-                <w:rFonts w:ascii="Times New Roman" w:hAnsi="Times New Roman"/>
-              </w:rPr>
+              <w:spacing w:line="252" w:lineRule="auto"/>
+              <w:jc w:val="center"/>
             </w:pPr>
             <w:r>
-              <w:lastRenderedPageBreak/>
               <w:t>5</w:t>
             </w:r>
           </w:p>
         </w:tc>
         <w:tc>
           <w:tcPr>
-            <w:tcW w:w="1147" w:type="dxa"/>
+            <w:tcW w:w="0" w:type="auto"/>
+            <w:vAlign w:val="center"/>
           </w:tcPr>
           <w:p>
             <w:pPr>
-              <w:rPr>
-                <w:rFonts w:ascii="Times New Roman" w:hAnsi="Times New Roman"/>
-              </w:rPr>
+              <w:spacing w:line="252" w:lineRule="auto"/>
+              <w:jc w:val="center"/>
             </w:pPr>
             <w:r>
-              <w:t>3109</w:t>
+              <w:t>3512</w:t>
             </w:r>
           </w:p>
         </w:tc>
         <w:tc>
           <w:tcPr>
-            <w:tcW w:w="5127" w:type="dxa"/>
+            <w:tcW w:w="0" w:type="auto"/>
+            <w:vAlign w:val="center"/>
           </w:tcPr>
           <w:p>
             <w:pPr>
-              <w:rPr>
-                <w:rFonts w:ascii="Times New Roman" w:hAnsi="Times New Roman"/>
-                <w:sz w:val="26"/>
-                <w:szCs w:val="26"/>
-              </w:rPr>
+              <w:spacing w:line="252" w:lineRule="auto"/>
+              <w:jc w:val="left"/>
             </w:pPr>
             <w:r>
-              <w:t>Sản xuất giường, tủ, bàn, ghế bằng vật liệu khác</w:t>
+              <w:rPr>
+                <w:b/>
+              </w:rPr>
+              <w:t>Sản xuất điện từ nguồn năng lượng tái tạo</w:t>
+            </w:r>
+            <w:r>
+              <w:br/>
+            </w:r>
+            <w:r>
+              <w:rPr>
+                <w:i/>
+              </w:rPr>
+              <w:t>Chi tiết: Sản xuất và bán điện năng lượng mặt trời</w:t>
             </w:r>
           </w:p>
         </w:tc>
         <w:tc>
           <w:tcPr>
-            <w:tcW w:w="1644" w:type="dxa"/>
+            <w:tcW w:w="0" w:type="auto"/>
             <w:vAlign w:val="center"/>
           </w:tcPr>
-          <w:p/>
+          <w:p>
+            <w:pPr>
+              <w:spacing w:line="252" w:lineRule="auto"/>
+              <w:jc w:val="center"/>
+            </w:pPr>
+          </w:p>
+        </w:tc>
+      </w:tr>
+      <w:tr>
+        <w:tc>
+          <w:tcPr>
+            <w:tcW w:w="0" w:type="auto"/>
+            <w:vAlign w:val="center"/>
+          </w:tcPr>
+          <w:p>
+            <w:pPr>
+              <w:spacing w:line="252" w:lineRule="auto"/>
+              <w:jc w:val="center"/>
+            </w:pPr>
+            <w:r>
+              <w:t>6</w:t>
+            </w:r>
+          </w:p>
+        </w:tc>
+        <w:tc>
+          <w:tcPr>
+            <w:tcW w:w="0" w:type="auto"/>
+            <w:vAlign w:val="center"/>
+          </w:tcPr>
+          <w:p>
+            <w:pPr>
+              <w:spacing w:line="252" w:lineRule="auto"/>
+              <w:jc w:val="center"/>
+            </w:pPr>
+            <w:r>
+              <w:t>5210</w:t>
+            </w:r>
+          </w:p>
+        </w:tc>
+        <w:tc>
+          <w:tcPr>
+            <w:tcW w:w="0" w:type="auto"/>
+            <w:vAlign w:val="center"/>
+          </w:tcPr>
+          <w:p>
+            <w:pPr>
+              <w:spacing w:line="252" w:lineRule="auto"/>
+              <w:jc w:val="left"/>
+            </w:pPr>
+            <w:r>
+              <w:rPr>
+                <w:b/>
+              </w:rPr>
+              <w:t>Kho bãi và lưu giữ hàng hóa</w:t>
+            </w:r>
+            <w:r>
+              <w:br/>
+            </w:r>
+            <w:r>
+              <w:rPr>
+                <w:i/>
+              </w:rPr>
+              <w:t>Chi tiết: Kho bãi và lưu giữ hàng hóa trong kho đông lạnh; cho thuê kho lạnh.</w:t>
+            </w:r>
+          </w:p>
+        </w:tc>
+        <w:tc>
+          <w:tcPr>
+            <w:tcW w:w="0" w:type="auto"/>
+            <w:vAlign w:val="center"/>
+          </w:tcPr>
+          <w:p>
+            <w:pPr>
+              <w:spacing w:line="252" w:lineRule="auto"/>
+              <w:jc w:val="center"/>
+            </w:pPr>
+          </w:p>
+        </w:tc>
+      </w:tr>
+      <w:tr>
+        <w:tc>
+          <w:tcPr>
+            <w:tcW w:w="0" w:type="auto"/>
+            <w:vAlign w:val="center"/>
+          </w:tcPr>
+          <w:p>
+            <w:pPr>
+              <w:spacing w:line="252" w:lineRule="auto"/>
+              <w:jc w:val="center"/>
+            </w:pPr>
+            <w:r>
+              <w:t>7</w:t>
+            </w:r>
+          </w:p>
+        </w:tc>
+        <w:tc>
+          <w:tcPr>
+            <w:tcW w:w="0" w:type="auto"/>
+            <w:vAlign w:val="center"/>
+          </w:tcPr>
+          <w:p>
+            <w:pPr>
+              <w:spacing w:line="252" w:lineRule="auto"/>
+              <w:jc w:val="center"/>
+            </w:pPr>
+            <w:r>
+              <w:t>4632</w:t>
+            </w:r>
+          </w:p>
+        </w:tc>
+        <w:tc>
+          <w:tcPr>
+            <w:tcW w:w="0" w:type="auto"/>
+            <w:vAlign w:val="center"/>
+          </w:tcPr>
+          <w:p>
+            <w:pPr>
+              <w:spacing w:line="252" w:lineRule="auto"/>
+              <w:jc w:val="left"/>
+            </w:pPr>
+            <w:r>
+              <w:rPr>
+                <w:b/>
+              </w:rPr>
+              <w:t>Bán buôn thực phẩm</w:t>
+            </w:r>
+            <w:r>
+              <w:br/>
+            </w:r>
+            <w:r>
+              <w:rPr>
+                <w:i/>
+              </w:rPr>
+              <w:t>Chi tiết: Bán buôn rau, quả; mua bán, xuất nhập khẩu trái cây.</w:t>
+            </w:r>
+          </w:p>
+        </w:tc>
+        <w:tc>
+          <w:tcPr>
+            <w:tcW w:w="0" w:type="auto"/>
+            <w:vAlign w:val="center"/>
+          </w:tcPr>
+          <w:p>
+            <w:pPr>
+              <w:spacing w:line="252" w:lineRule="auto"/>
+              <w:jc w:val="center"/>
+            </w:pPr>
+          </w:p>
+        </w:tc>
+      </w:tr>
+      <w:tr>
+        <w:tc>
+          <w:tcPr>
+            <w:tcW w:w="0" w:type="auto"/>
+            <w:vAlign w:val="center"/>
+          </w:tcPr>
+          <w:p>
+            <w:pPr>
+              <w:spacing w:line="252" w:lineRule="auto"/>
+              <w:jc w:val="center"/>
+            </w:pPr>
+            <w:r>
+              <w:t>8</w:t>
+            </w:r>
+          </w:p>
+        </w:tc>
+        <w:tc>
+          <w:tcPr>
+            <w:tcW w:w="0" w:type="auto"/>
+            <w:vAlign w:val="center"/>
+          </w:tcPr>
+          <w:p>
+            <w:pPr>
+              <w:spacing w:line="252" w:lineRule="auto"/>
+              <w:jc w:val="center"/>
+            </w:pPr>
+            <w:r>
+              <w:t>2592</w:t>
+            </w:r>
+          </w:p>
+        </w:tc>
+        <w:tc>
+          <w:tcPr>
+            <w:tcW w:w="0" w:type="auto"/>
+            <w:vAlign w:val="center"/>
+          </w:tcPr>
+          <w:p>
+            <w:pPr>
+              <w:spacing w:line="252" w:lineRule="auto"/>
+              <w:jc w:val="left"/>
+            </w:pPr>
+            <w:r>
+              <w:rPr>
+                <w:b/>
+              </w:rPr>
+              <w:t>Gia công cơ khí; xử lý và tráng phủ kim loại</w:t>
+            </w:r>
+            <w:r>
+              <w:br/>
+            </w:r>
+            <w:r>
+              <w:rPr>
+                <w:i/>
+              </w:rPr>
+              <w:t>Chi tiết: Gia công cắt, hàn sắt; phun sơn, sơn phủ bề mặt kim loại, các thiết bị và dụng cụ thể thao.</w:t>
+            </w:r>
+          </w:p>
+        </w:tc>
+        <w:tc>
+          <w:tcPr>
+            <w:tcW w:w="0" w:type="auto"/>
+            <w:vAlign w:val="center"/>
+          </w:tcPr>
+          <w:p>
+            <w:pPr>
+              <w:spacing w:line="252" w:lineRule="auto"/>
+              <w:jc w:val="center"/>
+            </w:pPr>
+          </w:p>
         </w:tc>
       </w:tr>
     </w:tbl>
     <w:p>
       <w:pPr>
+        <w:rPr>
+          <w:lang w:val="x-none" w:eastAsia="x-none"/>
+        </w:rPr>
+      </w:pPr>
+    </w:p>
+    <w:p>
+      <w:pPr>
         <w:spacing w:line="240" w:lineRule="auto"/>
         <w:ind w:firstLine="360"/>
         <w:rPr>
@@ -1599,8 +1844,6 @@
           <w:szCs w:val="26"/>
         </w:rPr>
       </w:pPr>
-      <w:bookmarkStart w:id="1" w:name="_GoBack"/>
-      <w:bookmarkEnd w:id="1"/>
     </w:p>
     <w:p>
       <w:pPr>
@@ -1705,7 +1948,7 @@
           <w:sz w:val="26"/>
           <w:szCs w:val="26"/>
         </w:rPr>
-        <w:t>TRẦN THỊ THU HIỀN</w:t>
+        <w:t>PHÙNG VĂN VIỆT</w:t>
       </w:r>
       <w:r>
         <w:rPr>
@@ -1738,7 +1981,7 @@
           <w:sz w:val="26"/>
           <w:szCs w:val="26"/>
         </w:rPr>
-        <w:t>20/10/1983</w:t>
+        <w:t>28/07/1993</w:t>
       </w:r>
     </w:p>
     <w:p>
@@ -1763,7 +2006,7 @@
           <w:sz w:val="26"/>
           <w:szCs w:val="26"/>
         </w:rPr>
-        <w:t>074183004018</w:t>
+        <w:t>027093006833</w:t>
       </w:r>
     </w:p>
     <w:p>
@@ -1788,7 +2031,7 @@
           <w:sz w:val="26"/>
           <w:szCs w:val="26"/>
         </w:rPr>
-        <w:t>20/03/2023</w:t>
+        <w:t>12/06/2022</w:t>
       </w:r>
     </w:p>
     <w:p>
@@ -1845,7 +2088,7 @@
           <w:sz w:val="26"/>
           <w:szCs w:val="26"/>
         </w:rPr>
-        <w:t>Nữ</w:t>
+        <w:t>Nam</w:t>
       </w:r>
     </w:p>
     <w:p>
@@ -1924,6 +2167,7 @@
           <w:sz w:val="26"/>
           <w:szCs w:val="26"/>
         </w:rPr>
+        <w:lastRenderedPageBreak/>
         <w:t>Số nhà/phòng, ngách/hẻm, ngõ/kiệt, đường/phố/đại lộ, tổ/xóm/ấp/thôn</w:t>
       </w:r>
       <w:r>
@@ -1938,7 +2182,7 @@
           <w:sz w:val="26"/>
           <w:szCs w:val="26"/>
         </w:rPr>
-        <w:t>Số nhà 883/23, đường Lê Hồng Phong, tổ 35, khu phố Phú Thọ 7</w:t>
+        <w:t>Tổ 6, Khu Phố 1</w:t>
       </w:r>
     </w:p>
     <w:p>
@@ -1965,7 +2209,7 @@
           <w:szCs w:val="26"/>
           <w:lang w:eastAsia="zh-CN"/>
         </w:rPr>
-        <w:t>Phường Thủ Dầu Một</w:t>
+        <w:t>Phường Bình Lộc</w:t>
       </w:r>
     </w:p>
     <w:p>
@@ -2001,7 +2245,7 @@
           <w:szCs w:val="26"/>
           <w:lang w:eastAsia="zh-CN"/>
         </w:rPr>
-        <w:t>Thành phố Hồ Chí Minh</w:t>
+        <w:t>Thành Phố Đồng Nai</w:t>
       </w:r>
     </w:p>
     <w:p>
@@ -2082,7 +2326,7 @@
           <w:sz w:val="26"/>
           <w:szCs w:val="26"/>
         </w:rPr>
-        <w:t>Số nhà 883/23, đường Lê Hồng Phong, tổ 35, khu phố Phú Thọ 7</w:t>
+        <w:t>Tổ 6, Khu Phố 1</w:t>
       </w:r>
     </w:p>
     <w:p>
@@ -2109,7 +2353,7 @@
           <w:szCs w:val="26"/>
           <w:lang w:eastAsia="zh-CN"/>
         </w:rPr>
-        <w:t>Phường Thủ Dầu Một</w:t>
+        <w:t>Phường Bình Lộc</w:t>
       </w:r>
     </w:p>
     <w:p>
@@ -2145,7 +2389,7 @@
           <w:szCs w:val="26"/>
           <w:lang w:eastAsia="zh-CN"/>
         </w:rPr>
-        <w:t>Thành phố Hồ Chí Minh</w:t>
+        <w:t>Thành Phố Đồng Nai</w:t>
       </w:r>
     </w:p>
     <w:p>
@@ -2437,7 +2681,7 @@
         </w:rPr>
         <w:t xml:space="preserve">3. </w:t>
       </w:r>
-      <w:bookmarkStart w:id="2" w:name="dieu_13"/>
+      <w:bookmarkStart w:id="1" w:name="dieu_13"/>
       <w:r>
         <w:rPr>
           <w:bCs/>
@@ -2448,7 +2692,7 @@
         </w:rPr>
         <w:t>Trách nhiệm của người đại diện theo pháp luật của doanh nghiệp</w:t>
       </w:r>
-      <w:bookmarkEnd w:id="2"/>
+      <w:bookmarkEnd w:id="1"/>
     </w:p>
     <w:p>
       <w:pPr>
@@ -2495,7 +2739,6 @@
           <w:szCs w:val="26"/>
           <w:lang w:val="vi-VN"/>
         </w:rPr>
-        <w:lastRenderedPageBreak/>
         <w:t>a) Thực hiện quyền và nghĩa vụ được giao một cách trung thực, cẩn trọng, tốt nhất nhằm bảo đảm lợi ích hợp pháp của doanh nghiệp;</w:t>
       </w:r>
     </w:p>
@@ -2713,7 +2956,7 @@
           <w:sz w:val="26"/>
           <w:szCs w:val="26"/>
         </w:rPr>
-        <w:t>5.000.000.000 VNĐ.</w:t>
+        <w:t>2.000.000.000 VNĐ.</w:t>
       </w:r>
       <w:r>
         <w:rPr>
@@ -2727,7 +2970,7 @@
           <w:sz w:val="26"/>
           <w:szCs w:val="26"/>
         </w:rPr>
-        <w:t>Năm tỷ đồng</w:t>
+        <w:t>Hai tỷ đồng</w:t>
       </w:r>
       <w:r>
         <w:rPr>
@@ -2814,7 +3057,7 @@
           <w:sz w:val="26"/>
           <w:szCs w:val="26"/>
         </w:rPr>
-        <w:t>5.000.000.000 VNĐ.</w:t>
+        <w:t>2.000.000.000 VNĐ.</w:t>
       </w:r>
       <w:r>
         <w:rPr>
@@ -2828,7 +3071,7 @@
           <w:sz w:val="26"/>
           <w:szCs w:val="26"/>
         </w:rPr>
-        <w:t>Năm tỷ đồng</w:t>
+        <w:t>Hai tỷ đồng</w:t>
       </w:r>
       <w:r>
         <w:rPr>
@@ -2857,6 +3100,7 @@
           <w:sz w:val="26"/>
           <w:szCs w:val="26"/>
         </w:rPr>
+        <w:lastRenderedPageBreak/>
         <w:t>-</w:t>
       </w:r>
       <w:r>
@@ -3031,7 +3275,7 @@
           <w:sz w:val="26"/>
           <w:szCs w:val="26"/>
         </w:rPr>
-        <w:t>TRẦN THỊ THU HIỀN</w:t>
+        <w:t>PHÙNG VĂN VIỆT</w:t>
       </w:r>
       <w:r>
         <w:rPr>
@@ -3041,7 +3285,7 @@
         </w:rPr>
         <w:tab/>
       </w:r>
-      <w:bookmarkStart w:id="3" w:name="_Hlk60644364"/>
+      <w:bookmarkStart w:id="2" w:name="_Hlk60644364"/>
     </w:p>
     <w:p>
       <w:pPr>
@@ -3065,7 +3309,7 @@
           <w:sz w:val="26"/>
           <w:szCs w:val="26"/>
         </w:rPr>
-        <w:t>20/10/1983</w:t>
+        <w:t>28/07/1993</w:t>
       </w:r>
     </w:p>
     <w:p>
@@ -3090,7 +3334,7 @@
           <w:sz w:val="26"/>
           <w:szCs w:val="26"/>
         </w:rPr>
-        <w:t>074183004018</w:t>
+        <w:t>027093006833</w:t>
       </w:r>
     </w:p>
     <w:p>
@@ -3115,7 +3359,7 @@
           <w:sz w:val="26"/>
           <w:szCs w:val="26"/>
         </w:rPr>
-        <w:t>20/03/2023</w:t>
+        <w:t>12/06/2022</w:t>
       </w:r>
     </w:p>
     <w:p>
@@ -3172,7 +3416,7 @@
           <w:sz w:val="26"/>
           <w:szCs w:val="26"/>
         </w:rPr>
-        <w:t>Nữ</w:t>
+        <w:t>Nam</w:t>
       </w:r>
     </w:p>
     <w:p>
@@ -3275,7 +3519,7 @@
           <w:sz w:val="26"/>
           <w:szCs w:val="26"/>
         </w:rPr>
-        <w:t>Số nhà 883/23, đường Lê Hồng Phong, tổ 35, khu phố Phú Thọ 7</w:t>
+        <w:t>Tổ 6, Khu Phố 1</w:t>
       </w:r>
     </w:p>
     <w:p>
@@ -3302,7 +3546,7 @@
           <w:szCs w:val="26"/>
           <w:lang w:eastAsia="zh-CN"/>
         </w:rPr>
-        <w:t>Phường Thủ Dầu Một</w:t>
+        <w:t>Phường Bình Lộc</w:t>
       </w:r>
     </w:p>
     <w:p>
@@ -3338,7 +3582,7 @@
           <w:szCs w:val="26"/>
           <w:lang w:eastAsia="zh-CN"/>
         </w:rPr>
-        <w:t>Thành phố Hồ Chí Minh</w:t>
+        <w:t>Thành Phố Đồng Nai</w:t>
       </w:r>
     </w:p>
     <w:p>
@@ -3356,7 +3600,6 @@
           <w:sz w:val="26"/>
           <w:szCs w:val="26"/>
         </w:rPr>
-        <w:lastRenderedPageBreak/>
         <w:t xml:space="preserve">Quốc gia: </w:t>
       </w:r>
       <w:r>
@@ -3420,7 +3663,7 @@
           <w:sz w:val="26"/>
           <w:szCs w:val="26"/>
         </w:rPr>
-        <w:t>Số nhà 883/23, đường Lê Hồng Phong, tổ 35, khu phố Phú Thọ 7</w:t>
+        <w:t>Tổ 6, Khu Phố 1</w:t>
       </w:r>
     </w:p>
     <w:p>
@@ -3447,7 +3690,7 @@
           <w:szCs w:val="26"/>
           <w:lang w:eastAsia="zh-CN"/>
         </w:rPr>
-        <w:t>Phường Thủ Dầu Một</w:t>
+        <w:t>Phường Bình Lộc</w:t>
       </w:r>
     </w:p>
     <w:p>
@@ -3483,7 +3726,7 @@
           <w:szCs w:val="26"/>
           <w:lang w:eastAsia="zh-CN"/>
         </w:rPr>
-        <w:t>Thành phố Hồ Chí Minh</w:t>
+        <w:t>Thành Phố Đồng Nai</w:t>
       </w:r>
     </w:p>
     <w:p>
@@ -3607,6 +3850,7 @@
           <w:szCs w:val="26"/>
           <w:lang w:val="vi-VN"/>
         </w:rPr>
+        <w:lastRenderedPageBreak/>
         <w:t xml:space="preserve">3. Trường </w:t>
       </w:r>
       <w:r>
@@ -3691,7 +3935,7 @@
         <w:t>của chủ sở hữu công ty</w:t>
       </w:r>
     </w:p>
-    <w:bookmarkEnd w:id="3"/>
+    <w:bookmarkEnd w:id="2"/>
     <w:p>
       <w:pPr>
         <w:spacing w:line="240" w:lineRule="auto"/>
@@ -3847,7 +4091,6 @@
           <w:szCs w:val="26"/>
           <w:lang w:val="vi-VN"/>
         </w:rPr>
-        <w:lastRenderedPageBreak/>
         <w:t>6. Thu hồi toàn bộ giá trị tài sản của công ty sau khi công ty hoàn thành giải thể hoặc phá sản;</w:t>
       </w:r>
     </w:p>
@@ -3954,7 +4197,7 @@
           <w:lang w:val="vi-VN"/>
         </w:rPr>
       </w:pPr>
-      <w:bookmarkStart w:id="4" w:name="_Toc115580063"/>
+      <w:bookmarkStart w:id="3" w:name="_Toc115580063"/>
       <w:r>
         <w:rPr>
           <w:color w:val="000000"/>
@@ -4129,6 +4372,7 @@
           <w:szCs w:val="26"/>
           <w:lang w:val="vi-VN"/>
         </w:rPr>
+        <w:lastRenderedPageBreak/>
         <w:t xml:space="preserve">7. Nghĩa vụ khác theo quy định của </w:t>
       </w:r>
       <w:r>
@@ -4151,7 +4395,7 @@
         </w:rPr>
         <w:t xml:space="preserve"> và Điều lệ công ty</w:t>
       </w:r>
-      <w:bookmarkEnd w:id="4"/>
+      <w:bookmarkEnd w:id="3"/>
       <w:r>
         <w:rPr>
           <w:color w:val="000000"/>
@@ -4290,7 +4534,7 @@
           <w:lang w:val="vi-VN"/>
         </w:rPr>
       </w:pPr>
-      <w:bookmarkStart w:id="5" w:name="_Hlk60645860"/>
+      <w:bookmarkStart w:id="4" w:name="_Hlk60645860"/>
       <w:r>
         <w:rPr>
           <w:color w:val="000000"/>
@@ -4527,29 +4771,575 @@
           <w:szCs w:val="26"/>
           <w:lang w:val="vi-VN"/>
         </w:rPr>
+        <w:t>2. Quyền, nghĩa vụ và chế độ làm việc của Chủ tịch công ty được thực hiện theo quy định tại Điều lệ công ty, Luật Doanh nghiệp và quy định khác của pháp luật có liên quan.</w:t>
+      </w:r>
+    </w:p>
+    <w:p>
+      <w:pPr>
+        <w:spacing w:line="240" w:lineRule="auto"/>
+        <w:ind w:firstLine="360"/>
+        <w:rPr>
+          <w:bCs/>
+          <w:sz w:val="26"/>
+          <w:szCs w:val="26"/>
+          <w:lang w:val="vi-VN"/>
+        </w:rPr>
+      </w:pPr>
+      <w:r>
+        <w:rPr>
+          <w:bCs/>
+          <w:sz w:val="26"/>
+          <w:szCs w:val="26"/>
+          <w:lang w:val="vi-VN"/>
+        </w:rPr>
+        <w:t>3. Quyết định của Chủ tịch công ty về thực hiện quyền và nghĩa vụ của chủ sở hữu công ty có hiệu lực kể từ ngày được chủ sở hữu công ty phê duyệt.</w:t>
+      </w:r>
+    </w:p>
+    <w:p>
+      <w:pPr>
+        <w:spacing w:line="240" w:lineRule="auto"/>
+        <w:ind w:firstLine="360"/>
+        <w:rPr>
+          <w:bCs/>
+          <w:sz w:val="26"/>
+          <w:szCs w:val="26"/>
+          <w:lang w:val="vi-VN"/>
+        </w:rPr>
+      </w:pPr>
+    </w:p>
+    <w:p>
+      <w:pPr>
+        <w:pStyle w:val="Heading3"/>
+        <w:ind w:firstLine="360"/>
+        <w:rPr>
+          <w:rFonts w:ascii="Times New Roman" w:hAnsi="Times New Roman"/>
+          <w:lang w:val="vi-VN"/>
+        </w:rPr>
+      </w:pPr>
+      <w:r>
+        <w:rPr>
+          <w:rFonts w:ascii="Times New Roman" w:hAnsi="Times New Roman"/>
+          <w:lang w:val="vi-VN"/>
+        </w:rPr>
+        <w:t>Điều 1</w:t>
+      </w:r>
+      <w:r>
+        <w:rPr>
+          <w:rFonts w:ascii="Times New Roman" w:hAnsi="Times New Roman"/>
+        </w:rPr>
+        <w:t>1</w:t>
+      </w:r>
+      <w:r>
+        <w:rPr>
+          <w:rFonts w:ascii="Times New Roman" w:hAnsi="Times New Roman"/>
+          <w:lang w:val="vi-VN"/>
+        </w:rPr>
+        <w:t xml:space="preserve">. Giám đốc </w:t>
+      </w:r>
+      <w:r>
+        <w:rPr>
+          <w:rFonts w:ascii="Times New Roman" w:hAnsi="Times New Roman"/>
+        </w:rPr>
+        <w:t>(hoặc Tổng giám đốc)</w:t>
+      </w:r>
+    </w:p>
+    <w:p>
+      <w:pPr>
+        <w:spacing w:line="240" w:lineRule="auto"/>
+        <w:ind w:firstLine="360"/>
+        <w:rPr>
+          <w:bCs/>
+          <w:sz w:val="26"/>
+          <w:szCs w:val="26"/>
+          <w:lang w:val="vi-VN"/>
+        </w:rPr>
+      </w:pPr>
+      <w:r>
+        <w:rPr>
+          <w:bCs/>
+          <w:sz w:val="26"/>
+          <w:szCs w:val="26"/>
+          <w:lang w:val="vi-VN"/>
+        </w:rPr>
+        <w:t xml:space="preserve">1. Chủ tịch công ty bổ nhiệm hoặc thuê Giám đốc </w:t>
+      </w:r>
+      <w:r>
+        <w:rPr>
+          <w:bCs/>
+          <w:sz w:val="26"/>
+          <w:szCs w:val="26"/>
+          <w:lang w:val="vi-VN"/>
+        </w:rPr>
+        <w:t xml:space="preserve">(hoặc Tổng giám đốc) </w:t>
+      </w:r>
+      <w:r>
+        <w:rPr>
+          <w:bCs/>
+          <w:sz w:val="26"/>
+          <w:szCs w:val="26"/>
+          <w:lang w:val="vi-VN"/>
+        </w:rPr>
+        <w:t xml:space="preserve">với nhiệm kỳ không quá 05 năm để điều hành hoạt động kinh doanh hằng ngày của công ty. Giám đốc </w:t>
+      </w:r>
+      <w:r>
+        <w:rPr>
+          <w:bCs/>
+          <w:sz w:val="26"/>
+          <w:szCs w:val="26"/>
+          <w:lang w:val="vi-VN"/>
+        </w:rPr>
+        <w:t xml:space="preserve">(hoặc Tổng giám đốc) </w:t>
+      </w:r>
+      <w:r>
+        <w:rPr>
+          <w:bCs/>
+          <w:sz w:val="26"/>
+          <w:szCs w:val="26"/>
+          <w:lang w:val="vi-VN"/>
+        </w:rPr>
+        <w:t>chịu trách nhiệm trước pháp luật và Chủ tịch công ty về việc thực hiện quyền và nghĩa vụ của mình. Chủ tịch công ty có thể kiêm Giám đốc</w:t>
+      </w:r>
+      <w:r>
+        <w:rPr>
+          <w:bCs/>
+          <w:sz w:val="26"/>
+          <w:szCs w:val="26"/>
+          <w:lang w:val="vi-VN"/>
+        </w:rPr>
+        <w:t xml:space="preserve"> (hoặc Tổng giám đốc</w:t>
+      </w:r>
+      <w:r>
+        <w:rPr>
+          <w:bCs/>
+          <w:sz w:val="26"/>
+          <w:szCs w:val="26"/>
+          <w:lang w:val="vi-VN"/>
+        </w:rPr>
+        <w:t>)</w:t>
+      </w:r>
+      <w:r>
+        <w:rPr>
+          <w:bCs/>
+          <w:sz w:val="26"/>
+          <w:szCs w:val="26"/>
+          <w:lang w:val="vi-VN"/>
+        </w:rPr>
+        <w:t>.</w:t>
+      </w:r>
+    </w:p>
+    <w:p>
+      <w:pPr>
+        <w:spacing w:line="240" w:lineRule="auto"/>
+        <w:ind w:firstLine="360"/>
+        <w:rPr>
+          <w:bCs/>
+          <w:sz w:val="26"/>
+          <w:szCs w:val="26"/>
+          <w:lang w:val="vi-VN"/>
+        </w:rPr>
+      </w:pPr>
+      <w:r>
+        <w:rPr>
+          <w:bCs/>
+          <w:sz w:val="26"/>
+          <w:szCs w:val="26"/>
+          <w:lang w:val="vi-VN"/>
+        </w:rPr>
+        <w:t xml:space="preserve">2. Giám đốc </w:t>
+      </w:r>
+      <w:r>
+        <w:rPr>
+          <w:bCs/>
+          <w:sz w:val="26"/>
+          <w:szCs w:val="26"/>
+          <w:lang w:val="vi-VN"/>
+        </w:rPr>
+        <w:t xml:space="preserve">(hoặc Tổng giám đốc) </w:t>
+      </w:r>
+      <w:r>
+        <w:rPr>
+          <w:bCs/>
+          <w:sz w:val="26"/>
+          <w:szCs w:val="26"/>
+          <w:lang w:val="vi-VN"/>
+        </w:rPr>
+        <w:t>có quyền và nghĩa vụ sau đây:</w:t>
+      </w:r>
+    </w:p>
+    <w:p>
+      <w:pPr>
+        <w:spacing w:line="240" w:lineRule="auto"/>
+        <w:ind w:firstLine="360"/>
+        <w:rPr>
+          <w:bCs/>
+          <w:sz w:val="26"/>
+          <w:szCs w:val="26"/>
+          <w:lang w:val="vi-VN"/>
+        </w:rPr>
+      </w:pPr>
+      <w:r>
+        <w:rPr>
+          <w:bCs/>
+          <w:sz w:val="26"/>
+          <w:szCs w:val="26"/>
+          <w:lang w:val="vi-VN"/>
+        </w:rPr>
+        <w:t>a) Tổ chức thực hiện nghị quyết, quyết định của Chủ tịch công ty;</w:t>
+      </w:r>
+    </w:p>
+    <w:p>
+      <w:pPr>
+        <w:spacing w:line="240" w:lineRule="auto"/>
+        <w:ind w:firstLine="360"/>
+        <w:rPr>
+          <w:bCs/>
+          <w:sz w:val="26"/>
+          <w:szCs w:val="26"/>
+          <w:lang w:val="vi-VN"/>
+        </w:rPr>
+      </w:pPr>
+      <w:r>
+        <w:rPr>
+          <w:bCs/>
+          <w:sz w:val="26"/>
+          <w:szCs w:val="26"/>
+          <w:lang w:val="vi-VN"/>
+        </w:rPr>
+        <w:t>b) Quyết định các vấn đề liên quan đ</w:t>
+      </w:r>
+      <w:r>
+        <w:rPr>
+          <w:bCs/>
+          <w:sz w:val="26"/>
+          <w:szCs w:val="26"/>
+          <w:lang w:val="vi-VN"/>
+        </w:rPr>
+        <w:t>ế</w:t>
+      </w:r>
+      <w:r>
+        <w:rPr>
+          <w:bCs/>
+          <w:sz w:val="26"/>
+          <w:szCs w:val="26"/>
+          <w:lang w:val="vi-VN"/>
+        </w:rPr>
+        <w:t>n hoạt động kinh doanh hằng ngày của côn</w:t>
+      </w:r>
+      <w:r>
+        <w:rPr>
+          <w:bCs/>
+          <w:sz w:val="26"/>
+          <w:szCs w:val="26"/>
+          <w:lang w:val="vi-VN"/>
+        </w:rPr>
+        <w:t xml:space="preserve">g </w:t>
+      </w:r>
+      <w:r>
+        <w:rPr>
+          <w:bCs/>
+          <w:sz w:val="26"/>
+          <w:szCs w:val="26"/>
+          <w:lang w:val="vi-VN"/>
+        </w:rPr>
+        <w:t>ty;</w:t>
+      </w:r>
+    </w:p>
+    <w:p>
+      <w:pPr>
+        <w:spacing w:line="240" w:lineRule="auto"/>
+        <w:ind w:firstLine="360"/>
+        <w:rPr>
+          <w:bCs/>
+          <w:sz w:val="26"/>
+          <w:szCs w:val="26"/>
+          <w:lang w:val="vi-VN"/>
+        </w:rPr>
+      </w:pPr>
+      <w:r>
+        <w:rPr>
+          <w:bCs/>
+          <w:sz w:val="26"/>
+          <w:szCs w:val="26"/>
+          <w:lang w:val="vi-VN"/>
+        </w:rPr>
+        <w:t>c) Tổ chức thực hiện kế hoạch kinh doanh và phương án đầu tư của công ty;</w:t>
+      </w:r>
+    </w:p>
+    <w:p>
+      <w:pPr>
+        <w:spacing w:line="240" w:lineRule="auto"/>
+        <w:ind w:firstLine="360"/>
+        <w:rPr>
+          <w:bCs/>
+          <w:sz w:val="26"/>
+          <w:szCs w:val="26"/>
+          <w:lang w:val="vi-VN"/>
+        </w:rPr>
+      </w:pPr>
+      <w:r>
+        <w:rPr>
+          <w:bCs/>
+          <w:sz w:val="26"/>
+          <w:szCs w:val="26"/>
+          <w:lang w:val="vi-VN"/>
+        </w:rPr>
+        <w:t>d) Ban hành quy chế quản lý nội bộ của công ty;</w:t>
+      </w:r>
+    </w:p>
+    <w:p>
+      <w:pPr>
+        <w:spacing w:line="240" w:lineRule="auto"/>
+        <w:ind w:firstLine="360"/>
+        <w:rPr>
+          <w:bCs/>
+          <w:sz w:val="26"/>
+          <w:szCs w:val="26"/>
+          <w:lang w:val="vi-VN"/>
+        </w:rPr>
+      </w:pPr>
+      <w:r>
+        <w:rPr>
+          <w:bCs/>
+          <w:sz w:val="26"/>
+          <w:szCs w:val="26"/>
+          <w:lang w:val="vi-VN"/>
+        </w:rPr>
+        <w:t>đ) Bổ nhiệm, miễn nhiệm, bãi nhiệm người quản lý công ty, trừ các chức danh thuộc thẩm quyền của Chủ tịch công ty;</w:t>
+      </w:r>
+    </w:p>
+    <w:p>
+      <w:pPr>
+        <w:spacing w:line="240" w:lineRule="auto"/>
+        <w:ind w:firstLine="360"/>
+        <w:rPr>
+          <w:bCs/>
+          <w:sz w:val="26"/>
+          <w:szCs w:val="26"/>
+          <w:lang w:val="vi-VN"/>
+        </w:rPr>
+      </w:pPr>
+      <w:r>
+        <w:rPr>
+          <w:bCs/>
+          <w:sz w:val="26"/>
+          <w:szCs w:val="26"/>
+          <w:lang w:val="vi-VN"/>
+        </w:rPr>
         <w:lastRenderedPageBreak/>
-        <w:t>2. Quyền, nghĩa vụ và chế độ làm việc của Chủ tịch công ty được thực hiện theo quy định tại Điều lệ công ty, Luật Doanh nghiệp và quy định khác của pháp luật có liên quan.</w:t>
-      </w:r>
-    </w:p>
-    <w:p>
-      <w:pPr>
-        <w:spacing w:line="240" w:lineRule="auto"/>
-        <w:ind w:firstLine="360"/>
-        <w:rPr>
-          <w:bCs/>
-          <w:sz w:val="26"/>
-          <w:szCs w:val="26"/>
-          <w:lang w:val="vi-VN"/>
-        </w:rPr>
-      </w:pPr>
-      <w:r>
-        <w:rPr>
-          <w:bCs/>
-          <w:sz w:val="26"/>
-          <w:szCs w:val="26"/>
-          <w:lang w:val="vi-VN"/>
-        </w:rPr>
-        <w:t>3. Quyết định của Chủ tịch công ty về thực hiện quyền và nghĩa vụ của chủ sở hữu công ty có hiệu lực kể từ ngày được chủ sở hữu công ty phê duyệt.</w:t>
+        <w:t>e) Ký hợp đồng nhân danh công ty, trừ trường hợp thuộc thẩm quyền của Chủ tịch công ty;</w:t>
+      </w:r>
+    </w:p>
+    <w:p>
+      <w:pPr>
+        <w:spacing w:line="240" w:lineRule="auto"/>
+        <w:ind w:firstLine="360"/>
+        <w:rPr>
+          <w:bCs/>
+          <w:sz w:val="26"/>
+          <w:szCs w:val="26"/>
+          <w:lang w:val="vi-VN"/>
+        </w:rPr>
+      </w:pPr>
+      <w:r>
+        <w:rPr>
+          <w:bCs/>
+          <w:sz w:val="26"/>
+          <w:szCs w:val="26"/>
+          <w:lang w:val="vi-VN"/>
+        </w:rPr>
+        <w:t>g) Kiến nghị phương án cơ cấu tổ chức công ty;</w:t>
+      </w:r>
+    </w:p>
+    <w:p>
+      <w:pPr>
+        <w:spacing w:line="240" w:lineRule="auto"/>
+        <w:ind w:firstLine="360"/>
+        <w:rPr>
+          <w:bCs/>
+          <w:sz w:val="26"/>
+          <w:szCs w:val="26"/>
+          <w:lang w:val="vi-VN"/>
+        </w:rPr>
+      </w:pPr>
+      <w:r>
+        <w:rPr>
+          <w:bCs/>
+          <w:sz w:val="26"/>
+          <w:szCs w:val="26"/>
+          <w:lang w:val="vi-VN"/>
+        </w:rPr>
+        <w:t>h) Trình báo cáo tài chính hằng năm lên Chủ tịch công ty;</w:t>
+      </w:r>
+    </w:p>
+    <w:p>
+      <w:pPr>
+        <w:spacing w:line="240" w:lineRule="auto"/>
+        <w:ind w:firstLine="360"/>
+        <w:rPr>
+          <w:bCs/>
+          <w:sz w:val="26"/>
+          <w:szCs w:val="26"/>
+          <w:lang w:val="vi-VN"/>
+        </w:rPr>
+      </w:pPr>
+      <w:r>
+        <w:rPr>
+          <w:bCs/>
+          <w:sz w:val="26"/>
+          <w:szCs w:val="26"/>
+          <w:lang w:val="vi-VN"/>
+        </w:rPr>
+        <w:t>i) Kiến nghị phương án sử dụng lợi nhuận hoặc xử lý lỗ trong kinh doanh;</w:t>
+      </w:r>
+    </w:p>
+    <w:p>
+      <w:pPr>
+        <w:spacing w:line="240" w:lineRule="auto"/>
+        <w:ind w:firstLine="360"/>
+        <w:rPr>
+          <w:bCs/>
+          <w:sz w:val="26"/>
+          <w:szCs w:val="26"/>
+          <w:lang w:val="vi-VN"/>
+        </w:rPr>
+      </w:pPr>
+      <w:r>
+        <w:rPr>
+          <w:bCs/>
+          <w:sz w:val="26"/>
+          <w:szCs w:val="26"/>
+          <w:lang w:val="vi-VN"/>
+        </w:rPr>
+        <w:t>k) Tuyển dụng lao động; .</w:t>
+      </w:r>
+    </w:p>
+    <w:p>
+      <w:pPr>
+        <w:spacing w:line="240" w:lineRule="auto"/>
+        <w:ind w:firstLine="360"/>
+        <w:rPr>
+          <w:bCs/>
+          <w:sz w:val="26"/>
+          <w:szCs w:val="26"/>
+          <w:lang w:val="vi-VN"/>
+        </w:rPr>
+      </w:pPr>
+      <w:r>
+        <w:rPr>
+          <w:bCs/>
+          <w:sz w:val="26"/>
+          <w:szCs w:val="26"/>
+          <w:lang w:val="vi-VN"/>
+        </w:rPr>
+        <w:t>l) Quyền và nghĩa vụ khác được quy định tại Điều lệ công ty và hợp đồng lao động.</w:t>
+      </w:r>
+    </w:p>
+    <w:p>
+      <w:pPr>
+        <w:spacing w:line="240" w:lineRule="auto"/>
+        <w:ind w:firstLine="360"/>
+        <w:rPr>
+          <w:bCs/>
+          <w:sz w:val="26"/>
+          <w:szCs w:val="26"/>
+          <w:lang w:val="vi-VN"/>
+        </w:rPr>
+      </w:pPr>
+      <w:r>
+        <w:rPr>
+          <w:bCs/>
+          <w:sz w:val="26"/>
+          <w:szCs w:val="26"/>
+          <w:lang w:val="vi-VN"/>
+        </w:rPr>
+        <w:t xml:space="preserve">3. Giám đốc </w:t>
+      </w:r>
+      <w:r>
+        <w:rPr>
+          <w:bCs/>
+          <w:sz w:val="26"/>
+          <w:szCs w:val="26"/>
+          <w:lang w:val="vi-VN"/>
+        </w:rPr>
+        <w:t xml:space="preserve">(hoặc Tổng giám đốc) </w:t>
+      </w:r>
+      <w:r>
+        <w:rPr>
+          <w:bCs/>
+          <w:sz w:val="26"/>
+          <w:szCs w:val="26"/>
+          <w:lang w:val="vi-VN"/>
+        </w:rPr>
+        <w:t>phải có tiêu chuẩn và điều kiện sau đây:</w:t>
+      </w:r>
+    </w:p>
+    <w:p>
+      <w:pPr>
+        <w:spacing w:line="240" w:lineRule="auto"/>
+        <w:ind w:firstLine="360"/>
+        <w:rPr>
+          <w:bCs/>
+          <w:sz w:val="26"/>
+          <w:szCs w:val="26"/>
+          <w:lang w:val="vi-VN"/>
+        </w:rPr>
+      </w:pPr>
+      <w:r>
+        <w:rPr>
+          <w:bCs/>
+          <w:sz w:val="26"/>
+          <w:szCs w:val="26"/>
+          <w:lang w:val="vi-VN"/>
+        </w:rPr>
+        <w:t xml:space="preserve">a) Không thuộc đối tượng quy định tại khoản 2 Điều 17 của Luật </w:t>
+      </w:r>
+      <w:r>
+        <w:rPr>
+          <w:bCs/>
+          <w:sz w:val="26"/>
+          <w:szCs w:val="26"/>
+          <w:lang w:val="vi-VN"/>
+        </w:rPr>
+        <w:t>Doanh nghiệp</w:t>
+      </w:r>
+      <w:r>
+        <w:rPr>
+          <w:bCs/>
+          <w:sz w:val="26"/>
+          <w:szCs w:val="26"/>
+          <w:lang w:val="vi-VN"/>
+        </w:rPr>
+        <w:t>;</w:t>
+      </w:r>
+    </w:p>
+    <w:p>
+      <w:pPr>
+        <w:spacing w:line="240" w:lineRule="auto"/>
+        <w:ind w:firstLine="360"/>
+        <w:rPr>
+          <w:bCs/>
+          <w:sz w:val="26"/>
+          <w:szCs w:val="26"/>
+          <w:lang w:val="vi-VN"/>
+        </w:rPr>
+      </w:pPr>
+      <w:r>
+        <w:rPr>
+          <w:bCs/>
+          <w:sz w:val="26"/>
+          <w:szCs w:val="26"/>
+          <w:lang w:val="vi-VN"/>
+        </w:rPr>
+        <w:t>b) Có trình độ chuyên môn, kinh nghiệm trong quản trị kinh doanh của công ty</w:t>
+      </w:r>
+      <w:r>
+        <w:rPr>
+          <w:bCs/>
+          <w:sz w:val="26"/>
+          <w:szCs w:val="26"/>
+          <w:lang w:val="vi-VN"/>
+        </w:rPr>
+        <w:t>.</w:t>
       </w:r>
     </w:p>
     <w:p>
@@ -4570,13 +5360,11 @@
         <w:ind w:firstLine="360"/>
         <w:rPr>
           <w:rFonts w:ascii="Times New Roman" w:hAnsi="Times New Roman"/>
-          <w:lang w:val="vi-VN"/>
-        </w:rPr>
-      </w:pPr>
-      <w:r>
-        <w:rPr>
-          <w:rFonts w:ascii="Times New Roman" w:hAnsi="Times New Roman"/>
-          <w:lang w:val="vi-VN"/>
+        </w:rPr>
+      </w:pPr>
+      <w:r>
+        <w:rPr>
+          <w:rFonts w:ascii="Times New Roman" w:hAnsi="Times New Roman"/>
         </w:rPr>
         <w:t>Điều 1</w:t>
       </w:r>
@@ -4584,550 +5372,6 @@
         <w:rPr>
           <w:rFonts w:ascii="Times New Roman" w:hAnsi="Times New Roman"/>
         </w:rPr>
-        <w:t>1</w:t>
-      </w:r>
-      <w:r>
-        <w:rPr>
-          <w:rFonts w:ascii="Times New Roman" w:hAnsi="Times New Roman"/>
-          <w:lang w:val="vi-VN"/>
-        </w:rPr>
-        <w:t xml:space="preserve">. Giám đốc </w:t>
-      </w:r>
-      <w:r>
-        <w:rPr>
-          <w:rFonts w:ascii="Times New Roman" w:hAnsi="Times New Roman"/>
-        </w:rPr>
-        <w:t>(hoặc Tổng giám đốc)</w:t>
-      </w:r>
-    </w:p>
-    <w:p>
-      <w:pPr>
-        <w:spacing w:line="240" w:lineRule="auto"/>
-        <w:ind w:firstLine="360"/>
-        <w:rPr>
-          <w:bCs/>
-          <w:sz w:val="26"/>
-          <w:szCs w:val="26"/>
-          <w:lang w:val="vi-VN"/>
-        </w:rPr>
-      </w:pPr>
-      <w:r>
-        <w:rPr>
-          <w:bCs/>
-          <w:sz w:val="26"/>
-          <w:szCs w:val="26"/>
-          <w:lang w:val="vi-VN"/>
-        </w:rPr>
-        <w:t xml:space="preserve">1. Chủ tịch công ty bổ nhiệm hoặc thuê Giám đốc </w:t>
-      </w:r>
-      <w:r>
-        <w:rPr>
-          <w:bCs/>
-          <w:sz w:val="26"/>
-          <w:szCs w:val="26"/>
-          <w:lang w:val="vi-VN"/>
-        </w:rPr>
-        <w:t xml:space="preserve">(hoặc Tổng giám đốc) </w:t>
-      </w:r>
-      <w:r>
-        <w:rPr>
-          <w:bCs/>
-          <w:sz w:val="26"/>
-          <w:szCs w:val="26"/>
-          <w:lang w:val="vi-VN"/>
-        </w:rPr>
-        <w:t xml:space="preserve">với nhiệm kỳ không quá 05 năm để điều hành hoạt động kinh doanh hằng ngày của công ty. Giám đốc </w:t>
-      </w:r>
-      <w:r>
-        <w:rPr>
-          <w:bCs/>
-          <w:sz w:val="26"/>
-          <w:szCs w:val="26"/>
-          <w:lang w:val="vi-VN"/>
-        </w:rPr>
-        <w:t xml:space="preserve">(hoặc Tổng giám đốc) </w:t>
-      </w:r>
-      <w:r>
-        <w:rPr>
-          <w:bCs/>
-          <w:sz w:val="26"/>
-          <w:szCs w:val="26"/>
-          <w:lang w:val="vi-VN"/>
-        </w:rPr>
-        <w:t>chịu trách nhiệm trước pháp luật và Chủ tịch công ty về việc thực hiện quyền và nghĩa vụ của mình. Chủ tịch công ty có thể kiêm Giám đốc</w:t>
-      </w:r>
-      <w:r>
-        <w:rPr>
-          <w:bCs/>
-          <w:sz w:val="26"/>
-          <w:szCs w:val="26"/>
-          <w:lang w:val="vi-VN"/>
-        </w:rPr>
-        <w:t xml:space="preserve"> (hoặc Tổng giám đốc</w:t>
-      </w:r>
-      <w:r>
-        <w:rPr>
-          <w:bCs/>
-          <w:sz w:val="26"/>
-          <w:szCs w:val="26"/>
-          <w:lang w:val="vi-VN"/>
-        </w:rPr>
-        <w:t>)</w:t>
-      </w:r>
-      <w:r>
-        <w:rPr>
-          <w:bCs/>
-          <w:sz w:val="26"/>
-          <w:szCs w:val="26"/>
-          <w:lang w:val="vi-VN"/>
-        </w:rPr>
-        <w:t>.</w:t>
-      </w:r>
-    </w:p>
-    <w:p>
-      <w:pPr>
-        <w:spacing w:line="240" w:lineRule="auto"/>
-        <w:ind w:firstLine="360"/>
-        <w:rPr>
-          <w:bCs/>
-          <w:sz w:val="26"/>
-          <w:szCs w:val="26"/>
-          <w:lang w:val="vi-VN"/>
-        </w:rPr>
-      </w:pPr>
-      <w:r>
-        <w:rPr>
-          <w:bCs/>
-          <w:sz w:val="26"/>
-          <w:szCs w:val="26"/>
-          <w:lang w:val="vi-VN"/>
-        </w:rPr>
-        <w:t xml:space="preserve">2. Giám đốc </w:t>
-      </w:r>
-      <w:r>
-        <w:rPr>
-          <w:bCs/>
-          <w:sz w:val="26"/>
-          <w:szCs w:val="26"/>
-          <w:lang w:val="vi-VN"/>
-        </w:rPr>
-        <w:t xml:space="preserve">(hoặc Tổng giám đốc) </w:t>
-      </w:r>
-      <w:r>
-        <w:rPr>
-          <w:bCs/>
-          <w:sz w:val="26"/>
-          <w:szCs w:val="26"/>
-          <w:lang w:val="vi-VN"/>
-        </w:rPr>
-        <w:t>có quyền và nghĩa vụ sau đây:</w:t>
-      </w:r>
-    </w:p>
-    <w:p>
-      <w:pPr>
-        <w:spacing w:line="240" w:lineRule="auto"/>
-        <w:ind w:firstLine="360"/>
-        <w:rPr>
-          <w:bCs/>
-          <w:sz w:val="26"/>
-          <w:szCs w:val="26"/>
-          <w:lang w:val="vi-VN"/>
-        </w:rPr>
-      </w:pPr>
-      <w:r>
-        <w:rPr>
-          <w:bCs/>
-          <w:sz w:val="26"/>
-          <w:szCs w:val="26"/>
-          <w:lang w:val="vi-VN"/>
-        </w:rPr>
-        <w:t>a) Tổ chức thực hiện nghị quyết, quyết định của Chủ tịch công ty;</w:t>
-      </w:r>
-    </w:p>
-    <w:p>
-      <w:pPr>
-        <w:spacing w:line="240" w:lineRule="auto"/>
-        <w:ind w:firstLine="360"/>
-        <w:rPr>
-          <w:bCs/>
-          <w:sz w:val="26"/>
-          <w:szCs w:val="26"/>
-          <w:lang w:val="vi-VN"/>
-        </w:rPr>
-      </w:pPr>
-      <w:r>
-        <w:rPr>
-          <w:bCs/>
-          <w:sz w:val="26"/>
-          <w:szCs w:val="26"/>
-          <w:lang w:val="vi-VN"/>
-        </w:rPr>
-        <w:t>b) Quyết định các vấn đề liên quan đ</w:t>
-      </w:r>
-      <w:r>
-        <w:rPr>
-          <w:bCs/>
-          <w:sz w:val="26"/>
-          <w:szCs w:val="26"/>
-          <w:lang w:val="vi-VN"/>
-        </w:rPr>
-        <w:t>ế</w:t>
-      </w:r>
-      <w:r>
-        <w:rPr>
-          <w:bCs/>
-          <w:sz w:val="26"/>
-          <w:szCs w:val="26"/>
-          <w:lang w:val="vi-VN"/>
-        </w:rPr>
-        <w:t>n hoạt động kinh doanh hằng ngày của côn</w:t>
-      </w:r>
-      <w:r>
-        <w:rPr>
-          <w:bCs/>
-          <w:sz w:val="26"/>
-          <w:szCs w:val="26"/>
-          <w:lang w:val="vi-VN"/>
-        </w:rPr>
-        <w:t xml:space="preserve">g </w:t>
-      </w:r>
-      <w:r>
-        <w:rPr>
-          <w:bCs/>
-          <w:sz w:val="26"/>
-          <w:szCs w:val="26"/>
-          <w:lang w:val="vi-VN"/>
-        </w:rPr>
-        <w:t>ty;</w:t>
-      </w:r>
-    </w:p>
-    <w:p>
-      <w:pPr>
-        <w:spacing w:line="240" w:lineRule="auto"/>
-        <w:ind w:firstLine="360"/>
-        <w:rPr>
-          <w:bCs/>
-          <w:sz w:val="26"/>
-          <w:szCs w:val="26"/>
-          <w:lang w:val="vi-VN"/>
-        </w:rPr>
-      </w:pPr>
-      <w:r>
-        <w:rPr>
-          <w:bCs/>
-          <w:sz w:val="26"/>
-          <w:szCs w:val="26"/>
-          <w:lang w:val="vi-VN"/>
-        </w:rPr>
-        <w:t>c) Tổ chức thực hiện kế hoạch kinh doanh và phương án đầu tư của công ty;</w:t>
-      </w:r>
-    </w:p>
-    <w:p>
-      <w:pPr>
-        <w:spacing w:line="240" w:lineRule="auto"/>
-        <w:ind w:firstLine="360"/>
-        <w:rPr>
-          <w:bCs/>
-          <w:sz w:val="26"/>
-          <w:szCs w:val="26"/>
-          <w:lang w:val="vi-VN"/>
-        </w:rPr>
-      </w:pPr>
-      <w:r>
-        <w:rPr>
-          <w:bCs/>
-          <w:sz w:val="26"/>
-          <w:szCs w:val="26"/>
-          <w:lang w:val="vi-VN"/>
-        </w:rPr>
-        <w:t>d) Ban hành quy chế quản lý nội bộ của công ty;</w:t>
-      </w:r>
-    </w:p>
-    <w:p>
-      <w:pPr>
-        <w:spacing w:line="240" w:lineRule="auto"/>
-        <w:ind w:firstLine="360"/>
-        <w:rPr>
-          <w:bCs/>
-          <w:sz w:val="26"/>
-          <w:szCs w:val="26"/>
-          <w:lang w:val="vi-VN"/>
-        </w:rPr>
-      </w:pPr>
-      <w:r>
-        <w:rPr>
-          <w:bCs/>
-          <w:sz w:val="26"/>
-          <w:szCs w:val="26"/>
-          <w:lang w:val="vi-VN"/>
-        </w:rPr>
-        <w:t>đ) Bổ nhiệm, miễn nhiệm, bãi nhiệm người quản lý công ty, trừ các chức danh thuộc thẩm quyền của Chủ tịch công ty;</w:t>
-      </w:r>
-    </w:p>
-    <w:p>
-      <w:pPr>
-        <w:spacing w:line="240" w:lineRule="auto"/>
-        <w:ind w:firstLine="360"/>
-        <w:rPr>
-          <w:bCs/>
-          <w:sz w:val="26"/>
-          <w:szCs w:val="26"/>
-          <w:lang w:val="vi-VN"/>
-        </w:rPr>
-      </w:pPr>
-      <w:r>
-        <w:rPr>
-          <w:bCs/>
-          <w:sz w:val="26"/>
-          <w:szCs w:val="26"/>
-          <w:lang w:val="vi-VN"/>
-        </w:rPr>
-        <w:t>e) Ký hợp đồng nhân danh công ty, trừ trường hợp thuộc thẩm quyền của Chủ tịch công ty;</w:t>
-      </w:r>
-    </w:p>
-    <w:p>
-      <w:pPr>
-        <w:spacing w:line="240" w:lineRule="auto"/>
-        <w:ind w:firstLine="360"/>
-        <w:rPr>
-          <w:bCs/>
-          <w:sz w:val="26"/>
-          <w:szCs w:val="26"/>
-          <w:lang w:val="vi-VN"/>
-        </w:rPr>
-      </w:pPr>
-      <w:r>
-        <w:rPr>
-          <w:bCs/>
-          <w:sz w:val="26"/>
-          <w:szCs w:val="26"/>
-          <w:lang w:val="vi-VN"/>
-        </w:rPr>
-        <w:t>g) Kiến nghị phương án cơ cấu tổ chức công ty;</w:t>
-      </w:r>
-    </w:p>
-    <w:p>
-      <w:pPr>
-        <w:spacing w:line="240" w:lineRule="auto"/>
-        <w:ind w:firstLine="360"/>
-        <w:rPr>
-          <w:bCs/>
-          <w:sz w:val="26"/>
-          <w:szCs w:val="26"/>
-          <w:lang w:val="vi-VN"/>
-        </w:rPr>
-      </w:pPr>
-      <w:r>
-        <w:rPr>
-          <w:bCs/>
-          <w:sz w:val="26"/>
-          <w:szCs w:val="26"/>
-          <w:lang w:val="vi-VN"/>
-        </w:rPr>
-        <w:t>h) Trình báo cáo tài chính hằng năm lên Chủ tịch công ty;</w:t>
-      </w:r>
-    </w:p>
-    <w:p>
-      <w:pPr>
-        <w:spacing w:line="240" w:lineRule="auto"/>
-        <w:ind w:firstLine="360"/>
-        <w:rPr>
-          <w:bCs/>
-          <w:sz w:val="26"/>
-          <w:szCs w:val="26"/>
-          <w:lang w:val="vi-VN"/>
-        </w:rPr>
-      </w:pPr>
-      <w:r>
-        <w:rPr>
-          <w:bCs/>
-          <w:sz w:val="26"/>
-          <w:szCs w:val="26"/>
-          <w:lang w:val="vi-VN"/>
-        </w:rPr>
-        <w:t>i) Kiến nghị phương án sử dụng lợi nhuận hoặc xử lý lỗ trong kinh doanh;</w:t>
-      </w:r>
-    </w:p>
-    <w:p>
-      <w:pPr>
-        <w:spacing w:line="240" w:lineRule="auto"/>
-        <w:ind w:firstLine="360"/>
-        <w:rPr>
-          <w:bCs/>
-          <w:sz w:val="26"/>
-          <w:szCs w:val="26"/>
-          <w:lang w:val="vi-VN"/>
-        </w:rPr>
-      </w:pPr>
-      <w:r>
-        <w:rPr>
-          <w:bCs/>
-          <w:sz w:val="26"/>
-          <w:szCs w:val="26"/>
-          <w:lang w:val="vi-VN"/>
-        </w:rPr>
-        <w:t>k) Tuyển dụng lao động; .</w:t>
-      </w:r>
-    </w:p>
-    <w:p>
-      <w:pPr>
-        <w:spacing w:line="240" w:lineRule="auto"/>
-        <w:ind w:firstLine="360"/>
-        <w:rPr>
-          <w:bCs/>
-          <w:sz w:val="26"/>
-          <w:szCs w:val="26"/>
-          <w:lang w:val="vi-VN"/>
-        </w:rPr>
-      </w:pPr>
-      <w:r>
-        <w:rPr>
-          <w:bCs/>
-          <w:sz w:val="26"/>
-          <w:szCs w:val="26"/>
-          <w:lang w:val="vi-VN"/>
-        </w:rPr>
-        <w:t>l) Quyền và nghĩa vụ khác được quy định tại Điều lệ công ty và hợp đồng lao động.</w:t>
-      </w:r>
-    </w:p>
-    <w:p>
-      <w:pPr>
-        <w:spacing w:line="240" w:lineRule="auto"/>
-        <w:ind w:firstLine="360"/>
-        <w:rPr>
-          <w:bCs/>
-          <w:sz w:val="26"/>
-          <w:szCs w:val="26"/>
-          <w:lang w:val="vi-VN"/>
-        </w:rPr>
-      </w:pPr>
-      <w:r>
-        <w:rPr>
-          <w:bCs/>
-          <w:sz w:val="26"/>
-          <w:szCs w:val="26"/>
-          <w:lang w:val="vi-VN"/>
-        </w:rPr>
-        <w:t xml:space="preserve">3. Giám đốc </w:t>
-      </w:r>
-      <w:r>
-        <w:rPr>
-          <w:bCs/>
-          <w:sz w:val="26"/>
-          <w:szCs w:val="26"/>
-          <w:lang w:val="vi-VN"/>
-        </w:rPr>
-        <w:t xml:space="preserve">(hoặc Tổng giám đốc) </w:t>
-      </w:r>
-      <w:r>
-        <w:rPr>
-          <w:bCs/>
-          <w:sz w:val="26"/>
-          <w:szCs w:val="26"/>
-          <w:lang w:val="vi-VN"/>
-        </w:rPr>
-        <w:t>phải có tiêu chuẩn và điều kiện sau đây:</w:t>
-      </w:r>
-    </w:p>
-    <w:p>
-      <w:pPr>
-        <w:spacing w:line="240" w:lineRule="auto"/>
-        <w:ind w:firstLine="360"/>
-        <w:rPr>
-          <w:bCs/>
-          <w:sz w:val="26"/>
-          <w:szCs w:val="26"/>
-          <w:lang w:val="vi-VN"/>
-        </w:rPr>
-      </w:pPr>
-      <w:r>
-        <w:rPr>
-          <w:bCs/>
-          <w:sz w:val="26"/>
-          <w:szCs w:val="26"/>
-          <w:lang w:val="vi-VN"/>
-        </w:rPr>
-        <w:t xml:space="preserve">a) Không thuộc đối tượng quy định tại khoản 2 Điều 17 của Luật </w:t>
-      </w:r>
-      <w:r>
-        <w:rPr>
-          <w:bCs/>
-          <w:sz w:val="26"/>
-          <w:szCs w:val="26"/>
-          <w:lang w:val="vi-VN"/>
-        </w:rPr>
-        <w:t>Doanh nghiệp</w:t>
-      </w:r>
-      <w:r>
-        <w:rPr>
-          <w:bCs/>
-          <w:sz w:val="26"/>
-          <w:szCs w:val="26"/>
-          <w:lang w:val="vi-VN"/>
-        </w:rPr>
-        <w:t>;</w:t>
-      </w:r>
-    </w:p>
-    <w:p>
-      <w:pPr>
-        <w:spacing w:line="240" w:lineRule="auto"/>
-        <w:ind w:firstLine="360"/>
-        <w:rPr>
-          <w:bCs/>
-          <w:sz w:val="26"/>
-          <w:szCs w:val="26"/>
-          <w:lang w:val="vi-VN"/>
-        </w:rPr>
-      </w:pPr>
-      <w:r>
-        <w:rPr>
-          <w:bCs/>
-          <w:sz w:val="26"/>
-          <w:szCs w:val="26"/>
-          <w:lang w:val="vi-VN"/>
-        </w:rPr>
-        <w:t>b) Có trình độ chuyên môn, kinh nghiệm trong quản trị kinh doanh của công ty</w:t>
-      </w:r>
-      <w:r>
-        <w:rPr>
-          <w:bCs/>
-          <w:sz w:val="26"/>
-          <w:szCs w:val="26"/>
-          <w:lang w:val="vi-VN"/>
-        </w:rPr>
-        <w:t>.</w:t>
-      </w:r>
-    </w:p>
-    <w:p>
-      <w:pPr>
-        <w:spacing w:line="240" w:lineRule="auto"/>
-        <w:ind w:firstLine="360"/>
-        <w:rPr>
-          <w:bCs/>
-          <w:sz w:val="26"/>
-          <w:szCs w:val="26"/>
-          <w:lang w:val="vi-VN"/>
-        </w:rPr>
-      </w:pPr>
-    </w:p>
-    <w:p>
-      <w:pPr>
-        <w:pStyle w:val="Heading3"/>
-        <w:ind w:firstLine="360"/>
-        <w:rPr>
-          <w:rFonts w:ascii="Times New Roman" w:hAnsi="Times New Roman"/>
-        </w:rPr>
-      </w:pPr>
-      <w:r>
-        <w:rPr>
-          <w:rFonts w:ascii="Times New Roman" w:hAnsi="Times New Roman"/>
-        </w:rPr>
-        <w:t>Điều 1</w:t>
-      </w:r>
-      <w:r>
-        <w:rPr>
-          <w:rFonts w:ascii="Times New Roman" w:hAnsi="Times New Roman"/>
-        </w:rPr>
         <w:t>2</w:t>
       </w:r>
       <w:r>
@@ -5267,7 +5511,6 @@
           <w:szCs w:val="26"/>
           <w:lang w:val="vi-VN"/>
         </w:rPr>
-        <w:lastRenderedPageBreak/>
         <w:t xml:space="preserve">2. Chủ sở hữu công ty quyết định mức </w:t>
       </w:r>
       <w:r>
@@ -5363,7 +5606,7 @@
           <w:lang w:val="vi-VN"/>
         </w:rPr>
       </w:pPr>
-      <w:bookmarkStart w:id="6" w:name="_Toc115580070"/>
+      <w:bookmarkStart w:id="5" w:name="_Toc115580070"/>
       <w:r>
         <w:rPr>
           <w:color w:val="000000"/>
@@ -5472,7 +5715,7 @@
         </w:rPr>
         <w:t>có thể do chủ sở hữu công ty chi trả trực tiếp theo quy định.</w:t>
       </w:r>
-      <w:bookmarkEnd w:id="6"/>
+      <w:bookmarkEnd w:id="5"/>
     </w:p>
     <w:p>
       <w:pPr>
@@ -5599,8 +5842,8 @@
           <w:lang w:val="vi-VN"/>
         </w:rPr>
       </w:pPr>
-      <w:bookmarkStart w:id="7" w:name="_Hlk60645937"/>
-      <w:bookmarkEnd w:id="5"/>
+      <w:bookmarkStart w:id="6" w:name="_Hlk60645937"/>
+      <w:bookmarkEnd w:id="4"/>
       <w:r>
         <w:rPr>
           <w:rFonts w:ascii="Times New Roman" w:hAnsi="Times New Roman"/>
@@ -5922,7 +6165,6 @@
           <w:szCs w:val="26"/>
           <w:lang w:val="vi-VN"/>
         </w:rPr>
-        <w:lastRenderedPageBreak/>
         <w:tab/>
       </w:r>
       <w:r>
@@ -6189,7 +6431,7 @@
         </w:rPr>
         <w:t xml:space="preserve">. </w:t>
       </w:r>
-      <w:bookmarkStart w:id="8" w:name="_Toc115580161"/>
+      <w:bookmarkStart w:id="7" w:name="_Toc115580161"/>
       <w:r>
         <w:rPr>
           <w:rFonts w:ascii="Times New Roman" w:hAnsi="Times New Roman"/>
@@ -6204,7 +6446,7 @@
         </w:rPr>
         <w:t> </w:t>
       </w:r>
-      <w:bookmarkEnd w:id="8"/>
+      <w:bookmarkEnd w:id="7"/>
       <w:r>
         <w:rPr>
           <w:rFonts w:ascii="Times New Roman" w:hAnsi="Times New Roman"/>
@@ -6247,6 +6489,7 @@
           <w:szCs w:val="26"/>
           <w:lang w:val="vi-VN"/>
         </w:rPr>
+        <w:lastRenderedPageBreak/>
         <w:t>a) Kết thúc thời hạn hoạt động đã ghi trong Điều lệ công ty mà không có quyết định gia hạn;</w:t>
       </w:r>
     </w:p>
@@ -6372,7 +6615,7 @@
           <w:lang w:val="vi-VN"/>
         </w:rPr>
       </w:pPr>
-      <w:bookmarkStart w:id="9" w:name="_Hlk60645556"/>
+      <w:bookmarkStart w:id="8" w:name="_Hlk60645556"/>
       <w:r>
         <w:rPr>
           <w:sz w:val="26"/>
@@ -6514,27 +6757,187 @@
           <w:szCs w:val="26"/>
           <w:lang w:val="vi-VN"/>
         </w:rPr>
+        <w:t>d) Phương án xử lý các nghĩa vụ phát sinh từ hợp đồng lao động;</w:t>
+      </w:r>
+    </w:p>
+    <w:p>
+      <w:pPr>
+        <w:spacing w:line="240" w:lineRule="auto"/>
+        <w:ind w:firstLine="360"/>
+        <w:rPr>
+          <w:sz w:val="26"/>
+          <w:szCs w:val="26"/>
+          <w:lang w:val="vi-VN"/>
+        </w:rPr>
+      </w:pPr>
+      <w:r>
+        <w:rPr>
+          <w:sz w:val="26"/>
+          <w:szCs w:val="26"/>
+          <w:lang w:val="vi-VN"/>
+        </w:rPr>
+        <w:t>đ) Họ, tên, chữ ký của chủ sở hữu công ty</w:t>
+      </w:r>
+      <w:r>
+        <w:rPr>
+          <w:sz w:val="26"/>
+          <w:szCs w:val="26"/>
+          <w:lang w:val="vi-VN"/>
+        </w:rPr>
+        <w:t>.</w:t>
+      </w:r>
+    </w:p>
+    <w:p>
+      <w:pPr>
+        <w:spacing w:line="240" w:lineRule="auto"/>
+        <w:ind w:firstLine="360"/>
+        <w:rPr>
+          <w:sz w:val="26"/>
+          <w:szCs w:val="26"/>
+          <w:lang w:val="vi-VN"/>
+        </w:rPr>
+      </w:pPr>
+      <w:r>
+        <w:rPr>
+          <w:sz w:val="26"/>
+          <w:szCs w:val="26"/>
+          <w:lang w:val="vi-VN"/>
+        </w:rPr>
+        <w:t>2. Chủ sở hữu công ty trực tiếp tổ chức thanh lý tài sản doanh nghiệp;</w:t>
+      </w:r>
+    </w:p>
+    <w:p>
+      <w:pPr>
+        <w:spacing w:line="240" w:lineRule="auto"/>
+        <w:ind w:firstLine="360"/>
+        <w:rPr>
+          <w:sz w:val="26"/>
+          <w:szCs w:val="26"/>
+          <w:lang w:val="vi-VN"/>
+        </w:rPr>
+      </w:pPr>
+      <w:r>
+        <w:rPr>
+          <w:sz w:val="26"/>
+          <w:szCs w:val="26"/>
+          <w:lang w:val="vi-VN"/>
+        </w:rPr>
+        <w:t>3. Trong thời hạn 07 ngày làm việc kể từ ngày thông qua, quyết định giải thể phải được gửi đến Cơ quan đăng ký kinh doanh, cơ quan thuế, người lao động trong doanh nghiệp. Quyết định giải thể phải được đăng trên cổng thông tin quốc gia về đăng ký doanh nghiệp và được niêm yết công khai tại trụ sở chính, chi nhánh, văn phòng đại diện của doanh nghiệp. Trường hợp doanh nghiệp còn nghĩa vụ tài chính chưa thanh toán thì phải gửi kèm theo quyết định giải thể và phương án giải quyết nợ đến các chủ nợ, người có quyền, nghĩa vụ và lợi ích có liên quan. Phương án giải quyết nợ phải có tên, địa chỉ của chủ nợ; số nợ, thời hạn, địa điểm và phương thức thanh toán số nợ đó; cách thức và thời hạn giải quyết khiếu nại của chủ nợ;</w:t>
+      </w:r>
+    </w:p>
+    <w:p>
+      <w:pPr>
+        <w:spacing w:line="240" w:lineRule="auto"/>
+        <w:ind w:firstLine="360"/>
+        <w:rPr>
+          <w:sz w:val="26"/>
+          <w:szCs w:val="26"/>
+          <w:lang w:val="vi-VN"/>
+        </w:rPr>
+      </w:pPr>
+      <w:r>
+        <w:rPr>
+          <w:sz w:val="26"/>
+          <w:szCs w:val="26"/>
+          <w:lang w:val="vi-VN"/>
+        </w:rPr>
+        <w:t>4. Các khoản nợ của doanh nghiệp được thanh toán theo thứ tự ưu tiên sau đây:</w:t>
+      </w:r>
+    </w:p>
+    <w:p>
+      <w:pPr>
+        <w:spacing w:line="240" w:lineRule="auto"/>
+        <w:ind w:firstLine="360"/>
+        <w:rPr>
+          <w:sz w:val="26"/>
+          <w:szCs w:val="26"/>
+          <w:lang w:val="vi-VN"/>
+        </w:rPr>
+      </w:pPr>
+      <w:r>
+        <w:rPr>
+          <w:sz w:val="26"/>
+          <w:szCs w:val="26"/>
+          <w:lang w:val="vi-VN"/>
+        </w:rPr>
+        <w:t>a) Các khoản nợ lương, trợ cấp thôi việc, bảo hiểm xã hội, bảo hiểm y tế, bảo hiểm thất nghiệp theo quy định của pháp luật và các quyền lợi khác của người lao động theo thỏa ước lao động tập thể và hợp đồng lao động đã ký kết;</w:t>
+      </w:r>
+    </w:p>
+    <w:p>
+      <w:pPr>
+        <w:spacing w:line="240" w:lineRule="auto"/>
+        <w:ind w:firstLine="360"/>
+        <w:rPr>
+          <w:sz w:val="26"/>
+          <w:szCs w:val="26"/>
+          <w:lang w:val="vi-VN"/>
+        </w:rPr>
+      </w:pPr>
+      <w:r>
+        <w:rPr>
+          <w:sz w:val="26"/>
+          <w:szCs w:val="26"/>
+          <w:lang w:val="vi-VN"/>
+        </w:rPr>
+        <w:t>b) Nợ thuế;</w:t>
+      </w:r>
+    </w:p>
+    <w:p>
+      <w:pPr>
+        <w:spacing w:line="240" w:lineRule="auto"/>
+        <w:ind w:firstLine="360"/>
+        <w:rPr>
+          <w:sz w:val="26"/>
+          <w:szCs w:val="26"/>
+          <w:lang w:val="vi-VN"/>
+        </w:rPr>
+      </w:pPr>
+      <w:r>
+        <w:rPr>
+          <w:sz w:val="26"/>
+          <w:szCs w:val="26"/>
+          <w:lang w:val="vi-VN"/>
+        </w:rPr>
+        <w:t>c) Các khoản nợ khác;</w:t>
+      </w:r>
+    </w:p>
+    <w:p>
+      <w:pPr>
+        <w:spacing w:line="240" w:lineRule="auto"/>
+        <w:ind w:firstLine="360"/>
+        <w:rPr>
+          <w:sz w:val="26"/>
+          <w:szCs w:val="26"/>
+          <w:lang w:val="vi-VN"/>
+        </w:rPr>
+      </w:pPr>
+      <w:r>
+        <w:rPr>
+          <w:sz w:val="26"/>
+          <w:szCs w:val="26"/>
+          <w:lang w:val="vi-VN"/>
+        </w:rPr>
         <w:lastRenderedPageBreak/>
-        <w:t>d) Phương án xử lý các nghĩa vụ phát sinh từ hợp đồng lao động;</w:t>
-      </w:r>
-    </w:p>
-    <w:p>
-      <w:pPr>
-        <w:spacing w:line="240" w:lineRule="auto"/>
-        <w:ind w:firstLine="360"/>
-        <w:rPr>
-          <w:sz w:val="26"/>
-          <w:szCs w:val="26"/>
-          <w:lang w:val="vi-VN"/>
-        </w:rPr>
-      </w:pPr>
-      <w:r>
-        <w:rPr>
-          <w:sz w:val="26"/>
-          <w:szCs w:val="26"/>
-          <w:lang w:val="vi-VN"/>
-        </w:rPr>
-        <w:t>đ) Họ, tên, chữ ký của chủ sở hữu công ty</w:t>
+        <w:t>5. Sau khi đã thanh toán chi phí giải thể doanh nghiệp và các khoản nợ, phần còn lại thuộc về chủ sở hữu;</w:t>
+      </w:r>
+    </w:p>
+    <w:p>
+      <w:pPr>
+        <w:spacing w:line="240" w:lineRule="auto"/>
+        <w:ind w:firstLine="360"/>
+        <w:rPr>
+          <w:sz w:val="26"/>
+          <w:szCs w:val="26"/>
+          <w:lang w:val="vi-VN"/>
+        </w:rPr>
+      </w:pPr>
+      <w:r>
+        <w:rPr>
+          <w:sz w:val="26"/>
+          <w:szCs w:val="26"/>
+          <w:lang w:val="vi-VN"/>
+        </w:rPr>
+        <w:t>6. Người đại diện theo pháp luật của doanh nghiệp gửi hồ sơ giải thể doanh nghiệp cho Cơ quan đăng ký kinh doanh trong thời hạn 05 ngày làm việc kể từ ngày thanh toán hết các khoản nợ của doanh nghiệp</w:t>
       </w:r>
       <w:r>
         <w:rPr>
@@ -6555,190 +6958,30 @@
           <w:lang w:val="vi-VN"/>
         </w:rPr>
       </w:pPr>
-      <w:r>
-        <w:rPr>
-          <w:sz w:val="26"/>
-          <w:szCs w:val="26"/>
-          <w:lang w:val="vi-VN"/>
-        </w:rPr>
-        <w:t>2. Chủ sở hữu công ty trực tiếp tổ chức thanh lý tài sản doanh nghiệp;</w:t>
-      </w:r>
-    </w:p>
-    <w:p>
-      <w:pPr>
-        <w:spacing w:line="240" w:lineRule="auto"/>
-        <w:ind w:firstLine="360"/>
-        <w:rPr>
-          <w:sz w:val="26"/>
-          <w:szCs w:val="26"/>
-          <w:lang w:val="vi-VN"/>
-        </w:rPr>
-      </w:pPr>
-      <w:r>
-        <w:rPr>
-          <w:sz w:val="26"/>
-          <w:szCs w:val="26"/>
-          <w:lang w:val="vi-VN"/>
-        </w:rPr>
-        <w:t>3. Trong thời hạn 07 ngày làm việc kể từ ngày thông qua, quyết định giải thể phải được gửi đến Cơ quan đăng ký kinh doanh, cơ quan thuế, người lao động trong doanh nghiệp. Quyết định giải thể phải được đăng trên cổng thông tin quốc gia về đăng ký doanh nghiệp và được niêm yết công khai tại trụ sở chính, chi nhánh, văn phòng đại diện của doanh nghiệp. Trường hợp doanh nghiệp còn nghĩa vụ tài chính chưa thanh toán thì phải gửi kèm theo quyết định giải thể và phương án giải quyết nợ đến các chủ nợ, người có quyền, nghĩa vụ và lợi ích có liên quan. Phương án giải quyết nợ phải có tên, địa chỉ của chủ nợ; số nợ, thời hạn, địa điểm và phương thức thanh toán số nợ đó; cách thức và thời hạn giải quyết khiếu nại của chủ nợ;</w:t>
-      </w:r>
-    </w:p>
-    <w:p>
-      <w:pPr>
-        <w:spacing w:line="240" w:lineRule="auto"/>
-        <w:ind w:firstLine="360"/>
-        <w:rPr>
-          <w:sz w:val="26"/>
-          <w:szCs w:val="26"/>
-          <w:lang w:val="vi-VN"/>
-        </w:rPr>
-      </w:pPr>
-      <w:r>
-        <w:rPr>
-          <w:sz w:val="26"/>
-          <w:szCs w:val="26"/>
-          <w:lang w:val="vi-VN"/>
-        </w:rPr>
-        <w:t>4. Các khoản nợ của doanh nghiệp được thanh toán theo thứ tự ưu tiên sau đây:</w:t>
-      </w:r>
-    </w:p>
-    <w:p>
-      <w:pPr>
-        <w:spacing w:line="240" w:lineRule="auto"/>
-        <w:ind w:firstLine="360"/>
-        <w:rPr>
-          <w:sz w:val="26"/>
-          <w:szCs w:val="26"/>
-          <w:lang w:val="vi-VN"/>
-        </w:rPr>
-      </w:pPr>
-      <w:r>
-        <w:rPr>
-          <w:sz w:val="26"/>
-          <w:szCs w:val="26"/>
-          <w:lang w:val="vi-VN"/>
-        </w:rPr>
-        <w:t>a) Các khoản nợ lương, trợ cấp thôi việc, bảo hiểm xã hội, bảo hiểm y tế, bảo hiểm thất nghiệp theo quy định của pháp luật và các quyền lợi khác của người lao động theo thỏa ước lao động tập thể và hợp đồng lao động đã ký kết;</w:t>
-      </w:r>
-    </w:p>
-    <w:p>
-      <w:pPr>
-        <w:spacing w:line="240" w:lineRule="auto"/>
-        <w:ind w:firstLine="360"/>
-        <w:rPr>
-          <w:sz w:val="26"/>
-          <w:szCs w:val="26"/>
-          <w:lang w:val="vi-VN"/>
-        </w:rPr>
-      </w:pPr>
-      <w:r>
-        <w:rPr>
-          <w:sz w:val="26"/>
-          <w:szCs w:val="26"/>
-          <w:lang w:val="vi-VN"/>
-        </w:rPr>
-        <w:t>b) Nợ thuế;</w:t>
-      </w:r>
-    </w:p>
-    <w:p>
-      <w:pPr>
-        <w:spacing w:line="240" w:lineRule="auto"/>
-        <w:ind w:firstLine="360"/>
-        <w:rPr>
-          <w:sz w:val="26"/>
-          <w:szCs w:val="26"/>
-          <w:lang w:val="vi-VN"/>
-        </w:rPr>
-      </w:pPr>
-      <w:r>
-        <w:rPr>
-          <w:sz w:val="26"/>
-          <w:szCs w:val="26"/>
-          <w:lang w:val="vi-VN"/>
-        </w:rPr>
-        <w:t>c) Các khoản nợ khác;</w:t>
-      </w:r>
-    </w:p>
-    <w:p>
-      <w:pPr>
-        <w:spacing w:line="240" w:lineRule="auto"/>
-        <w:ind w:firstLine="360"/>
-        <w:rPr>
-          <w:sz w:val="26"/>
-          <w:szCs w:val="26"/>
-          <w:lang w:val="vi-VN"/>
-        </w:rPr>
-      </w:pPr>
-      <w:r>
-        <w:rPr>
-          <w:sz w:val="26"/>
-          <w:szCs w:val="26"/>
-          <w:lang w:val="vi-VN"/>
-        </w:rPr>
-        <w:t>5. Sau khi đã thanh toán chi phí giải thể doanh nghiệp và các khoản nợ, phần còn lại thuộc về chủ sở hữu;</w:t>
-      </w:r>
-    </w:p>
-    <w:p>
-      <w:pPr>
-        <w:spacing w:line="240" w:lineRule="auto"/>
-        <w:ind w:firstLine="360"/>
-        <w:rPr>
-          <w:sz w:val="26"/>
-          <w:szCs w:val="26"/>
-          <w:lang w:val="vi-VN"/>
-        </w:rPr>
-      </w:pPr>
-      <w:r>
-        <w:rPr>
-          <w:sz w:val="26"/>
-          <w:szCs w:val="26"/>
-          <w:lang w:val="vi-VN"/>
-        </w:rPr>
-        <w:t>6. Người đại diện theo pháp luật của doanh nghiệp gửi hồ sơ giải thể doanh nghiệp cho Cơ quan đăng ký kinh doanh trong thời hạn 05 ngày làm việc kể từ ngày thanh toán hết các khoản nợ của doanh nghiệp</w:t>
-      </w:r>
-      <w:r>
-        <w:rPr>
-          <w:sz w:val="26"/>
-          <w:szCs w:val="26"/>
-          <w:lang w:val="vi-VN"/>
-        </w:rPr>
-        <w:t>.</w:t>
-      </w:r>
-    </w:p>
-    <w:p>
-      <w:pPr>
-        <w:spacing w:line="240" w:lineRule="auto"/>
-        <w:ind w:firstLine="360"/>
-        <w:rPr>
-          <w:sz w:val="26"/>
-          <w:szCs w:val="26"/>
-          <w:lang w:val="vi-VN"/>
-        </w:rPr>
-      </w:pPr>
-    </w:p>
-    <w:p>
-      <w:pPr>
-        <w:spacing w:line="240" w:lineRule="auto"/>
-        <w:ind w:firstLine="360"/>
-        <w:rPr>
-          <w:sz w:val="26"/>
-          <w:szCs w:val="26"/>
-          <w:lang w:val="vi-VN"/>
-        </w:rPr>
-      </w:pPr>
-    </w:p>
-    <w:p>
-      <w:pPr>
-        <w:spacing w:line="240" w:lineRule="auto"/>
-        <w:ind w:firstLine="360"/>
-        <w:rPr>
-          <w:sz w:val="26"/>
-          <w:szCs w:val="26"/>
-          <w:lang w:val="vi-VN"/>
-        </w:rPr>
-      </w:pPr>
-    </w:p>
-    <w:bookmarkEnd w:id="9"/>
+    </w:p>
+    <w:p>
+      <w:pPr>
+        <w:spacing w:line="240" w:lineRule="auto"/>
+        <w:ind w:firstLine="360"/>
+        <w:rPr>
+          <w:sz w:val="26"/>
+          <w:szCs w:val="26"/>
+          <w:lang w:val="vi-VN"/>
+        </w:rPr>
+      </w:pPr>
+    </w:p>
+    <w:p>
+      <w:pPr>
+        <w:spacing w:line="240" w:lineRule="auto"/>
+        <w:ind w:firstLine="360"/>
+        <w:rPr>
+          <w:sz w:val="26"/>
+          <w:szCs w:val="26"/>
+          <w:lang w:val="vi-VN"/>
+        </w:rPr>
+      </w:pPr>
+    </w:p>
+    <w:bookmarkEnd w:id="8"/>
     <w:p>
       <w:pPr>
         <w:pStyle w:val="Heading3"/>
@@ -6906,7 +7149,6 @@
           <w:szCs w:val="26"/>
           <w:lang w:val="vi-VN"/>
         </w:rPr>
-        <w:lastRenderedPageBreak/>
         <w:t>2. Khi muốn bổ sung, sửa đổi nội dung Điều lệ này, Chủ Sở hữu công ty sẽ xem xét, quyết định theo tình hình thực tế.</w:t>
       </w:r>
     </w:p>
@@ -7193,7 +7435,7 @@
         </w:rPr>
         <w:t xml:space="preserve">Những vấn đề liên quan đến hoạt động của Công ty không được nêu trong Bản Điều lệ này sẽ do Luật Doanh nghiệp và các văn bản pháp luật liên quan khác điều chỉnh. </w:t>
       </w:r>
-      <w:bookmarkEnd w:id="7"/>
+      <w:bookmarkEnd w:id="6"/>
     </w:p>
     <w:p>
       <w:pPr>
@@ -7214,6 +7456,7 @@
           <w:szCs w:val="26"/>
           <w:lang w:val="vi-VN"/>
         </w:rPr>
+        <w:lastRenderedPageBreak/>
         <w:t>2. Trong trường hợp điều lệ này có điều khoản trái pháp luật hoặc dẫn đến việc thi hành trái pháp luật, thì điều khoản đó không được thi hành và sẽ được Chủ sở hữu công ty xem xét sửa đổi.</w:t>
       </w:r>
     </w:p>
@@ -7370,62 +7613,8 @@
           <w:lang w:val="vi-VN"/>
         </w:rPr>
       </w:pPr>
-    </w:p>
-    <w:p>
-      <w:pPr>
-        <w:tabs>
-          <w:tab w:val="left" w:pos="90"/>
-        </w:tabs>
-        <w:spacing w:line="240" w:lineRule="auto"/>
-        <w:ind w:firstLine="360"/>
-        <w:rPr>
-          <w:sz w:val="26"/>
-          <w:szCs w:val="26"/>
-          <w:lang w:val="vi-VN"/>
-        </w:rPr>
-      </w:pPr>
-    </w:p>
-    <w:p>
-      <w:pPr>
-        <w:tabs>
-          <w:tab w:val="left" w:pos="90"/>
-        </w:tabs>
-        <w:spacing w:line="240" w:lineRule="auto"/>
-        <w:ind w:firstLine="360"/>
-        <w:rPr>
-          <w:sz w:val="26"/>
-          <w:szCs w:val="26"/>
-          <w:lang w:val="vi-VN"/>
-        </w:rPr>
-      </w:pPr>
-    </w:p>
-    <w:p>
-      <w:pPr>
-        <w:tabs>
-          <w:tab w:val="left" w:pos="90"/>
-        </w:tabs>
-        <w:spacing w:line="240" w:lineRule="auto"/>
-        <w:ind w:firstLine="360"/>
-        <w:rPr>
-          <w:sz w:val="26"/>
-          <w:szCs w:val="26"/>
-          <w:lang w:val="vi-VN"/>
-        </w:rPr>
-      </w:pPr>
-    </w:p>
-    <w:p>
-      <w:pPr>
-        <w:tabs>
-          <w:tab w:val="left" w:pos="90"/>
-        </w:tabs>
-        <w:spacing w:line="240" w:lineRule="auto"/>
-        <w:ind w:firstLine="360"/>
-        <w:rPr>
-          <w:sz w:val="26"/>
-          <w:szCs w:val="26"/>
-          <w:lang w:val="vi-VN"/>
-        </w:rPr>
-      </w:pPr>
+      <w:bookmarkStart w:id="9" w:name="_GoBack"/>
+      <w:bookmarkEnd w:id="9"/>
     </w:p>
     <w:p>
       <w:pPr>
@@ -7444,7 +7633,6 @@
           <w:szCs w:val="26"/>
           <w:lang w:val="vi-VN"/>
         </w:rPr>
-        <w:lastRenderedPageBreak/>
         <w:t>Thành Phố</w:t>
       </w:r>
       <w:r>
@@ -7481,10 +7669,12 @@
       </w:r>
       <w:r>
         <w:rPr>
-          <w:sz w:val="26"/>
-          <w:szCs w:val="26"/>
-        </w:rPr>
-        <w:t>8/5/2026</w:t>
+          <w:iCs/>
+          <w:color w:val="000000" w:themeColor="text1"/>
+          <w:sz w:val="26"/>
+          <w:szCs w:val="26"/>
+        </w:rPr>
+        <w:t>ngày 9 tháng 5 năm 2026</w:t>
       </w:r>
       <w:r>
         <w:rPr>
@@ -7598,7 +7788,7 @@
           <w:sz w:val="26"/>
           <w:szCs w:val="26"/>
         </w:rPr>
-        <w:t>TRẦN THỊ THU HIỀN</w:t>
+        <w:t>PHÙNG VĂN VIỆT</w:t>
       </w:r>
     </w:p>
     <w:p>
@@ -9514,7 +9704,7 @@
     <w:lsdException w:name="Table Web 2" w:semiHidden="1" w:unhideWhenUsed="1"/>
     <w:lsdException w:name="Table Web 3" w:semiHidden="1" w:unhideWhenUsed="1"/>
     <w:lsdException w:name="Balloon Text" w:semiHidden="1" w:unhideWhenUsed="1"/>
-    <w:lsdException w:name="Table Grid" w:uiPriority="39"/>
+    <w:lsdException w:name="Table Grid" w:uiPriority="59"/>
     <w:lsdException w:name="Table Theme" w:semiHidden="1" w:unhideWhenUsed="1"/>
     <w:lsdException w:name="Placeholder Text" w:semiHidden="1" w:uiPriority="99"/>
     <w:lsdException w:name="No Spacing" w:uiPriority="1" w:qFormat="1"/>
@@ -9884,7 +10074,7 @@
   <w:style w:type="table" w:styleId="TableGrid">
     <w:name w:val="Table Grid"/>
     <w:basedOn w:val="TableNormal"/>
-    <w:uiPriority w:val="39"/>
+    <w:uiPriority w:val="59"/>
     <w:rsid w:val="006763BF"/>
     <w:pPr>
       <w:spacing w:after="120" w:line="312" w:lineRule="auto"/>
@@ -10127,6 +10317,28 @@
     <w:next w:val="TableGrid"/>
     <w:uiPriority w:val="59"/>
     <w:rsid w:val="006803ED"/>
+    <w:rPr>
+      <w:rFonts w:ascii="Cambria" w:eastAsia="MS Mincho" w:hAnsi="Cambria"/>
+      <w:sz w:val="22"/>
+      <w:szCs w:val="22"/>
+    </w:rPr>
+    <w:tblPr>
+      <w:tblBorders>
+        <w:top w:val="single" w:sz="4" w:space="0" w:color="auto"/>
+        <w:left w:val="single" w:sz="4" w:space="0" w:color="auto"/>
+        <w:bottom w:val="single" w:sz="4" w:space="0" w:color="auto"/>
+        <w:right w:val="single" w:sz="4" w:space="0" w:color="auto"/>
+        <w:insideH w:val="single" w:sz="4" w:space="0" w:color="auto"/>
+        <w:insideV w:val="single" w:sz="4" w:space="0" w:color="auto"/>
+      </w:tblBorders>
+    </w:tblPr>
+  </w:style>
+  <w:style w:type="table" w:customStyle="1" w:styleId="TableGrid3">
+    <w:name w:val="Table Grid3"/>
+    <w:basedOn w:val="TableNormal"/>
+    <w:next w:val="TableGrid"/>
+    <w:uiPriority w:val="59"/>
+    <w:rsid w:val="000017A3"/>
     <w:rPr>
       <w:rFonts w:ascii="Cambria" w:eastAsia="MS Mincho" w:hAnsi="Cambria"/>
       <w:sz w:val="22"/>

--- a/DKKDApp/bin/Debug/net8.0-windows/Điều lệ công ty_DA_DIEN.docx
+++ b/DKKDApp/bin/Debug/net8.0-windows/Điều lệ công ty_DA_DIEN.docx
@@ -144,7 +144,7 @@
           <w:sz w:val="26"/>
           <w:szCs w:val="26"/>
         </w:rPr>
-        <w:t>CÔNG TY TNHH MTV SX TRƯỜNG VINH</w:t>
+        <w:t>CÔNG TY TNHH HOTEL NEW SKY 2</w:t>
       </w:r>
     </w:p>
     <w:p>
@@ -170,7 +170,7 @@
           <w:sz w:val="26"/>
           <w:szCs w:val="26"/>
         </w:rPr>
-        <w:t>PHÙNG VĂN VIỆT</w:t>
+        <w:t>HOÀNG MINH ĐẠT</w:t>
       </w:r>
     </w:p>
     <w:p>
@@ -197,7 +197,7 @@
           <w:sz w:val="26"/>
           <w:szCs w:val="26"/>
         </w:rPr>
-        <w:t>28/07/1993</w:t>
+        <w:t>14/09/2001</w:t>
       </w:r>
       <w:r>
         <w:rPr>
@@ -241,7 +241,7 @@
           <w:sz w:val="26"/>
           <w:szCs w:val="26"/>
         </w:rPr>
-        <w:t>027093006833</w:t>
+        <w:t>026201000396</w:t>
       </w:r>
       <w:r>
         <w:rPr>
@@ -274,7 +274,7 @@
           <w:sz w:val="26"/>
           <w:szCs w:val="26"/>
         </w:rPr>
-        <w:t>12/06/2022</w:t>
+        <w:t>11/11/2025</w:t>
       </w:r>
       <w:r>
         <w:rPr>
@@ -351,7 +351,7 @@
           <w:sz w:val="26"/>
           <w:szCs w:val="26"/>
         </w:rPr>
-        <w:t>CÔNG TY TNHH MTV SX TRƯỜNG VINH</w:t>
+        <w:t>CÔNG TY TNHH HOTEL NEW SKY 2</w:t>
       </w:r>
       <w:r>
         <w:rPr>
@@ -375,7 +375,7 @@
           <w:sz w:val="26"/>
           <w:szCs w:val="26"/>
         </w:rPr>
-        <w:t>CÔNG TY TNHH MTV SX TRƯỜNG VINH</w:t>
+        <w:t>CÔNG TY TNHH HOTEL NEW SKY 2</w:t>
       </w:r>
       <w:r>
         <w:rPr>
@@ -685,7 +685,7 @@
           <w:sz w:val="26"/>
           <w:szCs w:val="26"/>
         </w:rPr>
-        <w:t>CÔNG TY TNHH MTV SX TRƯỜNG VINH</w:t>
+        <w:t>CÔNG TY TNHH HOTEL NEW SKY 2</w:t>
       </w:r>
     </w:p>
     <w:tbl>
@@ -954,7 +954,7 @@
           <w:szCs w:val="26"/>
           <w:lang w:eastAsia="zh-CN"/>
         </w:rPr>
-        <w:t>Thôn Đông Thanh</w:t>
+        <w:t>Số 110/20/16, đường số 30, Khu phố 42</w:t>
       </w:r>
     </w:p>
     <w:p>
@@ -981,7 +981,27 @@
           <w:szCs w:val="26"/>
           <w:lang w:eastAsia="zh-CN"/>
         </w:rPr>
-        <w:t>Xã Hàm Tân</w:t>
+        <w:t xml:space="preserve">Phường </w:t>
+      </w:r>
+      <w:proofErr w:type="gramStart"/>
+      <w:r>
+        <w:rPr>
+          <w:color w:val="000000"/>
+          <w:sz w:val="26"/>
+          <w:szCs w:val="26"/>
+          <w:lang w:eastAsia="zh-CN"/>
+        </w:rPr>
+        <w:t>An</w:t>
+      </w:r>
+      <w:proofErr w:type="gramEnd"/>
+      <w:r>
+        <w:rPr>
+          <w:color w:val="000000"/>
+          <w:sz w:val="26"/>
+          <w:szCs w:val="26"/>
+          <w:lang w:eastAsia="zh-CN"/>
+        </w:rPr>
+        <w:t xml:space="preserve"> Nhơn</w:t>
       </w:r>
     </w:p>
     <w:p>
@@ -1017,7 +1037,7 @@
           <w:szCs w:val="26"/>
           <w:lang w:eastAsia="zh-CN"/>
         </w:rPr>
-        <w:t>tỉnh Lâm Đồng</w:t>
+        <w:t>Thành phố Hồ Chí Minh</w:t>
       </w:r>
     </w:p>
     <w:p>
@@ -1153,46 +1173,44 @@
           <w:lang w:val="x-none" w:eastAsia="x-none"/>
         </w:rPr>
       </w:pPr>
-      <w:r>
-        <w:rPr>
-          <w:lang w:val="x-none" w:eastAsia="x-none"/>
-        </w:rPr>
-        <w:tab/>
-      </w:r>
     </w:p>
     <w:tbl>
       <w:tblPr>
-        <w:tblStyle w:val="TableGrid"/>
+        <w:tblStyle w:val="TableGrid2"/>
         <w:tblW w:w="0" w:type="auto"/>
-        <w:tblCellMar>
-          <w:left w:w="115" w:type="dxa"/>
-          <w:right w:w="115" w:type="dxa"/>
-        </w:tblCellMar>
+        <w:jc w:val="center"/>
         <w:tblLook w:val="04A0" w:firstRow="1" w:lastRow="0" w:firstColumn="1" w:lastColumn="0" w:noHBand="0" w:noVBand="1"/>
       </w:tblPr>
       <w:tblGrid>
-        <w:gridCol w:w="760"/>
-        <w:gridCol w:w="1072"/>
-        <w:gridCol w:w="5655"/>
-        <w:gridCol w:w="1172"/>
+        <w:gridCol w:w="741"/>
+        <w:gridCol w:w="1148"/>
+        <w:gridCol w:w="5122"/>
+        <w:gridCol w:w="1648"/>
       </w:tblGrid>
       <w:tr>
         <w:trPr>
           <w:tblHeader/>
+          <w:jc w:val="center"/>
         </w:trPr>
         <w:tc>
           <w:tcPr>
-            <w:tcW w:w="0" w:type="auto"/>
-            <w:shd w:val="clear" w:color="auto" w:fill="D9EAF7"/>
+            <w:tcW w:w="754" w:type="dxa"/>
+            <w:shd w:val="clear" w:color="auto" w:fill="D9D9D9"/>
             <w:vAlign w:val="center"/>
           </w:tcPr>
           <w:p>
             <w:pPr>
               <w:jc w:val="center"/>
+              <w:rPr>
+                <w:rFonts w:ascii="Times New Roman" w:eastAsia="Times New Roman" w:hAnsi="Times New Roman"/>
+                <w:sz w:val="24"/>
+              </w:rPr>
             </w:pPr>
             <w:r>
               <w:rPr>
+                <w:rFonts w:ascii="Times New Roman" w:eastAsia="Times New Roman" w:hAnsi="Times New Roman"/>
                 <w:b/>
+                <w:sz w:val="24"/>
               </w:rPr>
               <w:t>STT</w:t>
             </w:r>
@@ -1200,53 +1218,71 @@
         </w:tc>
         <w:tc>
           <w:tcPr>
-            <w:tcW w:w="0" w:type="auto"/>
-            <w:shd w:val="clear" w:color="auto" w:fill="D9EAF7"/>
+            <w:tcW w:w="1195" w:type="dxa"/>
+            <w:shd w:val="clear" w:color="auto" w:fill="D9D9D9"/>
             <w:vAlign w:val="center"/>
           </w:tcPr>
           <w:p>
             <w:pPr>
               <w:jc w:val="center"/>
+              <w:rPr>
+                <w:rFonts w:ascii="Times New Roman" w:eastAsia="Times New Roman" w:hAnsi="Times New Roman"/>
+                <w:sz w:val="24"/>
+              </w:rPr>
             </w:pPr>
             <w:r>
               <w:rPr>
+                <w:rFonts w:ascii="Times New Roman" w:eastAsia="Times New Roman" w:hAnsi="Times New Roman"/>
                 <w:b/>
+                <w:sz w:val="24"/>
               </w:rPr>
-              <w:t>Mã ngành</w:t>
+              <w:t>Mã Ngành</w:t>
             </w:r>
           </w:p>
         </w:tc>
         <w:tc>
           <w:tcPr>
-            <w:tcW w:w="0" w:type="auto"/>
-            <w:shd w:val="clear" w:color="auto" w:fill="D9EAF7"/>
+            <w:tcW w:w="5892" w:type="dxa"/>
+            <w:shd w:val="clear" w:color="auto" w:fill="D9D9D9"/>
             <w:vAlign w:val="center"/>
           </w:tcPr>
           <w:p>
             <w:pPr>
               <w:jc w:val="center"/>
+              <w:rPr>
+                <w:rFonts w:ascii="Times New Roman" w:eastAsia="Times New Roman" w:hAnsi="Times New Roman"/>
+                <w:sz w:val="24"/>
+              </w:rPr>
             </w:pPr>
             <w:r>
               <w:rPr>
+                <w:rFonts w:ascii="Times New Roman" w:eastAsia="Times New Roman" w:hAnsi="Times New Roman"/>
                 <w:b/>
+                <w:sz w:val="24"/>
               </w:rPr>
-              <w:t>Tên ngành</w:t>
+              <w:t>Tên ngành (bao gồm chi tiết)</w:t>
             </w:r>
           </w:p>
         </w:tc>
         <w:tc>
           <w:tcPr>
-            <w:tcW w:w="0" w:type="auto"/>
-            <w:shd w:val="clear" w:color="auto" w:fill="D9EAF7"/>
+            <w:tcW w:w="1787" w:type="dxa"/>
+            <w:shd w:val="clear" w:color="auto" w:fill="D9D9D9"/>
             <w:vAlign w:val="center"/>
           </w:tcPr>
           <w:p>
             <w:pPr>
               <w:jc w:val="center"/>
+              <w:rPr>
+                <w:rFonts w:ascii="Times New Roman" w:eastAsia="Times New Roman" w:hAnsi="Times New Roman"/>
+                <w:sz w:val="24"/>
+              </w:rPr>
             </w:pPr>
             <w:r>
               <w:rPr>
+                <w:rFonts w:ascii="Times New Roman" w:eastAsia="Times New Roman" w:hAnsi="Times New Roman"/>
                 <w:b/>
+                <w:sz w:val="24"/>
               </w:rPr>
               <w:t>Ngành chính</w:t>
             </w:r>
@@ -1254,15 +1290,18 @@
         </w:tc>
       </w:tr>
       <w:tr>
+        <w:trPr>
+          <w:jc w:val="center"/>
+        </w:trPr>
         <w:tc>
           <w:tcPr>
-            <w:tcW w:w="0" w:type="auto"/>
-            <w:vAlign w:val="center"/>
+            <w:tcW w:w="754" w:type="dxa"/>
           </w:tcPr>
           <w:p>
             <w:pPr>
-              <w:spacing w:line="252" w:lineRule="auto"/>
-              <w:jc w:val="center"/>
+              <w:rPr>
+                <w:rFonts w:ascii="Times New Roman" w:hAnsi="Times New Roman"/>
+              </w:rPr>
             </w:pPr>
             <w:r>
               <w:t>1</w:t>
@@ -1271,56 +1310,42 @@
         </w:tc>
         <w:tc>
           <w:tcPr>
-            <w:tcW w:w="0" w:type="auto"/>
-            <w:vAlign w:val="center"/>
+            <w:tcW w:w="1195" w:type="dxa"/>
           </w:tcPr>
           <w:p>
             <w:pPr>
-              <w:spacing w:line="252" w:lineRule="auto"/>
-              <w:jc w:val="center"/>
+              <w:rPr>
+                <w:rFonts w:ascii="Times New Roman" w:hAnsi="Times New Roman"/>
+              </w:rPr>
             </w:pPr>
             <w:r>
-              <w:t>2220</w:t>
+              <w:t>5510</w:t>
             </w:r>
           </w:p>
         </w:tc>
         <w:tc>
           <w:tcPr>
-            <w:tcW w:w="0" w:type="auto"/>
-            <w:vAlign w:val="center"/>
+            <w:tcW w:w="5892" w:type="dxa"/>
           </w:tcPr>
           <w:p>
             <w:pPr>
-              <w:spacing w:line="252" w:lineRule="auto"/>
-              <w:jc w:val="left"/>
+              <w:rPr>
+                <w:rFonts w:ascii="Times New Roman" w:hAnsi="Times New Roman"/>
+                <w:sz w:val="26"/>
+                <w:szCs w:val="26"/>
+              </w:rPr>
             </w:pPr>
             <w:r>
-              <w:rPr>
-                <w:b/>
-              </w:rPr>
-              <w:t>Sản xuất sản phẩm từ plastic</w:t>
-            </w:r>
-            <w:r>
-              <w:br/>
-            </w:r>
-            <w:r>
-              <w:rPr>
-                <w:i/>
-              </w:rPr>
-              <w:t>Chi tiết: Sản xuất sợi nhựa, dây nhựa, sợi PE, PP, nylon và các sản phẩm từ plastic dùng làm nguyên liệu hoặc bán thành phẩm cho sản xuất lưới, dây thừng, vật tư nông nghiệp, ngư nghiệp, thể thao và gia dụng.</w:t>
+              <w:t>Khách sạn và dịch vụ lưu trú tương tự</w:t>
             </w:r>
           </w:p>
         </w:tc>
         <w:tc>
           <w:tcPr>
-            <w:tcW w:w="0" w:type="auto"/>
+            <w:tcW w:w="1787" w:type="dxa"/>
             <w:vAlign w:val="center"/>
           </w:tcPr>
           <w:p>
-            <w:pPr>
-              <w:spacing w:line="252" w:lineRule="auto"/>
-              <w:jc w:val="center"/>
-            </w:pPr>
             <w:r>
               <w:t>X</w:t>
             </w:r>
@@ -1328,15 +1353,18 @@
         </w:tc>
       </w:tr>
       <w:tr>
+        <w:trPr>
+          <w:jc w:val="center"/>
+        </w:trPr>
         <w:tc>
           <w:tcPr>
-            <w:tcW w:w="0" w:type="auto"/>
-            <w:vAlign w:val="center"/>
+            <w:tcW w:w="754" w:type="dxa"/>
           </w:tcPr>
           <w:p>
             <w:pPr>
-              <w:spacing w:line="252" w:lineRule="auto"/>
-              <w:jc w:val="center"/>
+              <w:rPr>
+                <w:rFonts w:ascii="Times New Roman" w:hAnsi="Times New Roman"/>
+              </w:rPr>
             </w:pPr>
             <w:r>
               <w:t>2</w:t>
@@ -1345,494 +1373,45 @@
         </w:tc>
         <w:tc>
           <w:tcPr>
-            <w:tcW w:w="0" w:type="auto"/>
-            <w:vAlign w:val="center"/>
+            <w:tcW w:w="1195" w:type="dxa"/>
           </w:tcPr>
           <w:p>
             <w:pPr>
-              <w:spacing w:line="252" w:lineRule="auto"/>
-              <w:jc w:val="center"/>
+              <w:rPr>
+                <w:rFonts w:ascii="Times New Roman" w:hAnsi="Times New Roman"/>
+              </w:rPr>
             </w:pPr>
             <w:r>
-              <w:t>2599</w:t>
+              <w:t>5520</w:t>
             </w:r>
           </w:p>
         </w:tc>
         <w:tc>
           <w:tcPr>
-            <w:tcW w:w="0" w:type="auto"/>
-            <w:vAlign w:val="center"/>
+            <w:tcW w:w="5892" w:type="dxa"/>
           </w:tcPr>
           <w:p>
             <w:pPr>
-              <w:spacing w:line="252" w:lineRule="auto"/>
-              <w:jc w:val="left"/>
+              <w:rPr>
+                <w:rFonts w:ascii="Times New Roman" w:hAnsi="Times New Roman"/>
+                <w:sz w:val="26"/>
+                <w:szCs w:val="26"/>
+              </w:rPr>
             </w:pPr>
             <w:r>
-              <w:rPr>
-                <w:b/>
-              </w:rPr>
-              <w:t>Sản xuất sản phẩm khác bằng kim loại chưa được phân vào đâu</w:t>
-            </w:r>
-            <w:r>
-              <w:br/>
-            </w:r>
-            <w:r>
-              <w:rPr>
-                <w:i/>
-              </w:rPr>
-              <w:t>Chi tiết: Sản xuất các loại dụng cụ dùng cho đánh bắt nuôi trồng thủy hải sản</w:t>
+              <w:t>Dịch vụ lưu trú ngắn ngày khác</w:t>
             </w:r>
           </w:p>
         </w:tc>
         <w:tc>
           <w:tcPr>
-            <w:tcW w:w="0" w:type="auto"/>
+            <w:tcW w:w="1787" w:type="dxa"/>
             <w:vAlign w:val="center"/>
           </w:tcPr>
-          <w:p>
-            <w:pPr>
-              <w:spacing w:line="252" w:lineRule="auto"/>
-              <w:jc w:val="center"/>
-            </w:pPr>
-          </w:p>
-        </w:tc>
-      </w:tr>
-      <w:tr>
-        <w:tc>
-          <w:tcPr>
-            <w:tcW w:w="0" w:type="auto"/>
-            <w:vAlign w:val="center"/>
-          </w:tcPr>
-          <w:p>
-            <w:pPr>
-              <w:spacing w:line="252" w:lineRule="auto"/>
-              <w:jc w:val="center"/>
-            </w:pPr>
-            <w:r>
-              <w:t>3</w:t>
-            </w:r>
-          </w:p>
-        </w:tc>
-        <w:tc>
-          <w:tcPr>
-            <w:tcW w:w="0" w:type="auto"/>
-            <w:vAlign w:val="center"/>
-          </w:tcPr>
-          <w:p>
-            <w:pPr>
-              <w:spacing w:line="252" w:lineRule="auto"/>
-              <w:jc w:val="center"/>
-            </w:pPr>
-            <w:r>
-              <w:t>8299</w:t>
-            </w:r>
-          </w:p>
-        </w:tc>
-        <w:tc>
-          <w:tcPr>
-            <w:tcW w:w="0" w:type="auto"/>
-            <w:vAlign w:val="center"/>
-          </w:tcPr>
-          <w:p>
-            <w:pPr>
-              <w:spacing w:line="252" w:lineRule="auto"/>
-              <w:jc w:val="left"/>
-            </w:pPr>
-            <w:r>
-              <w:rPr>
-                <w:b/>
-              </w:rPr>
-              <w:t>Hoạt động dịch vụ hỗ trợ kinh doanh khác còn lại chưa được phân vào đâu</w:t>
-            </w:r>
-            <w:r>
-              <w:br/>
-            </w:r>
-            <w:r>
-              <w:rPr>
-                <w:i/>
-              </w:rPr>
-              <w:t>Chi tiết: Thực hiện quyền xuất khẩu thủy hải sản, hạt điều (HS: 0801), trà (HS: 0902), cà phê (HS: 0305)</w:t>
-            </w:r>
-          </w:p>
-        </w:tc>
-        <w:tc>
-          <w:tcPr>
-            <w:tcW w:w="0" w:type="auto"/>
-            <w:vAlign w:val="center"/>
-          </w:tcPr>
-          <w:p>
-            <w:pPr>
-              <w:spacing w:line="252" w:lineRule="auto"/>
-              <w:jc w:val="center"/>
-            </w:pPr>
-          </w:p>
-        </w:tc>
-      </w:tr>
-      <w:tr>
-        <w:tc>
-          <w:tcPr>
-            <w:tcW w:w="0" w:type="auto"/>
-            <w:vAlign w:val="center"/>
-          </w:tcPr>
-          <w:p>
-            <w:pPr>
-              <w:spacing w:line="252" w:lineRule="auto"/>
-              <w:jc w:val="center"/>
-            </w:pPr>
-            <w:r>
-              <w:lastRenderedPageBreak/>
-              <w:t>4</w:t>
-            </w:r>
-          </w:p>
-        </w:tc>
-        <w:tc>
-          <w:tcPr>
-            <w:tcW w:w="0" w:type="auto"/>
-            <w:vAlign w:val="center"/>
-          </w:tcPr>
-          <w:p>
-            <w:pPr>
-              <w:spacing w:line="252" w:lineRule="auto"/>
-              <w:jc w:val="center"/>
-            </w:pPr>
-            <w:r>
-              <w:t>1394</w:t>
-            </w:r>
-          </w:p>
-        </w:tc>
-        <w:tc>
-          <w:tcPr>
-            <w:tcW w:w="0" w:type="auto"/>
-            <w:vAlign w:val="center"/>
-          </w:tcPr>
-          <w:p>
-            <w:pPr>
-              <w:spacing w:line="252" w:lineRule="auto"/>
-              <w:jc w:val="left"/>
-            </w:pPr>
-            <w:r>
-              <w:rPr>
-                <w:b/>
-              </w:rPr>
-              <w:t>Sản xuất các loại dây bện và lưới</w:t>
-            </w:r>
-            <w:r>
-              <w:br/>
-            </w:r>
-            <w:r>
-              <w:rPr>
-                <w:i/>
-              </w:rPr>
-              <w:t>Chi tiết: Sản xuất, gia công, đan, bện các loại dây thừng, dây bện, lưới đánh bắt thủy sản, lưới nuôi trồng thủy sản, lưới nông nghiệp, lưới thể thao, lưới an toàn và các loại lưới chuyên dụng khác.</w:t>
-            </w:r>
-          </w:p>
-        </w:tc>
-        <w:tc>
-          <w:tcPr>
-            <w:tcW w:w="0" w:type="auto"/>
-            <w:vAlign w:val="center"/>
-          </w:tcPr>
-          <w:p>
-            <w:pPr>
-              <w:spacing w:line="252" w:lineRule="auto"/>
-              <w:jc w:val="center"/>
-            </w:pPr>
-          </w:p>
-        </w:tc>
-      </w:tr>
-      <w:tr>
-        <w:tc>
-          <w:tcPr>
-            <w:tcW w:w="0" w:type="auto"/>
-            <w:vAlign w:val="center"/>
-          </w:tcPr>
-          <w:p>
-            <w:pPr>
-              <w:spacing w:line="252" w:lineRule="auto"/>
-              <w:jc w:val="center"/>
-            </w:pPr>
-            <w:r>
-              <w:t>5</w:t>
-            </w:r>
-          </w:p>
-        </w:tc>
-        <w:tc>
-          <w:tcPr>
-            <w:tcW w:w="0" w:type="auto"/>
-            <w:vAlign w:val="center"/>
-          </w:tcPr>
-          <w:p>
-            <w:pPr>
-              <w:spacing w:line="252" w:lineRule="auto"/>
-              <w:jc w:val="center"/>
-            </w:pPr>
-            <w:r>
-              <w:t>3512</w:t>
-            </w:r>
-          </w:p>
-        </w:tc>
-        <w:tc>
-          <w:tcPr>
-            <w:tcW w:w="0" w:type="auto"/>
-            <w:vAlign w:val="center"/>
-          </w:tcPr>
-          <w:p>
-            <w:pPr>
-              <w:spacing w:line="252" w:lineRule="auto"/>
-              <w:jc w:val="left"/>
-            </w:pPr>
-            <w:r>
-              <w:rPr>
-                <w:b/>
-              </w:rPr>
-              <w:t>Sản xuất điện từ nguồn năng lượng tái tạo</w:t>
-            </w:r>
-            <w:r>
-              <w:br/>
-            </w:r>
-            <w:r>
-              <w:rPr>
-                <w:i/>
-              </w:rPr>
-              <w:t>Chi tiết: Sản xuất và bán điện năng lượng mặt trời</w:t>
-            </w:r>
-          </w:p>
-        </w:tc>
-        <w:tc>
-          <w:tcPr>
-            <w:tcW w:w="0" w:type="auto"/>
-            <w:vAlign w:val="center"/>
-          </w:tcPr>
-          <w:p>
-            <w:pPr>
-              <w:spacing w:line="252" w:lineRule="auto"/>
-              <w:jc w:val="center"/>
-            </w:pPr>
-          </w:p>
-        </w:tc>
-      </w:tr>
-      <w:tr>
-        <w:tc>
-          <w:tcPr>
-            <w:tcW w:w="0" w:type="auto"/>
-            <w:vAlign w:val="center"/>
-          </w:tcPr>
-          <w:p>
-            <w:pPr>
-              <w:spacing w:line="252" w:lineRule="auto"/>
-              <w:jc w:val="center"/>
-            </w:pPr>
-            <w:r>
-              <w:t>6</w:t>
-            </w:r>
-          </w:p>
-        </w:tc>
-        <w:tc>
-          <w:tcPr>
-            <w:tcW w:w="0" w:type="auto"/>
-            <w:vAlign w:val="center"/>
-          </w:tcPr>
-          <w:p>
-            <w:pPr>
-              <w:spacing w:line="252" w:lineRule="auto"/>
-              <w:jc w:val="center"/>
-            </w:pPr>
-            <w:r>
-              <w:t>5210</w:t>
-            </w:r>
-          </w:p>
-        </w:tc>
-        <w:tc>
-          <w:tcPr>
-            <w:tcW w:w="0" w:type="auto"/>
-            <w:vAlign w:val="center"/>
-          </w:tcPr>
-          <w:p>
-            <w:pPr>
-              <w:spacing w:line="252" w:lineRule="auto"/>
-              <w:jc w:val="left"/>
-            </w:pPr>
-            <w:r>
-              <w:rPr>
-                <w:b/>
-              </w:rPr>
-              <w:t>Kho bãi và lưu giữ hàng hóa</w:t>
-            </w:r>
-            <w:r>
-              <w:br/>
-            </w:r>
-            <w:r>
-              <w:rPr>
-                <w:i/>
-              </w:rPr>
-              <w:t>Chi tiết: Kho bãi và lưu giữ hàng hóa trong kho đông lạnh; cho thuê kho lạnh.</w:t>
-            </w:r>
-          </w:p>
-        </w:tc>
-        <w:tc>
-          <w:tcPr>
-            <w:tcW w:w="0" w:type="auto"/>
-            <w:vAlign w:val="center"/>
-          </w:tcPr>
-          <w:p>
-            <w:pPr>
-              <w:spacing w:line="252" w:lineRule="auto"/>
-              <w:jc w:val="center"/>
-            </w:pPr>
-          </w:p>
-        </w:tc>
-      </w:tr>
-      <w:tr>
-        <w:tc>
-          <w:tcPr>
-            <w:tcW w:w="0" w:type="auto"/>
-            <w:vAlign w:val="center"/>
-          </w:tcPr>
-          <w:p>
-            <w:pPr>
-              <w:spacing w:line="252" w:lineRule="auto"/>
-              <w:jc w:val="center"/>
-            </w:pPr>
-            <w:r>
-              <w:t>7</w:t>
-            </w:r>
-          </w:p>
-        </w:tc>
-        <w:tc>
-          <w:tcPr>
-            <w:tcW w:w="0" w:type="auto"/>
-            <w:vAlign w:val="center"/>
-          </w:tcPr>
-          <w:p>
-            <w:pPr>
-              <w:spacing w:line="252" w:lineRule="auto"/>
-              <w:jc w:val="center"/>
-            </w:pPr>
-            <w:r>
-              <w:t>4632</w:t>
-            </w:r>
-          </w:p>
-        </w:tc>
-        <w:tc>
-          <w:tcPr>
-            <w:tcW w:w="0" w:type="auto"/>
-            <w:vAlign w:val="center"/>
-          </w:tcPr>
-          <w:p>
-            <w:pPr>
-              <w:spacing w:line="252" w:lineRule="auto"/>
-              <w:jc w:val="left"/>
-            </w:pPr>
-            <w:r>
-              <w:rPr>
-                <w:b/>
-              </w:rPr>
-              <w:t>Bán buôn thực phẩm</w:t>
-            </w:r>
-            <w:r>
-              <w:br/>
-            </w:r>
-            <w:r>
-              <w:rPr>
-                <w:i/>
-              </w:rPr>
-              <w:t>Chi tiết: Bán buôn rau, quả; mua bán, xuất nhập khẩu trái cây.</w:t>
-            </w:r>
-          </w:p>
-        </w:tc>
-        <w:tc>
-          <w:tcPr>
-            <w:tcW w:w="0" w:type="auto"/>
-            <w:vAlign w:val="center"/>
-          </w:tcPr>
-          <w:p>
-            <w:pPr>
-              <w:spacing w:line="252" w:lineRule="auto"/>
-              <w:jc w:val="center"/>
-            </w:pPr>
-          </w:p>
-        </w:tc>
-      </w:tr>
-      <w:tr>
-        <w:tc>
-          <w:tcPr>
-            <w:tcW w:w="0" w:type="auto"/>
-            <w:vAlign w:val="center"/>
-          </w:tcPr>
-          <w:p>
-            <w:pPr>
-              <w:spacing w:line="252" w:lineRule="auto"/>
-              <w:jc w:val="center"/>
-            </w:pPr>
-            <w:r>
-              <w:t>8</w:t>
-            </w:r>
-          </w:p>
-        </w:tc>
-        <w:tc>
-          <w:tcPr>
-            <w:tcW w:w="0" w:type="auto"/>
-            <w:vAlign w:val="center"/>
-          </w:tcPr>
-          <w:p>
-            <w:pPr>
-              <w:spacing w:line="252" w:lineRule="auto"/>
-              <w:jc w:val="center"/>
-            </w:pPr>
-            <w:r>
-              <w:t>2592</w:t>
-            </w:r>
-          </w:p>
-        </w:tc>
-        <w:tc>
-          <w:tcPr>
-            <w:tcW w:w="0" w:type="auto"/>
-            <w:vAlign w:val="center"/>
-          </w:tcPr>
-          <w:p>
-            <w:pPr>
-              <w:spacing w:line="252" w:lineRule="auto"/>
-              <w:jc w:val="left"/>
-            </w:pPr>
-            <w:r>
-              <w:rPr>
-                <w:b/>
-              </w:rPr>
-              <w:t>Gia công cơ khí; xử lý và tráng phủ kim loại</w:t>
-            </w:r>
-            <w:r>
-              <w:br/>
-            </w:r>
-            <w:r>
-              <w:rPr>
-                <w:i/>
-              </w:rPr>
-              <w:t>Chi tiết: Gia công cắt, hàn sắt; phun sơn, sơn phủ bề mặt kim loại, các thiết bị và dụng cụ thể thao.</w:t>
-            </w:r>
-          </w:p>
-        </w:tc>
-        <w:tc>
-          <w:tcPr>
-            <w:tcW w:w="0" w:type="auto"/>
-            <w:vAlign w:val="center"/>
-          </w:tcPr>
-          <w:p>
-            <w:pPr>
-              <w:spacing w:line="252" w:lineRule="auto"/>
-              <w:jc w:val="center"/>
-            </w:pPr>
-          </w:p>
+          <w:p/>
         </w:tc>
       </w:tr>
     </w:tbl>
-    <w:p>
-      <w:pPr>
-        <w:rPr>
-          <w:lang w:val="x-none" w:eastAsia="x-none"/>
-        </w:rPr>
-      </w:pPr>
-    </w:p>
     <w:p>
       <w:pPr>
         <w:spacing w:line="240" w:lineRule="auto"/>
@@ -1948,7 +1527,7 @@
           <w:sz w:val="26"/>
           <w:szCs w:val="26"/>
         </w:rPr>
-        <w:t>PHÙNG VĂN VIỆT</w:t>
+        <w:t>HOÀNG MINH ĐẠT</w:t>
       </w:r>
       <w:r>
         <w:rPr>
@@ -1981,7 +1560,7 @@
           <w:sz w:val="26"/>
           <w:szCs w:val="26"/>
         </w:rPr>
-        <w:t>28/07/1993</w:t>
+        <w:t>14/09/2001</w:t>
       </w:r>
     </w:p>
     <w:p>
@@ -2006,7 +1585,7 @@
           <w:sz w:val="26"/>
           <w:szCs w:val="26"/>
         </w:rPr>
-        <w:t>027093006833</w:t>
+        <w:t>026201000396</w:t>
       </w:r>
     </w:p>
     <w:p>
@@ -2031,7 +1610,7 @@
           <w:sz w:val="26"/>
           <w:szCs w:val="26"/>
         </w:rPr>
-        <w:t>12/06/2022</w:t>
+        <w:t>11/11/2025</w:t>
       </w:r>
     </w:p>
     <w:p>
@@ -2146,6 +1725,7 @@
           <w:szCs w:val="26"/>
           <w:lang w:val="vi-VN"/>
         </w:rPr>
+        <w:lastRenderedPageBreak/>
         <w:t xml:space="preserve">Nơi thường trú: </w:t>
       </w:r>
     </w:p>
@@ -2167,7 +1747,6 @@
           <w:sz w:val="26"/>
           <w:szCs w:val="26"/>
         </w:rPr>
-        <w:lastRenderedPageBreak/>
         <w:t>Số nhà/phòng, ngách/hẻm, ngõ/kiệt, đường/phố/đại lộ, tổ/xóm/ấp/thôn</w:t>
       </w:r>
       <w:r>
@@ -2182,7 +1761,7 @@
           <w:sz w:val="26"/>
           <w:szCs w:val="26"/>
         </w:rPr>
-        <w:t>Tổ 6, Khu Phố 1</w:t>
+        <w:t>Thôn Đại Tự 56</w:t>
       </w:r>
     </w:p>
     <w:p>
@@ -2209,7 +1788,7 @@
           <w:szCs w:val="26"/>
           <w:lang w:eastAsia="zh-CN"/>
         </w:rPr>
-        <w:t>Phường Bình Lộc</w:t>
+        <w:t>Xã Liên Châu</w:t>
       </w:r>
     </w:p>
     <w:p>
@@ -2245,7 +1824,7 @@
           <w:szCs w:val="26"/>
           <w:lang w:eastAsia="zh-CN"/>
         </w:rPr>
-        <w:t>Thành Phố Đồng Nai</w:t>
+        <w:t>Tỉnh Phú Thọ</w:t>
       </w:r>
     </w:p>
     <w:p>
@@ -2326,7 +1905,7 @@
           <w:sz w:val="26"/>
           <w:szCs w:val="26"/>
         </w:rPr>
-        <w:t>Tổ 6, Khu Phố 1</w:t>
+        <w:t>Thôn Đại Tự 56</w:t>
       </w:r>
     </w:p>
     <w:p>
@@ -2353,7 +1932,7 @@
           <w:szCs w:val="26"/>
           <w:lang w:eastAsia="zh-CN"/>
         </w:rPr>
-        <w:t>Phường Bình Lộc</w:t>
+        <w:t>Xã Liên Châu</w:t>
       </w:r>
     </w:p>
     <w:p>
@@ -2389,7 +1968,7 @@
           <w:szCs w:val="26"/>
           <w:lang w:eastAsia="zh-CN"/>
         </w:rPr>
-        <w:t>Thành Phố Đồng Nai</w:t>
+        <w:t>Tỉnh Phú Thọ</w:t>
       </w:r>
     </w:p>
     <w:p>
@@ -2956,7 +2535,7 @@
           <w:sz w:val="26"/>
           <w:szCs w:val="26"/>
         </w:rPr>
-        <w:t>2.000.000.000 VNĐ.</w:t>
+        <w:t>3.000.000.000 VNĐ.</w:t>
       </w:r>
       <w:r>
         <w:rPr>
@@ -2970,7 +2549,7 @@
           <w:sz w:val="26"/>
           <w:szCs w:val="26"/>
         </w:rPr>
-        <w:t>Hai tỷ đồng</w:t>
+        <w:t>Ba tỷ đồng</w:t>
       </w:r>
       <w:r>
         <w:rPr>
@@ -3024,6 +2603,7 @@
           <w:szCs w:val="26"/>
           <w:lang w:val="vi-VN"/>
         </w:rPr>
+        <w:lastRenderedPageBreak/>
         <w:t xml:space="preserve">- Tiền </w:t>
       </w:r>
       <w:r>
@@ -3057,7 +2637,7 @@
           <w:sz w:val="26"/>
           <w:szCs w:val="26"/>
         </w:rPr>
-        <w:t>2.000.000.000 VNĐ.</w:t>
+        <w:t>3.000.000.000 VNĐ.</w:t>
       </w:r>
       <w:r>
         <w:rPr>
@@ -3071,7 +2651,7 @@
           <w:sz w:val="26"/>
           <w:szCs w:val="26"/>
         </w:rPr>
-        <w:t>Hai tỷ đồng</w:t>
+        <w:t>Ba tỷ đồng</w:t>
       </w:r>
       <w:r>
         <w:rPr>
@@ -3100,7 +2680,6 @@
           <w:sz w:val="26"/>
           <w:szCs w:val="26"/>
         </w:rPr>
-        <w:lastRenderedPageBreak/>
         <w:t>-</w:t>
       </w:r>
       <w:r>
@@ -3275,7 +2854,7 @@
           <w:sz w:val="26"/>
           <w:szCs w:val="26"/>
         </w:rPr>
-        <w:t>PHÙNG VĂN VIỆT</w:t>
+        <w:t>HOÀNG MINH ĐẠT</w:t>
       </w:r>
       <w:r>
         <w:rPr>
@@ -3309,7 +2888,7 @@
           <w:sz w:val="26"/>
           <w:szCs w:val="26"/>
         </w:rPr>
-        <w:t>28/07/1993</w:t>
+        <w:t>14/09/2001</w:t>
       </w:r>
     </w:p>
     <w:p>
@@ -3334,7 +2913,7 @@
           <w:sz w:val="26"/>
           <w:szCs w:val="26"/>
         </w:rPr>
-        <w:t>027093006833</w:t>
+        <w:t>026201000396</w:t>
       </w:r>
     </w:p>
     <w:p>
@@ -3359,7 +2938,7 @@
           <w:sz w:val="26"/>
           <w:szCs w:val="26"/>
         </w:rPr>
-        <w:t>12/06/2022</w:t>
+        <w:t>11/11/2025</w:t>
       </w:r>
     </w:p>
     <w:p>
@@ -3519,7 +3098,7 @@
           <w:sz w:val="26"/>
           <w:szCs w:val="26"/>
         </w:rPr>
-        <w:t>Tổ 6, Khu Phố 1</w:t>
+        <w:t>Thôn Đại Tự 56</w:t>
       </w:r>
     </w:p>
     <w:p>
@@ -3546,7 +3125,7 @@
           <w:szCs w:val="26"/>
           <w:lang w:eastAsia="zh-CN"/>
         </w:rPr>
-        <w:t>Phường Bình Lộc</w:t>
+        <w:t>Xã Liên Châu</w:t>
       </w:r>
     </w:p>
     <w:p>
@@ -3582,7 +3161,7 @@
           <w:szCs w:val="26"/>
           <w:lang w:eastAsia="zh-CN"/>
         </w:rPr>
-        <w:t>Thành Phố Đồng Nai</w:t>
+        <w:t>Tỉnh Phú Thọ</w:t>
       </w:r>
     </w:p>
     <w:p>
@@ -3663,7 +3242,7 @@
           <w:sz w:val="26"/>
           <w:szCs w:val="26"/>
         </w:rPr>
-        <w:t>Tổ 6, Khu Phố 1</w:t>
+        <w:t>Thôn Đại Tự 56</w:t>
       </w:r>
     </w:p>
     <w:p>
@@ -3690,7 +3269,7 @@
           <w:szCs w:val="26"/>
           <w:lang w:eastAsia="zh-CN"/>
         </w:rPr>
-        <w:t>Phường Bình Lộc</w:t>
+        <w:t>Xã Liên Châu</w:t>
       </w:r>
     </w:p>
     <w:p>
@@ -3726,7 +3305,7 @@
           <w:szCs w:val="26"/>
           <w:lang w:eastAsia="zh-CN"/>
         </w:rPr>
-        <w:t>Thành Phố Đồng Nai</w:t>
+        <w:t>Tỉnh Phú Thọ</w:t>
       </w:r>
     </w:p>
     <w:p>
@@ -3830,7 +3409,16 @@
           <w:szCs w:val="26"/>
           <w:lang w:val="vi-VN"/>
         </w:rPr>
-        <w:t>. Chủ sở hữu công ty phải góp vốn cho công ty đủ và đúng loại tài sản đã cam kết khi đăng ký thành lập doanh nghiệp trong thời hạn 90 ngày kể từ ngày được cấp Giấy chứng nhận đăng ký doanh nghiệp, không kể thời gian vận chuyển, nhập khẩu tài sản góp vốn, thực hiện thủ tục hành chính để chuyển quyền sở hữu tài sản. Trong thời hạn này, chủ sở hữu công ty có các quyền và nghĩa vụ tương ứng với phần vốn góp đã cam kết.</w:t>
+        <w:t xml:space="preserve">. Chủ sở hữu công ty phải góp vốn cho công ty đủ và đúng loại tài sản đã cam kết khi đăng ký thành lập doanh nghiệp trong thời hạn 90 ngày kể từ ngày được cấp Giấy chứng nhận đăng ký doanh nghiệp, không kể thời gian vận chuyển, nhập khẩu tài sản góp vốn, thực hiện thủ tục hành chính để chuyển quyền sở hữu tài sản. Trong </w:t>
+      </w:r>
+      <w:r>
+        <w:rPr>
+          <w:sz w:val="26"/>
+          <w:szCs w:val="26"/>
+          <w:lang w:val="vi-VN"/>
+        </w:rPr>
+        <w:lastRenderedPageBreak/>
+        <w:t>thời hạn này, chủ sở hữu công ty có các quyền và nghĩa vụ tương ứng với phần vốn góp đã cam kết.</w:t>
       </w:r>
     </w:p>
     <w:p>
@@ -3850,7 +3438,6 @@
           <w:szCs w:val="26"/>
           <w:lang w:val="vi-VN"/>
         </w:rPr>
-        <w:lastRenderedPageBreak/>
         <w:t xml:space="preserve">3. Trường </w:t>
       </w:r>
       <w:r>
@@ -4349,6 +3936,7 @@
           <w:szCs w:val="26"/>
           <w:lang w:val="vi-VN"/>
         </w:rPr>
+        <w:lastRenderedPageBreak/>
         <w:t>6. Chủ sở hữu công ty không được rút lợi nhuận khi công ty không thanh toán đủ các khoản nợ và nghĩa vụ tài sản khác đến hạn.</w:t>
       </w:r>
     </w:p>
@@ -4372,7 +3960,6 @@
           <w:szCs w:val="26"/>
           <w:lang w:val="vi-VN"/>
         </w:rPr>
-        <w:lastRenderedPageBreak/>
         <w:t xml:space="preserve">7. Nghĩa vụ khác theo quy định của </w:t>
       </w:r>
       <w:r>
@@ -5104,6 +4691,7 @@
           <w:szCs w:val="26"/>
           <w:lang w:val="vi-VN"/>
         </w:rPr>
+        <w:lastRenderedPageBreak/>
         <w:t>đ) Bổ nhiệm, miễn nhiệm, bãi nhiệm người quản lý công ty, trừ các chức danh thuộc thẩm quyền của Chủ tịch công ty;</w:t>
       </w:r>
     </w:p>
@@ -5125,7 +4713,6 @@
           <w:szCs w:val="26"/>
           <w:lang w:val="vi-VN"/>
         </w:rPr>
-        <w:lastRenderedPageBreak/>
         <w:t>e) Ký hợp đồng nhân danh công ty, trừ trường hợp thuộc thẩm quyền của Chủ tịch công ty;</w:t>
       </w:r>
     </w:p>
@@ -7613,69 +7200,123 @@
           <w:lang w:val="vi-VN"/>
         </w:rPr>
       </w:pPr>
+    </w:p>
+    <w:p>
+      <w:pPr>
+        <w:tabs>
+          <w:tab w:val="left" w:pos="90"/>
+        </w:tabs>
+        <w:spacing w:line="240" w:lineRule="auto"/>
+        <w:ind w:firstLine="360"/>
+        <w:rPr>
+          <w:sz w:val="26"/>
+          <w:szCs w:val="26"/>
+          <w:lang w:val="vi-VN"/>
+        </w:rPr>
+      </w:pPr>
+    </w:p>
+    <w:p>
+      <w:pPr>
+        <w:tabs>
+          <w:tab w:val="left" w:pos="90"/>
+        </w:tabs>
+        <w:spacing w:line="240" w:lineRule="auto"/>
+        <w:ind w:firstLine="360"/>
+        <w:rPr>
+          <w:sz w:val="26"/>
+          <w:szCs w:val="26"/>
+          <w:lang w:val="vi-VN"/>
+        </w:rPr>
+      </w:pPr>
+    </w:p>
+    <w:p>
+      <w:pPr>
+        <w:tabs>
+          <w:tab w:val="left" w:pos="90"/>
+        </w:tabs>
+        <w:spacing w:line="240" w:lineRule="auto"/>
+        <w:ind w:firstLine="360"/>
+        <w:rPr>
+          <w:sz w:val="26"/>
+          <w:szCs w:val="26"/>
+          <w:lang w:val="vi-VN"/>
+        </w:rPr>
+      </w:pPr>
+    </w:p>
+    <w:p>
+      <w:pPr>
+        <w:tabs>
+          <w:tab w:val="left" w:pos="90"/>
+        </w:tabs>
+        <w:spacing w:line="240" w:lineRule="auto"/>
+        <w:ind w:firstLine="360"/>
+        <w:rPr>
+          <w:sz w:val="26"/>
+          <w:szCs w:val="26"/>
+          <w:lang w:val="vi-VN"/>
+        </w:rPr>
+      </w:pPr>
+    </w:p>
+    <w:p>
+      <w:pPr>
+        <w:spacing w:line="240" w:lineRule="auto"/>
+        <w:ind w:firstLine="360"/>
+        <w:jc w:val="right"/>
+        <w:rPr>
+          <w:sz w:val="26"/>
+          <w:szCs w:val="26"/>
+          <w:lang w:val="vi-VN"/>
+        </w:rPr>
+      </w:pPr>
+      <w:r>
+        <w:rPr>
+          <w:sz w:val="26"/>
+          <w:szCs w:val="26"/>
+          <w:lang w:val="vi-VN"/>
+        </w:rPr>
+        <w:t>Thành Phố</w:t>
+      </w:r>
+      <w:r>
+        <w:rPr>
+          <w:sz w:val="26"/>
+          <w:szCs w:val="26"/>
+          <w:lang w:val="vi-VN"/>
+        </w:rPr>
+        <w:t xml:space="preserve"> </w:t>
+      </w:r>
+      <w:r>
+        <w:rPr>
+          <w:sz w:val="26"/>
+          <w:szCs w:val="26"/>
+          <w:lang w:val="vi-VN"/>
+        </w:rPr>
+        <w:t>Hồ Chí Minh</w:t>
+      </w:r>
+      <w:r>
+        <w:rPr>
+          <w:sz w:val="26"/>
+          <w:szCs w:val="26"/>
+          <w:lang w:val="vi-VN"/>
+        </w:rPr>
+        <w:t>,</w:t>
+      </w:r>
+      <w:r>
+        <w:rPr>
+          <w:sz w:val="26"/>
+          <w:szCs w:val="26"/>
+          <w:lang w:val="vi-VN"/>
+        </w:rPr>
+        <w:t xml:space="preserve"> </w:t>
+      </w:r>
+      <w:r>
+        <w:rPr>
+          <w:sz w:val="26"/>
+          <w:szCs w:val="26"/>
+        </w:rPr>
+        <w:t>ngày 9 tháng 5 năm 2026</w:t>
+      </w:r>
       <w:bookmarkStart w:id="9" w:name="_GoBack"/>
       <w:bookmarkEnd w:id="9"/>
-    </w:p>
-    <w:p>
-      <w:pPr>
-        <w:spacing w:line="240" w:lineRule="auto"/>
-        <w:ind w:firstLine="360"/>
-        <w:jc w:val="right"/>
-        <w:rPr>
-          <w:sz w:val="26"/>
-          <w:szCs w:val="26"/>
-          <w:lang w:val="vi-VN"/>
-        </w:rPr>
-      </w:pPr>
-      <w:r>
-        <w:rPr>
-          <w:sz w:val="26"/>
-          <w:szCs w:val="26"/>
-          <w:lang w:val="vi-VN"/>
-        </w:rPr>
-        <w:t>Thành Phố</w:t>
-      </w:r>
-      <w:r>
-        <w:rPr>
-          <w:sz w:val="26"/>
-          <w:szCs w:val="26"/>
-          <w:lang w:val="vi-VN"/>
-        </w:rPr>
-        <w:t xml:space="preserve"> </w:t>
-      </w:r>
-      <w:r>
-        <w:rPr>
-          <w:sz w:val="26"/>
-          <w:szCs w:val="26"/>
-          <w:lang w:val="vi-VN"/>
-        </w:rPr>
-        <w:t>Hồ Chí Minh</w:t>
-      </w:r>
-      <w:r>
-        <w:rPr>
-          <w:sz w:val="26"/>
-          <w:szCs w:val="26"/>
-          <w:lang w:val="vi-VN"/>
-        </w:rPr>
-        <w:t>,</w:t>
-      </w:r>
-      <w:r>
-        <w:rPr>
-          <w:sz w:val="26"/>
-          <w:szCs w:val="26"/>
-          <w:lang w:val="vi-VN"/>
-        </w:rPr>
-        <w:t xml:space="preserve"> </w:t>
-      </w:r>
-      <w:r>
-        <w:rPr>
-          <w:iCs/>
-          <w:color w:val="000000" w:themeColor="text1"/>
-          <w:sz w:val="26"/>
-          <w:szCs w:val="26"/>
-        </w:rPr>
-        <w:t>ngày 9 tháng 5 năm 2026</w:t>
-      </w:r>
       <w:r>
         <w:rPr>
           <w:sz w:val="26"/>
@@ -7788,7 +7429,7 @@
           <w:sz w:val="26"/>
           <w:szCs w:val="26"/>
         </w:rPr>
-        <w:t>PHÙNG VĂN VIỆT</w:t>
+        <w:t>HOÀNG MINH ĐẠT</w:t>
       </w:r>
     </w:p>
     <w:p>
@@ -7859,7 +7500,7 @@
       <w:rPr>
         <w:noProof/>
       </w:rPr>
-      <w:t>12</w:t>
+      <w:t>10</w:t>
     </w:r>
     <w:r>
       <w:rPr>
@@ -9704,7 +9345,7 @@
     <w:lsdException w:name="Table Web 2" w:semiHidden="1" w:unhideWhenUsed="1"/>
     <w:lsdException w:name="Table Web 3" w:semiHidden="1" w:unhideWhenUsed="1"/>
     <w:lsdException w:name="Balloon Text" w:semiHidden="1" w:unhideWhenUsed="1"/>
-    <w:lsdException w:name="Table Grid" w:uiPriority="59"/>
+    <w:lsdException w:name="Table Grid" w:uiPriority="39"/>
     <w:lsdException w:name="Table Theme" w:semiHidden="1" w:unhideWhenUsed="1"/>
     <w:lsdException w:name="Placeholder Text" w:semiHidden="1" w:uiPriority="99"/>
     <w:lsdException w:name="No Spacing" w:uiPriority="1" w:qFormat="1"/>
@@ -10074,7 +9715,7 @@
   <w:style w:type="table" w:styleId="TableGrid">
     <w:name w:val="Table Grid"/>
     <w:basedOn w:val="TableNormal"/>
-    <w:uiPriority w:val="59"/>
+    <w:uiPriority w:val="39"/>
     <w:rsid w:val="006763BF"/>
     <w:pPr>
       <w:spacing w:after="120" w:line="312" w:lineRule="auto"/>
@@ -10317,28 +9958,6 @@
     <w:next w:val="TableGrid"/>
     <w:uiPriority w:val="59"/>
     <w:rsid w:val="006803ED"/>
-    <w:rPr>
-      <w:rFonts w:ascii="Cambria" w:eastAsia="MS Mincho" w:hAnsi="Cambria"/>
-      <w:sz w:val="22"/>
-      <w:szCs w:val="22"/>
-    </w:rPr>
-    <w:tblPr>
-      <w:tblBorders>
-        <w:top w:val="single" w:sz="4" w:space="0" w:color="auto"/>
-        <w:left w:val="single" w:sz="4" w:space="0" w:color="auto"/>
-        <w:bottom w:val="single" w:sz="4" w:space="0" w:color="auto"/>
-        <w:right w:val="single" w:sz="4" w:space="0" w:color="auto"/>
-        <w:insideH w:val="single" w:sz="4" w:space="0" w:color="auto"/>
-        <w:insideV w:val="single" w:sz="4" w:space="0" w:color="auto"/>
-      </w:tblBorders>
-    </w:tblPr>
-  </w:style>
-  <w:style w:type="table" w:customStyle="1" w:styleId="TableGrid3">
-    <w:name w:val="Table Grid3"/>
-    <w:basedOn w:val="TableNormal"/>
-    <w:next w:val="TableGrid"/>
-    <w:uiPriority w:val="59"/>
-    <w:rsid w:val="000017A3"/>
     <w:rPr>
       <w:rFonts w:ascii="Cambria" w:eastAsia="MS Mincho" w:hAnsi="Cambria"/>
       <w:sz w:val="22"/>

--- a/DKKDApp/bin/Debug/net8.0-windows/Điều lệ công ty_DA_DIEN.docx
+++ b/DKKDApp/bin/Debug/net8.0-windows/Điều lệ công ty_DA_DIEN.docx
@@ -144,7 +144,7 @@
           <w:sz w:val="26"/>
           <w:szCs w:val="26"/>
         </w:rPr>
-        <w:t>CÔNG TY TNHH TMDV KATSUMI VIỆT NAM</w:t>
+        <w:t>CÔNG TY TNHH HTC ASEAN</w:t>
       </w:r>
     </w:p>
     <w:p>
@@ -170,7 +170,7 @@
           <w:sz w:val="26"/>
           <w:szCs w:val="26"/>
         </w:rPr>
-        <w:t>NGUYỄN TRỌNG TRUNG</w:t>
+        <w:t>VŨ TUẤN PHƯỚC</w:t>
       </w:r>
     </w:p>
     <w:p>
@@ -197,7 +197,7 @@
           <w:sz w:val="26"/>
           <w:szCs w:val="26"/>
         </w:rPr>
-        <w:t>22/02/1989</w:t>
+        <w:t>29/10/1994</w:t>
       </w:r>
       <w:r>
         <w:rPr>
@@ -241,7 +241,7 @@
           <w:sz w:val="26"/>
           <w:szCs w:val="26"/>
         </w:rPr>
-        <w:t>034089016494</w:t>
+        <w:t>060094002350</w:t>
       </w:r>
       <w:r>
         <w:rPr>
@@ -274,7 +274,7 @@
           <w:sz w:val="26"/>
           <w:szCs w:val="26"/>
         </w:rPr>
-        <w:t>07/11/2022</w:t>
+        <w:t>22/04/2021</w:t>
       </w:r>
       <w:r>
         <w:rPr>
@@ -351,7 +351,7 @@
           <w:sz w:val="26"/>
           <w:szCs w:val="26"/>
         </w:rPr>
-        <w:t>CÔNG TY TNHH TMDV KATSUMI VIỆT NAM</w:t>
+        <w:t>CÔNG TY TNHH HTC ASEAN</w:t>
       </w:r>
       <w:r>
         <w:rPr>
@@ -375,7 +375,7 @@
           <w:sz w:val="26"/>
           <w:szCs w:val="26"/>
         </w:rPr>
-        <w:t>CÔNG TY TNHH TMDV KATSUMI VIỆT NAM</w:t>
+        <w:t>CÔNG TY TNHH HTC ASEAN</w:t>
       </w:r>
       <w:r>
         <w:rPr>
@@ -685,7 +685,7 @@
           <w:sz w:val="26"/>
           <w:szCs w:val="26"/>
         </w:rPr>
-        <w:t>CÔNG TY TNHH TMDV KATSUMI VIỆT NAM</w:t>
+        <w:t>CÔNG TY TNHH HTC ASEAN</w:t>
       </w:r>
     </w:p>
     <w:tbl>
@@ -801,7 +801,7 @@
                 <w:sz w:val="26"/>
                 <w:szCs w:val="26"/>
               </w:rPr>
-              <w:t>KATSUMI VIET NAM TRADING SERVICES COMPANY LIMITED</w:t>
+              <w:t>HTC ASEAN COMPANY LIMITED</w:t>
             </w:r>
           </w:p>
         </w:tc>
@@ -857,7 +857,7 @@
           <w:szCs w:val="26"/>
           <w:lang w:eastAsia="zh-CN"/>
         </w:rPr>
-        <w:t>KATSUMI VIET NAM CO., LTD</w:t>
+        <w:t>HTC ASEAN</w:t>
       </w:r>
     </w:p>
     <w:p>
@@ -972,7 +972,7 @@
           <w:szCs w:val="26"/>
           <w:lang w:eastAsia="zh-CN"/>
         </w:rPr>
-        <w:t>Số nhà 515, Đường Lai Hưng 36, Tổ 9, Khu phố Lai Khê</w:t>
+        <w:t>Tầng 5, Tòa nhà HD GARDEN , Số 1279A, Đường Lê Hồng Phong</w:t>
       </w:r>
     </w:p>
     <w:p>
@@ -999,7 +999,7 @@
           <w:szCs w:val="26"/>
           <w:lang w:eastAsia="zh-CN"/>
         </w:rPr>
-        <w:t>Phường Bến Cát</w:t>
+        <w:t>Phường Thủ Dầu Một</w:t>
       </w:r>
     </w:p>
     <w:p>
@@ -1035,7 +1035,7 @@
           <w:szCs w:val="26"/>
           <w:lang w:eastAsia="zh-CN"/>
         </w:rPr>
-        <w:t>Thành phố Hồ Chí Minh</w:t>
+        <w:t>Thành Phố Hồ Chí Minh</w:t>
       </w:r>
     </w:p>
     <w:p>
@@ -1180,10 +1180,10 @@
         <w:tblLook w:val="04A0" w:firstRow="1" w:lastRow="0" w:firstColumn="1" w:lastColumn="0" w:noHBand="0" w:noVBand="1"/>
       </w:tblPr>
       <w:tblGrid>
-        <w:gridCol w:w="741"/>
-        <w:gridCol w:w="1147"/>
-        <w:gridCol w:w="5127"/>
-        <w:gridCol w:w="1644"/>
+        <w:gridCol w:w="1329"/>
+        <w:gridCol w:w="1545"/>
+        <w:gridCol w:w="4100"/>
+        <w:gridCol w:w="1685"/>
       </w:tblGrid>
       <w:tr>
         <w:trPr>
@@ -1288,9 +1288,6 @@
         </w:tc>
       </w:tr>
       <w:tr>
-        <w:trPr>
-          <w:jc w:val="center"/>
-        </w:trPr>
         <w:tc>
           <w:tcPr>
             <w:tcW w:w="754" w:type="dxa"/>
@@ -1317,7 +1314,7 @@
               </w:rPr>
             </w:pPr>
             <w:r>
-              <w:t>4759</w:t>
+              <w:t>2220</w:t>
             </w:r>
           </w:p>
         </w:tc>
@@ -1325,11 +1322,6 @@
           <w:tcPr>
             <w:tcW w:w="5892" w:type="dxa"/>
           </w:tcPr>
-          <w:p>
-            <w:r>
-              <w:t xml:space="preserve">Bán lẻ đồ điện gia dụng, giường, tủ, bàn, ghế và đồ nội thất tương tự, đèn và bộ đèn điện, đồ dùng gia đình khác chưa được phân vào đâu </w:t>
-            </w:r>
-          </w:p>
           <w:p>
             <w:pPr>
               <w:rPr>
@@ -1339,7 +1331,7 @@
               </w:rPr>
             </w:pPr>
             <w:r>
-              <w:t>Chi tiết: Tủ bếp, Tủ phòng tắm, thiết bị vệ sinh và phụ kiện nội thất</w:t>
+              <w:t>Sản xuất sản phẩm từ plastic Chi tiết: Sản xuất sợi nhựa, dây nhựa, sợi PE, PP, nylon và các sản phẩm từ plastic dùng làm nguyên liệu hoặc bán thành phẩm cho sản xuất lưới, dây thừng, vật tư nông nghiệp, ngư nghiệp, thể thao và gia dụng.</w:t>
             </w:r>
           </w:p>
         </w:tc>
@@ -1349,16 +1341,11 @@
             <w:vAlign w:val="center"/>
           </w:tcPr>
           <w:p>
-            <w:r>
-              <w:t>X</w:t>
-            </w:r>
+            <w:pPr/>
           </w:p>
         </w:tc>
       </w:tr>
       <w:tr>
-        <w:trPr>
-          <w:jc w:val="center"/>
-        </w:trPr>
         <w:tc>
           <w:tcPr>
             <w:tcW w:w="754" w:type="dxa"/>
@@ -1385,7 +1372,7 @@
               </w:rPr>
             </w:pPr>
             <w:r>
-              <w:t>4649</w:t>
+              <w:t>2599</w:t>
             </w:r>
           </w:p>
         </w:tc>
@@ -1402,7 +1389,7 @@
               </w:rPr>
             </w:pPr>
             <w:r>
-              <w:t>Bán buôn đồ dùng khác cho gia đình</w:t>
+              <w:t>Sản xuất sản phẩm khác bằng kim loại chưa được phân vào đâu Chi tiết: Sản xuất các loại dụng cụ dùng cho đánh bắt nuôi trồng thủy hải sản</w:t>
             </w:r>
           </w:p>
         </w:tc>
@@ -1411,13 +1398,12 @@
             <w:tcW w:w="1787" w:type="dxa"/>
             <w:vAlign w:val="center"/>
           </w:tcPr>
-          <w:p/>
+          <w:p>
+            <w:pPr/>
+          </w:p>
         </w:tc>
       </w:tr>
       <w:tr>
-        <w:trPr>
-          <w:jc w:val="center"/>
-        </w:trPr>
         <w:tc>
           <w:tcPr>
             <w:tcW w:w="754" w:type="dxa"/>
@@ -1444,7 +1430,7 @@
               </w:rPr>
             </w:pPr>
             <w:r>
-              <w:t>4673</w:t>
+              <w:t>8299</w:t>
             </w:r>
           </w:p>
         </w:tc>
@@ -1461,7 +1447,7 @@
               </w:rPr>
             </w:pPr>
             <w:r>
-              <w:t>Bán buôn vật liệu, thiết bị lắp đặt khác trong xây dựng</w:t>
+              <w:t>Hoạt động dịch vụ hỗ trợ kinh doanh khác còn lại chưa được phân vào đâu Chi tiết: Thực hiện quyền xuất khẩu thủy hải sản, hạt điều (HS: 0801), trà (HS: 0902), cà phê (HS: 0305)</w:t>
             </w:r>
           </w:p>
         </w:tc>
@@ -1470,13 +1456,12 @@
             <w:tcW w:w="1787" w:type="dxa"/>
             <w:vAlign w:val="center"/>
           </w:tcPr>
-          <w:p/>
+          <w:p>
+            <w:pPr/>
+          </w:p>
         </w:tc>
       </w:tr>
       <w:tr>
-        <w:trPr>
-          <w:jc w:val="center"/>
-        </w:trPr>
         <w:tc>
           <w:tcPr>
             <w:tcW w:w="754" w:type="dxa"/>
@@ -1503,7 +1488,7 @@
               </w:rPr>
             </w:pPr>
             <w:r>
-              <w:t>4659</w:t>
+              <w:t>1394</w:t>
             </w:r>
           </w:p>
         </w:tc>
@@ -1520,7 +1505,7 @@
               </w:rPr>
             </w:pPr>
             <w:r>
-              <w:t>Bán buôn máy móc, thiết bị và phụ tùng máy khác</w:t>
+              <w:t>Sản xuất các loại dây bện và lưới Chi tiết: Sản xuất, gia công, đan, bện các loại dây thừng, dây bện, lưới đánh bắt thủy sản, lưới nuôi trồng thủy sản, lưới nông nghiệp, lưới thể thao, lưới an toàn và các loại lưới chuyên dụng khác.</w:t>
             </w:r>
           </w:p>
         </w:tc>
@@ -1529,13 +1514,15 @@
             <w:tcW w:w="1787" w:type="dxa"/>
             <w:vAlign w:val="center"/>
           </w:tcPr>
-          <w:p/>
+          <w:p>
+            <w:pPr/>
+            <w:r>
+              <w:t>X</w:t>
+            </w:r>
+          </w:p>
         </w:tc>
       </w:tr>
       <w:tr>
-        <w:trPr>
-          <w:jc w:val="center"/>
-        </w:trPr>
         <w:tc>
           <w:tcPr>
             <w:tcW w:w="754" w:type="dxa"/>
@@ -1547,7 +1534,6 @@
               </w:rPr>
             </w:pPr>
             <w:r>
-              <w:lastRenderedPageBreak/>
               <w:t>5</w:t>
             </w:r>
           </w:p>
@@ -1563,7 +1549,7 @@
               </w:rPr>
             </w:pPr>
             <w:r>
-              <w:t>4642</w:t>
+              <w:t>3512</w:t>
             </w:r>
           </w:p>
         </w:tc>
@@ -1580,7 +1566,7 @@
               </w:rPr>
             </w:pPr>
             <w:r>
-              <w:t>Bán buôn giường, tủ, bàn ghế và đồ nội thất tương tự trong gia đình, văn phòng, cửa hàng</w:t>
+              <w:t>Sản xuất điện từ nguồn năng lượng tái tạo Chi tiết: Sản xuất và bán điện năng lượng mặt trời</w:t>
             </w:r>
           </w:p>
         </w:tc>
@@ -1589,13 +1575,12 @@
             <w:tcW w:w="1787" w:type="dxa"/>
             <w:vAlign w:val="center"/>
           </w:tcPr>
-          <w:p/>
+          <w:p>
+            <w:pPr/>
+          </w:p>
         </w:tc>
       </w:tr>
       <w:tr>
-        <w:trPr>
-          <w:jc w:val="center"/>
-        </w:trPr>
         <w:tc>
           <w:tcPr>
             <w:tcW w:w="754" w:type="dxa"/>
@@ -1622,7 +1607,7 @@
               </w:rPr>
             </w:pPr>
             <w:r>
-              <w:t>9524</w:t>
+              <w:t>5210</w:t>
             </w:r>
           </w:p>
         </w:tc>
@@ -1639,7 +1624,7 @@
               </w:rPr>
             </w:pPr>
             <w:r>
-              <w:t>Sửa chữa, bảo dưỡng giường, tủ, bàn, ghế và đồ nội thất tương tự</w:t>
+              <w:t>Kho bãi và lưu giữ hàng hóa Chi tiết: Kho bãi và lưu giữ hàng hóa trong kho đông lạnh</w:t>
             </w:r>
           </w:p>
         </w:tc>
@@ -1648,7 +1633,125 @@
             <w:tcW w:w="1787" w:type="dxa"/>
             <w:vAlign w:val="center"/>
           </w:tcPr>
-          <w:p/>
+          <w:p>
+            <w:pPr/>
+          </w:p>
+        </w:tc>
+      </w:tr>
+      <w:tr>
+        <w:tc>
+          <w:tcPr>
+            <w:tcW w:w="754" w:type="dxa"/>
+          </w:tcPr>
+          <w:p>
+            <w:pPr>
+              <w:rPr>
+                <w:rFonts w:ascii="Times New Roman" w:hAnsi="Times New Roman"/>
+              </w:rPr>
+            </w:pPr>
+            <w:r>
+              <w:t>7</w:t>
+            </w:r>
+          </w:p>
+        </w:tc>
+        <w:tc>
+          <w:tcPr>
+            <w:tcW w:w="1195" w:type="dxa"/>
+          </w:tcPr>
+          <w:p>
+            <w:pPr>
+              <w:rPr>
+                <w:rFonts w:ascii="Times New Roman" w:hAnsi="Times New Roman"/>
+              </w:rPr>
+            </w:pPr>
+            <w:r>
+              <w:t>4632</w:t>
+            </w:r>
+          </w:p>
+        </w:tc>
+        <w:tc>
+          <w:tcPr>
+            <w:tcW w:w="5892" w:type="dxa"/>
+          </w:tcPr>
+          <w:p>
+            <w:pPr>
+              <w:rPr>
+                <w:rFonts w:ascii="Times New Roman" w:hAnsi="Times New Roman"/>
+                <w:sz w:val="26"/>
+                <w:szCs w:val="26"/>
+              </w:rPr>
+            </w:pPr>
+            <w:r>
+              <w:t>Bán buôn thực phẩm Chi tiết: Bán buôn rau, quả</w:t>
+            </w:r>
+          </w:p>
+        </w:tc>
+        <w:tc>
+          <w:tcPr>
+            <w:tcW w:w="1787" w:type="dxa"/>
+            <w:vAlign w:val="center"/>
+          </w:tcPr>
+          <w:p>
+            <w:pPr/>
+          </w:p>
+        </w:tc>
+      </w:tr>
+      <w:tr>
+        <w:tc>
+          <w:tcPr>
+            <w:tcW w:w="754" w:type="dxa"/>
+          </w:tcPr>
+          <w:p>
+            <w:pPr>
+              <w:rPr>
+                <w:rFonts w:ascii="Times New Roman" w:hAnsi="Times New Roman"/>
+              </w:rPr>
+            </w:pPr>
+            <w:r>
+              <w:t>8</w:t>
+            </w:r>
+          </w:p>
+        </w:tc>
+        <w:tc>
+          <w:tcPr>
+            <w:tcW w:w="1195" w:type="dxa"/>
+          </w:tcPr>
+          <w:p>
+            <w:pPr>
+              <w:rPr>
+                <w:rFonts w:ascii="Times New Roman" w:hAnsi="Times New Roman"/>
+              </w:rPr>
+            </w:pPr>
+            <w:r>
+              <w:t>2592</w:t>
+            </w:r>
+          </w:p>
+        </w:tc>
+        <w:tc>
+          <w:tcPr>
+            <w:tcW w:w="5892" w:type="dxa"/>
+          </w:tcPr>
+          <w:p>
+            <w:pPr>
+              <w:rPr>
+                <w:rFonts w:ascii="Times New Roman" w:hAnsi="Times New Roman"/>
+                <w:sz w:val="26"/>
+                <w:szCs w:val="26"/>
+              </w:rPr>
+            </w:pPr>
+            <w:r>
+              <w:t>Gia công cơ khí</w:t>
+            </w:r>
+          </w:p>
+        </w:tc>
+        <w:tc>
+          <w:tcPr>
+            <w:tcW w:w="1787" w:type="dxa"/>
+            <w:vAlign w:val="center"/>
+          </w:tcPr>
+          <w:p>
+            <w:pPr/>
+          </w:p>
         </w:tc>
       </w:tr>
     </w:tbl>
@@ -1663,6 +1766,8 @@
           <w:szCs w:val="26"/>
         </w:rPr>
       </w:pPr>
+      <w:bookmarkStart w:id="1" w:name="_GoBack"/>
+      <w:bookmarkEnd w:id="1"/>
     </w:p>
     <w:p>
       <w:pPr>
@@ -1767,7 +1872,7 @@
           <w:sz w:val="26"/>
           <w:szCs w:val="26"/>
         </w:rPr>
-        <w:t>NGUYỄN TRỌNG TRUNG</w:t>
+        <w:t>VŨ TUẤN PHƯỚC</w:t>
       </w:r>
       <w:r>
         <w:rPr>
@@ -1800,7 +1905,7 @@
           <w:sz w:val="26"/>
           <w:szCs w:val="26"/>
         </w:rPr>
-        <w:t>22/02/1989</w:t>
+        <w:t>29/10/1994</w:t>
       </w:r>
     </w:p>
     <w:p>
@@ -1825,7 +1930,7 @@
           <w:sz w:val="26"/>
           <w:szCs w:val="26"/>
         </w:rPr>
-        <w:t>034089016494</w:t>
+        <w:t>060094002350</w:t>
       </w:r>
     </w:p>
     <w:p>
@@ -1850,7 +1955,7 @@
           <w:sz w:val="26"/>
           <w:szCs w:val="26"/>
         </w:rPr>
-        <w:t>07/11/2022</w:t>
+        <w:t>22/04/2021</w:t>
       </w:r>
     </w:p>
     <w:p>
@@ -2000,7 +2105,7 @@
           <w:sz w:val="26"/>
           <w:szCs w:val="26"/>
         </w:rPr>
-        <w:t>Thôn Bình An</w:t>
+        <w:t>Xóm 4, Thôn 1</w:t>
       </w:r>
     </w:p>
     <w:p>
@@ -2018,6 +2123,7 @@
           <w:sz w:val="26"/>
           <w:szCs w:val="26"/>
         </w:rPr>
+        <w:lastRenderedPageBreak/>
         <w:t xml:space="preserve">Xã/Phường/Đặc khu: </w:t>
       </w:r>
       <w:r>
@@ -2027,7 +2133,7 @@
           <w:szCs w:val="26"/>
           <w:lang w:eastAsia="zh-CN"/>
         </w:rPr>
-        <w:t>xã Đông Thụy Anh</w:t>
+        <w:t>Xã Suối Kiết</w:t>
       </w:r>
     </w:p>
     <w:p>
@@ -2063,7 +2169,7 @@
           <w:szCs w:val="26"/>
           <w:lang w:eastAsia="zh-CN"/>
         </w:rPr>
-        <w:t>Tỉnh Hưng Yên</w:t>
+        <w:t>Tỉnh Lâm Đồng</w:t>
       </w:r>
     </w:p>
     <w:p>
@@ -2144,7 +2250,7 @@
           <w:sz w:val="26"/>
           <w:szCs w:val="26"/>
         </w:rPr>
-        <w:t>Thôn Bình An</w:t>
+        <w:t>Căn hộ chung cư số 1214 - chung cư chánh nghĩa quốc cường block sky B - tổ 26 khu phố chánh nghĩa 3</w:t>
       </w:r>
     </w:p>
     <w:p>
@@ -2171,7 +2277,7 @@
           <w:szCs w:val="26"/>
           <w:lang w:eastAsia="zh-CN"/>
         </w:rPr>
-        <w:t>xã Đông Thụy Anh</w:t>
+        <w:t>Phường Thủ Dầu Một</w:t>
       </w:r>
     </w:p>
     <w:p>
@@ -2207,7 +2313,7 @@
           <w:szCs w:val="26"/>
           <w:lang w:eastAsia="zh-CN"/>
         </w:rPr>
-        <w:t>Tỉnh Hưng Yên</w:t>
+        <w:t>Thành phố Hồ Chí Minh</w:t>
       </w:r>
     </w:p>
     <w:p>
@@ -2356,7 +2462,6 @@
           <w:szCs w:val="26"/>
           <w:lang w:val="vi-VN"/>
         </w:rPr>
-        <w:lastRenderedPageBreak/>
         <w:t>Quy</w:t>
       </w:r>
       <w:r>
@@ -2500,7 +2605,7 @@
         </w:rPr>
         <w:t xml:space="preserve">3. </w:t>
       </w:r>
-      <w:bookmarkStart w:id="1" w:name="dieu_13"/>
+      <w:bookmarkStart w:id="2" w:name="dieu_13"/>
       <w:r>
         <w:rPr>
           <w:bCs/>
@@ -2511,7 +2616,7 @@
         </w:rPr>
         <w:t>Trách nhiệm của người đại diện theo pháp luật của doanh nghiệp</w:t>
       </w:r>
-      <w:bookmarkEnd w:id="1"/>
+      <w:bookmarkEnd w:id="2"/>
     </w:p>
     <w:p>
       <w:pPr>
@@ -2998,6 +3103,7 @@
           <w:szCs w:val="26"/>
           <w:lang w:val="vi-VN"/>
         </w:rPr>
+        <w:lastRenderedPageBreak/>
         <w:t>- Tài sản</w:t>
       </w:r>
       <w:r>
@@ -3093,7 +3199,7 @@
           <w:sz w:val="26"/>
           <w:szCs w:val="26"/>
         </w:rPr>
-        <w:t>NGUYỄN TRỌNG TRUNG</w:t>
+        <w:t>VŨ TUẤN PHƯỚC</w:t>
       </w:r>
       <w:r>
         <w:rPr>
@@ -3103,7 +3209,7 @@
         </w:rPr>
         <w:tab/>
       </w:r>
-      <w:bookmarkStart w:id="2" w:name="_Hlk60644364"/>
+      <w:bookmarkStart w:id="3" w:name="_Hlk60644364"/>
     </w:p>
     <w:p>
       <w:pPr>
@@ -3127,7 +3233,7 @@
           <w:sz w:val="26"/>
           <w:szCs w:val="26"/>
         </w:rPr>
-        <w:t>22/02/1989</w:t>
+        <w:t>29/10/1994</w:t>
       </w:r>
     </w:p>
     <w:p>
@@ -3152,7 +3258,7 @@
           <w:sz w:val="26"/>
           <w:szCs w:val="26"/>
         </w:rPr>
-        <w:t>034089016494</w:t>
+        <w:t>060094002350</w:t>
       </w:r>
     </w:p>
     <w:p>
@@ -3177,7 +3283,7 @@
           <w:sz w:val="26"/>
           <w:szCs w:val="26"/>
         </w:rPr>
-        <w:t>07/11/2022</w:t>
+        <w:t>22/04/2021</w:t>
       </w:r>
     </w:p>
     <w:p>
@@ -3302,7 +3408,6 @@
           <w:szCs w:val="26"/>
           <w:lang w:val="vi-VN"/>
         </w:rPr>
-        <w:lastRenderedPageBreak/>
         <w:t xml:space="preserve">Nơi thường trú: </w:t>
       </w:r>
     </w:p>
@@ -3338,7 +3443,7 @@
           <w:sz w:val="26"/>
           <w:szCs w:val="26"/>
         </w:rPr>
-        <w:t>Thôn Bình An</w:t>
+        <w:t>Xóm 4, Thôn 1</w:t>
       </w:r>
     </w:p>
     <w:p>
@@ -3365,7 +3470,7 @@
           <w:szCs w:val="26"/>
           <w:lang w:eastAsia="zh-CN"/>
         </w:rPr>
-        <w:t>xã Đông Thụy Anh</w:t>
+        <w:t>Xã Suối Kiết</w:t>
       </w:r>
     </w:p>
     <w:p>
@@ -3401,7 +3506,7 @@
           <w:szCs w:val="26"/>
           <w:lang w:eastAsia="zh-CN"/>
         </w:rPr>
-        <w:t>Tỉnh Hưng Yên</w:t>
+        <w:t>Tỉnh Lâm Đồng</w:t>
       </w:r>
     </w:p>
     <w:p>
@@ -3482,7 +3587,7 @@
           <w:sz w:val="26"/>
           <w:szCs w:val="26"/>
         </w:rPr>
-        <w:t>Thôn Bình An</w:t>
+        <w:t>Căn hộ chung cư số 1214 - chung cư chánh nghĩa quốc cường block sky B - tổ 26 khu phố chánh nghĩa 3</w:t>
       </w:r>
     </w:p>
     <w:p>
@@ -3509,7 +3614,7 @@
           <w:szCs w:val="26"/>
           <w:lang w:eastAsia="zh-CN"/>
         </w:rPr>
-        <w:t>xã Đông Thụy Anh</w:t>
+        <w:t>Phường Thủ Dầu Một</w:t>
       </w:r>
     </w:p>
     <w:p>
@@ -3545,7 +3650,7 @@
           <w:szCs w:val="26"/>
           <w:lang w:eastAsia="zh-CN"/>
         </w:rPr>
-        <w:t>Tỉnh Hưng Yên</w:t>
+        <w:t>Thành phố Hồ Chí Minh</w:t>
       </w:r>
     </w:p>
     <w:p>
@@ -3678,27 +3783,37 @@
           <w:szCs w:val="26"/>
           <w:lang w:val="vi-VN"/>
         </w:rPr>
-        <w:t>hợp không góp đủ vốn điều lệ trong thời hạn quy định tại khoản 2 Điều này, chủ sở hữu công ty phải đăng ký thay đổi vốn điều lệ bằng giá trị số vốn đã góp trong thời hạn 30 ngày kể tù ngày cuối cùng phải góp đủ vốn điều lệ. Trường hợp này, chủ sở hữu phải chịu trách nhiệm tương ứng với phần vốn góp đã cam kết đối với các nghĩa vụ tài chính của công ty phát sinh trong thời gian trước ngày cuối cùng công ty đăng ký thay đổi vốn điều lệ theo quy định tại khoản này.</w:t>
-      </w:r>
-    </w:p>
-    <w:p>
-      <w:pPr>
-        <w:spacing w:line="240" w:lineRule="auto"/>
-        <w:ind w:firstLine="360"/>
+        <w:t xml:space="preserve">hợp không góp đủ vốn điều lệ trong thời hạn quy định tại khoản 2 Điều này, chủ sở hữu công ty phải đăng ký thay đổi vốn điều lệ bằng giá trị số vốn </w:t>
+      </w:r>
+      <w:r>
         <w:rPr>
           <w:color w:val="000000"/>
           <w:sz w:val="26"/>
           <w:szCs w:val="26"/>
           <w:lang w:val="vi-VN"/>
         </w:rPr>
-      </w:pPr>
-      <w:r>
+        <w:lastRenderedPageBreak/>
+        <w:t>đã góp trong thời hạn 30 ngày kể tù ngày cuối cùng phải góp đủ vốn điều lệ. Trường hợp này, chủ sở hữu phải chịu trách nhiệm tương ứng với phần vốn góp đã cam kết đối với các nghĩa vụ tài chính của công ty phát sinh trong thời gian trước ngày cuối cùng công ty đăng ký thay đổi vốn điều lệ theo quy định tại khoản này.</w:t>
+      </w:r>
+    </w:p>
+    <w:p>
+      <w:pPr>
+        <w:spacing w:line="240" w:lineRule="auto"/>
+        <w:ind w:firstLine="360"/>
         <w:rPr>
           <w:color w:val="000000"/>
           <w:sz w:val="26"/>
           <w:szCs w:val="26"/>
           <w:lang w:val="vi-VN"/>
         </w:rPr>
+      </w:pPr>
+      <w:r>
+        <w:rPr>
+          <w:color w:val="000000"/>
+          <w:sz w:val="26"/>
+          <w:szCs w:val="26"/>
+          <w:lang w:val="vi-VN"/>
+        </w:rPr>
         <w:t>4. Chủ sở hữu công ty chịu trách nhiệm bằng toàn bộ tài sản của mình đối với các nghĩa vụ tài chính của công ty, thiệt hại xảy ra do không góp, không góp đủ, không góp đúng hạn vốn điều lệ theo quy định tại Điều này.</w:t>
       </w:r>
     </w:p>
@@ -3753,7 +3868,7 @@
         <w:t>của chủ sở hữu công ty</w:t>
       </w:r>
     </w:p>
-    <w:bookmarkEnd w:id="2"/>
+    <w:bookmarkEnd w:id="3"/>
     <w:p>
       <w:pPr>
         <w:spacing w:line="240" w:lineRule="auto"/>
@@ -3825,7 +3940,6 @@
           <w:szCs w:val="26"/>
           <w:lang w:val="vi-VN"/>
         </w:rPr>
-        <w:lastRenderedPageBreak/>
         <w:t>2. Quyết định tăng vốn điều lệ của công ty; chuyển nhượng một phần hoặc toàn bộ vốn điều lệ của công ty cho tổ chức, cá nhân khác; quyết định phát hành trái phiếu;</w:t>
       </w:r>
     </w:p>
@@ -4016,7 +4130,7 @@
           <w:lang w:val="vi-VN"/>
         </w:rPr>
       </w:pPr>
-      <w:bookmarkStart w:id="3" w:name="_Toc115580063"/>
+      <w:bookmarkStart w:id="4" w:name="_Toc115580063"/>
       <w:r>
         <w:rPr>
           <w:color w:val="000000"/>
@@ -4213,7 +4327,7 @@
         </w:rPr>
         <w:t xml:space="preserve"> và Điều lệ công ty</w:t>
       </w:r>
-      <w:bookmarkEnd w:id="3"/>
+      <w:bookmarkEnd w:id="4"/>
       <w:r>
         <w:rPr>
           <w:color w:val="000000"/>
@@ -4287,6 +4401,7 @@
         <w:rPr>
           <w:rFonts w:ascii="Times New Roman" w:hAnsi="Times New Roman"/>
         </w:rPr>
+        <w:lastRenderedPageBreak/>
         <w:t>Chương III</w:t>
       </w:r>
     </w:p>
@@ -4352,7 +4467,7 @@
           <w:lang w:val="vi-VN"/>
         </w:rPr>
       </w:pPr>
-      <w:bookmarkStart w:id="4" w:name="_Hlk60645860"/>
+      <w:bookmarkStart w:id="5" w:name="_Hlk60645860"/>
       <w:r>
         <w:rPr>
           <w:color w:val="000000"/>
@@ -4517,679 +4632,679 @@
         <w:rPr>
           <w:rFonts w:ascii="Times New Roman" w:hAnsi="Times New Roman"/>
         </w:rPr>
+        <w:t>Điều 1</w:t>
+      </w:r>
+      <w:r>
+        <w:rPr>
+          <w:rFonts w:ascii="Times New Roman" w:hAnsi="Times New Roman"/>
+        </w:rPr>
+        <w:t>0</w:t>
+      </w:r>
+      <w:r>
+        <w:rPr>
+          <w:rFonts w:ascii="Times New Roman" w:hAnsi="Times New Roman"/>
+        </w:rPr>
+        <w:t>. Chủ tịch công ty</w:t>
+      </w:r>
+    </w:p>
+    <w:p>
+      <w:pPr>
+        <w:spacing w:line="240" w:lineRule="auto"/>
+        <w:ind w:firstLine="360"/>
+        <w:rPr>
+          <w:bCs/>
+          <w:sz w:val="26"/>
+          <w:szCs w:val="26"/>
+          <w:lang w:val="vi-VN"/>
+        </w:rPr>
+      </w:pPr>
+      <w:r>
+        <w:rPr>
+          <w:bCs/>
+          <w:sz w:val="26"/>
+          <w:szCs w:val="26"/>
+          <w:lang w:val="vi-VN"/>
+        </w:rPr>
+        <w:t>1. Chủ tịch công ty nhân danh chủ sở hữu công ty thực hiện quyền và nghĩa vụ của chủ sở hữu công ty; nhân danh công ty thực hiện quyền và nghĩa vụ của công ty, trừ quyền và nghĩa vụ của Giám đốc</w:t>
+      </w:r>
+      <w:r>
+        <w:rPr>
+          <w:bCs/>
+          <w:sz w:val="26"/>
+          <w:szCs w:val="26"/>
+          <w:lang w:val="vi-VN"/>
+        </w:rPr>
+        <w:t xml:space="preserve"> (hoặc Tổng giám đốc)</w:t>
+      </w:r>
+      <w:r>
+        <w:rPr>
+          <w:bCs/>
+          <w:sz w:val="26"/>
+          <w:szCs w:val="26"/>
+          <w:lang w:val="vi-VN"/>
+        </w:rPr>
+        <w:t>; chịu trách nhiệm trước pháp luật và chủ sở hữu công ty về việc thực hiện quyền và nghĩa vụ được giao theo quy định của Điều lệ công ty, Luật Doanh nghiệp và quy định khác của pháp luật có liên quan.</w:t>
+      </w:r>
+    </w:p>
+    <w:p>
+      <w:pPr>
+        <w:spacing w:line="240" w:lineRule="auto"/>
+        <w:ind w:firstLine="360"/>
+        <w:rPr>
+          <w:bCs/>
+          <w:sz w:val="26"/>
+          <w:szCs w:val="26"/>
+          <w:lang w:val="vi-VN"/>
+        </w:rPr>
+      </w:pPr>
+      <w:r>
+        <w:rPr>
+          <w:bCs/>
+          <w:sz w:val="26"/>
+          <w:szCs w:val="26"/>
+          <w:lang w:val="vi-VN"/>
+        </w:rPr>
+        <w:t>2. Quyền, nghĩa vụ và chế độ làm việc của Chủ tịch công ty được thực hiện theo quy định tại Điều lệ công ty, Luật Doanh nghiệp và quy định khác của pháp luật có liên quan.</w:t>
+      </w:r>
+    </w:p>
+    <w:p>
+      <w:pPr>
+        <w:spacing w:line="240" w:lineRule="auto"/>
+        <w:ind w:firstLine="360"/>
+        <w:rPr>
+          <w:bCs/>
+          <w:sz w:val="26"/>
+          <w:szCs w:val="26"/>
+          <w:lang w:val="vi-VN"/>
+        </w:rPr>
+      </w:pPr>
+      <w:r>
+        <w:rPr>
+          <w:bCs/>
+          <w:sz w:val="26"/>
+          <w:szCs w:val="26"/>
+          <w:lang w:val="vi-VN"/>
+        </w:rPr>
+        <w:t>3. Quyết định của Chủ tịch công ty về thực hiện quyền và nghĩa vụ của chủ sở hữu công ty có hiệu lực kể từ ngày được chủ sở hữu công ty phê duyệt.</w:t>
+      </w:r>
+    </w:p>
+    <w:p>
+      <w:pPr>
+        <w:spacing w:line="240" w:lineRule="auto"/>
+        <w:ind w:firstLine="360"/>
+        <w:rPr>
+          <w:bCs/>
+          <w:sz w:val="26"/>
+          <w:szCs w:val="26"/>
+          <w:lang w:val="vi-VN"/>
+        </w:rPr>
+      </w:pPr>
+    </w:p>
+    <w:p>
+      <w:pPr>
+        <w:pStyle w:val="Heading3"/>
+        <w:ind w:firstLine="360"/>
+        <w:rPr>
+          <w:rFonts w:ascii="Times New Roman" w:hAnsi="Times New Roman"/>
+          <w:lang w:val="vi-VN"/>
+        </w:rPr>
+      </w:pPr>
+      <w:r>
+        <w:rPr>
+          <w:rFonts w:ascii="Times New Roman" w:hAnsi="Times New Roman"/>
+          <w:lang w:val="vi-VN"/>
+        </w:rPr>
+        <w:t>Điều 1</w:t>
+      </w:r>
+      <w:r>
+        <w:rPr>
+          <w:rFonts w:ascii="Times New Roman" w:hAnsi="Times New Roman"/>
+        </w:rPr>
+        <w:t>1</w:t>
+      </w:r>
+      <w:r>
+        <w:rPr>
+          <w:rFonts w:ascii="Times New Roman" w:hAnsi="Times New Roman"/>
+          <w:lang w:val="vi-VN"/>
+        </w:rPr>
+        <w:t xml:space="preserve">. Giám đốc </w:t>
+      </w:r>
+      <w:r>
+        <w:rPr>
+          <w:rFonts w:ascii="Times New Roman" w:hAnsi="Times New Roman"/>
+        </w:rPr>
+        <w:t>(hoặc Tổng giám đốc)</w:t>
+      </w:r>
+    </w:p>
+    <w:p>
+      <w:pPr>
+        <w:spacing w:line="240" w:lineRule="auto"/>
+        <w:ind w:firstLine="360"/>
+        <w:rPr>
+          <w:bCs/>
+          <w:sz w:val="26"/>
+          <w:szCs w:val="26"/>
+          <w:lang w:val="vi-VN"/>
+        </w:rPr>
+      </w:pPr>
+      <w:r>
+        <w:rPr>
+          <w:bCs/>
+          <w:sz w:val="26"/>
+          <w:szCs w:val="26"/>
+          <w:lang w:val="vi-VN"/>
+        </w:rPr>
+        <w:t xml:space="preserve">1. Chủ tịch công ty bổ nhiệm hoặc thuê Giám đốc </w:t>
+      </w:r>
+      <w:r>
+        <w:rPr>
+          <w:bCs/>
+          <w:sz w:val="26"/>
+          <w:szCs w:val="26"/>
+          <w:lang w:val="vi-VN"/>
+        </w:rPr>
+        <w:t xml:space="preserve">(hoặc Tổng giám đốc) </w:t>
+      </w:r>
+      <w:r>
+        <w:rPr>
+          <w:bCs/>
+          <w:sz w:val="26"/>
+          <w:szCs w:val="26"/>
+          <w:lang w:val="vi-VN"/>
+        </w:rPr>
+        <w:t xml:space="preserve">với nhiệm kỳ không quá 05 năm để điều hành hoạt động kinh doanh hằng ngày của công ty. Giám đốc </w:t>
+      </w:r>
+      <w:r>
+        <w:rPr>
+          <w:bCs/>
+          <w:sz w:val="26"/>
+          <w:szCs w:val="26"/>
+          <w:lang w:val="vi-VN"/>
+        </w:rPr>
+        <w:t xml:space="preserve">(hoặc Tổng giám đốc) </w:t>
+      </w:r>
+      <w:r>
+        <w:rPr>
+          <w:bCs/>
+          <w:sz w:val="26"/>
+          <w:szCs w:val="26"/>
+          <w:lang w:val="vi-VN"/>
+        </w:rPr>
+        <w:t>chịu trách nhiệm trước pháp luật và Chủ tịch công ty về việc thực hiện quyền và nghĩa vụ của mình. Chủ tịch công ty có thể kiêm Giám đốc</w:t>
+      </w:r>
+      <w:r>
+        <w:rPr>
+          <w:bCs/>
+          <w:sz w:val="26"/>
+          <w:szCs w:val="26"/>
+          <w:lang w:val="vi-VN"/>
+        </w:rPr>
+        <w:t xml:space="preserve"> (hoặc Tổng giám đốc</w:t>
+      </w:r>
+      <w:r>
+        <w:rPr>
+          <w:bCs/>
+          <w:sz w:val="26"/>
+          <w:szCs w:val="26"/>
+          <w:lang w:val="vi-VN"/>
+        </w:rPr>
+        <w:t>)</w:t>
+      </w:r>
+      <w:r>
+        <w:rPr>
+          <w:bCs/>
+          <w:sz w:val="26"/>
+          <w:szCs w:val="26"/>
+          <w:lang w:val="vi-VN"/>
+        </w:rPr>
+        <w:t>.</w:t>
+      </w:r>
+    </w:p>
+    <w:p>
+      <w:pPr>
+        <w:spacing w:line="240" w:lineRule="auto"/>
+        <w:ind w:firstLine="360"/>
+        <w:rPr>
+          <w:bCs/>
+          <w:sz w:val="26"/>
+          <w:szCs w:val="26"/>
+          <w:lang w:val="vi-VN"/>
+        </w:rPr>
+      </w:pPr>
+      <w:r>
+        <w:rPr>
+          <w:bCs/>
+          <w:sz w:val="26"/>
+          <w:szCs w:val="26"/>
+          <w:lang w:val="vi-VN"/>
+        </w:rPr>
+        <w:t xml:space="preserve">2. Giám đốc </w:t>
+      </w:r>
+      <w:r>
+        <w:rPr>
+          <w:bCs/>
+          <w:sz w:val="26"/>
+          <w:szCs w:val="26"/>
+          <w:lang w:val="vi-VN"/>
+        </w:rPr>
+        <w:t xml:space="preserve">(hoặc Tổng giám đốc) </w:t>
+      </w:r>
+      <w:r>
+        <w:rPr>
+          <w:bCs/>
+          <w:sz w:val="26"/>
+          <w:szCs w:val="26"/>
+          <w:lang w:val="vi-VN"/>
+        </w:rPr>
+        <w:t>có quyền và nghĩa vụ sau đây:</w:t>
+      </w:r>
+    </w:p>
+    <w:p>
+      <w:pPr>
+        <w:spacing w:line="240" w:lineRule="auto"/>
+        <w:ind w:firstLine="360"/>
+        <w:rPr>
+          <w:bCs/>
+          <w:sz w:val="26"/>
+          <w:szCs w:val="26"/>
+          <w:lang w:val="vi-VN"/>
+        </w:rPr>
+      </w:pPr>
+      <w:r>
+        <w:rPr>
+          <w:bCs/>
+          <w:sz w:val="26"/>
+          <w:szCs w:val="26"/>
+          <w:lang w:val="vi-VN"/>
+        </w:rPr>
+        <w:t>a) Tổ chức thực hiện nghị quyết, quyết định của Chủ tịch công ty;</w:t>
+      </w:r>
+    </w:p>
+    <w:p>
+      <w:pPr>
+        <w:spacing w:line="240" w:lineRule="auto"/>
+        <w:ind w:firstLine="360"/>
+        <w:rPr>
+          <w:bCs/>
+          <w:sz w:val="26"/>
+          <w:szCs w:val="26"/>
+          <w:lang w:val="vi-VN"/>
+        </w:rPr>
+      </w:pPr>
+      <w:r>
+        <w:rPr>
+          <w:bCs/>
+          <w:sz w:val="26"/>
+          <w:szCs w:val="26"/>
+          <w:lang w:val="vi-VN"/>
+        </w:rPr>
+        <w:t>b) Quyết định các vấn đề liên quan đ</w:t>
+      </w:r>
+      <w:r>
+        <w:rPr>
+          <w:bCs/>
+          <w:sz w:val="26"/>
+          <w:szCs w:val="26"/>
+          <w:lang w:val="vi-VN"/>
+        </w:rPr>
+        <w:t>ế</w:t>
+      </w:r>
+      <w:r>
+        <w:rPr>
+          <w:bCs/>
+          <w:sz w:val="26"/>
+          <w:szCs w:val="26"/>
+          <w:lang w:val="vi-VN"/>
+        </w:rPr>
+        <w:t>n hoạt động kinh doanh hằng ngày của côn</w:t>
+      </w:r>
+      <w:r>
+        <w:rPr>
+          <w:bCs/>
+          <w:sz w:val="26"/>
+          <w:szCs w:val="26"/>
+          <w:lang w:val="vi-VN"/>
+        </w:rPr>
+        <w:t xml:space="preserve">g </w:t>
+      </w:r>
+      <w:r>
+        <w:rPr>
+          <w:bCs/>
+          <w:sz w:val="26"/>
+          <w:szCs w:val="26"/>
+          <w:lang w:val="vi-VN"/>
+        </w:rPr>
+        <w:t>ty;</w:t>
+      </w:r>
+    </w:p>
+    <w:p>
+      <w:pPr>
+        <w:spacing w:line="240" w:lineRule="auto"/>
+        <w:ind w:firstLine="360"/>
+        <w:rPr>
+          <w:bCs/>
+          <w:sz w:val="26"/>
+          <w:szCs w:val="26"/>
+          <w:lang w:val="vi-VN"/>
+        </w:rPr>
+      </w:pPr>
+      <w:r>
+        <w:rPr>
+          <w:bCs/>
+          <w:sz w:val="26"/>
+          <w:szCs w:val="26"/>
+          <w:lang w:val="vi-VN"/>
+        </w:rPr>
+        <w:t>c) Tổ chức thực hiện kế hoạch kinh doanh và phương án đầu tư của công ty;</w:t>
+      </w:r>
+    </w:p>
+    <w:p>
+      <w:pPr>
+        <w:spacing w:line="240" w:lineRule="auto"/>
+        <w:ind w:firstLine="360"/>
+        <w:rPr>
+          <w:bCs/>
+          <w:sz w:val="26"/>
+          <w:szCs w:val="26"/>
+          <w:lang w:val="vi-VN"/>
+        </w:rPr>
+      </w:pPr>
+      <w:r>
+        <w:rPr>
+          <w:bCs/>
+          <w:sz w:val="26"/>
+          <w:szCs w:val="26"/>
+          <w:lang w:val="vi-VN"/>
+        </w:rPr>
+        <w:t>d) Ban hành quy chế quản lý nội bộ của công ty;</w:t>
+      </w:r>
+    </w:p>
+    <w:p>
+      <w:pPr>
+        <w:spacing w:line="240" w:lineRule="auto"/>
+        <w:ind w:firstLine="360"/>
+        <w:rPr>
+          <w:bCs/>
+          <w:sz w:val="26"/>
+          <w:szCs w:val="26"/>
+          <w:lang w:val="vi-VN"/>
+        </w:rPr>
+      </w:pPr>
+      <w:r>
+        <w:rPr>
+          <w:bCs/>
+          <w:sz w:val="26"/>
+          <w:szCs w:val="26"/>
+          <w:lang w:val="vi-VN"/>
+        </w:rPr>
+        <w:t>đ) Bổ nhiệm, miễn nhiệm, bãi nhiệm người quản lý công ty, trừ các chức danh thuộc thẩm quyền của Chủ tịch công ty;</w:t>
+      </w:r>
+    </w:p>
+    <w:p>
+      <w:pPr>
+        <w:spacing w:line="240" w:lineRule="auto"/>
+        <w:ind w:firstLine="360"/>
+        <w:rPr>
+          <w:bCs/>
+          <w:sz w:val="26"/>
+          <w:szCs w:val="26"/>
+          <w:lang w:val="vi-VN"/>
+        </w:rPr>
+      </w:pPr>
+      <w:r>
+        <w:rPr>
+          <w:bCs/>
+          <w:sz w:val="26"/>
+          <w:szCs w:val="26"/>
+          <w:lang w:val="vi-VN"/>
+        </w:rPr>
+        <w:t>e) Ký hợp đồng nhân danh công ty, trừ trường hợp thuộc thẩm quyền của Chủ tịch công ty;</w:t>
+      </w:r>
+    </w:p>
+    <w:p>
+      <w:pPr>
+        <w:spacing w:line="240" w:lineRule="auto"/>
+        <w:ind w:firstLine="360"/>
+        <w:rPr>
+          <w:bCs/>
+          <w:sz w:val="26"/>
+          <w:szCs w:val="26"/>
+          <w:lang w:val="vi-VN"/>
+        </w:rPr>
+      </w:pPr>
+      <w:r>
+        <w:rPr>
+          <w:bCs/>
+          <w:sz w:val="26"/>
+          <w:szCs w:val="26"/>
+          <w:lang w:val="vi-VN"/>
+        </w:rPr>
         <w:lastRenderedPageBreak/>
+        <w:t>g) Kiến nghị phương án cơ cấu tổ chức công ty;</w:t>
+      </w:r>
+    </w:p>
+    <w:p>
+      <w:pPr>
+        <w:spacing w:line="240" w:lineRule="auto"/>
+        <w:ind w:firstLine="360"/>
+        <w:rPr>
+          <w:bCs/>
+          <w:sz w:val="26"/>
+          <w:szCs w:val="26"/>
+          <w:lang w:val="vi-VN"/>
+        </w:rPr>
+      </w:pPr>
+      <w:r>
+        <w:rPr>
+          <w:bCs/>
+          <w:sz w:val="26"/>
+          <w:szCs w:val="26"/>
+          <w:lang w:val="vi-VN"/>
+        </w:rPr>
+        <w:t>h) Trình báo cáo tài chính hằng năm lên Chủ tịch công ty;</w:t>
+      </w:r>
+    </w:p>
+    <w:p>
+      <w:pPr>
+        <w:spacing w:line="240" w:lineRule="auto"/>
+        <w:ind w:firstLine="360"/>
+        <w:rPr>
+          <w:bCs/>
+          <w:sz w:val="26"/>
+          <w:szCs w:val="26"/>
+          <w:lang w:val="vi-VN"/>
+        </w:rPr>
+      </w:pPr>
+      <w:r>
+        <w:rPr>
+          <w:bCs/>
+          <w:sz w:val="26"/>
+          <w:szCs w:val="26"/>
+          <w:lang w:val="vi-VN"/>
+        </w:rPr>
+        <w:t>i) Kiến nghị phương án sử dụng lợi nhuận hoặc xử lý lỗ trong kinh doanh;</w:t>
+      </w:r>
+    </w:p>
+    <w:p>
+      <w:pPr>
+        <w:spacing w:line="240" w:lineRule="auto"/>
+        <w:ind w:firstLine="360"/>
+        <w:rPr>
+          <w:bCs/>
+          <w:sz w:val="26"/>
+          <w:szCs w:val="26"/>
+          <w:lang w:val="vi-VN"/>
+        </w:rPr>
+      </w:pPr>
+      <w:r>
+        <w:rPr>
+          <w:bCs/>
+          <w:sz w:val="26"/>
+          <w:szCs w:val="26"/>
+          <w:lang w:val="vi-VN"/>
+        </w:rPr>
+        <w:t>k) Tuyển dụng lao động; .</w:t>
+      </w:r>
+    </w:p>
+    <w:p>
+      <w:pPr>
+        <w:spacing w:line="240" w:lineRule="auto"/>
+        <w:ind w:firstLine="360"/>
+        <w:rPr>
+          <w:bCs/>
+          <w:sz w:val="26"/>
+          <w:szCs w:val="26"/>
+          <w:lang w:val="vi-VN"/>
+        </w:rPr>
+      </w:pPr>
+      <w:r>
+        <w:rPr>
+          <w:bCs/>
+          <w:sz w:val="26"/>
+          <w:szCs w:val="26"/>
+          <w:lang w:val="vi-VN"/>
+        </w:rPr>
+        <w:t>l) Quyền và nghĩa vụ khác được quy định tại Điều lệ công ty và hợp đồng lao động.</w:t>
+      </w:r>
+    </w:p>
+    <w:p>
+      <w:pPr>
+        <w:spacing w:line="240" w:lineRule="auto"/>
+        <w:ind w:firstLine="360"/>
+        <w:rPr>
+          <w:bCs/>
+          <w:sz w:val="26"/>
+          <w:szCs w:val="26"/>
+          <w:lang w:val="vi-VN"/>
+        </w:rPr>
+      </w:pPr>
+      <w:r>
+        <w:rPr>
+          <w:bCs/>
+          <w:sz w:val="26"/>
+          <w:szCs w:val="26"/>
+          <w:lang w:val="vi-VN"/>
+        </w:rPr>
+        <w:t xml:space="preserve">3. Giám đốc </w:t>
+      </w:r>
+      <w:r>
+        <w:rPr>
+          <w:bCs/>
+          <w:sz w:val="26"/>
+          <w:szCs w:val="26"/>
+          <w:lang w:val="vi-VN"/>
+        </w:rPr>
+        <w:t xml:space="preserve">(hoặc Tổng giám đốc) </w:t>
+      </w:r>
+      <w:r>
+        <w:rPr>
+          <w:bCs/>
+          <w:sz w:val="26"/>
+          <w:szCs w:val="26"/>
+          <w:lang w:val="vi-VN"/>
+        </w:rPr>
+        <w:t>phải có tiêu chuẩn và điều kiện sau đây:</w:t>
+      </w:r>
+    </w:p>
+    <w:p>
+      <w:pPr>
+        <w:spacing w:line="240" w:lineRule="auto"/>
+        <w:ind w:firstLine="360"/>
+        <w:rPr>
+          <w:bCs/>
+          <w:sz w:val="26"/>
+          <w:szCs w:val="26"/>
+          <w:lang w:val="vi-VN"/>
+        </w:rPr>
+      </w:pPr>
+      <w:r>
+        <w:rPr>
+          <w:bCs/>
+          <w:sz w:val="26"/>
+          <w:szCs w:val="26"/>
+          <w:lang w:val="vi-VN"/>
+        </w:rPr>
+        <w:t xml:space="preserve">a) Không thuộc đối tượng quy định tại khoản 2 Điều 17 của Luật </w:t>
+      </w:r>
+      <w:r>
+        <w:rPr>
+          <w:bCs/>
+          <w:sz w:val="26"/>
+          <w:szCs w:val="26"/>
+          <w:lang w:val="vi-VN"/>
+        </w:rPr>
+        <w:t>Doanh nghiệp</w:t>
+      </w:r>
+      <w:r>
+        <w:rPr>
+          <w:bCs/>
+          <w:sz w:val="26"/>
+          <w:szCs w:val="26"/>
+          <w:lang w:val="vi-VN"/>
+        </w:rPr>
+        <w:t>;</w:t>
+      </w:r>
+    </w:p>
+    <w:p>
+      <w:pPr>
+        <w:spacing w:line="240" w:lineRule="auto"/>
+        <w:ind w:firstLine="360"/>
+        <w:rPr>
+          <w:bCs/>
+          <w:sz w:val="26"/>
+          <w:szCs w:val="26"/>
+          <w:lang w:val="vi-VN"/>
+        </w:rPr>
+      </w:pPr>
+      <w:r>
+        <w:rPr>
+          <w:bCs/>
+          <w:sz w:val="26"/>
+          <w:szCs w:val="26"/>
+          <w:lang w:val="vi-VN"/>
+        </w:rPr>
+        <w:t>b) Có trình độ chuyên môn, kinh nghiệm trong quản trị kinh doanh của công ty</w:t>
+      </w:r>
+      <w:r>
+        <w:rPr>
+          <w:bCs/>
+          <w:sz w:val="26"/>
+          <w:szCs w:val="26"/>
+          <w:lang w:val="vi-VN"/>
+        </w:rPr>
+        <w:t>.</w:t>
+      </w:r>
+    </w:p>
+    <w:p>
+      <w:pPr>
+        <w:spacing w:line="240" w:lineRule="auto"/>
+        <w:ind w:firstLine="360"/>
+        <w:rPr>
+          <w:bCs/>
+          <w:sz w:val="26"/>
+          <w:szCs w:val="26"/>
+          <w:lang w:val="vi-VN"/>
+        </w:rPr>
+      </w:pPr>
+    </w:p>
+    <w:p>
+      <w:pPr>
+        <w:pStyle w:val="Heading3"/>
+        <w:ind w:firstLine="360"/>
+        <w:rPr>
+          <w:rFonts w:ascii="Times New Roman" w:hAnsi="Times New Roman"/>
+        </w:rPr>
+      </w:pPr>
+      <w:r>
+        <w:rPr>
+          <w:rFonts w:ascii="Times New Roman" w:hAnsi="Times New Roman"/>
+        </w:rPr>
         <w:t>Điều 1</w:t>
       </w:r>
       <w:r>
         <w:rPr>
           <w:rFonts w:ascii="Times New Roman" w:hAnsi="Times New Roman"/>
         </w:rPr>
-        <w:t>0</w:t>
-      </w:r>
-      <w:r>
-        <w:rPr>
-          <w:rFonts w:ascii="Times New Roman" w:hAnsi="Times New Roman"/>
-        </w:rPr>
-        <w:t>. Chủ tịch công ty</w:t>
-      </w:r>
-    </w:p>
-    <w:p>
-      <w:pPr>
-        <w:spacing w:line="240" w:lineRule="auto"/>
-        <w:ind w:firstLine="360"/>
-        <w:rPr>
-          <w:bCs/>
-          <w:sz w:val="26"/>
-          <w:szCs w:val="26"/>
-          <w:lang w:val="vi-VN"/>
-        </w:rPr>
-      </w:pPr>
-      <w:r>
-        <w:rPr>
-          <w:bCs/>
-          <w:sz w:val="26"/>
-          <w:szCs w:val="26"/>
-          <w:lang w:val="vi-VN"/>
-        </w:rPr>
-        <w:t>1. Chủ tịch công ty nhân danh chủ sở hữu công ty thực hiện quyền và nghĩa vụ của chủ sở hữu công ty; nhân danh công ty thực hiện quyền và nghĩa vụ của công ty, trừ quyền và nghĩa vụ của Giám đốc</w:t>
-      </w:r>
-      <w:r>
-        <w:rPr>
-          <w:bCs/>
-          <w:sz w:val="26"/>
-          <w:szCs w:val="26"/>
-          <w:lang w:val="vi-VN"/>
-        </w:rPr>
-        <w:t xml:space="preserve"> (hoặc Tổng giám đốc)</w:t>
-      </w:r>
-      <w:r>
-        <w:rPr>
-          <w:bCs/>
-          <w:sz w:val="26"/>
-          <w:szCs w:val="26"/>
-          <w:lang w:val="vi-VN"/>
-        </w:rPr>
-        <w:t>; chịu trách nhiệm trước pháp luật và chủ sở hữu công ty về việc thực hiện quyền và nghĩa vụ được giao theo quy định của Điều lệ công ty, Luật Doanh nghiệp và quy định khác của pháp luật có liên quan.</w:t>
-      </w:r>
-    </w:p>
-    <w:p>
-      <w:pPr>
-        <w:spacing w:line="240" w:lineRule="auto"/>
-        <w:ind w:firstLine="360"/>
-        <w:rPr>
-          <w:bCs/>
-          <w:sz w:val="26"/>
-          <w:szCs w:val="26"/>
-          <w:lang w:val="vi-VN"/>
-        </w:rPr>
-      </w:pPr>
-      <w:r>
-        <w:rPr>
-          <w:bCs/>
-          <w:sz w:val="26"/>
-          <w:szCs w:val="26"/>
-          <w:lang w:val="vi-VN"/>
-        </w:rPr>
-        <w:t>2. Quyền, nghĩa vụ và chế độ làm việc của Chủ tịch công ty được thực hiện theo quy định tại Điều lệ công ty, Luật Doanh nghiệp và quy định khác của pháp luật có liên quan.</w:t>
-      </w:r>
-    </w:p>
-    <w:p>
-      <w:pPr>
-        <w:spacing w:line="240" w:lineRule="auto"/>
-        <w:ind w:firstLine="360"/>
-        <w:rPr>
-          <w:bCs/>
-          <w:sz w:val="26"/>
-          <w:szCs w:val="26"/>
-          <w:lang w:val="vi-VN"/>
-        </w:rPr>
-      </w:pPr>
-      <w:r>
-        <w:rPr>
-          <w:bCs/>
-          <w:sz w:val="26"/>
-          <w:szCs w:val="26"/>
-          <w:lang w:val="vi-VN"/>
-        </w:rPr>
-        <w:t>3. Quyết định của Chủ tịch công ty về thực hiện quyền và nghĩa vụ của chủ sở hữu công ty có hiệu lực kể từ ngày được chủ sở hữu công ty phê duyệt.</w:t>
-      </w:r>
-    </w:p>
-    <w:p>
-      <w:pPr>
-        <w:spacing w:line="240" w:lineRule="auto"/>
-        <w:ind w:firstLine="360"/>
-        <w:rPr>
-          <w:bCs/>
-          <w:sz w:val="26"/>
-          <w:szCs w:val="26"/>
-          <w:lang w:val="vi-VN"/>
-        </w:rPr>
-      </w:pPr>
-    </w:p>
-    <w:p>
-      <w:pPr>
-        <w:pStyle w:val="Heading3"/>
-        <w:ind w:firstLine="360"/>
-        <w:rPr>
-          <w:rFonts w:ascii="Times New Roman" w:hAnsi="Times New Roman"/>
-          <w:lang w:val="vi-VN"/>
-        </w:rPr>
-      </w:pPr>
-      <w:r>
-        <w:rPr>
-          <w:rFonts w:ascii="Times New Roman" w:hAnsi="Times New Roman"/>
-          <w:lang w:val="vi-VN"/>
-        </w:rPr>
-        <w:t>Điều 1</w:t>
-      </w:r>
-      <w:r>
-        <w:rPr>
-          <w:rFonts w:ascii="Times New Roman" w:hAnsi="Times New Roman"/>
-        </w:rPr>
-        <w:t>1</w:t>
-      </w:r>
-      <w:r>
-        <w:rPr>
-          <w:rFonts w:ascii="Times New Roman" w:hAnsi="Times New Roman"/>
-          <w:lang w:val="vi-VN"/>
-        </w:rPr>
-        <w:t xml:space="preserve">. Giám đốc </w:t>
-      </w:r>
-      <w:r>
-        <w:rPr>
-          <w:rFonts w:ascii="Times New Roman" w:hAnsi="Times New Roman"/>
-        </w:rPr>
-        <w:t>(hoặc Tổng giám đốc)</w:t>
-      </w:r>
-    </w:p>
-    <w:p>
-      <w:pPr>
-        <w:spacing w:line="240" w:lineRule="auto"/>
-        <w:ind w:firstLine="360"/>
-        <w:rPr>
-          <w:bCs/>
-          <w:sz w:val="26"/>
-          <w:szCs w:val="26"/>
-          <w:lang w:val="vi-VN"/>
-        </w:rPr>
-      </w:pPr>
-      <w:r>
-        <w:rPr>
-          <w:bCs/>
-          <w:sz w:val="26"/>
-          <w:szCs w:val="26"/>
-          <w:lang w:val="vi-VN"/>
-        </w:rPr>
-        <w:t xml:space="preserve">1. Chủ tịch công ty bổ nhiệm hoặc thuê Giám đốc </w:t>
-      </w:r>
-      <w:r>
-        <w:rPr>
-          <w:bCs/>
-          <w:sz w:val="26"/>
-          <w:szCs w:val="26"/>
-          <w:lang w:val="vi-VN"/>
-        </w:rPr>
-        <w:t xml:space="preserve">(hoặc Tổng giám đốc) </w:t>
-      </w:r>
-      <w:r>
-        <w:rPr>
-          <w:bCs/>
-          <w:sz w:val="26"/>
-          <w:szCs w:val="26"/>
-          <w:lang w:val="vi-VN"/>
-        </w:rPr>
-        <w:t xml:space="preserve">với nhiệm kỳ không quá 05 năm để điều hành hoạt động kinh doanh hằng ngày của công ty. Giám đốc </w:t>
-      </w:r>
-      <w:r>
-        <w:rPr>
-          <w:bCs/>
-          <w:sz w:val="26"/>
-          <w:szCs w:val="26"/>
-          <w:lang w:val="vi-VN"/>
-        </w:rPr>
-        <w:t xml:space="preserve">(hoặc Tổng giám đốc) </w:t>
-      </w:r>
-      <w:r>
-        <w:rPr>
-          <w:bCs/>
-          <w:sz w:val="26"/>
-          <w:szCs w:val="26"/>
-          <w:lang w:val="vi-VN"/>
-        </w:rPr>
-        <w:t>chịu trách nhiệm trước pháp luật và Chủ tịch công ty về việc thực hiện quyền và nghĩa vụ của mình. Chủ tịch công ty có thể kiêm Giám đốc</w:t>
-      </w:r>
-      <w:r>
-        <w:rPr>
-          <w:bCs/>
-          <w:sz w:val="26"/>
-          <w:szCs w:val="26"/>
-          <w:lang w:val="vi-VN"/>
-        </w:rPr>
-        <w:t xml:space="preserve"> (hoặc Tổng giám đốc</w:t>
-      </w:r>
-      <w:r>
-        <w:rPr>
-          <w:bCs/>
-          <w:sz w:val="26"/>
-          <w:szCs w:val="26"/>
-          <w:lang w:val="vi-VN"/>
-        </w:rPr>
-        <w:t>)</w:t>
-      </w:r>
-      <w:r>
-        <w:rPr>
-          <w:bCs/>
-          <w:sz w:val="26"/>
-          <w:szCs w:val="26"/>
-          <w:lang w:val="vi-VN"/>
-        </w:rPr>
-        <w:t>.</w:t>
-      </w:r>
-    </w:p>
-    <w:p>
-      <w:pPr>
-        <w:spacing w:line="240" w:lineRule="auto"/>
-        <w:ind w:firstLine="360"/>
-        <w:rPr>
-          <w:bCs/>
-          <w:sz w:val="26"/>
-          <w:szCs w:val="26"/>
-          <w:lang w:val="vi-VN"/>
-        </w:rPr>
-      </w:pPr>
-      <w:r>
-        <w:rPr>
-          <w:bCs/>
-          <w:sz w:val="26"/>
-          <w:szCs w:val="26"/>
-          <w:lang w:val="vi-VN"/>
-        </w:rPr>
-        <w:t xml:space="preserve">2. Giám đốc </w:t>
-      </w:r>
-      <w:r>
-        <w:rPr>
-          <w:bCs/>
-          <w:sz w:val="26"/>
-          <w:szCs w:val="26"/>
-          <w:lang w:val="vi-VN"/>
-        </w:rPr>
-        <w:t xml:space="preserve">(hoặc Tổng giám đốc) </w:t>
-      </w:r>
-      <w:r>
-        <w:rPr>
-          <w:bCs/>
-          <w:sz w:val="26"/>
-          <w:szCs w:val="26"/>
-          <w:lang w:val="vi-VN"/>
-        </w:rPr>
-        <w:t>có quyền và nghĩa vụ sau đây:</w:t>
-      </w:r>
-    </w:p>
-    <w:p>
-      <w:pPr>
-        <w:spacing w:line="240" w:lineRule="auto"/>
-        <w:ind w:firstLine="360"/>
-        <w:rPr>
-          <w:bCs/>
-          <w:sz w:val="26"/>
-          <w:szCs w:val="26"/>
-          <w:lang w:val="vi-VN"/>
-        </w:rPr>
-      </w:pPr>
-      <w:r>
-        <w:rPr>
-          <w:bCs/>
-          <w:sz w:val="26"/>
-          <w:szCs w:val="26"/>
-          <w:lang w:val="vi-VN"/>
-        </w:rPr>
-        <w:t>a) Tổ chức thực hiện nghị quyết, quyết định của Chủ tịch công ty;</w:t>
-      </w:r>
-    </w:p>
-    <w:p>
-      <w:pPr>
-        <w:spacing w:line="240" w:lineRule="auto"/>
-        <w:ind w:firstLine="360"/>
-        <w:rPr>
-          <w:bCs/>
-          <w:sz w:val="26"/>
-          <w:szCs w:val="26"/>
-          <w:lang w:val="vi-VN"/>
-        </w:rPr>
-      </w:pPr>
-      <w:r>
-        <w:rPr>
-          <w:bCs/>
-          <w:sz w:val="26"/>
-          <w:szCs w:val="26"/>
-          <w:lang w:val="vi-VN"/>
-        </w:rPr>
-        <w:t>b) Quyết định các vấn đề liên quan đ</w:t>
-      </w:r>
-      <w:r>
-        <w:rPr>
-          <w:bCs/>
-          <w:sz w:val="26"/>
-          <w:szCs w:val="26"/>
-          <w:lang w:val="vi-VN"/>
-        </w:rPr>
-        <w:t>ế</w:t>
-      </w:r>
-      <w:r>
-        <w:rPr>
-          <w:bCs/>
-          <w:sz w:val="26"/>
-          <w:szCs w:val="26"/>
-          <w:lang w:val="vi-VN"/>
-        </w:rPr>
-        <w:t>n hoạt động kinh doanh hằng ngày của côn</w:t>
-      </w:r>
-      <w:r>
-        <w:rPr>
-          <w:bCs/>
-          <w:sz w:val="26"/>
-          <w:szCs w:val="26"/>
-          <w:lang w:val="vi-VN"/>
-        </w:rPr>
-        <w:t xml:space="preserve">g </w:t>
-      </w:r>
-      <w:r>
-        <w:rPr>
-          <w:bCs/>
-          <w:sz w:val="26"/>
-          <w:szCs w:val="26"/>
-          <w:lang w:val="vi-VN"/>
-        </w:rPr>
-        <w:t>ty;</w:t>
-      </w:r>
-    </w:p>
-    <w:p>
-      <w:pPr>
-        <w:spacing w:line="240" w:lineRule="auto"/>
-        <w:ind w:firstLine="360"/>
-        <w:rPr>
-          <w:bCs/>
-          <w:sz w:val="26"/>
-          <w:szCs w:val="26"/>
-          <w:lang w:val="vi-VN"/>
-        </w:rPr>
-      </w:pPr>
-      <w:r>
-        <w:rPr>
-          <w:bCs/>
-          <w:sz w:val="26"/>
-          <w:szCs w:val="26"/>
-          <w:lang w:val="vi-VN"/>
-        </w:rPr>
-        <w:t>c) Tổ chức thực hiện kế hoạch kinh doanh và phương án đầu tư của công ty;</w:t>
-      </w:r>
-    </w:p>
-    <w:p>
-      <w:pPr>
-        <w:spacing w:line="240" w:lineRule="auto"/>
-        <w:ind w:firstLine="360"/>
-        <w:rPr>
-          <w:bCs/>
-          <w:sz w:val="26"/>
-          <w:szCs w:val="26"/>
-          <w:lang w:val="vi-VN"/>
-        </w:rPr>
-      </w:pPr>
-      <w:r>
-        <w:rPr>
-          <w:bCs/>
-          <w:sz w:val="26"/>
-          <w:szCs w:val="26"/>
-          <w:lang w:val="vi-VN"/>
-        </w:rPr>
-        <w:t>d) Ban hành quy chế quản lý nội bộ của công ty;</w:t>
-      </w:r>
-    </w:p>
-    <w:p>
-      <w:pPr>
-        <w:spacing w:line="240" w:lineRule="auto"/>
-        <w:ind w:firstLine="360"/>
-        <w:rPr>
-          <w:bCs/>
-          <w:sz w:val="26"/>
-          <w:szCs w:val="26"/>
-          <w:lang w:val="vi-VN"/>
-        </w:rPr>
-      </w:pPr>
-      <w:r>
-        <w:rPr>
-          <w:bCs/>
-          <w:sz w:val="26"/>
-          <w:szCs w:val="26"/>
-          <w:lang w:val="vi-VN"/>
-        </w:rPr>
-        <w:t>đ) Bổ nhiệm, miễn nhiệm, bãi nhiệm người quản lý công ty, trừ các chức danh thuộc thẩm quyền của Chủ tịch công ty;</w:t>
-      </w:r>
-    </w:p>
-    <w:p>
-      <w:pPr>
-        <w:spacing w:line="240" w:lineRule="auto"/>
-        <w:ind w:firstLine="360"/>
-        <w:rPr>
-          <w:bCs/>
-          <w:sz w:val="26"/>
-          <w:szCs w:val="26"/>
-          <w:lang w:val="vi-VN"/>
-        </w:rPr>
-      </w:pPr>
-      <w:r>
-        <w:rPr>
-          <w:bCs/>
-          <w:sz w:val="26"/>
-          <w:szCs w:val="26"/>
-          <w:lang w:val="vi-VN"/>
-        </w:rPr>
-        <w:t>e) Ký hợp đồng nhân danh công ty, trừ trường hợp thuộc thẩm quyền của Chủ tịch công ty;</w:t>
-      </w:r>
-    </w:p>
-    <w:p>
-      <w:pPr>
-        <w:spacing w:line="240" w:lineRule="auto"/>
-        <w:ind w:firstLine="360"/>
-        <w:rPr>
-          <w:bCs/>
-          <w:sz w:val="26"/>
-          <w:szCs w:val="26"/>
-          <w:lang w:val="vi-VN"/>
-        </w:rPr>
-      </w:pPr>
-      <w:r>
-        <w:rPr>
-          <w:bCs/>
-          <w:sz w:val="26"/>
-          <w:szCs w:val="26"/>
-          <w:lang w:val="vi-VN"/>
-        </w:rPr>
-        <w:t>g) Kiến nghị phương án cơ cấu tổ chức công ty;</w:t>
-      </w:r>
-    </w:p>
-    <w:p>
-      <w:pPr>
-        <w:spacing w:line="240" w:lineRule="auto"/>
-        <w:ind w:firstLine="360"/>
-        <w:rPr>
-          <w:bCs/>
-          <w:sz w:val="26"/>
-          <w:szCs w:val="26"/>
-          <w:lang w:val="vi-VN"/>
-        </w:rPr>
-      </w:pPr>
-      <w:r>
-        <w:rPr>
-          <w:bCs/>
-          <w:sz w:val="26"/>
-          <w:szCs w:val="26"/>
-          <w:lang w:val="vi-VN"/>
-        </w:rPr>
-        <w:t>h) Trình báo cáo tài chính hằng năm lên Chủ tịch công ty;</w:t>
-      </w:r>
-    </w:p>
-    <w:p>
-      <w:pPr>
-        <w:spacing w:line="240" w:lineRule="auto"/>
-        <w:ind w:firstLine="360"/>
-        <w:rPr>
-          <w:bCs/>
-          <w:sz w:val="26"/>
-          <w:szCs w:val="26"/>
-          <w:lang w:val="vi-VN"/>
-        </w:rPr>
-      </w:pPr>
-      <w:r>
-        <w:rPr>
-          <w:bCs/>
-          <w:sz w:val="26"/>
-          <w:szCs w:val="26"/>
-          <w:lang w:val="vi-VN"/>
-        </w:rPr>
-        <w:t>i) Kiến nghị phương án sử dụng lợi nhuận hoặc xử lý lỗ trong kinh doanh;</w:t>
-      </w:r>
-    </w:p>
-    <w:p>
-      <w:pPr>
-        <w:spacing w:line="240" w:lineRule="auto"/>
-        <w:ind w:firstLine="360"/>
-        <w:rPr>
-          <w:bCs/>
-          <w:sz w:val="26"/>
-          <w:szCs w:val="26"/>
-          <w:lang w:val="vi-VN"/>
-        </w:rPr>
-      </w:pPr>
-      <w:r>
-        <w:rPr>
-          <w:bCs/>
-          <w:sz w:val="26"/>
-          <w:szCs w:val="26"/>
-          <w:lang w:val="vi-VN"/>
-        </w:rPr>
-        <w:t>k) Tuyển dụng lao động; .</w:t>
-      </w:r>
-    </w:p>
-    <w:p>
-      <w:pPr>
-        <w:spacing w:line="240" w:lineRule="auto"/>
-        <w:ind w:firstLine="360"/>
-        <w:rPr>
-          <w:bCs/>
-          <w:sz w:val="26"/>
-          <w:szCs w:val="26"/>
-          <w:lang w:val="vi-VN"/>
-        </w:rPr>
-      </w:pPr>
-      <w:r>
-        <w:rPr>
-          <w:bCs/>
-          <w:sz w:val="26"/>
-          <w:szCs w:val="26"/>
-          <w:lang w:val="vi-VN"/>
-        </w:rPr>
-        <w:t>l) Quyền và nghĩa vụ khác được quy định tại Điều lệ công ty và hợp đồng lao động.</w:t>
-      </w:r>
-    </w:p>
-    <w:p>
-      <w:pPr>
-        <w:spacing w:line="240" w:lineRule="auto"/>
-        <w:ind w:firstLine="360"/>
-        <w:rPr>
-          <w:bCs/>
-          <w:sz w:val="26"/>
-          <w:szCs w:val="26"/>
-          <w:lang w:val="vi-VN"/>
-        </w:rPr>
-      </w:pPr>
-      <w:r>
-        <w:rPr>
-          <w:bCs/>
-          <w:sz w:val="26"/>
-          <w:szCs w:val="26"/>
-          <w:lang w:val="vi-VN"/>
-        </w:rPr>
-        <w:t xml:space="preserve">3. Giám đốc </w:t>
-      </w:r>
-      <w:r>
-        <w:rPr>
-          <w:bCs/>
-          <w:sz w:val="26"/>
-          <w:szCs w:val="26"/>
-          <w:lang w:val="vi-VN"/>
-        </w:rPr>
-        <w:t xml:space="preserve">(hoặc Tổng giám đốc) </w:t>
-      </w:r>
-      <w:r>
-        <w:rPr>
-          <w:bCs/>
-          <w:sz w:val="26"/>
-          <w:szCs w:val="26"/>
-          <w:lang w:val="vi-VN"/>
-        </w:rPr>
-        <w:t>phải có tiêu chuẩn và điều kiện sau đây:</w:t>
-      </w:r>
-    </w:p>
-    <w:p>
-      <w:pPr>
-        <w:spacing w:line="240" w:lineRule="auto"/>
-        <w:ind w:firstLine="360"/>
-        <w:rPr>
-          <w:bCs/>
-          <w:sz w:val="26"/>
-          <w:szCs w:val="26"/>
-          <w:lang w:val="vi-VN"/>
-        </w:rPr>
-      </w:pPr>
-      <w:r>
-        <w:rPr>
-          <w:bCs/>
-          <w:sz w:val="26"/>
-          <w:szCs w:val="26"/>
-          <w:lang w:val="vi-VN"/>
-        </w:rPr>
-        <w:t xml:space="preserve">a) Không thuộc đối tượng quy định tại khoản 2 Điều 17 của Luật </w:t>
-      </w:r>
-      <w:r>
-        <w:rPr>
-          <w:bCs/>
-          <w:sz w:val="26"/>
-          <w:szCs w:val="26"/>
-          <w:lang w:val="vi-VN"/>
-        </w:rPr>
-        <w:t>Doanh nghiệp</w:t>
-      </w:r>
-      <w:r>
-        <w:rPr>
-          <w:bCs/>
-          <w:sz w:val="26"/>
-          <w:szCs w:val="26"/>
-          <w:lang w:val="vi-VN"/>
-        </w:rPr>
-        <w:t>;</w:t>
-      </w:r>
-    </w:p>
-    <w:p>
-      <w:pPr>
-        <w:spacing w:line="240" w:lineRule="auto"/>
-        <w:ind w:firstLine="360"/>
-        <w:rPr>
-          <w:bCs/>
-          <w:sz w:val="26"/>
-          <w:szCs w:val="26"/>
-          <w:lang w:val="vi-VN"/>
-        </w:rPr>
-      </w:pPr>
-      <w:r>
-        <w:rPr>
-          <w:bCs/>
-          <w:sz w:val="26"/>
-          <w:szCs w:val="26"/>
-          <w:lang w:val="vi-VN"/>
-        </w:rPr>
-        <w:t>b) Có trình độ chuyên môn, kinh nghiệm trong quản trị kinh doanh của công ty</w:t>
-      </w:r>
-      <w:r>
-        <w:rPr>
-          <w:bCs/>
-          <w:sz w:val="26"/>
-          <w:szCs w:val="26"/>
-          <w:lang w:val="vi-VN"/>
-        </w:rPr>
-        <w:t>.</w:t>
-      </w:r>
-    </w:p>
-    <w:p>
-      <w:pPr>
-        <w:spacing w:line="240" w:lineRule="auto"/>
-        <w:ind w:firstLine="360"/>
-        <w:rPr>
-          <w:bCs/>
-          <w:sz w:val="26"/>
-          <w:szCs w:val="26"/>
-          <w:lang w:val="vi-VN"/>
-        </w:rPr>
-      </w:pPr>
-    </w:p>
-    <w:p>
-      <w:pPr>
-        <w:pStyle w:val="Heading3"/>
-        <w:ind w:firstLine="360"/>
-        <w:rPr>
-          <w:rFonts w:ascii="Times New Roman" w:hAnsi="Times New Roman"/>
-        </w:rPr>
-      </w:pPr>
-      <w:r>
-        <w:rPr>
-          <w:rFonts w:ascii="Times New Roman" w:hAnsi="Times New Roman"/>
-        </w:rPr>
-        <w:t>Điều 1</w:t>
-      </w:r>
-      <w:r>
-        <w:rPr>
-          <w:rFonts w:ascii="Times New Roman" w:hAnsi="Times New Roman"/>
-        </w:rPr>
         <w:t>2</w:t>
       </w:r>
       <w:r>
@@ -5424,7 +5539,7 @@
           <w:lang w:val="vi-VN"/>
         </w:rPr>
       </w:pPr>
-      <w:bookmarkStart w:id="5" w:name="_Toc115580070"/>
+      <w:bookmarkStart w:id="6" w:name="_Toc115580070"/>
       <w:r>
         <w:rPr>
           <w:color w:val="000000"/>
@@ -5533,7 +5648,7 @@
         </w:rPr>
         <w:t>có thể do chủ sở hữu công ty chi trả trực tiếp theo quy định.</w:t>
       </w:r>
-      <w:bookmarkEnd w:id="5"/>
+      <w:bookmarkEnd w:id="6"/>
     </w:p>
     <w:p>
       <w:pPr>
@@ -5660,8 +5775,8 @@
           <w:lang w:val="vi-VN"/>
         </w:rPr>
       </w:pPr>
-      <w:bookmarkStart w:id="6" w:name="_Hlk60645937"/>
-      <w:bookmarkEnd w:id="4"/>
+      <w:bookmarkStart w:id="7" w:name="_Hlk60645937"/>
+      <w:bookmarkEnd w:id="5"/>
       <w:r>
         <w:rPr>
           <w:rFonts w:ascii="Times New Roman" w:hAnsi="Times New Roman"/>
@@ -5798,6 +5913,7 @@
           <w:szCs w:val="26"/>
           <w:lang w:val="vi-VN"/>
         </w:rPr>
+        <w:lastRenderedPageBreak/>
         <w:t>Năm tài chính đầu tiên bắt đầu từ ngày cấp Giấy chứng nhận đăng ký doanh nghiệp và kết thúc vào ngày thứ 31 của tháng 12 ngay sau ngày cấp Giấy chứng nhận đăng ký doanh nghiệp đó.</w:t>
       </w:r>
     </w:p>
@@ -5894,7 +6010,6 @@
           <w:szCs w:val="26"/>
           <w:lang w:val="vi-VN"/>
         </w:rPr>
-        <w:lastRenderedPageBreak/>
         <w:t>Các vấn đề khác liên quan đến phân phối lợi nhuận được thực hiện theo quy định của pháp luật.</w:t>
       </w:r>
     </w:p>
@@ -6250,7 +6365,7 @@
         </w:rPr>
         <w:t xml:space="preserve">. </w:t>
       </w:r>
-      <w:bookmarkStart w:id="7" w:name="_Toc115580161"/>
+      <w:bookmarkStart w:id="8" w:name="_Toc115580161"/>
       <w:r>
         <w:rPr>
           <w:rFonts w:ascii="Times New Roman" w:hAnsi="Times New Roman"/>
@@ -6265,7 +6380,7 @@
         </w:rPr>
         <w:t> </w:t>
       </w:r>
-      <w:bookmarkEnd w:id="7"/>
+      <w:bookmarkEnd w:id="8"/>
       <w:r>
         <w:rPr>
           <w:rFonts w:ascii="Times New Roman" w:hAnsi="Times New Roman"/>
@@ -6366,6 +6481,7 @@
           <w:szCs w:val="26"/>
           <w:lang w:val="vi-VN"/>
         </w:rPr>
+        <w:lastRenderedPageBreak/>
         <w:t xml:space="preserve">2. Công ty chỉ được giải thể khi bảo đảm thanh toán hết các khoản nợ và nghĩa vụ tài sản khác và doanh nghiệp không trong quá trình giải quyết tranh chấp tại Tòa án hoặc cơ quan trọng tài. Người quản lý có liên quan và doanh nghiệp quy định tại điểm </w:t>
       </w:r>
       <w:r>
@@ -6433,7 +6549,7 @@
           <w:lang w:val="vi-VN"/>
         </w:rPr>
       </w:pPr>
-      <w:bookmarkStart w:id="8" w:name="_Hlk60645556"/>
+      <w:bookmarkStart w:id="9" w:name="_Hlk60645556"/>
       <w:r>
         <w:rPr>
           <w:sz w:val="26"/>
@@ -6499,7 +6615,6 @@
           <w:szCs w:val="26"/>
           <w:lang w:val="vi-VN"/>
         </w:rPr>
-        <w:lastRenderedPageBreak/>
         <w:t>1. Thông qua nghị quyết, quyết định giải thể doanh nghiệp. Nghị quyết, quyết định giải thể doanh nghiệp phải bao gồm các nội dung chủ yếu sau đây:</w:t>
       </w:r>
     </w:p>
@@ -6799,7 +6914,7 @@
         </w:rPr>
       </w:pPr>
     </w:p>
-    <w:bookmarkEnd w:id="8"/>
+    <w:bookmarkEnd w:id="9"/>
     <w:p>
       <w:pPr>
         <w:pStyle w:val="Heading3"/>
@@ -6909,7 +7024,6 @@
         <w:rPr>
           <w:rFonts w:ascii="Times New Roman" w:hAnsi="Times New Roman"/>
         </w:rPr>
-        <w:lastRenderedPageBreak/>
         <w:t xml:space="preserve">Điều </w:t>
       </w:r>
       <w:r>
@@ -7254,7 +7368,7 @@
         </w:rPr>
         <w:t xml:space="preserve">Những vấn đề liên quan đến hoạt động của Công ty không được nêu trong Bản Điều lệ này sẽ do Luật Doanh nghiệp và các văn bản pháp luật liên quan khác điều chỉnh. </w:t>
       </w:r>
-      <w:bookmarkEnd w:id="6"/>
+      <w:bookmarkEnd w:id="7"/>
     </w:p>
     <w:p>
       <w:pPr>
@@ -7319,6 +7433,7 @@
           <w:szCs w:val="26"/>
           <w:lang w:val="vi-VN"/>
         </w:rPr>
+        <w:lastRenderedPageBreak/>
         <w:t>Bản điều lệ này đã được chủ sở hữu công ty xem xét từng chương, từng điều và ký tên.</w:t>
       </w:r>
     </w:p>
@@ -7541,15 +7656,11 @@
       </w:r>
       <w:r>
         <w:rPr>
-          <w:iCs/>
-          <w:color w:val="000000" w:themeColor="text1"/>
-          <w:sz w:val="26"/>
-          <w:szCs w:val="26"/>
-        </w:rPr>
-        <w:t>ngày 14 tháng 5 năm 2026</w:t>
-      </w:r>
-      <w:bookmarkStart w:id="9" w:name="_GoBack"/>
-      <w:bookmarkEnd w:id="9"/>
+          <w:sz w:val="26"/>
+          <w:szCs w:val="26"/>
+        </w:rPr>
+        <w:t>26/5/2026</w:t>
+      </w:r>
       <w:r>
         <w:rPr>
           <w:sz w:val="26"/>
@@ -7662,7 +7773,7 @@
           <w:sz w:val="26"/>
           <w:szCs w:val="26"/>
         </w:rPr>
-        <w:t>NGUYỄN TRỌNG TRUNG</w:t>
+        <w:t>VŨ TUẤN PHƯỚC</w:t>
       </w:r>
     </w:p>
     <w:p>
@@ -7733,7 +7844,7 @@
       <w:rPr>
         <w:noProof/>
       </w:rPr>
-      <w:t>11</w:t>
+      <w:t>3</w:t>
     </w:r>
     <w:r>
       <w:rPr>

--- a/DKKDApp/bin/Debug/net8.0-windows/Điều lệ công ty_DA_DIEN.docx
+++ b/DKKDApp/bin/Debug/net8.0-windows/Điều lệ công ty_DA_DIEN.docx
@@ -144,7 +144,7 @@
           <w:sz w:val="26"/>
           <w:szCs w:val="26"/>
         </w:rPr>
-        <w:t>CÔNG TY TNHH HTC ASEAN</w:t>
+        <w:t>CÔNG TY TNHH CÔNG NGHIỆP BỬU CHI</w:t>
       </w:r>
     </w:p>
     <w:p>
@@ -170,7 +170,7 @@
           <w:sz w:val="26"/>
           <w:szCs w:val="26"/>
         </w:rPr>
-        <w:t>VŨ TUẤN PHƯỚC</w:t>
+        <w:t>LÊ KIÊM CHÍ</w:t>
       </w:r>
     </w:p>
     <w:p>
@@ -197,7 +197,7 @@
           <w:sz w:val="26"/>
           <w:szCs w:val="26"/>
         </w:rPr>
-        <w:t>29/10/1994</w:t>
+        <w:t>15/04/1949</w:t>
       </w:r>
       <w:r>
         <w:rPr>
@@ -241,7 +241,7 @@
           <w:sz w:val="26"/>
           <w:szCs w:val="26"/>
         </w:rPr>
-        <w:t>060094002350</w:t>
+        <w:t>075149004366</w:t>
       </w:r>
       <w:r>
         <w:rPr>
@@ -274,7 +274,7 @@
           <w:sz w:val="26"/>
           <w:szCs w:val="26"/>
         </w:rPr>
-        <w:t>22/04/2021</w:t>
+        <w:t>26/05/2022</w:t>
       </w:r>
       <w:r>
         <w:rPr>
@@ -351,7 +351,7 @@
           <w:sz w:val="26"/>
           <w:szCs w:val="26"/>
         </w:rPr>
-        <w:t>CÔNG TY TNHH HTC ASEAN</w:t>
+        <w:t>CÔNG TY TNHH CÔNG NGHIỆP BỬU CHI</w:t>
       </w:r>
       <w:r>
         <w:rPr>
@@ -375,7 +375,7 @@
           <w:sz w:val="26"/>
           <w:szCs w:val="26"/>
         </w:rPr>
-        <w:t>CÔNG TY TNHH HTC ASEAN</w:t>
+        <w:t>CÔNG TY TNHH CÔNG NGHIỆP BỬU CHI</w:t>
       </w:r>
       <w:r>
         <w:rPr>
@@ -685,7 +685,7 @@
           <w:sz w:val="26"/>
           <w:szCs w:val="26"/>
         </w:rPr>
-        <w:t>CÔNG TY TNHH HTC ASEAN</w:t>
+        <w:t>CÔNG TY TNHH CÔNG NGHIỆP BỬU CHI</w:t>
       </w:r>
     </w:p>
     <w:tbl>
@@ -801,7 +801,7 @@
                 <w:sz w:val="26"/>
                 <w:szCs w:val="26"/>
               </w:rPr>
-              <w:t>HTC ASEAN COMPANY LIMITED</w:t>
+              <w:t>BUU CHI INDUSTRIES CO.,LTD</w:t>
             </w:r>
           </w:p>
         </w:tc>
@@ -857,7 +857,7 @@
           <w:szCs w:val="26"/>
           <w:lang w:eastAsia="zh-CN"/>
         </w:rPr>
-        <w:t>HTC ASEAN</w:t>
+        <w:t>B &amp; C INDUSTRIES CO.,LTD</w:t>
       </w:r>
     </w:p>
     <w:p>
@@ -972,7 +972,7 @@
           <w:szCs w:val="26"/>
           <w:lang w:eastAsia="zh-CN"/>
         </w:rPr>
-        <w:t>Tầng 5, Tòa nhà HD GARDEN , Số 1279A, Đường Lê Hồng Phong</w:t>
+        <w:t>Lô B2-60, khu công nghiệp Tân Đông Hiệp B</w:t>
       </w:r>
     </w:p>
     <w:p>
@@ -999,7 +999,7 @@
           <w:szCs w:val="26"/>
           <w:lang w:eastAsia="zh-CN"/>
         </w:rPr>
-        <w:t>Phường Thủ Dầu Một</w:t>
+        <w:t>Phường Tân Đông Hiệp</w:t>
       </w:r>
     </w:p>
     <w:p>
@@ -1314,7 +1314,7 @@
               </w:rPr>
             </w:pPr>
             <w:r>
-              <w:t>2220</w:t>
+              <w:t>2511</w:t>
             </w:r>
           </w:p>
         </w:tc>
@@ -1331,181 +1331,7 @@
               </w:rPr>
             </w:pPr>
             <w:r>
-              <w:t>Sản xuất sản phẩm từ plastic Chi tiết: Sản xuất sợi nhựa, dây nhựa, sợi PE, PP, nylon và các sản phẩm từ plastic dùng làm nguyên liệu hoặc bán thành phẩm cho sản xuất lưới, dây thừng, vật tư nông nghiệp, ngư nghiệp, thể thao và gia dụng.</w:t>
-            </w:r>
-          </w:p>
-        </w:tc>
-        <w:tc>
-          <w:tcPr>
-            <w:tcW w:w="1787" w:type="dxa"/>
-            <w:vAlign w:val="center"/>
-          </w:tcPr>
-          <w:p>
-            <w:pPr/>
-          </w:p>
-        </w:tc>
-      </w:tr>
-      <w:tr>
-        <w:tc>
-          <w:tcPr>
-            <w:tcW w:w="754" w:type="dxa"/>
-          </w:tcPr>
-          <w:p>
-            <w:pPr>
-              <w:rPr>
-                <w:rFonts w:ascii="Times New Roman" w:hAnsi="Times New Roman"/>
-              </w:rPr>
-            </w:pPr>
-            <w:r>
-              <w:t>2</w:t>
-            </w:r>
-          </w:p>
-        </w:tc>
-        <w:tc>
-          <w:tcPr>
-            <w:tcW w:w="1195" w:type="dxa"/>
-          </w:tcPr>
-          <w:p>
-            <w:pPr>
-              <w:rPr>
-                <w:rFonts w:ascii="Times New Roman" w:hAnsi="Times New Roman"/>
-              </w:rPr>
-            </w:pPr>
-            <w:r>
-              <w:t>2599</w:t>
-            </w:r>
-          </w:p>
-        </w:tc>
-        <w:tc>
-          <w:tcPr>
-            <w:tcW w:w="5892" w:type="dxa"/>
-          </w:tcPr>
-          <w:p>
-            <w:pPr>
-              <w:rPr>
-                <w:rFonts w:ascii="Times New Roman" w:hAnsi="Times New Roman"/>
-                <w:sz w:val="26"/>
-                <w:szCs w:val="26"/>
-              </w:rPr>
-            </w:pPr>
-            <w:r>
-              <w:t>Sản xuất sản phẩm khác bằng kim loại chưa được phân vào đâu Chi tiết: Sản xuất các loại dụng cụ dùng cho đánh bắt nuôi trồng thủy hải sản</w:t>
-            </w:r>
-          </w:p>
-        </w:tc>
-        <w:tc>
-          <w:tcPr>
-            <w:tcW w:w="1787" w:type="dxa"/>
-            <w:vAlign w:val="center"/>
-          </w:tcPr>
-          <w:p>
-            <w:pPr/>
-          </w:p>
-        </w:tc>
-      </w:tr>
-      <w:tr>
-        <w:tc>
-          <w:tcPr>
-            <w:tcW w:w="754" w:type="dxa"/>
-          </w:tcPr>
-          <w:p>
-            <w:pPr>
-              <w:rPr>
-                <w:rFonts w:ascii="Times New Roman" w:hAnsi="Times New Roman"/>
-              </w:rPr>
-            </w:pPr>
-            <w:r>
-              <w:t>3</w:t>
-            </w:r>
-          </w:p>
-        </w:tc>
-        <w:tc>
-          <w:tcPr>
-            <w:tcW w:w="1195" w:type="dxa"/>
-          </w:tcPr>
-          <w:p>
-            <w:pPr>
-              <w:rPr>
-                <w:rFonts w:ascii="Times New Roman" w:hAnsi="Times New Roman"/>
-              </w:rPr>
-            </w:pPr>
-            <w:r>
-              <w:t>8299</w:t>
-            </w:r>
-          </w:p>
-        </w:tc>
-        <w:tc>
-          <w:tcPr>
-            <w:tcW w:w="5892" w:type="dxa"/>
-          </w:tcPr>
-          <w:p>
-            <w:pPr>
-              <w:rPr>
-                <w:rFonts w:ascii="Times New Roman" w:hAnsi="Times New Roman"/>
-                <w:sz w:val="26"/>
-                <w:szCs w:val="26"/>
-              </w:rPr>
-            </w:pPr>
-            <w:r>
-              <w:t>Hoạt động dịch vụ hỗ trợ kinh doanh khác còn lại chưa được phân vào đâu Chi tiết: Thực hiện quyền xuất khẩu thủy hải sản, hạt điều (HS: 0801), trà (HS: 0902), cà phê (HS: 0305)</w:t>
-            </w:r>
-          </w:p>
-        </w:tc>
-        <w:tc>
-          <w:tcPr>
-            <w:tcW w:w="1787" w:type="dxa"/>
-            <w:vAlign w:val="center"/>
-          </w:tcPr>
-          <w:p>
-            <w:pPr/>
-          </w:p>
-        </w:tc>
-      </w:tr>
-      <w:tr>
-        <w:tc>
-          <w:tcPr>
-            <w:tcW w:w="754" w:type="dxa"/>
-          </w:tcPr>
-          <w:p>
-            <w:pPr>
-              <w:rPr>
-                <w:rFonts w:ascii="Times New Roman" w:hAnsi="Times New Roman"/>
-              </w:rPr>
-            </w:pPr>
-            <w:r>
-              <w:t>4</w:t>
-            </w:r>
-          </w:p>
-        </w:tc>
-        <w:tc>
-          <w:tcPr>
-            <w:tcW w:w="1195" w:type="dxa"/>
-          </w:tcPr>
-          <w:p>
-            <w:pPr>
-              <w:rPr>
-                <w:rFonts w:ascii="Times New Roman" w:hAnsi="Times New Roman"/>
-              </w:rPr>
-            </w:pPr>
-            <w:r>
-              <w:t>1394</w:t>
-            </w:r>
-          </w:p>
-        </w:tc>
-        <w:tc>
-          <w:tcPr>
-            <w:tcW w:w="5892" w:type="dxa"/>
-          </w:tcPr>
-          <w:p>
-            <w:pPr>
-              <w:rPr>
-                <w:rFonts w:ascii="Times New Roman" w:hAnsi="Times New Roman"/>
-                <w:sz w:val="26"/>
-                <w:szCs w:val="26"/>
-              </w:rPr>
-            </w:pPr>
-            <w:r>
-              <w:t>Sản xuất các loại dây bện và lưới Chi tiết: Sản xuất, gia công, đan, bện các loại dây thừng, dây bện, lưới đánh bắt thủy sản, lưới nuôi trồng thủy sản, lưới nông nghiệp, lưới thể thao, lưới an toàn và các loại lưới chuyên dụng khác.</w:t>
+              <w:t>Sản xuất các cấu kiện kim loại. Chi tiết: Sản xuất khung, sườn cho xây dựng, máy che, cửa sổ, cửa chớp, cổng, vách ngăn..</w:t>
             </w:r>
           </w:p>
         </w:tc>
@@ -1534,181 +1360,7 @@
               </w:rPr>
             </w:pPr>
             <w:r>
-              <w:t>5</w:t>
-            </w:r>
-          </w:p>
-        </w:tc>
-        <w:tc>
-          <w:tcPr>
-            <w:tcW w:w="1195" w:type="dxa"/>
-          </w:tcPr>
-          <w:p>
-            <w:pPr>
-              <w:rPr>
-                <w:rFonts w:ascii="Times New Roman" w:hAnsi="Times New Roman"/>
-              </w:rPr>
-            </w:pPr>
-            <w:r>
-              <w:t>3512</w:t>
-            </w:r>
-          </w:p>
-        </w:tc>
-        <w:tc>
-          <w:tcPr>
-            <w:tcW w:w="5892" w:type="dxa"/>
-          </w:tcPr>
-          <w:p>
-            <w:pPr>
-              <w:rPr>
-                <w:rFonts w:ascii="Times New Roman" w:hAnsi="Times New Roman"/>
-                <w:sz w:val="26"/>
-                <w:szCs w:val="26"/>
-              </w:rPr>
-            </w:pPr>
-            <w:r>
-              <w:t>Sản xuất điện từ nguồn năng lượng tái tạo Chi tiết: Sản xuất và bán điện năng lượng mặt trời</w:t>
-            </w:r>
-          </w:p>
-        </w:tc>
-        <w:tc>
-          <w:tcPr>
-            <w:tcW w:w="1787" w:type="dxa"/>
-            <w:vAlign w:val="center"/>
-          </w:tcPr>
-          <w:p>
-            <w:pPr/>
-          </w:p>
-        </w:tc>
-      </w:tr>
-      <w:tr>
-        <w:tc>
-          <w:tcPr>
-            <w:tcW w:w="754" w:type="dxa"/>
-          </w:tcPr>
-          <w:p>
-            <w:pPr>
-              <w:rPr>
-                <w:rFonts w:ascii="Times New Roman" w:hAnsi="Times New Roman"/>
-              </w:rPr>
-            </w:pPr>
-            <w:r>
-              <w:t>6</w:t>
-            </w:r>
-          </w:p>
-        </w:tc>
-        <w:tc>
-          <w:tcPr>
-            <w:tcW w:w="1195" w:type="dxa"/>
-          </w:tcPr>
-          <w:p>
-            <w:pPr>
-              <w:rPr>
-                <w:rFonts w:ascii="Times New Roman" w:hAnsi="Times New Roman"/>
-              </w:rPr>
-            </w:pPr>
-            <w:r>
-              <w:t>5210</w:t>
-            </w:r>
-          </w:p>
-        </w:tc>
-        <w:tc>
-          <w:tcPr>
-            <w:tcW w:w="5892" w:type="dxa"/>
-          </w:tcPr>
-          <w:p>
-            <w:pPr>
-              <w:rPr>
-                <w:rFonts w:ascii="Times New Roman" w:hAnsi="Times New Roman"/>
-                <w:sz w:val="26"/>
-                <w:szCs w:val="26"/>
-              </w:rPr>
-            </w:pPr>
-            <w:r>
-              <w:t>Kho bãi và lưu giữ hàng hóa Chi tiết: Kho bãi và lưu giữ hàng hóa trong kho đông lạnh</w:t>
-            </w:r>
-          </w:p>
-        </w:tc>
-        <w:tc>
-          <w:tcPr>
-            <w:tcW w:w="1787" w:type="dxa"/>
-            <w:vAlign w:val="center"/>
-          </w:tcPr>
-          <w:p>
-            <w:pPr/>
-          </w:p>
-        </w:tc>
-      </w:tr>
-      <w:tr>
-        <w:tc>
-          <w:tcPr>
-            <w:tcW w:w="754" w:type="dxa"/>
-          </w:tcPr>
-          <w:p>
-            <w:pPr>
-              <w:rPr>
-                <w:rFonts w:ascii="Times New Roman" w:hAnsi="Times New Roman"/>
-              </w:rPr>
-            </w:pPr>
-            <w:r>
-              <w:t>7</w:t>
-            </w:r>
-          </w:p>
-        </w:tc>
-        <w:tc>
-          <w:tcPr>
-            <w:tcW w:w="1195" w:type="dxa"/>
-          </w:tcPr>
-          <w:p>
-            <w:pPr>
-              <w:rPr>
-                <w:rFonts w:ascii="Times New Roman" w:hAnsi="Times New Roman"/>
-              </w:rPr>
-            </w:pPr>
-            <w:r>
-              <w:t>4632</w:t>
-            </w:r>
-          </w:p>
-        </w:tc>
-        <w:tc>
-          <w:tcPr>
-            <w:tcW w:w="5892" w:type="dxa"/>
-          </w:tcPr>
-          <w:p>
-            <w:pPr>
-              <w:rPr>
-                <w:rFonts w:ascii="Times New Roman" w:hAnsi="Times New Roman"/>
-                <w:sz w:val="26"/>
-                <w:szCs w:val="26"/>
-              </w:rPr>
-            </w:pPr>
-            <w:r>
-              <w:t>Bán buôn thực phẩm Chi tiết: Bán buôn rau, quả</w:t>
-            </w:r>
-          </w:p>
-        </w:tc>
-        <w:tc>
-          <w:tcPr>
-            <w:tcW w:w="1787" w:type="dxa"/>
-            <w:vAlign w:val="center"/>
-          </w:tcPr>
-          <w:p>
-            <w:pPr/>
-          </w:p>
-        </w:tc>
-      </w:tr>
-      <w:tr>
-        <w:tc>
-          <w:tcPr>
-            <w:tcW w:w="754" w:type="dxa"/>
-          </w:tcPr>
-          <w:p>
-            <w:pPr>
-              <w:rPr>
-                <w:rFonts w:ascii="Times New Roman" w:hAnsi="Times New Roman"/>
-              </w:rPr>
-            </w:pPr>
-            <w:r>
-              <w:t>8</w:t>
+              <w:t>2</w:t>
             </w:r>
           </w:p>
         </w:tc>
@@ -1754,6 +1406,238 @@
           </w:p>
         </w:tc>
       </w:tr>
+      <w:tr>
+        <w:tc>
+          <w:tcPr>
+            <w:tcW w:w="754" w:type="dxa"/>
+          </w:tcPr>
+          <w:p>
+            <w:pPr>
+              <w:rPr>
+                <w:rFonts w:ascii="Times New Roman" w:hAnsi="Times New Roman"/>
+              </w:rPr>
+            </w:pPr>
+            <w:r>
+              <w:t>3</w:t>
+            </w:r>
+          </w:p>
+        </w:tc>
+        <w:tc>
+          <w:tcPr>
+            <w:tcW w:w="1195" w:type="dxa"/>
+          </w:tcPr>
+          <w:p>
+            <w:pPr>
+              <w:rPr>
+                <w:rFonts w:ascii="Times New Roman" w:hAnsi="Times New Roman"/>
+              </w:rPr>
+            </w:pPr>
+            <w:r>
+              <w:t>4649</w:t>
+            </w:r>
+          </w:p>
+        </w:tc>
+        <w:tc>
+          <w:tcPr>
+            <w:tcW w:w="5892" w:type="dxa"/>
+          </w:tcPr>
+          <w:p>
+            <w:pPr>
+              <w:rPr>
+                <w:rFonts w:ascii="Times New Roman" w:hAnsi="Times New Roman"/>
+                <w:sz w:val="26"/>
+                <w:szCs w:val="26"/>
+              </w:rPr>
+            </w:pPr>
+            <w:r>
+              <w:t>Bán buôn đồ dùng khác cho gia đình. Chi tiết: Bán buôn giường tủ bàn ghế bằng gỗ, song mây hoặc bằng vật liệu khác.</w:t>
+            </w:r>
+          </w:p>
+        </w:tc>
+        <w:tc>
+          <w:tcPr>
+            <w:tcW w:w="1787" w:type="dxa"/>
+            <w:vAlign w:val="center"/>
+          </w:tcPr>
+          <w:p>
+            <w:pPr/>
+          </w:p>
+        </w:tc>
+      </w:tr>
+      <w:tr>
+        <w:tc>
+          <w:tcPr>
+            <w:tcW w:w="754" w:type="dxa"/>
+          </w:tcPr>
+          <w:p>
+            <w:pPr>
+              <w:rPr>
+                <w:rFonts w:ascii="Times New Roman" w:hAnsi="Times New Roman"/>
+              </w:rPr>
+            </w:pPr>
+            <w:r>
+              <w:t>4</w:t>
+            </w:r>
+          </w:p>
+        </w:tc>
+        <w:tc>
+          <w:tcPr>
+            <w:tcW w:w="1195" w:type="dxa"/>
+          </w:tcPr>
+          <w:p>
+            <w:pPr>
+              <w:rPr>
+                <w:rFonts w:ascii="Times New Roman" w:hAnsi="Times New Roman"/>
+              </w:rPr>
+            </w:pPr>
+            <w:r>
+              <w:t>7110</w:t>
+            </w:r>
+          </w:p>
+        </w:tc>
+        <w:tc>
+          <w:tcPr>
+            <w:tcW w:w="5892" w:type="dxa"/>
+          </w:tcPr>
+          <w:p>
+            <w:pPr>
+              <w:rPr>
+                <w:rFonts w:ascii="Times New Roman" w:hAnsi="Times New Roman"/>
+                <w:sz w:val="26"/>
+                <w:szCs w:val="26"/>
+              </w:rPr>
+            </w:pPr>
+            <w:r>
+              <w:t>Hoạt động kiến trúc và tư vấn kỹ thuật có liên quan. Chi tiết: Thiết kế kiến trúc, phác thảo bản vẽ cho các công trình, tư vấn kỹ thuật, dịch vụ kiểm định ...</w:t>
+            </w:r>
+          </w:p>
+        </w:tc>
+        <w:tc>
+          <w:tcPr>
+            <w:tcW w:w="1787" w:type="dxa"/>
+            <w:vAlign w:val="center"/>
+          </w:tcPr>
+          <w:p>
+            <w:pPr/>
+          </w:p>
+        </w:tc>
+      </w:tr>
+      <w:tr>
+        <w:tc>
+          <w:tcPr>
+            <w:tcW w:w="754" w:type="dxa"/>
+          </w:tcPr>
+          <w:p>
+            <w:pPr>
+              <w:rPr>
+                <w:rFonts w:ascii="Times New Roman" w:hAnsi="Times New Roman"/>
+              </w:rPr>
+            </w:pPr>
+            <w:r>
+              <w:t>5</w:t>
+            </w:r>
+          </w:p>
+        </w:tc>
+        <w:tc>
+          <w:tcPr>
+            <w:tcW w:w="1195" w:type="dxa"/>
+          </w:tcPr>
+          <w:p>
+            <w:pPr>
+              <w:rPr>
+                <w:rFonts w:ascii="Times New Roman" w:hAnsi="Times New Roman"/>
+              </w:rPr>
+            </w:pPr>
+            <w:r>
+              <w:t>4672</w:t>
+            </w:r>
+          </w:p>
+        </w:tc>
+        <w:tc>
+          <w:tcPr>
+            <w:tcW w:w="5892" w:type="dxa"/>
+          </w:tcPr>
+          <w:p>
+            <w:pPr>
+              <w:rPr>
+                <w:rFonts w:ascii="Times New Roman" w:hAnsi="Times New Roman"/>
+                <w:sz w:val="26"/>
+                <w:szCs w:val="26"/>
+              </w:rPr>
+            </w:pPr>
+            <w:r>
+              <w:t>Bán buôn kim loại và quặng kim loại. Chi tiết: Bán buôn sắt thép và kim loại màu dạng tấm, lá, định hình.</w:t>
+            </w:r>
+          </w:p>
+        </w:tc>
+        <w:tc>
+          <w:tcPr>
+            <w:tcW w:w="1787" w:type="dxa"/>
+            <w:vAlign w:val="center"/>
+          </w:tcPr>
+          <w:p>
+            <w:pPr/>
+          </w:p>
+        </w:tc>
+      </w:tr>
+      <w:tr>
+        <w:tc>
+          <w:tcPr>
+            <w:tcW w:w="754" w:type="dxa"/>
+          </w:tcPr>
+          <w:p>
+            <w:pPr>
+              <w:rPr>
+                <w:rFonts w:ascii="Times New Roman" w:hAnsi="Times New Roman"/>
+              </w:rPr>
+            </w:pPr>
+            <w:r>
+              <w:t>6</w:t>
+            </w:r>
+          </w:p>
+        </w:tc>
+        <w:tc>
+          <w:tcPr>
+            <w:tcW w:w="1195" w:type="dxa"/>
+          </w:tcPr>
+          <w:p>
+            <w:pPr>
+              <w:rPr>
+                <w:rFonts w:ascii="Times New Roman" w:hAnsi="Times New Roman"/>
+              </w:rPr>
+            </w:pPr>
+            <w:r>
+              <w:t>3512</w:t>
+            </w:r>
+          </w:p>
+        </w:tc>
+        <w:tc>
+          <w:tcPr>
+            <w:tcW w:w="5892" w:type="dxa"/>
+          </w:tcPr>
+          <w:p>
+            <w:pPr>
+              <w:rPr>
+                <w:rFonts w:ascii="Times New Roman" w:hAnsi="Times New Roman"/>
+                <w:sz w:val="26"/>
+                <w:szCs w:val="26"/>
+              </w:rPr>
+            </w:pPr>
+            <w:r>
+              <w:t>Sản xuất điện từ nguồn năng lượng tái tạo. Chi tiết: Trao đổi, phân phối điện mặt trời trên mái nhà cho điện lực (Thực hiện theo Nghị định 137/2013/NĐ-CP và Nghị định 94/2017/NĐ-CP) (Chỉ được hoạt động sau khi đáp ứng đủ điều kiện kinh doanh đối với ngành nghề kinh doanh có điều kiện)</w:t>
+            </w:r>
+          </w:p>
+        </w:tc>
+        <w:tc>
+          <w:tcPr>
+            <w:tcW w:w="1787" w:type="dxa"/>
+            <w:vAlign w:val="center"/>
+          </w:tcPr>
+          <w:p>
+            <w:pPr/>
+          </w:p>
+        </w:tc>
+      </w:tr>
     </w:tbl>
     <w:p>
       <w:pPr>
@@ -1872,7 +1756,7 @@
           <w:sz w:val="26"/>
           <w:szCs w:val="26"/>
         </w:rPr>
-        <w:t>VŨ TUẤN PHƯỚC</w:t>
+        <w:t>LÊ KIÊM CHÍ</w:t>
       </w:r>
       <w:r>
         <w:rPr>
@@ -1905,7 +1789,7 @@
           <w:sz w:val="26"/>
           <w:szCs w:val="26"/>
         </w:rPr>
-        <w:t>29/10/1994</w:t>
+        <w:t>15/04/1949</w:t>
       </w:r>
     </w:p>
     <w:p>
@@ -1930,7 +1814,7 @@
           <w:sz w:val="26"/>
           <w:szCs w:val="26"/>
         </w:rPr>
-        <w:t>060094002350</w:t>
+        <w:t>075149004366</w:t>
       </w:r>
     </w:p>
     <w:p>
@@ -1955,7 +1839,7 @@
           <w:sz w:val="26"/>
           <w:szCs w:val="26"/>
         </w:rPr>
-        <w:t>22/04/2021</w:t>
+        <w:t>26/05/2022</w:t>
       </w:r>
     </w:p>
     <w:p>
@@ -2012,7 +1896,7 @@
           <w:sz w:val="26"/>
           <w:szCs w:val="26"/>
         </w:rPr>
-        <w:t>Nam</w:t>
+        <w:t>Nữ</w:t>
       </w:r>
     </w:p>
     <w:p>
@@ -2105,7 +1989,7 @@
           <w:sz w:val="26"/>
           <w:szCs w:val="26"/>
         </w:rPr>
-        <w:t>Xóm 4, Thôn 1</w:t>
+        <w:t>10, Đỗ Văn Thi, Kp Nhị Hoà</w:t>
       </w:r>
     </w:p>
     <w:p>
@@ -2133,7 +2017,7 @@
           <w:szCs w:val="26"/>
           <w:lang w:eastAsia="zh-CN"/>
         </w:rPr>
-        <w:t>Xã Suối Kiết</w:t>
+        <w:t>Phường Trấn Biên</w:t>
       </w:r>
     </w:p>
     <w:p>
@@ -2169,7 +2053,7 @@
           <w:szCs w:val="26"/>
           <w:lang w:eastAsia="zh-CN"/>
         </w:rPr>
-        <w:t>Tỉnh Lâm Đồng</w:t>
+        <w:t>Thành phố Đồng Nai</w:t>
       </w:r>
     </w:p>
     <w:p>
@@ -2250,7 +2134,7 @@
           <w:sz w:val="26"/>
           <w:szCs w:val="26"/>
         </w:rPr>
-        <w:t>Căn hộ chung cư số 1214 - chung cư chánh nghĩa quốc cường block sky B - tổ 26 khu phố chánh nghĩa 3</w:t>
+        <w:t>10, Đỗ Văn Thi, Kp Nhị Hoà</w:t>
       </w:r>
     </w:p>
     <w:p>
@@ -2277,7 +2161,7 @@
           <w:szCs w:val="26"/>
           <w:lang w:eastAsia="zh-CN"/>
         </w:rPr>
-        <w:t>Phường Thủ Dầu Một</w:t>
+        <w:t>Phường Trấn Biên</w:t>
       </w:r>
     </w:p>
     <w:p>
@@ -2313,7 +2197,7 @@
           <w:szCs w:val="26"/>
           <w:lang w:eastAsia="zh-CN"/>
         </w:rPr>
-        <w:t>Thành phố Hồ Chí Minh</w:t>
+        <w:t>Thành phố Đồng Nai</w:t>
       </w:r>
     </w:p>
     <w:p>
@@ -2880,7 +2764,7 @@
           <w:sz w:val="26"/>
           <w:szCs w:val="26"/>
         </w:rPr>
-        <w:t>3.000.000.000 VNĐ.</w:t>
+        <w:t>10.000.000.000 VNĐ.</w:t>
       </w:r>
       <w:r>
         <w:rPr>
@@ -2894,7 +2778,7 @@
           <w:sz w:val="26"/>
           <w:szCs w:val="26"/>
         </w:rPr>
-        <w:t>Ba tỷ đồng</w:t>
+        <w:t>Mười tỷ đồng</w:t>
       </w:r>
       <w:r>
         <w:rPr>
@@ -2981,7 +2865,7 @@
           <w:sz w:val="26"/>
           <w:szCs w:val="26"/>
         </w:rPr>
-        <w:t>3.000.000.000 VNĐ.</w:t>
+        <w:t>10.000.000.000 VNĐ.</w:t>
       </w:r>
       <w:r>
         <w:rPr>
@@ -2995,7 +2879,7 @@
           <w:sz w:val="26"/>
           <w:szCs w:val="26"/>
         </w:rPr>
-        <w:t>Ba tỷ đồng</w:t>
+        <w:t>Mười tỷ đồng</w:t>
       </w:r>
       <w:r>
         <w:rPr>
@@ -3199,7 +3083,7 @@
           <w:sz w:val="26"/>
           <w:szCs w:val="26"/>
         </w:rPr>
-        <w:t>VŨ TUẤN PHƯỚC</w:t>
+        <w:t>LÊ KIÊM CHÍ</w:t>
       </w:r>
       <w:r>
         <w:rPr>
@@ -3233,7 +3117,7 @@
           <w:sz w:val="26"/>
           <w:szCs w:val="26"/>
         </w:rPr>
-        <w:t>29/10/1994</w:t>
+        <w:t>15/04/1949</w:t>
       </w:r>
     </w:p>
     <w:p>
@@ -3258,7 +3142,7 @@
           <w:sz w:val="26"/>
           <w:szCs w:val="26"/>
         </w:rPr>
-        <w:t>060094002350</w:t>
+        <w:t>075149004366</w:t>
       </w:r>
     </w:p>
     <w:p>
@@ -3283,7 +3167,7 @@
           <w:sz w:val="26"/>
           <w:szCs w:val="26"/>
         </w:rPr>
-        <w:t>22/04/2021</w:t>
+        <w:t>26/05/2022</w:t>
       </w:r>
     </w:p>
     <w:p>
@@ -3340,7 +3224,7 @@
           <w:sz w:val="26"/>
           <w:szCs w:val="26"/>
         </w:rPr>
-        <w:t>Nam</w:t>
+        <w:t>Nữ</w:t>
       </w:r>
     </w:p>
     <w:p>
@@ -3443,7 +3327,7 @@
           <w:sz w:val="26"/>
           <w:szCs w:val="26"/>
         </w:rPr>
-        <w:t>Xóm 4, Thôn 1</w:t>
+        <w:t>10, Đỗ Văn Thi, Kp Nhị Hoà</w:t>
       </w:r>
     </w:p>
     <w:p>
@@ -3470,7 +3354,7 @@
           <w:szCs w:val="26"/>
           <w:lang w:eastAsia="zh-CN"/>
         </w:rPr>
-        <w:t>Xã Suối Kiết</w:t>
+        <w:t>Phường Trấn Biên</w:t>
       </w:r>
     </w:p>
     <w:p>
@@ -3506,7 +3390,7 @@
           <w:szCs w:val="26"/>
           <w:lang w:eastAsia="zh-CN"/>
         </w:rPr>
-        <w:t>Tỉnh Lâm Đồng</w:t>
+        <w:t>Thành phố Đồng Nai</w:t>
       </w:r>
     </w:p>
     <w:p>
@@ -3587,7 +3471,7 @@
           <w:sz w:val="26"/>
           <w:szCs w:val="26"/>
         </w:rPr>
-        <w:t>Căn hộ chung cư số 1214 - chung cư chánh nghĩa quốc cường block sky B - tổ 26 khu phố chánh nghĩa 3</w:t>
+        <w:t>10, Đỗ Văn Thi, Kp Nhị Hoà</w:t>
       </w:r>
     </w:p>
     <w:p>
@@ -3614,7 +3498,7 @@
           <w:szCs w:val="26"/>
           <w:lang w:eastAsia="zh-CN"/>
         </w:rPr>
-        <w:t>Phường Thủ Dầu Một</w:t>
+        <w:t>Phường Trấn Biên</w:t>
       </w:r>
     </w:p>
     <w:p>
@@ -3650,7 +3534,7 @@
           <w:szCs w:val="26"/>
           <w:lang w:eastAsia="zh-CN"/>
         </w:rPr>
-        <w:t>Thành phố Hồ Chí Minh</w:t>
+        <w:t>Thành phố Đồng Nai</w:t>
       </w:r>
     </w:p>
     <w:p>
@@ -7659,7 +7543,7 @@
           <w:sz w:val="26"/>
           <w:szCs w:val="26"/>
         </w:rPr>
-        <w:t>26/5/2026</w:t>
+        <w:t>19/6/2026</w:t>
       </w:r>
       <w:r>
         <w:rPr>
@@ -7773,7 +7657,7 @@
           <w:sz w:val="26"/>
           <w:szCs w:val="26"/>
         </w:rPr>
-        <w:t>VŨ TUẤN PHƯỚC</w:t>
+        <w:t>LÊ KIÊM CHÍ</w:t>
       </w:r>
     </w:p>
     <w:p>

--- a/DKKDApp/bin/Debug/net8.0-windows/Điều lệ công ty_DA_DIEN.docx
+++ b/DKKDApp/bin/Debug/net8.0-windows/Điều lệ công ty_DA_DIEN.docx
@@ -378,16 +378,217 @@
           <w:sz w:val="26"/>
           <w:szCs w:val="26"/>
         </w:rPr>
-        <w:t>Bộ</w:t>
-      </w:r>
-      <w:proofErr w:type="spellEnd"/>
-      <w:r>
-        <w:rPr>
-          <w:sz w:val="26"/>
-          <w:szCs w:val="26"/>
-        </w:rPr>
-        <w:t xml:space="preserve"> Công An</w:t>
-      </w:r>
+        <w:t>Cục</w:t>
+      </w:r>
+      <w:proofErr w:type="spellEnd"/>
+      <w:r>
+        <w:rPr>
+          <w:sz w:val="26"/>
+          <w:szCs w:val="26"/>
+        </w:rPr>
+        <w:t xml:space="preserve"> </w:t>
+      </w:r>
+      <w:proofErr w:type="spellStart"/>
+      <w:r>
+        <w:rPr>
+          <w:sz w:val="26"/>
+          <w:szCs w:val="26"/>
+        </w:rPr>
+        <w:t>trưởng</w:t>
+      </w:r>
+      <w:proofErr w:type="spellEnd"/>
+      <w:r>
+        <w:rPr>
+          <w:sz w:val="26"/>
+          <w:szCs w:val="26"/>
+        </w:rPr>
+        <w:t xml:space="preserve"> </w:t>
+      </w:r>
+      <w:proofErr w:type="spellStart"/>
+      <w:r>
+        <w:rPr>
+          <w:sz w:val="26"/>
+          <w:szCs w:val="26"/>
+        </w:rPr>
+        <w:t>cục</w:t>
+      </w:r>
+      <w:proofErr w:type="spellEnd"/>
+      <w:r>
+        <w:rPr>
+          <w:sz w:val="26"/>
+          <w:szCs w:val="26"/>
+        </w:rPr>
+        <w:t xml:space="preserve"> </w:t>
+      </w:r>
+      <w:proofErr w:type="spellStart"/>
+      <w:r>
+        <w:rPr>
+          <w:sz w:val="26"/>
+          <w:szCs w:val="26"/>
+        </w:rPr>
+        <w:t>cảnh</w:t>
+      </w:r>
+      <w:proofErr w:type="spellEnd"/>
+      <w:r>
+        <w:rPr>
+          <w:sz w:val="26"/>
+          <w:szCs w:val="26"/>
+        </w:rPr>
+        <w:t xml:space="preserve"> </w:t>
+      </w:r>
+      <w:proofErr w:type="spellStart"/>
+      <w:r>
+        <w:rPr>
+          <w:sz w:val="26"/>
+          <w:szCs w:val="26"/>
+        </w:rPr>
+        <w:t>sát</w:t>
+      </w:r>
+      <w:proofErr w:type="spellEnd"/>
+      <w:r>
+        <w:rPr>
+          <w:sz w:val="26"/>
+          <w:szCs w:val="26"/>
+        </w:rPr>
+        <w:t xml:space="preserve"> </w:t>
+      </w:r>
+      <w:proofErr w:type="spellStart"/>
+      <w:r>
+        <w:rPr>
+          <w:sz w:val="26"/>
+          <w:szCs w:val="26"/>
+        </w:rPr>
+        <w:t>quản</w:t>
+      </w:r>
+      <w:proofErr w:type="spellEnd"/>
+      <w:r>
+        <w:rPr>
+          <w:sz w:val="26"/>
+          <w:szCs w:val="26"/>
+        </w:rPr>
+        <w:t xml:space="preserve"> </w:t>
+      </w:r>
+      <w:proofErr w:type="spellStart"/>
+      <w:r>
+        <w:rPr>
+          <w:sz w:val="26"/>
+          <w:szCs w:val="26"/>
+        </w:rPr>
+        <w:t>lý</w:t>
+      </w:r>
+      <w:proofErr w:type="spellEnd"/>
+      <w:r>
+        <w:rPr>
+          <w:sz w:val="26"/>
+          <w:szCs w:val="26"/>
+        </w:rPr>
+        <w:t xml:space="preserve"> </w:t>
+      </w:r>
+      <w:proofErr w:type="spellStart"/>
+      <w:r>
+        <w:rPr>
+          <w:sz w:val="26"/>
+          <w:szCs w:val="26"/>
+        </w:rPr>
+        <w:t>hành</w:t>
+      </w:r>
+      <w:proofErr w:type="spellEnd"/>
+      <w:r>
+        <w:rPr>
+          <w:sz w:val="26"/>
+          <w:szCs w:val="26"/>
+        </w:rPr>
+        <w:t xml:space="preserve"> </w:t>
+      </w:r>
+      <w:proofErr w:type="spellStart"/>
+      <w:r>
+        <w:rPr>
+          <w:sz w:val="26"/>
+          <w:szCs w:val="26"/>
+        </w:rPr>
+        <w:t>chính</w:t>
+      </w:r>
+      <w:proofErr w:type="spellEnd"/>
+      <w:r>
+        <w:rPr>
+          <w:sz w:val="26"/>
+          <w:szCs w:val="26"/>
+        </w:rPr>
+        <w:t xml:space="preserve"> </w:t>
+      </w:r>
+      <w:proofErr w:type="spellStart"/>
+      <w:r>
+        <w:rPr>
+          <w:sz w:val="26"/>
+          <w:szCs w:val="26"/>
+        </w:rPr>
+        <w:t>về</w:t>
+      </w:r>
+      <w:proofErr w:type="spellEnd"/>
+      <w:r>
+        <w:rPr>
+          <w:sz w:val="26"/>
+          <w:szCs w:val="26"/>
+        </w:rPr>
+        <w:t xml:space="preserve"> </w:t>
+      </w:r>
+      <w:proofErr w:type="spellStart"/>
+      <w:r>
+        <w:rPr>
+          <w:sz w:val="26"/>
+          <w:szCs w:val="26"/>
+        </w:rPr>
+        <w:t>trật</w:t>
+      </w:r>
+      <w:proofErr w:type="spellEnd"/>
+      <w:r>
+        <w:rPr>
+          <w:sz w:val="26"/>
+          <w:szCs w:val="26"/>
+        </w:rPr>
+        <w:t xml:space="preserve"> </w:t>
+      </w:r>
+      <w:proofErr w:type="spellStart"/>
+      <w:r>
+        <w:rPr>
+          <w:sz w:val="26"/>
+          <w:szCs w:val="26"/>
+        </w:rPr>
+        <w:t>tự</w:t>
+      </w:r>
+      <w:proofErr w:type="spellEnd"/>
+      <w:r>
+        <w:rPr>
+          <w:sz w:val="26"/>
+          <w:szCs w:val="26"/>
+        </w:rPr>
+        <w:t xml:space="preserve"> </w:t>
+      </w:r>
+      <w:proofErr w:type="spellStart"/>
+      <w:r>
+        <w:rPr>
+          <w:sz w:val="26"/>
+          <w:szCs w:val="26"/>
+        </w:rPr>
+        <w:t>xã</w:t>
+      </w:r>
+      <w:proofErr w:type="spellEnd"/>
+      <w:r>
+        <w:rPr>
+          <w:sz w:val="26"/>
+          <w:szCs w:val="26"/>
+        </w:rPr>
+        <w:t xml:space="preserve"> </w:t>
+      </w:r>
+      <w:proofErr w:type="spellStart"/>
+      <w:r>
+        <w:rPr>
+          <w:sz w:val="26"/>
+          <w:szCs w:val="26"/>
+        </w:rPr>
+        <w:t>hội</w:t>
+      </w:r>
+      <w:proofErr w:type="spellEnd"/>
       <w:r>
         <w:rPr>
           <w:sz w:val="26"/>
@@ -2437,9 +2638,9 @@
       </w:tblPr>
       <w:tblGrid>
         <w:gridCol w:w="741"/>
-        <w:gridCol w:w="1149"/>
-        <w:gridCol w:w="5120"/>
-        <w:gridCol w:w="1649"/>
+        <w:gridCol w:w="1147"/>
+        <w:gridCol w:w="5126"/>
+        <w:gridCol w:w="1645"/>
       </w:tblGrid>
       <w:tr>
         <w:trPr>
@@ -3141,6 +3342,174 @@
           <w:p/>
         </w:tc>
       </w:tr>
+      <w:tr>
+        <w:trPr>
+          <w:jc w:val="center"/>
+        </w:trPr>
+        <w:tc>
+          <w:tcPr>
+            <w:tcW w:w="754" w:type="dxa"/>
+          </w:tcPr>
+          <w:p>
+            <w:pPr>
+              <w:rPr>
+                <w:rFonts w:ascii="Times New Roman" w:hAnsi="Times New Roman"/>
+              </w:rPr>
+            </w:pPr>
+            <w:r>
+              <w:t>6</w:t>
+            </w:r>
+          </w:p>
+        </w:tc>
+        <w:tc>
+          <w:tcPr>
+            <w:tcW w:w="1195" w:type="dxa"/>
+          </w:tcPr>
+          <w:p>
+            <w:pPr>
+              <w:rPr>
+                <w:rFonts w:ascii="Times New Roman" w:hAnsi="Times New Roman"/>
+              </w:rPr>
+            </w:pPr>
+            <w:r>
+              <w:t>4620</w:t>
+            </w:r>
+          </w:p>
+        </w:tc>
+        <w:tc>
+          <w:tcPr>
+            <w:tcW w:w="5892" w:type="dxa"/>
+          </w:tcPr>
+          <w:p>
+            <w:pPr>
+              <w:rPr>
+                <w:rFonts w:ascii="Times New Roman" w:hAnsi="Times New Roman"/>
+                <w:sz w:val="26"/>
+                <w:szCs w:val="26"/>
+              </w:rPr>
+            </w:pPr>
+            <w:r>
+              <w:t xml:space="preserve">Bán </w:t>
+            </w:r>
+            <w:proofErr w:type="spellStart"/>
+            <w:r>
+              <w:t>buôn</w:t>
+            </w:r>
+            <w:proofErr w:type="spellEnd"/>
+            <w:r>
+              <w:t xml:space="preserve"> </w:t>
+            </w:r>
+            <w:proofErr w:type="spellStart"/>
+            <w:r>
+              <w:t>nông</w:t>
+            </w:r>
+            <w:proofErr w:type="spellEnd"/>
+            <w:r>
+              <w:t xml:space="preserve">, </w:t>
+            </w:r>
+            <w:proofErr w:type="spellStart"/>
+            <w:r>
+              <w:t>lâm</w:t>
+            </w:r>
+            <w:proofErr w:type="spellEnd"/>
+            <w:r>
+              <w:t xml:space="preserve"> </w:t>
+            </w:r>
+            <w:proofErr w:type="spellStart"/>
+            <w:r>
+              <w:t>sản</w:t>
+            </w:r>
+            <w:proofErr w:type="spellEnd"/>
+            <w:r>
+              <w:t xml:space="preserve"> </w:t>
+            </w:r>
+            <w:proofErr w:type="spellStart"/>
+            <w:r>
+              <w:t>nguyên</w:t>
+            </w:r>
+            <w:proofErr w:type="spellEnd"/>
+            <w:r>
+              <w:t xml:space="preserve"> </w:t>
+            </w:r>
+            <w:proofErr w:type="spellStart"/>
+            <w:r>
+              <w:t>liệu</w:t>
+            </w:r>
+            <w:proofErr w:type="spellEnd"/>
+            <w:r>
+              <w:t xml:space="preserve"> (</w:t>
+            </w:r>
+            <w:proofErr w:type="spellStart"/>
+            <w:r>
+              <w:t>trừ</w:t>
+            </w:r>
+            <w:proofErr w:type="spellEnd"/>
+            <w:r>
+              <w:t xml:space="preserve"> </w:t>
+            </w:r>
+            <w:proofErr w:type="spellStart"/>
+            <w:r>
+              <w:t>gỗ</w:t>
+            </w:r>
+            <w:proofErr w:type="spellEnd"/>
+            <w:r>
+              <w:t xml:space="preserve">, </w:t>
+            </w:r>
+            <w:proofErr w:type="spellStart"/>
+            <w:r>
+              <w:t>tre</w:t>
+            </w:r>
+            <w:proofErr w:type="spellEnd"/>
+            <w:r>
+              <w:t xml:space="preserve">, </w:t>
+            </w:r>
+            <w:proofErr w:type="spellStart"/>
+            <w:r>
+              <w:t>nứa</w:t>
+            </w:r>
+            <w:proofErr w:type="spellEnd"/>
+            <w:r>
+              <w:t xml:space="preserve">) </w:t>
+            </w:r>
+            <w:proofErr w:type="spellStart"/>
+            <w:r>
+              <w:t>và</w:t>
+            </w:r>
+            <w:proofErr w:type="spellEnd"/>
+            <w:r>
+              <w:t xml:space="preserve"> </w:t>
+            </w:r>
+            <w:proofErr w:type="spellStart"/>
+            <w:r>
+              <w:t>động</w:t>
+            </w:r>
+            <w:proofErr w:type="spellEnd"/>
+            <w:r>
+              <w:t xml:space="preserve"> </w:t>
+            </w:r>
+            <w:proofErr w:type="spellStart"/>
+            <w:r>
+              <w:t>vật</w:t>
+            </w:r>
+            <w:proofErr w:type="spellEnd"/>
+            <w:r>
+              <w:t xml:space="preserve"> </w:t>
+            </w:r>
+            <w:proofErr w:type="spellStart"/>
+            <w:r>
+              <w:t>sống</w:t>
+            </w:r>
+            <w:proofErr w:type="spellEnd"/>
+          </w:p>
+        </w:tc>
+        <w:tc>
+          <w:tcPr>
+            <w:tcW w:w="1787" w:type="dxa"/>
+            <w:vAlign w:val="center"/>
+          </w:tcPr>
+          <w:p/>
+        </w:tc>
+      </w:tr>
     </w:tbl>
     <w:p>
       <w:pPr>
@@ -3168,6 +3537,7 @@
         <w:rPr>
           <w:rFonts w:ascii="Times New Roman" w:hAnsi="Times New Roman"/>
         </w:rPr>
+        <w:lastRenderedPageBreak/>
         <w:t>Điều</w:t>
       </w:r>
       <w:proofErr w:type="spellEnd"/>
@@ -3821,7 +4191,6 @@
           <w:szCs w:val="26"/>
           <w:lang w:val="vi-VN"/>
         </w:rPr>
-        <w:lastRenderedPageBreak/>
         <w:t xml:space="preserve">Ngày cấp: </w:t>
       </w:r>
       <w:r>
@@ -3855,16 +4224,217 @@
           <w:sz w:val="26"/>
           <w:szCs w:val="26"/>
         </w:rPr>
-        <w:t>Bộ</w:t>
-      </w:r>
-      <w:proofErr w:type="spellEnd"/>
-      <w:r>
-        <w:rPr>
-          <w:sz w:val="26"/>
-          <w:szCs w:val="26"/>
-        </w:rPr>
-        <w:t xml:space="preserve"> Công An</w:t>
-      </w:r>
+        <w:t>Cục</w:t>
+      </w:r>
+      <w:proofErr w:type="spellEnd"/>
+      <w:r>
+        <w:rPr>
+          <w:sz w:val="26"/>
+          <w:szCs w:val="26"/>
+        </w:rPr>
+        <w:t xml:space="preserve"> </w:t>
+      </w:r>
+      <w:proofErr w:type="spellStart"/>
+      <w:r>
+        <w:rPr>
+          <w:sz w:val="26"/>
+          <w:szCs w:val="26"/>
+        </w:rPr>
+        <w:t>trưởng</w:t>
+      </w:r>
+      <w:proofErr w:type="spellEnd"/>
+      <w:r>
+        <w:rPr>
+          <w:sz w:val="26"/>
+          <w:szCs w:val="26"/>
+        </w:rPr>
+        <w:t xml:space="preserve"> </w:t>
+      </w:r>
+      <w:proofErr w:type="spellStart"/>
+      <w:r>
+        <w:rPr>
+          <w:sz w:val="26"/>
+          <w:szCs w:val="26"/>
+        </w:rPr>
+        <w:t>cục</w:t>
+      </w:r>
+      <w:proofErr w:type="spellEnd"/>
+      <w:r>
+        <w:rPr>
+          <w:sz w:val="26"/>
+          <w:szCs w:val="26"/>
+        </w:rPr>
+        <w:t xml:space="preserve"> </w:t>
+      </w:r>
+      <w:proofErr w:type="spellStart"/>
+      <w:r>
+        <w:rPr>
+          <w:sz w:val="26"/>
+          <w:szCs w:val="26"/>
+        </w:rPr>
+        <w:t>cảnh</w:t>
+      </w:r>
+      <w:proofErr w:type="spellEnd"/>
+      <w:r>
+        <w:rPr>
+          <w:sz w:val="26"/>
+          <w:szCs w:val="26"/>
+        </w:rPr>
+        <w:t xml:space="preserve"> </w:t>
+      </w:r>
+      <w:proofErr w:type="spellStart"/>
+      <w:r>
+        <w:rPr>
+          <w:sz w:val="26"/>
+          <w:szCs w:val="26"/>
+        </w:rPr>
+        <w:t>sát</w:t>
+      </w:r>
+      <w:proofErr w:type="spellEnd"/>
+      <w:r>
+        <w:rPr>
+          <w:sz w:val="26"/>
+          <w:szCs w:val="26"/>
+        </w:rPr>
+        <w:t xml:space="preserve"> </w:t>
+      </w:r>
+      <w:proofErr w:type="spellStart"/>
+      <w:r>
+        <w:rPr>
+          <w:sz w:val="26"/>
+          <w:szCs w:val="26"/>
+        </w:rPr>
+        <w:t>quản</w:t>
+      </w:r>
+      <w:proofErr w:type="spellEnd"/>
+      <w:r>
+        <w:rPr>
+          <w:sz w:val="26"/>
+          <w:szCs w:val="26"/>
+        </w:rPr>
+        <w:t xml:space="preserve"> </w:t>
+      </w:r>
+      <w:proofErr w:type="spellStart"/>
+      <w:r>
+        <w:rPr>
+          <w:sz w:val="26"/>
+          <w:szCs w:val="26"/>
+        </w:rPr>
+        <w:t>lý</w:t>
+      </w:r>
+      <w:proofErr w:type="spellEnd"/>
+      <w:r>
+        <w:rPr>
+          <w:sz w:val="26"/>
+          <w:szCs w:val="26"/>
+        </w:rPr>
+        <w:t xml:space="preserve"> </w:t>
+      </w:r>
+      <w:proofErr w:type="spellStart"/>
+      <w:r>
+        <w:rPr>
+          <w:sz w:val="26"/>
+          <w:szCs w:val="26"/>
+        </w:rPr>
+        <w:t>hành</w:t>
+      </w:r>
+      <w:proofErr w:type="spellEnd"/>
+      <w:r>
+        <w:rPr>
+          <w:sz w:val="26"/>
+          <w:szCs w:val="26"/>
+        </w:rPr>
+        <w:t xml:space="preserve"> </w:t>
+      </w:r>
+      <w:proofErr w:type="spellStart"/>
+      <w:r>
+        <w:rPr>
+          <w:sz w:val="26"/>
+          <w:szCs w:val="26"/>
+        </w:rPr>
+        <w:t>chính</w:t>
+      </w:r>
+      <w:proofErr w:type="spellEnd"/>
+      <w:r>
+        <w:rPr>
+          <w:sz w:val="26"/>
+          <w:szCs w:val="26"/>
+        </w:rPr>
+        <w:t xml:space="preserve"> </w:t>
+      </w:r>
+      <w:proofErr w:type="spellStart"/>
+      <w:r>
+        <w:rPr>
+          <w:sz w:val="26"/>
+          <w:szCs w:val="26"/>
+        </w:rPr>
+        <w:t>về</w:t>
+      </w:r>
+      <w:proofErr w:type="spellEnd"/>
+      <w:r>
+        <w:rPr>
+          <w:sz w:val="26"/>
+          <w:szCs w:val="26"/>
+        </w:rPr>
+        <w:t xml:space="preserve"> </w:t>
+      </w:r>
+      <w:proofErr w:type="spellStart"/>
+      <w:r>
+        <w:rPr>
+          <w:sz w:val="26"/>
+          <w:szCs w:val="26"/>
+        </w:rPr>
+        <w:t>trật</w:t>
+      </w:r>
+      <w:proofErr w:type="spellEnd"/>
+      <w:r>
+        <w:rPr>
+          <w:sz w:val="26"/>
+          <w:szCs w:val="26"/>
+        </w:rPr>
+        <w:t xml:space="preserve"> </w:t>
+      </w:r>
+      <w:proofErr w:type="spellStart"/>
+      <w:r>
+        <w:rPr>
+          <w:sz w:val="26"/>
+          <w:szCs w:val="26"/>
+        </w:rPr>
+        <w:t>tự</w:t>
+      </w:r>
+      <w:proofErr w:type="spellEnd"/>
+      <w:r>
+        <w:rPr>
+          <w:sz w:val="26"/>
+          <w:szCs w:val="26"/>
+        </w:rPr>
+        <w:t xml:space="preserve"> </w:t>
+      </w:r>
+      <w:proofErr w:type="spellStart"/>
+      <w:r>
+        <w:rPr>
+          <w:sz w:val="26"/>
+          <w:szCs w:val="26"/>
+        </w:rPr>
+        <w:t>xã</w:t>
+      </w:r>
+      <w:proofErr w:type="spellEnd"/>
+      <w:r>
+        <w:rPr>
+          <w:sz w:val="26"/>
+          <w:szCs w:val="26"/>
+        </w:rPr>
+        <w:t xml:space="preserve"> </w:t>
+      </w:r>
+      <w:proofErr w:type="spellStart"/>
+      <w:r>
+        <w:rPr>
+          <w:sz w:val="26"/>
+          <w:szCs w:val="26"/>
+        </w:rPr>
+        <w:t>hội</w:t>
+      </w:r>
+      <w:proofErr w:type="spellEnd"/>
     </w:p>
     <w:p>
       <w:pPr>
@@ -5611,6 +6181,7 @@
           <w:szCs w:val="26"/>
           <w:lang w:val="vi-VN"/>
         </w:rPr>
+        <w:lastRenderedPageBreak/>
         <w:t xml:space="preserve">Người đại diện theo pháp luật của doanh nghiệp chịu trách nhiệm cá nhân đối với thiệt hại cho doanh nghiệp do vi phạm trách nhiệm quy định tại khoản </w:t>
       </w:r>
       <w:r>
@@ -5704,7 +6275,6 @@
         <w:rPr>
           <w:rFonts w:ascii="Times New Roman" w:hAnsi="Times New Roman"/>
         </w:rPr>
-        <w:lastRenderedPageBreak/>
         <w:t>Điều</w:t>
       </w:r>
       <w:proofErr w:type="spellEnd"/>
@@ -5865,7 +6435,7 @@
           <w:sz w:val="26"/>
           <w:szCs w:val="26"/>
         </w:rPr>
-        <w:t>1.000.000.000 VNĐ.</w:t>
+        <w:t>500.000.000 VNĐ.</w:t>
       </w:r>
       <w:r>
         <w:rPr>
@@ -5928,23 +6498,39 @@
           <w:sz w:val="26"/>
           <w:szCs w:val="26"/>
         </w:rPr>
-        <w:t>Một</w:t>
-      </w:r>
-      <w:proofErr w:type="spellEnd"/>
-      <w:r>
-        <w:rPr>
-          <w:sz w:val="26"/>
-          <w:szCs w:val="26"/>
-        </w:rPr>
-        <w:t xml:space="preserve"> </w:t>
-      </w:r>
-      <w:proofErr w:type="spellStart"/>
-      <w:r>
-        <w:rPr>
-          <w:sz w:val="26"/>
-          <w:szCs w:val="26"/>
-        </w:rPr>
-        <w:t>tỷ</w:t>
+        <w:t>Năm</w:t>
+      </w:r>
+      <w:proofErr w:type="spellEnd"/>
+      <w:r>
+        <w:rPr>
+          <w:sz w:val="26"/>
+          <w:szCs w:val="26"/>
+        </w:rPr>
+        <w:t xml:space="preserve"> </w:t>
+      </w:r>
+      <w:proofErr w:type="spellStart"/>
+      <w:r>
+        <w:rPr>
+          <w:sz w:val="26"/>
+          <w:szCs w:val="26"/>
+        </w:rPr>
+        <w:t>trăm</w:t>
+      </w:r>
+      <w:proofErr w:type="spellEnd"/>
+      <w:r>
+        <w:rPr>
+          <w:sz w:val="26"/>
+          <w:szCs w:val="26"/>
+        </w:rPr>
+        <w:t xml:space="preserve"> </w:t>
+      </w:r>
+      <w:proofErr w:type="spellStart"/>
+      <w:r>
+        <w:rPr>
+          <w:sz w:val="26"/>
+          <w:szCs w:val="26"/>
+        </w:rPr>
+        <w:t>triệu</w:t>
       </w:r>
       <w:proofErr w:type="spellEnd"/>
       <w:r>
@@ -6048,7 +6634,7 @@
           <w:sz w:val="26"/>
           <w:szCs w:val="26"/>
         </w:rPr>
-        <w:t>1.000.000.000 VNĐ.</w:t>
+        <w:t>500.000.000 VNĐ.</w:t>
       </w:r>
       <w:r>
         <w:rPr>
@@ -6111,23 +6697,39 @@
           <w:sz w:val="26"/>
           <w:szCs w:val="26"/>
         </w:rPr>
-        <w:t>Một</w:t>
-      </w:r>
-      <w:proofErr w:type="spellEnd"/>
-      <w:r>
-        <w:rPr>
-          <w:sz w:val="26"/>
-          <w:szCs w:val="26"/>
-        </w:rPr>
-        <w:t xml:space="preserve"> </w:t>
-      </w:r>
-      <w:proofErr w:type="spellStart"/>
-      <w:r>
-        <w:rPr>
-          <w:sz w:val="26"/>
-          <w:szCs w:val="26"/>
-        </w:rPr>
-        <w:t>tỷ</w:t>
+        <w:t>Năm</w:t>
+      </w:r>
+      <w:proofErr w:type="spellEnd"/>
+      <w:r>
+        <w:rPr>
+          <w:sz w:val="26"/>
+          <w:szCs w:val="26"/>
+        </w:rPr>
+        <w:t xml:space="preserve"> </w:t>
+      </w:r>
+      <w:proofErr w:type="spellStart"/>
+      <w:r>
+        <w:rPr>
+          <w:sz w:val="26"/>
+          <w:szCs w:val="26"/>
+        </w:rPr>
+        <w:t>trăm</w:t>
+      </w:r>
+      <w:proofErr w:type="spellEnd"/>
+      <w:r>
+        <w:rPr>
+          <w:sz w:val="26"/>
+          <w:szCs w:val="26"/>
+        </w:rPr>
+        <w:t xml:space="preserve"> </w:t>
+      </w:r>
+      <w:proofErr w:type="spellStart"/>
+      <w:r>
+        <w:rPr>
+          <w:sz w:val="26"/>
+          <w:szCs w:val="26"/>
+        </w:rPr>
+        <w:t>triệu</w:t>
       </w:r>
       <w:proofErr w:type="spellEnd"/>
       <w:r>
@@ -6498,16 +7100,217 @@
           <w:sz w:val="26"/>
           <w:szCs w:val="26"/>
         </w:rPr>
-        <w:t>Bộ</w:t>
-      </w:r>
-      <w:proofErr w:type="spellEnd"/>
-      <w:r>
-        <w:rPr>
-          <w:sz w:val="26"/>
-          <w:szCs w:val="26"/>
-        </w:rPr>
-        <w:t xml:space="preserve"> Công An</w:t>
-      </w:r>
+        <w:t>Cục</w:t>
+      </w:r>
+      <w:proofErr w:type="spellEnd"/>
+      <w:r>
+        <w:rPr>
+          <w:sz w:val="26"/>
+          <w:szCs w:val="26"/>
+        </w:rPr>
+        <w:t xml:space="preserve"> </w:t>
+      </w:r>
+      <w:proofErr w:type="spellStart"/>
+      <w:r>
+        <w:rPr>
+          <w:sz w:val="26"/>
+          <w:szCs w:val="26"/>
+        </w:rPr>
+        <w:t>trưởng</w:t>
+      </w:r>
+      <w:proofErr w:type="spellEnd"/>
+      <w:r>
+        <w:rPr>
+          <w:sz w:val="26"/>
+          <w:szCs w:val="26"/>
+        </w:rPr>
+        <w:t xml:space="preserve"> </w:t>
+      </w:r>
+      <w:proofErr w:type="spellStart"/>
+      <w:r>
+        <w:rPr>
+          <w:sz w:val="26"/>
+          <w:szCs w:val="26"/>
+        </w:rPr>
+        <w:t>cục</w:t>
+      </w:r>
+      <w:proofErr w:type="spellEnd"/>
+      <w:r>
+        <w:rPr>
+          <w:sz w:val="26"/>
+          <w:szCs w:val="26"/>
+        </w:rPr>
+        <w:t xml:space="preserve"> </w:t>
+      </w:r>
+      <w:proofErr w:type="spellStart"/>
+      <w:r>
+        <w:rPr>
+          <w:sz w:val="26"/>
+          <w:szCs w:val="26"/>
+        </w:rPr>
+        <w:t>cảnh</w:t>
+      </w:r>
+      <w:proofErr w:type="spellEnd"/>
+      <w:r>
+        <w:rPr>
+          <w:sz w:val="26"/>
+          <w:szCs w:val="26"/>
+        </w:rPr>
+        <w:t xml:space="preserve"> </w:t>
+      </w:r>
+      <w:proofErr w:type="spellStart"/>
+      <w:r>
+        <w:rPr>
+          <w:sz w:val="26"/>
+          <w:szCs w:val="26"/>
+        </w:rPr>
+        <w:t>sát</w:t>
+      </w:r>
+      <w:proofErr w:type="spellEnd"/>
+      <w:r>
+        <w:rPr>
+          <w:sz w:val="26"/>
+          <w:szCs w:val="26"/>
+        </w:rPr>
+        <w:t xml:space="preserve"> </w:t>
+      </w:r>
+      <w:proofErr w:type="spellStart"/>
+      <w:r>
+        <w:rPr>
+          <w:sz w:val="26"/>
+          <w:szCs w:val="26"/>
+        </w:rPr>
+        <w:t>quản</w:t>
+      </w:r>
+      <w:proofErr w:type="spellEnd"/>
+      <w:r>
+        <w:rPr>
+          <w:sz w:val="26"/>
+          <w:szCs w:val="26"/>
+        </w:rPr>
+        <w:t xml:space="preserve"> </w:t>
+      </w:r>
+      <w:proofErr w:type="spellStart"/>
+      <w:r>
+        <w:rPr>
+          <w:sz w:val="26"/>
+          <w:szCs w:val="26"/>
+        </w:rPr>
+        <w:t>lý</w:t>
+      </w:r>
+      <w:proofErr w:type="spellEnd"/>
+      <w:r>
+        <w:rPr>
+          <w:sz w:val="26"/>
+          <w:szCs w:val="26"/>
+        </w:rPr>
+        <w:t xml:space="preserve"> </w:t>
+      </w:r>
+      <w:proofErr w:type="spellStart"/>
+      <w:r>
+        <w:rPr>
+          <w:sz w:val="26"/>
+          <w:szCs w:val="26"/>
+        </w:rPr>
+        <w:t>hành</w:t>
+      </w:r>
+      <w:proofErr w:type="spellEnd"/>
+      <w:r>
+        <w:rPr>
+          <w:sz w:val="26"/>
+          <w:szCs w:val="26"/>
+        </w:rPr>
+        <w:t xml:space="preserve"> </w:t>
+      </w:r>
+      <w:proofErr w:type="spellStart"/>
+      <w:r>
+        <w:rPr>
+          <w:sz w:val="26"/>
+          <w:szCs w:val="26"/>
+        </w:rPr>
+        <w:t>chính</w:t>
+      </w:r>
+      <w:proofErr w:type="spellEnd"/>
+      <w:r>
+        <w:rPr>
+          <w:sz w:val="26"/>
+          <w:szCs w:val="26"/>
+        </w:rPr>
+        <w:t xml:space="preserve"> </w:t>
+      </w:r>
+      <w:proofErr w:type="spellStart"/>
+      <w:r>
+        <w:rPr>
+          <w:sz w:val="26"/>
+          <w:szCs w:val="26"/>
+        </w:rPr>
+        <w:t>về</w:t>
+      </w:r>
+      <w:proofErr w:type="spellEnd"/>
+      <w:r>
+        <w:rPr>
+          <w:sz w:val="26"/>
+          <w:szCs w:val="26"/>
+        </w:rPr>
+        <w:t xml:space="preserve"> </w:t>
+      </w:r>
+      <w:proofErr w:type="spellStart"/>
+      <w:r>
+        <w:rPr>
+          <w:sz w:val="26"/>
+          <w:szCs w:val="26"/>
+        </w:rPr>
+        <w:t>trật</w:t>
+      </w:r>
+      <w:proofErr w:type="spellEnd"/>
+      <w:r>
+        <w:rPr>
+          <w:sz w:val="26"/>
+          <w:szCs w:val="26"/>
+        </w:rPr>
+        <w:t xml:space="preserve"> </w:t>
+      </w:r>
+      <w:proofErr w:type="spellStart"/>
+      <w:r>
+        <w:rPr>
+          <w:sz w:val="26"/>
+          <w:szCs w:val="26"/>
+        </w:rPr>
+        <w:t>tự</w:t>
+      </w:r>
+      <w:proofErr w:type="spellEnd"/>
+      <w:r>
+        <w:rPr>
+          <w:sz w:val="26"/>
+          <w:szCs w:val="26"/>
+        </w:rPr>
+        <w:t xml:space="preserve"> </w:t>
+      </w:r>
+      <w:proofErr w:type="spellStart"/>
+      <w:r>
+        <w:rPr>
+          <w:sz w:val="26"/>
+          <w:szCs w:val="26"/>
+        </w:rPr>
+        <w:t>xã</w:t>
+      </w:r>
+      <w:proofErr w:type="spellEnd"/>
+      <w:r>
+        <w:rPr>
+          <w:sz w:val="26"/>
+          <w:szCs w:val="26"/>
+        </w:rPr>
+        <w:t xml:space="preserve"> </w:t>
+      </w:r>
+      <w:proofErr w:type="spellStart"/>
+      <w:r>
+        <w:rPr>
+          <w:sz w:val="26"/>
+          <w:szCs w:val="26"/>
+        </w:rPr>
+        <w:t>hội</w:t>
+      </w:r>
+      <w:proofErr w:type="spellEnd"/>
     </w:p>
     <w:p>
       <w:pPr>
@@ -7900,6 +8703,7 @@
         <w:rPr>
           <w:rFonts w:ascii="Times New Roman" w:hAnsi="Times New Roman"/>
         </w:rPr>
+        <w:lastRenderedPageBreak/>
         <w:t>Điều</w:t>
       </w:r>
       <w:proofErr w:type="spellEnd"/>
@@ -8690,16 +9494,7 @@
           <w:szCs w:val="26"/>
           <w:lang w:val="vi-VN"/>
         </w:rPr>
-        <w:t xml:space="preserve">. Chủ sở hữu công ty phải góp vốn cho công ty đủ và đúng loại tài sản đã cam kết khi đăng ký thành lập doanh nghiệp trong thời hạn 90 ngày kể từ ngày được cấp Giấy chứng nhận đăng ký doanh nghiệp, không kể thời gian vận chuyển, nhập khẩu </w:t>
-      </w:r>
-      <w:r>
-        <w:rPr>
-          <w:sz w:val="26"/>
-          <w:szCs w:val="26"/>
-          <w:lang w:val="vi-VN"/>
-        </w:rPr>
-        <w:lastRenderedPageBreak/>
-        <w:t>tài sản góp vốn, thực hiện thủ tục hành chính để chuyển quyền sở hữu tài sản. Trong thời hạn này, chủ sở hữu công ty có các quyền và nghĩa vụ tương ứng với phần vốn góp đã cam kết.</w:t>
+        <w:t>. Chủ sở hữu công ty phải góp vốn cho công ty đủ và đúng loại tài sản đã cam kết khi đăng ký thành lập doanh nghiệp trong thời hạn 90 ngày kể từ ngày được cấp Giấy chứng nhận đăng ký doanh nghiệp, không kể thời gian vận chuyển, nhập khẩu tài sản góp vốn, thực hiện thủ tục hành chính để chuyển quyền sở hữu tài sản. Trong thời hạn này, chủ sở hữu công ty có các quyền và nghĩa vụ tương ứng với phần vốn góp đã cam kết.</w:t>
       </w:r>
     </w:p>
     <w:p>
@@ -9279,6 +10074,7 @@
           <w:szCs w:val="26"/>
           <w:lang w:val="vi-VN"/>
         </w:rPr>
+        <w:lastRenderedPageBreak/>
         <w:t>4. Tuân thủ quy định của pháp luật về hợp đồng và quy định khác của pháp luật có liên quan trong việc mua, bán, vay, cho vay, thuê, cho thuê, hợp đồng, giao dịch khác giữa công ty và chủ sở hữu công ty.</w:t>
       </w:r>
     </w:p>
@@ -9302,9 +10098,13 @@
           <w:szCs w:val="26"/>
           <w:lang w:val="vi-VN"/>
         </w:rPr>
-        <w:t xml:space="preserve">5. Chủ sở hữu công ty chỉ được quyền rút vốn bằng cách chuyển nhượng một phần hoặc toàn bộ vốn điều lệ cho tổ chức hoặc cá nhân khác; trường hợp rút một phần hoặc toàn bộ vốn điều lệ đã góp ra khỏi công ty dưới hình thức khác thì chủ sở hữu công ty </w:t>
-      </w:r>
-      <w:r>
+        <w:t>5. Chủ sở hữu công ty chỉ được quyền rút vốn bằng cách chuyển nhượng một phần hoặc toàn bộ vốn điều lệ cho tổ chức hoặc cá nhân khác; trường hợp rút một phần hoặc toàn bộ vốn điều lệ đã góp ra khỏi công ty dưới hình thức khác thì chủ sở hữu công ty và cá nhân, tổ chức có liên quan phải liên đới chịu trách nhiệm về các khoản nợ và nghĩa vụ tài sản khác của công ty.</w:t>
+      </w:r>
+    </w:p>
+    <w:p>
+      <w:pPr>
+        <w:spacing w:line="240" w:lineRule="auto"/>
+        <w:ind w:firstLine="360"/>
         <w:rPr>
           <w:color w:val="000000"/>
           <w:spacing w:val="-4"/>
@@ -9312,14 +10112,8 @@
           <w:szCs w:val="26"/>
           <w:lang w:val="vi-VN"/>
         </w:rPr>
-        <w:lastRenderedPageBreak/>
-        <w:t>và cá nhân, tổ chức có liên quan phải liên đới chịu trách nhiệm về các khoản nợ và nghĩa vụ tài sản khác của công ty.</w:t>
-      </w:r>
-    </w:p>
-    <w:p>
-      <w:pPr>
-        <w:spacing w:line="240" w:lineRule="auto"/>
-        <w:ind w:firstLine="360"/>
+      </w:pPr>
+      <w:r>
         <w:rPr>
           <w:color w:val="000000"/>
           <w:spacing w:val="-4"/>
@@ -9327,8 +10121,13 @@
           <w:szCs w:val="26"/>
           <w:lang w:val="vi-VN"/>
         </w:rPr>
-      </w:pPr>
-      <w:r>
+        <w:t>6. Chủ sở hữu công ty không được rút lợi nhuận khi công ty không thanh toán đủ các khoản nợ và nghĩa vụ tài sản khác đến hạn.</w:t>
+      </w:r>
+    </w:p>
+    <w:p>
+      <w:pPr>
+        <w:spacing w:line="240" w:lineRule="auto"/>
+        <w:ind w:firstLine="360"/>
         <w:rPr>
           <w:color w:val="000000"/>
           <w:spacing w:val="-4"/>
@@ -9336,13 +10135,8 @@
           <w:szCs w:val="26"/>
           <w:lang w:val="vi-VN"/>
         </w:rPr>
-        <w:t>6. Chủ sở hữu công ty không được rút lợi nhuận khi công ty không thanh toán đủ các khoản nợ và nghĩa vụ tài sản khác đến hạn.</w:t>
-      </w:r>
-    </w:p>
-    <w:p>
-      <w:pPr>
-        <w:spacing w:line="240" w:lineRule="auto"/>
-        <w:ind w:firstLine="360"/>
+      </w:pPr>
+      <w:r>
         <w:rPr>
           <w:color w:val="000000"/>
           <w:spacing w:val="-4"/>
@@ -9350,7 +10144,8 @@
           <w:szCs w:val="26"/>
           <w:lang w:val="vi-VN"/>
         </w:rPr>
-      </w:pPr>
+        <w:t xml:space="preserve">7. Nghĩa vụ khác theo quy định của </w:t>
+      </w:r>
       <w:r>
         <w:rPr>
           <w:color w:val="000000"/>
@@ -9359,7 +10154,7 @@
           <w:szCs w:val="26"/>
           <w:lang w:val="vi-VN"/>
         </w:rPr>
-        <w:t xml:space="preserve">7. Nghĩa vụ khác theo quy định của </w:t>
+        <w:t>Luật Doanh nghiệp</w:t>
       </w:r>
       <w:r>
         <w:rPr>
@@ -9369,8 +10164,9 @@
           <w:szCs w:val="26"/>
           <w:lang w:val="vi-VN"/>
         </w:rPr>
-        <w:t>Luật Doanh nghiệp</w:t>
-      </w:r>
+        <w:t xml:space="preserve"> và Điều lệ công ty</w:t>
+      </w:r>
+      <w:bookmarkEnd w:id="3"/>
       <w:r>
         <w:rPr>
           <w:color w:val="000000"/>
@@ -9379,17 +10175,6 @@
           <w:szCs w:val="26"/>
           <w:lang w:val="vi-VN"/>
         </w:rPr>
-        <w:t xml:space="preserve"> và Điều lệ công ty</w:t>
-      </w:r>
-      <w:bookmarkEnd w:id="3"/>
-      <w:r>
-        <w:rPr>
-          <w:color w:val="000000"/>
-          <w:spacing w:val="-4"/>
-          <w:sz w:val="26"/>
-          <w:szCs w:val="26"/>
-          <w:lang w:val="vi-VN"/>
-        </w:rPr>
         <w:t xml:space="preserve"> </w:t>
       </w:r>
       <w:r>
@@ -10155,7 +10940,7 @@
           <w:szCs w:val="26"/>
           <w:lang w:val="vi-VN"/>
         </w:rPr>
-        <w:t>chịu trách nhiệm trước pháp luật và Chủ tịch công ty về việc thực hiện quyền và nghĩa vụ của mình. Chủ tịch công ty có thể kiêm Giám đốc</w:t>
+        <w:t xml:space="preserve">chịu trách nhiệm trước pháp luật và Chủ tịch </w:t>
       </w:r>
       <w:r>
         <w:rPr>
@@ -10164,6 +10949,16 @@
           <w:szCs w:val="26"/>
           <w:lang w:val="vi-VN"/>
         </w:rPr>
+        <w:lastRenderedPageBreak/>
+        <w:t>công ty về việc thực hiện quyền và nghĩa vụ của mình. Chủ tịch công ty có thể kiêm Giám đốc</w:t>
+      </w:r>
+      <w:r>
+        <w:rPr>
+          <w:bCs/>
+          <w:sz w:val="26"/>
+          <w:szCs w:val="26"/>
+          <w:lang w:val="vi-VN"/>
+        </w:rPr>
         <w:t xml:space="preserve"> (hoặc Tổng giám đốc</w:t>
       </w:r>
       <w:r>
@@ -10320,7 +11115,6 @@
           <w:szCs w:val="26"/>
           <w:lang w:val="vi-VN"/>
         </w:rPr>
-        <w:lastRenderedPageBreak/>
         <w:t>c) Tổ chức thực hiện kế hoạch kinh doanh và phương án đầu tư của công ty;</w:t>
       </w:r>
     </w:p>
@@ -11197,6 +11991,7 @@
           <w:rFonts w:ascii="Times New Roman" w:hAnsi="Times New Roman"/>
           <w:color w:val="000000"/>
         </w:rPr>
+        <w:lastRenderedPageBreak/>
         <w:t>Điều</w:t>
       </w:r>
       <w:proofErr w:type="spellEnd"/>
@@ -12671,7 +13466,6 @@
         <w:rPr>
           <w:rFonts w:ascii="Times New Roman" w:hAnsi="Times New Roman"/>
         </w:rPr>
-        <w:lastRenderedPageBreak/>
         <w:t>Chương</w:t>
       </w:r>
       <w:proofErr w:type="spellEnd"/>
@@ -13268,6 +14062,7 @@
         <w:rPr>
           <w:rFonts w:ascii="Times New Roman" w:hAnsi="Times New Roman"/>
         </w:rPr>
+        <w:lastRenderedPageBreak/>
         <w:t>Chương</w:t>
       </w:r>
       <w:proofErr w:type="spellEnd"/>
@@ -13487,158 +14282,714 @@
         <w:rPr>
           <w:rFonts w:ascii="Times New Roman" w:hAnsi="Times New Roman"/>
         </w:rPr>
+        <w:t>Điều</w:t>
+      </w:r>
+      <w:proofErr w:type="spellEnd"/>
+      <w:r>
+        <w:rPr>
+          <w:rFonts w:ascii="Times New Roman" w:hAnsi="Times New Roman"/>
+        </w:rPr>
+        <w:t xml:space="preserve"> </w:t>
+      </w:r>
+      <w:r>
+        <w:rPr>
+          <w:rFonts w:ascii="Times New Roman" w:hAnsi="Times New Roman"/>
+        </w:rPr>
+        <w:t>17</w:t>
+      </w:r>
+      <w:r>
+        <w:rPr>
+          <w:rFonts w:ascii="Times New Roman" w:hAnsi="Times New Roman"/>
+        </w:rPr>
+        <w:t xml:space="preserve">. </w:t>
+      </w:r>
+      <w:bookmarkStart w:id="7" w:name="_Toc115580161"/>
+      <w:r>
+        <w:rPr>
+          <w:rFonts w:ascii="Times New Roman" w:hAnsi="Times New Roman"/>
+        </w:rPr>
+        <w:t xml:space="preserve">Các </w:t>
+      </w:r>
+      <w:proofErr w:type="spellStart"/>
+      <w:r>
+        <w:rPr>
+          <w:rFonts w:ascii="Times New Roman" w:hAnsi="Times New Roman"/>
+        </w:rPr>
+        <w:t>trường</w:t>
+      </w:r>
+      <w:proofErr w:type="spellEnd"/>
+      <w:r>
+        <w:rPr>
+          <w:rFonts w:ascii="Times New Roman" w:hAnsi="Times New Roman"/>
+        </w:rPr>
+        <w:t xml:space="preserve"> </w:t>
+      </w:r>
+      <w:proofErr w:type="spellStart"/>
+      <w:r>
+        <w:rPr>
+          <w:rFonts w:ascii="Times New Roman" w:hAnsi="Times New Roman"/>
+        </w:rPr>
+        <w:t>hợp</w:t>
+      </w:r>
+      <w:proofErr w:type="spellEnd"/>
+      <w:r>
+        <w:rPr>
+          <w:rFonts w:ascii="Times New Roman" w:hAnsi="Times New Roman"/>
+        </w:rPr>
+        <w:t xml:space="preserve"> </w:t>
+      </w:r>
+      <w:proofErr w:type="spellStart"/>
+      <w:r>
+        <w:rPr>
+          <w:rFonts w:ascii="Times New Roman" w:hAnsi="Times New Roman"/>
+        </w:rPr>
+        <w:t>và</w:t>
+      </w:r>
+      <w:proofErr w:type="spellEnd"/>
+      <w:r>
+        <w:rPr>
+          <w:rFonts w:ascii="Times New Roman" w:hAnsi="Times New Roman"/>
+        </w:rPr>
+        <w:t xml:space="preserve"> </w:t>
+      </w:r>
+      <w:proofErr w:type="spellStart"/>
+      <w:r>
+        <w:rPr>
+          <w:rFonts w:ascii="Times New Roman" w:hAnsi="Times New Roman"/>
+        </w:rPr>
+        <w:t>điều</w:t>
+      </w:r>
+      <w:proofErr w:type="spellEnd"/>
+      <w:r>
+        <w:rPr>
+          <w:rFonts w:ascii="Times New Roman" w:hAnsi="Times New Roman"/>
+        </w:rPr>
+        <w:t xml:space="preserve"> </w:t>
+      </w:r>
+      <w:proofErr w:type="spellStart"/>
+      <w:r>
+        <w:rPr>
+          <w:rFonts w:ascii="Times New Roman" w:hAnsi="Times New Roman"/>
+        </w:rPr>
+        <w:t>kiện</w:t>
+      </w:r>
+      <w:proofErr w:type="spellEnd"/>
+      <w:r>
+        <w:rPr>
+          <w:rFonts w:ascii="Times New Roman" w:hAnsi="Times New Roman"/>
+        </w:rPr>
+        <w:t xml:space="preserve"> </w:t>
+      </w:r>
+      <w:proofErr w:type="spellStart"/>
+      <w:r>
+        <w:rPr>
+          <w:rFonts w:ascii="Times New Roman" w:hAnsi="Times New Roman"/>
+        </w:rPr>
+        <w:t>giải</w:t>
+      </w:r>
+      <w:proofErr w:type="spellEnd"/>
+      <w:r>
+        <w:rPr>
+          <w:rFonts w:ascii="Times New Roman" w:hAnsi="Times New Roman"/>
+        </w:rPr>
+        <w:t xml:space="preserve"> </w:t>
+      </w:r>
+      <w:proofErr w:type="spellStart"/>
+      <w:r>
+        <w:rPr>
+          <w:rFonts w:ascii="Times New Roman" w:hAnsi="Times New Roman"/>
+        </w:rPr>
+        <w:t>thể</w:t>
+      </w:r>
+      <w:proofErr w:type="spellEnd"/>
+      <w:r>
+        <w:rPr>
+          <w:rFonts w:ascii="Times New Roman" w:hAnsi="Times New Roman"/>
+        </w:rPr>
+        <w:t xml:space="preserve"> </w:t>
+      </w:r>
+      <w:proofErr w:type="spellStart"/>
+      <w:r>
+        <w:rPr>
+          <w:rFonts w:ascii="Times New Roman" w:hAnsi="Times New Roman"/>
+        </w:rPr>
+        <w:t>doanh</w:t>
+      </w:r>
+      <w:proofErr w:type="spellEnd"/>
+      <w:r>
+        <w:rPr>
+          <w:rStyle w:val="apple-converted-space"/>
+          <w:rFonts w:ascii="Times New Roman" w:hAnsi="Times New Roman"/>
+          <w:lang w:val="vi-VN"/>
+        </w:rPr>
+        <w:t> </w:t>
+      </w:r>
+      <w:bookmarkEnd w:id="7"/>
+      <w:proofErr w:type="spellStart"/>
+      <w:r>
+        <w:rPr>
+          <w:rFonts w:ascii="Times New Roman" w:hAnsi="Times New Roman"/>
+        </w:rPr>
+        <w:t>nghiệp</w:t>
+      </w:r>
+      <w:proofErr w:type="spellEnd"/>
+    </w:p>
+    <w:p>
+      <w:pPr>
+        <w:spacing w:line="240" w:lineRule="auto"/>
+        <w:ind w:firstLine="360"/>
+        <w:rPr>
+          <w:sz w:val="26"/>
+          <w:szCs w:val="26"/>
+          <w:lang w:val="vi-VN"/>
+        </w:rPr>
+      </w:pPr>
+      <w:r>
+        <w:rPr>
+          <w:sz w:val="26"/>
+          <w:szCs w:val="26"/>
+          <w:lang w:val="vi-VN"/>
+        </w:rPr>
+        <w:t>1. Công ty bị giải thể trong các trường hợp sau đây:</w:t>
+      </w:r>
+    </w:p>
+    <w:p>
+      <w:pPr>
+        <w:spacing w:line="240" w:lineRule="auto"/>
+        <w:ind w:firstLine="360"/>
+        <w:rPr>
+          <w:sz w:val="26"/>
+          <w:szCs w:val="26"/>
+          <w:lang w:val="vi-VN"/>
+        </w:rPr>
+      </w:pPr>
+      <w:r>
+        <w:rPr>
+          <w:sz w:val="26"/>
+          <w:szCs w:val="26"/>
+          <w:lang w:val="vi-VN"/>
+        </w:rPr>
+        <w:t>a) Kết thúc thời hạn hoạt động đã ghi trong Điều lệ công ty mà không có quyết định gia hạn;</w:t>
+      </w:r>
+    </w:p>
+    <w:p>
+      <w:pPr>
+        <w:spacing w:line="240" w:lineRule="auto"/>
+        <w:ind w:firstLine="360"/>
+        <w:rPr>
+          <w:sz w:val="26"/>
+          <w:szCs w:val="26"/>
+          <w:lang w:val="vi-VN"/>
+        </w:rPr>
+      </w:pPr>
+      <w:r>
+        <w:rPr>
+          <w:sz w:val="26"/>
+          <w:szCs w:val="26"/>
+          <w:lang w:val="vi-VN"/>
+        </w:rPr>
+        <w:t>b) Theo nghị quyết, quyết định của Chủ sở hữu;</w:t>
+      </w:r>
+    </w:p>
+    <w:p>
+      <w:pPr>
+        <w:spacing w:line="240" w:lineRule="auto"/>
+        <w:ind w:firstLine="360"/>
+        <w:rPr>
+          <w:sz w:val="26"/>
+          <w:szCs w:val="26"/>
+          <w:lang w:val="vi-VN"/>
+        </w:rPr>
+      </w:pPr>
+      <w:r>
+        <w:rPr>
+          <w:spacing w:val="-2"/>
+          <w:sz w:val="26"/>
+          <w:szCs w:val="26"/>
+          <w:lang w:val="vi-VN"/>
+        </w:rPr>
+        <w:t>c) Bị thu hồi Giấy chứng nhận đăng ký doanh nghiệp, trừ trường hợp Luật Quản lý thuế có quy định khác.</w:t>
+      </w:r>
+    </w:p>
+    <w:p>
+      <w:pPr>
+        <w:spacing w:line="240" w:lineRule="auto"/>
+        <w:ind w:firstLine="360"/>
+        <w:rPr>
+          <w:sz w:val="26"/>
+          <w:szCs w:val="26"/>
+          <w:lang w:val="vi-VN"/>
+        </w:rPr>
+      </w:pPr>
+      <w:r>
+        <w:rPr>
+          <w:sz w:val="26"/>
+          <w:szCs w:val="26"/>
+          <w:lang w:val="vi-VN"/>
+        </w:rPr>
+        <w:t xml:space="preserve">2. Công ty chỉ được giải thể khi bảo đảm thanh toán hết các khoản nợ và nghĩa vụ tài sản khác và doanh nghiệp không trong quá trình giải quyết tranh chấp tại Tòa án hoặc cơ quan trọng tài. Người quản lý có liên quan và doanh nghiệp quy định tại điểm </w:t>
+      </w:r>
+      <w:r>
+        <w:rPr>
+          <w:sz w:val="26"/>
+          <w:szCs w:val="26"/>
+          <w:lang w:val="vi-VN"/>
+        </w:rPr>
+        <w:t>b</w:t>
+      </w:r>
+      <w:r>
+        <w:rPr>
+          <w:sz w:val="26"/>
+          <w:szCs w:val="26"/>
+          <w:lang w:val="vi-VN"/>
+        </w:rPr>
+        <w:t xml:space="preserve"> khoản 1 Điều này cùng liên đới chịu trách nhiệm về các khoản nợ của doanh nghiệp.</w:t>
+      </w:r>
+    </w:p>
+    <w:p>
+      <w:pPr>
+        <w:spacing w:line="240" w:lineRule="auto"/>
+        <w:ind w:firstLine="360"/>
+        <w:rPr>
+          <w:sz w:val="26"/>
+          <w:szCs w:val="26"/>
+          <w:lang w:val="vi-VN"/>
+        </w:rPr>
+      </w:pPr>
+    </w:p>
+    <w:p>
+      <w:pPr>
+        <w:pStyle w:val="Heading3"/>
+        <w:ind w:firstLine="360"/>
+        <w:rPr>
+          <w:rFonts w:ascii="Times New Roman" w:hAnsi="Times New Roman"/>
+        </w:rPr>
+      </w:pPr>
+      <w:proofErr w:type="spellStart"/>
+      <w:r>
+        <w:rPr>
+          <w:rFonts w:ascii="Times New Roman" w:hAnsi="Times New Roman"/>
+        </w:rPr>
+        <w:t>Điều</w:t>
+      </w:r>
+      <w:proofErr w:type="spellEnd"/>
+      <w:r>
+        <w:rPr>
+          <w:rFonts w:ascii="Times New Roman" w:hAnsi="Times New Roman"/>
+        </w:rPr>
+        <w:t xml:space="preserve"> </w:t>
+      </w:r>
+      <w:r>
+        <w:rPr>
+          <w:rFonts w:ascii="Times New Roman" w:hAnsi="Times New Roman"/>
+        </w:rPr>
+        <w:t>18</w:t>
+      </w:r>
+      <w:r>
+        <w:rPr>
+          <w:rFonts w:ascii="Times New Roman" w:hAnsi="Times New Roman"/>
+        </w:rPr>
+        <w:t xml:space="preserve">. </w:t>
+      </w:r>
+      <w:proofErr w:type="spellStart"/>
+      <w:r>
+        <w:rPr>
+          <w:rFonts w:ascii="Times New Roman" w:hAnsi="Times New Roman"/>
+        </w:rPr>
+        <w:t>Trình</w:t>
+      </w:r>
+      <w:proofErr w:type="spellEnd"/>
+      <w:r>
+        <w:rPr>
+          <w:rFonts w:ascii="Times New Roman" w:hAnsi="Times New Roman"/>
+        </w:rPr>
+        <w:t xml:space="preserve"> </w:t>
+      </w:r>
+      <w:proofErr w:type="spellStart"/>
+      <w:r>
+        <w:rPr>
+          <w:rFonts w:ascii="Times New Roman" w:hAnsi="Times New Roman"/>
+        </w:rPr>
+        <w:t>tự</w:t>
+      </w:r>
+      <w:proofErr w:type="spellEnd"/>
+      <w:r>
+        <w:rPr>
+          <w:rFonts w:ascii="Times New Roman" w:hAnsi="Times New Roman"/>
+        </w:rPr>
+        <w:t xml:space="preserve">, </w:t>
+      </w:r>
+      <w:proofErr w:type="spellStart"/>
+      <w:r>
+        <w:rPr>
+          <w:rFonts w:ascii="Times New Roman" w:hAnsi="Times New Roman"/>
+        </w:rPr>
+        <w:t>thủ</w:t>
+      </w:r>
+      <w:proofErr w:type="spellEnd"/>
+      <w:r>
+        <w:rPr>
+          <w:rFonts w:ascii="Times New Roman" w:hAnsi="Times New Roman"/>
+        </w:rPr>
+        <w:t xml:space="preserve"> </w:t>
+      </w:r>
+      <w:proofErr w:type="spellStart"/>
+      <w:r>
+        <w:rPr>
+          <w:rFonts w:ascii="Times New Roman" w:hAnsi="Times New Roman"/>
+        </w:rPr>
+        <w:t>tục</w:t>
+      </w:r>
+      <w:proofErr w:type="spellEnd"/>
+      <w:r>
+        <w:rPr>
+          <w:rFonts w:ascii="Times New Roman" w:hAnsi="Times New Roman"/>
+        </w:rPr>
+        <w:t xml:space="preserve"> </w:t>
+      </w:r>
+      <w:proofErr w:type="spellStart"/>
+      <w:r>
+        <w:rPr>
+          <w:rFonts w:ascii="Times New Roman" w:hAnsi="Times New Roman"/>
+        </w:rPr>
+        <w:t>thanh</w:t>
+      </w:r>
+      <w:proofErr w:type="spellEnd"/>
+      <w:r>
+        <w:rPr>
+          <w:rFonts w:ascii="Times New Roman" w:hAnsi="Times New Roman"/>
+        </w:rPr>
+        <w:t xml:space="preserve"> </w:t>
+      </w:r>
+      <w:proofErr w:type="spellStart"/>
+      <w:r>
+        <w:rPr>
+          <w:rFonts w:ascii="Times New Roman" w:hAnsi="Times New Roman"/>
+        </w:rPr>
+        <w:t>lý</w:t>
+      </w:r>
+      <w:proofErr w:type="spellEnd"/>
+      <w:r>
+        <w:rPr>
+          <w:rFonts w:ascii="Times New Roman" w:hAnsi="Times New Roman"/>
+        </w:rPr>
+        <w:t xml:space="preserve"> </w:t>
+      </w:r>
+      <w:proofErr w:type="spellStart"/>
+      <w:r>
+        <w:rPr>
+          <w:rFonts w:ascii="Times New Roman" w:hAnsi="Times New Roman"/>
+        </w:rPr>
+        <w:t>tài</w:t>
+      </w:r>
+      <w:proofErr w:type="spellEnd"/>
+      <w:r>
+        <w:rPr>
+          <w:rFonts w:ascii="Times New Roman" w:hAnsi="Times New Roman"/>
+        </w:rPr>
+        <w:t xml:space="preserve"> </w:t>
+      </w:r>
+      <w:proofErr w:type="spellStart"/>
+      <w:r>
+        <w:rPr>
+          <w:rFonts w:ascii="Times New Roman" w:hAnsi="Times New Roman"/>
+        </w:rPr>
+        <w:t>sản</w:t>
+      </w:r>
+      <w:proofErr w:type="spellEnd"/>
+      <w:r>
+        <w:rPr>
+          <w:rFonts w:ascii="Times New Roman" w:hAnsi="Times New Roman"/>
+        </w:rPr>
+        <w:t xml:space="preserve"> </w:t>
+      </w:r>
+      <w:proofErr w:type="spellStart"/>
+      <w:r>
+        <w:rPr>
+          <w:rFonts w:ascii="Times New Roman" w:hAnsi="Times New Roman"/>
+        </w:rPr>
+        <w:t>và</w:t>
+      </w:r>
+      <w:proofErr w:type="spellEnd"/>
+      <w:r>
+        <w:rPr>
+          <w:rFonts w:ascii="Times New Roman" w:hAnsi="Times New Roman"/>
+        </w:rPr>
+        <w:t xml:space="preserve"> </w:t>
+      </w:r>
+      <w:proofErr w:type="spellStart"/>
+      <w:r>
+        <w:rPr>
+          <w:rFonts w:ascii="Times New Roman" w:hAnsi="Times New Roman"/>
+        </w:rPr>
+        <w:t>giải</w:t>
+      </w:r>
+      <w:proofErr w:type="spellEnd"/>
+      <w:r>
+        <w:rPr>
+          <w:rFonts w:ascii="Times New Roman" w:hAnsi="Times New Roman"/>
+        </w:rPr>
+        <w:t xml:space="preserve"> </w:t>
+      </w:r>
+      <w:proofErr w:type="spellStart"/>
+      <w:r>
+        <w:rPr>
+          <w:rFonts w:ascii="Times New Roman" w:hAnsi="Times New Roman"/>
+        </w:rPr>
+        <w:t>thể</w:t>
+      </w:r>
+      <w:proofErr w:type="spellEnd"/>
+      <w:r>
+        <w:rPr>
+          <w:rFonts w:ascii="Times New Roman" w:hAnsi="Times New Roman"/>
+        </w:rPr>
+        <w:t xml:space="preserve"> </w:t>
+      </w:r>
+      <w:proofErr w:type="spellStart"/>
+      <w:r>
+        <w:rPr>
+          <w:rFonts w:ascii="Times New Roman" w:hAnsi="Times New Roman"/>
+        </w:rPr>
+        <w:t>doanh</w:t>
+      </w:r>
+      <w:proofErr w:type="spellEnd"/>
+      <w:r>
+        <w:rPr>
+          <w:rFonts w:ascii="Times New Roman" w:hAnsi="Times New Roman"/>
+        </w:rPr>
+        <w:t xml:space="preserve"> </w:t>
+      </w:r>
+      <w:proofErr w:type="spellStart"/>
+      <w:r>
+        <w:rPr>
+          <w:rFonts w:ascii="Times New Roman" w:hAnsi="Times New Roman"/>
+        </w:rPr>
+        <w:t>nghiệp</w:t>
+      </w:r>
+      <w:proofErr w:type="spellEnd"/>
+    </w:p>
+    <w:p>
+      <w:pPr>
+        <w:spacing w:line="240" w:lineRule="auto"/>
+        <w:ind w:firstLine="360"/>
+        <w:rPr>
+          <w:sz w:val="26"/>
+          <w:szCs w:val="26"/>
+          <w:lang w:val="vi-VN"/>
+        </w:rPr>
+      </w:pPr>
+      <w:bookmarkStart w:id="8" w:name="_Hlk60645556"/>
+      <w:r>
+        <w:rPr>
+          <w:sz w:val="26"/>
+          <w:szCs w:val="26"/>
+          <w:lang w:val="vi-VN"/>
+        </w:rPr>
+        <w:t xml:space="preserve">Việc giải thể doanh nghiệp trong các trường hợp quy định </w:t>
+      </w:r>
+      <w:proofErr w:type="spellStart"/>
+      <w:r>
+        <w:rPr>
+          <w:sz w:val="26"/>
+          <w:szCs w:val="26"/>
+        </w:rPr>
+        <w:t>tại</w:t>
+      </w:r>
+      <w:proofErr w:type="spellEnd"/>
+      <w:r>
+        <w:rPr>
+          <w:color w:val="FF0000"/>
+          <w:sz w:val="26"/>
+          <w:szCs w:val="26"/>
+          <w:lang w:val="vi-VN"/>
+        </w:rPr>
+        <w:t xml:space="preserve"> </w:t>
+      </w:r>
+      <w:r>
+        <w:rPr>
+          <w:sz w:val="26"/>
+          <w:szCs w:val="26"/>
+          <w:lang w:val="vi-VN"/>
+        </w:rPr>
+        <w:t xml:space="preserve">khoản 1 Điều </w:t>
+      </w:r>
+      <w:r>
+        <w:rPr>
+          <w:sz w:val="26"/>
+          <w:szCs w:val="26"/>
+          <w:lang w:val="vi-VN"/>
+        </w:rPr>
+        <w:t>17</w:t>
+      </w:r>
+      <w:r>
+        <w:rPr>
+          <w:sz w:val="26"/>
+          <w:szCs w:val="26"/>
+          <w:lang w:val="vi-VN"/>
+        </w:rPr>
+        <w:t xml:space="preserve"> của Điều lệ này được thực hiện theo quy định sau đây:</w:t>
+      </w:r>
+    </w:p>
+    <w:p>
+      <w:pPr>
+        <w:spacing w:line="240" w:lineRule="auto"/>
+        <w:ind w:firstLine="360"/>
+        <w:rPr>
+          <w:sz w:val="26"/>
+          <w:szCs w:val="26"/>
+          <w:lang w:val="vi-VN"/>
+        </w:rPr>
+      </w:pPr>
+      <w:r>
+        <w:rPr>
+          <w:sz w:val="26"/>
+          <w:szCs w:val="26"/>
+          <w:lang w:val="vi-VN"/>
+        </w:rPr>
+        <w:t>1. Thông qua nghị quyết, quyết định giải thể doanh nghiệp. Nghị quyết, quyết định giải thể doanh nghiệp phải bao gồm các nội dung chủ yếu sau đây:</w:t>
+      </w:r>
+    </w:p>
+    <w:p>
+      <w:pPr>
+        <w:spacing w:line="240" w:lineRule="auto"/>
+        <w:ind w:firstLine="360"/>
+        <w:rPr>
+          <w:sz w:val="26"/>
+          <w:szCs w:val="26"/>
+          <w:lang w:val="vi-VN"/>
+        </w:rPr>
+      </w:pPr>
+      <w:r>
+        <w:rPr>
+          <w:sz w:val="26"/>
+          <w:szCs w:val="26"/>
+          <w:lang w:val="vi-VN"/>
+        </w:rPr>
+        <w:t>a) Tên, địa chỉ trụ sở chính của doanh nghiệp;</w:t>
+      </w:r>
+    </w:p>
+    <w:p>
+      <w:pPr>
+        <w:spacing w:line="240" w:lineRule="auto"/>
+        <w:ind w:firstLine="360"/>
+        <w:rPr>
+          <w:sz w:val="26"/>
+          <w:szCs w:val="26"/>
+          <w:lang w:val="vi-VN"/>
+        </w:rPr>
+      </w:pPr>
+      <w:r>
+        <w:rPr>
+          <w:sz w:val="26"/>
+          <w:szCs w:val="26"/>
+          <w:lang w:val="vi-VN"/>
+        </w:rPr>
+        <w:t>b) Lý do giải thể;</w:t>
+      </w:r>
+    </w:p>
+    <w:p>
+      <w:pPr>
+        <w:spacing w:line="240" w:lineRule="auto"/>
+        <w:ind w:firstLine="360"/>
+        <w:rPr>
+          <w:sz w:val="26"/>
+          <w:szCs w:val="26"/>
+          <w:lang w:val="vi-VN"/>
+        </w:rPr>
+      </w:pPr>
+      <w:r>
+        <w:rPr>
+          <w:sz w:val="26"/>
+          <w:szCs w:val="26"/>
+          <w:lang w:val="vi-VN"/>
+        </w:rPr>
+        <w:t>c) Thời hạn, thủ tục thanh lý hợp đồng và thanh toán các khoản nợ của doanh nghiệp;</w:t>
+      </w:r>
+    </w:p>
+    <w:p>
+      <w:pPr>
+        <w:spacing w:line="240" w:lineRule="auto"/>
+        <w:ind w:firstLine="360"/>
+        <w:rPr>
+          <w:sz w:val="26"/>
+          <w:szCs w:val="26"/>
+          <w:lang w:val="vi-VN"/>
+        </w:rPr>
+      </w:pPr>
+      <w:r>
+        <w:rPr>
+          <w:sz w:val="26"/>
+          <w:szCs w:val="26"/>
+          <w:lang w:val="vi-VN"/>
+        </w:rPr>
+        <w:t>d) Phương án xử lý các nghĩa vụ phát sinh từ hợp đồng lao động;</w:t>
+      </w:r>
+    </w:p>
+    <w:p>
+      <w:pPr>
+        <w:spacing w:line="240" w:lineRule="auto"/>
+        <w:ind w:firstLine="360"/>
+        <w:rPr>
+          <w:sz w:val="26"/>
+          <w:szCs w:val="26"/>
+          <w:lang w:val="vi-VN"/>
+        </w:rPr>
+      </w:pPr>
+      <w:r>
+        <w:rPr>
+          <w:sz w:val="26"/>
+          <w:szCs w:val="26"/>
+          <w:lang w:val="vi-VN"/>
+        </w:rPr>
+        <w:t>đ) Họ, tên, chữ ký của chủ sở hữu công ty</w:t>
+      </w:r>
+      <w:r>
+        <w:rPr>
+          <w:sz w:val="26"/>
+          <w:szCs w:val="26"/>
+          <w:lang w:val="vi-VN"/>
+        </w:rPr>
+        <w:t>.</w:t>
+      </w:r>
+    </w:p>
+    <w:p>
+      <w:pPr>
+        <w:spacing w:line="240" w:lineRule="auto"/>
+        <w:ind w:firstLine="360"/>
+        <w:rPr>
+          <w:sz w:val="26"/>
+          <w:szCs w:val="26"/>
+          <w:lang w:val="vi-VN"/>
+        </w:rPr>
+      </w:pPr>
+      <w:r>
+        <w:rPr>
+          <w:sz w:val="26"/>
+          <w:szCs w:val="26"/>
+          <w:lang w:val="vi-VN"/>
+        </w:rPr>
+        <w:t>2. Chủ sở hữu công ty trực tiếp tổ chức thanh lý tài sản doanh nghiệp;</w:t>
+      </w:r>
+    </w:p>
+    <w:p>
+      <w:pPr>
+        <w:spacing w:line="240" w:lineRule="auto"/>
+        <w:ind w:firstLine="360"/>
+        <w:rPr>
+          <w:sz w:val="26"/>
+          <w:szCs w:val="26"/>
+          <w:lang w:val="vi-VN"/>
+        </w:rPr>
+      </w:pPr>
+      <w:r>
+        <w:rPr>
+          <w:sz w:val="26"/>
+          <w:szCs w:val="26"/>
+          <w:lang w:val="vi-VN"/>
+        </w:rPr>
         <w:lastRenderedPageBreak/>
-        <w:t>Điều</w:t>
-      </w:r>
-      <w:proofErr w:type="spellEnd"/>
-      <w:r>
-        <w:rPr>
-          <w:rFonts w:ascii="Times New Roman" w:hAnsi="Times New Roman"/>
-        </w:rPr>
-        <w:t xml:space="preserve"> </w:t>
-      </w:r>
-      <w:r>
-        <w:rPr>
-          <w:rFonts w:ascii="Times New Roman" w:hAnsi="Times New Roman"/>
-        </w:rPr>
-        <w:t>17</w:t>
-      </w:r>
-      <w:r>
-        <w:rPr>
-          <w:rFonts w:ascii="Times New Roman" w:hAnsi="Times New Roman"/>
-        </w:rPr>
-        <w:t xml:space="preserve">. </w:t>
-      </w:r>
-      <w:bookmarkStart w:id="7" w:name="_Toc115580161"/>
-      <w:r>
-        <w:rPr>
-          <w:rFonts w:ascii="Times New Roman" w:hAnsi="Times New Roman"/>
-        </w:rPr>
-        <w:t xml:space="preserve">Các </w:t>
-      </w:r>
-      <w:proofErr w:type="spellStart"/>
-      <w:r>
-        <w:rPr>
-          <w:rFonts w:ascii="Times New Roman" w:hAnsi="Times New Roman"/>
-        </w:rPr>
-        <w:t>trường</w:t>
-      </w:r>
-      <w:proofErr w:type="spellEnd"/>
-      <w:r>
-        <w:rPr>
-          <w:rFonts w:ascii="Times New Roman" w:hAnsi="Times New Roman"/>
-        </w:rPr>
-        <w:t xml:space="preserve"> </w:t>
-      </w:r>
-      <w:proofErr w:type="spellStart"/>
-      <w:r>
-        <w:rPr>
-          <w:rFonts w:ascii="Times New Roman" w:hAnsi="Times New Roman"/>
-        </w:rPr>
-        <w:t>hợp</w:t>
-      </w:r>
-      <w:proofErr w:type="spellEnd"/>
-      <w:r>
-        <w:rPr>
-          <w:rFonts w:ascii="Times New Roman" w:hAnsi="Times New Roman"/>
-        </w:rPr>
-        <w:t xml:space="preserve"> </w:t>
-      </w:r>
-      <w:proofErr w:type="spellStart"/>
-      <w:r>
-        <w:rPr>
-          <w:rFonts w:ascii="Times New Roman" w:hAnsi="Times New Roman"/>
-        </w:rPr>
-        <w:t>và</w:t>
-      </w:r>
-      <w:proofErr w:type="spellEnd"/>
-      <w:r>
-        <w:rPr>
-          <w:rFonts w:ascii="Times New Roman" w:hAnsi="Times New Roman"/>
-        </w:rPr>
-        <w:t xml:space="preserve"> </w:t>
-      </w:r>
-      <w:proofErr w:type="spellStart"/>
-      <w:r>
-        <w:rPr>
-          <w:rFonts w:ascii="Times New Roman" w:hAnsi="Times New Roman"/>
-        </w:rPr>
-        <w:t>điều</w:t>
-      </w:r>
-      <w:proofErr w:type="spellEnd"/>
-      <w:r>
-        <w:rPr>
-          <w:rFonts w:ascii="Times New Roman" w:hAnsi="Times New Roman"/>
-        </w:rPr>
-        <w:t xml:space="preserve"> </w:t>
-      </w:r>
-      <w:proofErr w:type="spellStart"/>
-      <w:r>
-        <w:rPr>
-          <w:rFonts w:ascii="Times New Roman" w:hAnsi="Times New Roman"/>
-        </w:rPr>
-        <w:t>kiện</w:t>
-      </w:r>
-      <w:proofErr w:type="spellEnd"/>
-      <w:r>
-        <w:rPr>
-          <w:rFonts w:ascii="Times New Roman" w:hAnsi="Times New Roman"/>
-        </w:rPr>
-        <w:t xml:space="preserve"> </w:t>
-      </w:r>
-      <w:proofErr w:type="spellStart"/>
-      <w:r>
-        <w:rPr>
-          <w:rFonts w:ascii="Times New Roman" w:hAnsi="Times New Roman"/>
-        </w:rPr>
-        <w:t>giải</w:t>
-      </w:r>
-      <w:proofErr w:type="spellEnd"/>
-      <w:r>
-        <w:rPr>
-          <w:rFonts w:ascii="Times New Roman" w:hAnsi="Times New Roman"/>
-        </w:rPr>
-        <w:t xml:space="preserve"> </w:t>
-      </w:r>
-      <w:proofErr w:type="spellStart"/>
-      <w:r>
-        <w:rPr>
-          <w:rFonts w:ascii="Times New Roman" w:hAnsi="Times New Roman"/>
-        </w:rPr>
-        <w:t>thể</w:t>
-      </w:r>
-      <w:proofErr w:type="spellEnd"/>
-      <w:r>
-        <w:rPr>
-          <w:rFonts w:ascii="Times New Roman" w:hAnsi="Times New Roman"/>
-        </w:rPr>
-        <w:t xml:space="preserve"> </w:t>
-      </w:r>
-      <w:proofErr w:type="spellStart"/>
-      <w:r>
-        <w:rPr>
-          <w:rFonts w:ascii="Times New Roman" w:hAnsi="Times New Roman"/>
-        </w:rPr>
-        <w:t>doanh</w:t>
-      </w:r>
-      <w:proofErr w:type="spellEnd"/>
-      <w:r>
-        <w:rPr>
-          <w:rStyle w:val="apple-converted-space"/>
-          <w:rFonts w:ascii="Times New Roman" w:hAnsi="Times New Roman"/>
-          <w:lang w:val="vi-VN"/>
-        </w:rPr>
-        <w:t> </w:t>
-      </w:r>
-      <w:bookmarkEnd w:id="7"/>
-      <w:proofErr w:type="spellStart"/>
-      <w:r>
-        <w:rPr>
-          <w:rFonts w:ascii="Times New Roman" w:hAnsi="Times New Roman"/>
-        </w:rPr>
-        <w:t>nghiệp</w:t>
-      </w:r>
-      <w:proofErr w:type="spellEnd"/>
+        <w:t>3. Trong thời hạn 07 ngày làm việc kể từ ngày thông qua, quyết định giải thể phải được gửi đến Cơ quan đăng ký kinh doanh, cơ quan thuế, người lao động trong doanh nghiệp. Quyết định giải thể phải được đăng trên cổng thông tin quốc gia về đăng ký doanh nghiệp và được niêm yết công khai tại trụ sở chính, chi nhánh, văn phòng đại diện của doanh nghiệp. Trường hợp doanh nghiệp còn nghĩa vụ tài chính chưa thanh toán thì phải gửi kèm theo quyết định giải thể và phương án giải quyết nợ đến các chủ nợ, người có quyền, nghĩa vụ và lợi ích có liên quan. Phương án giải quyết nợ phải có tên, địa chỉ của chủ nợ; số nợ, thời hạn, địa điểm và phương thức thanh toán số nợ đó; cách thức và thời hạn giải quyết khiếu nại của chủ nợ;</w:t>
+      </w:r>
     </w:p>
     <w:p>
       <w:pPr>
@@ -13656,7 +15007,7 @@
           <w:szCs w:val="26"/>
           <w:lang w:val="vi-VN"/>
         </w:rPr>
-        <w:t>1. Công ty bị giải thể trong các trường hợp sau đây:</w:t>
+        <w:t>4. Các khoản nợ của doanh nghiệp được thanh toán theo thứ tự ưu tiên sau đây:</w:t>
       </w:r>
     </w:p>
     <w:p>
@@ -13675,7 +15026,7 @@
           <w:szCs w:val="26"/>
           <w:lang w:val="vi-VN"/>
         </w:rPr>
-        <w:t>a) Kết thúc thời hạn hoạt động đã ghi trong Điều lệ công ty mà không có quyết định gia hạn;</w:t>
+        <w:t>a) Các khoản nợ lương, trợ cấp thôi việc, bảo hiểm xã hội, bảo hiểm y tế, bảo hiểm thất nghiệp theo quy định của pháp luật và các quyền lợi khác của người lao động theo thỏa ước lao động tập thể và hợp đồng lao động đã ký kết;</w:t>
       </w:r>
     </w:p>
     <w:p>
@@ -13694,7 +15045,7 @@
           <w:szCs w:val="26"/>
           <w:lang w:val="vi-VN"/>
         </w:rPr>
-        <w:t>b) Theo nghị quyết, quyết định của Chủ sở hữu;</w:t>
+        <w:t>b) Nợ thuế;</w:t>
       </w:r>
     </w:p>
     <w:p>
@@ -13709,567 +15060,10 @@
       </w:pPr>
       <w:r>
         <w:rPr>
-          <w:spacing w:val="-2"/>
-          <w:sz w:val="26"/>
-          <w:szCs w:val="26"/>
-          <w:lang w:val="vi-VN"/>
-        </w:rPr>
-        <w:t>c) Bị thu hồi Giấy chứng nhận đăng ký doanh nghiệp, trừ trường hợp Luật Quản lý thuế có quy định khác.</w:t>
-      </w:r>
-    </w:p>
-    <w:p>
-      <w:pPr>
-        <w:spacing w:line="240" w:lineRule="auto"/>
-        <w:ind w:firstLine="360"/>
-        <w:rPr>
-          <w:sz w:val="26"/>
-          <w:szCs w:val="26"/>
-          <w:lang w:val="vi-VN"/>
-        </w:rPr>
-      </w:pPr>
-      <w:r>
-        <w:rPr>
-          <w:sz w:val="26"/>
-          <w:szCs w:val="26"/>
-          <w:lang w:val="vi-VN"/>
-        </w:rPr>
-        <w:t xml:space="preserve">2. Công ty chỉ được giải thể khi bảo đảm thanh toán hết các khoản nợ và nghĩa vụ tài sản khác và doanh nghiệp không trong quá trình giải quyết tranh chấp tại Tòa án hoặc cơ quan trọng tài. Người quản lý có liên quan và doanh nghiệp quy định tại điểm </w:t>
-      </w:r>
-      <w:r>
-        <w:rPr>
-          <w:sz w:val="26"/>
-          <w:szCs w:val="26"/>
-          <w:lang w:val="vi-VN"/>
-        </w:rPr>
-        <w:t>b</w:t>
-      </w:r>
-      <w:r>
-        <w:rPr>
-          <w:sz w:val="26"/>
-          <w:szCs w:val="26"/>
-          <w:lang w:val="vi-VN"/>
-        </w:rPr>
-        <w:t xml:space="preserve"> khoản 1 Điều này cùng liên đới chịu trách nhiệm về các khoản nợ của doanh nghiệp.</w:t>
-      </w:r>
-    </w:p>
-    <w:p>
-      <w:pPr>
-        <w:spacing w:line="240" w:lineRule="auto"/>
-        <w:ind w:firstLine="360"/>
-        <w:rPr>
-          <w:sz w:val="26"/>
-          <w:szCs w:val="26"/>
-          <w:lang w:val="vi-VN"/>
-        </w:rPr>
-      </w:pPr>
-    </w:p>
-    <w:p>
-      <w:pPr>
-        <w:pStyle w:val="Heading3"/>
-        <w:ind w:firstLine="360"/>
-        <w:rPr>
-          <w:rFonts w:ascii="Times New Roman" w:hAnsi="Times New Roman"/>
-        </w:rPr>
-      </w:pPr>
-      <w:proofErr w:type="spellStart"/>
-      <w:r>
-        <w:rPr>
-          <w:rFonts w:ascii="Times New Roman" w:hAnsi="Times New Roman"/>
-        </w:rPr>
-        <w:t>Điều</w:t>
-      </w:r>
-      <w:proofErr w:type="spellEnd"/>
-      <w:r>
-        <w:rPr>
-          <w:rFonts w:ascii="Times New Roman" w:hAnsi="Times New Roman"/>
-        </w:rPr>
-        <w:t xml:space="preserve"> </w:t>
-      </w:r>
-      <w:r>
-        <w:rPr>
-          <w:rFonts w:ascii="Times New Roman" w:hAnsi="Times New Roman"/>
-        </w:rPr>
-        <w:t>18</w:t>
-      </w:r>
-      <w:r>
-        <w:rPr>
-          <w:rFonts w:ascii="Times New Roman" w:hAnsi="Times New Roman"/>
-        </w:rPr>
-        <w:t xml:space="preserve">. </w:t>
-      </w:r>
-      <w:proofErr w:type="spellStart"/>
-      <w:r>
-        <w:rPr>
-          <w:rFonts w:ascii="Times New Roman" w:hAnsi="Times New Roman"/>
-        </w:rPr>
-        <w:t>Trình</w:t>
-      </w:r>
-      <w:proofErr w:type="spellEnd"/>
-      <w:r>
-        <w:rPr>
-          <w:rFonts w:ascii="Times New Roman" w:hAnsi="Times New Roman"/>
-        </w:rPr>
-        <w:t xml:space="preserve"> </w:t>
-      </w:r>
-      <w:proofErr w:type="spellStart"/>
-      <w:r>
-        <w:rPr>
-          <w:rFonts w:ascii="Times New Roman" w:hAnsi="Times New Roman"/>
-        </w:rPr>
-        <w:t>tự</w:t>
-      </w:r>
-      <w:proofErr w:type="spellEnd"/>
-      <w:r>
-        <w:rPr>
-          <w:rFonts w:ascii="Times New Roman" w:hAnsi="Times New Roman"/>
-        </w:rPr>
-        <w:t xml:space="preserve">, </w:t>
-      </w:r>
-      <w:proofErr w:type="spellStart"/>
-      <w:r>
-        <w:rPr>
-          <w:rFonts w:ascii="Times New Roman" w:hAnsi="Times New Roman"/>
-        </w:rPr>
-        <w:t>thủ</w:t>
-      </w:r>
-      <w:proofErr w:type="spellEnd"/>
-      <w:r>
-        <w:rPr>
-          <w:rFonts w:ascii="Times New Roman" w:hAnsi="Times New Roman"/>
-        </w:rPr>
-        <w:t xml:space="preserve"> </w:t>
-      </w:r>
-      <w:proofErr w:type="spellStart"/>
-      <w:r>
-        <w:rPr>
-          <w:rFonts w:ascii="Times New Roman" w:hAnsi="Times New Roman"/>
-        </w:rPr>
-        <w:t>tục</w:t>
-      </w:r>
-      <w:proofErr w:type="spellEnd"/>
-      <w:r>
-        <w:rPr>
-          <w:rFonts w:ascii="Times New Roman" w:hAnsi="Times New Roman"/>
-        </w:rPr>
-        <w:t xml:space="preserve"> </w:t>
-      </w:r>
-      <w:proofErr w:type="spellStart"/>
-      <w:r>
-        <w:rPr>
-          <w:rFonts w:ascii="Times New Roman" w:hAnsi="Times New Roman"/>
-        </w:rPr>
-        <w:t>thanh</w:t>
-      </w:r>
-      <w:proofErr w:type="spellEnd"/>
-      <w:r>
-        <w:rPr>
-          <w:rFonts w:ascii="Times New Roman" w:hAnsi="Times New Roman"/>
-        </w:rPr>
-        <w:t xml:space="preserve"> </w:t>
-      </w:r>
-      <w:proofErr w:type="spellStart"/>
-      <w:r>
-        <w:rPr>
-          <w:rFonts w:ascii="Times New Roman" w:hAnsi="Times New Roman"/>
-        </w:rPr>
-        <w:t>lý</w:t>
-      </w:r>
-      <w:proofErr w:type="spellEnd"/>
-      <w:r>
-        <w:rPr>
-          <w:rFonts w:ascii="Times New Roman" w:hAnsi="Times New Roman"/>
-        </w:rPr>
-        <w:t xml:space="preserve"> </w:t>
-      </w:r>
-      <w:proofErr w:type="spellStart"/>
-      <w:r>
-        <w:rPr>
-          <w:rFonts w:ascii="Times New Roman" w:hAnsi="Times New Roman"/>
-        </w:rPr>
-        <w:t>tài</w:t>
-      </w:r>
-      <w:proofErr w:type="spellEnd"/>
-      <w:r>
-        <w:rPr>
-          <w:rFonts w:ascii="Times New Roman" w:hAnsi="Times New Roman"/>
-        </w:rPr>
-        <w:t xml:space="preserve"> </w:t>
-      </w:r>
-      <w:proofErr w:type="spellStart"/>
-      <w:r>
-        <w:rPr>
-          <w:rFonts w:ascii="Times New Roman" w:hAnsi="Times New Roman"/>
-        </w:rPr>
-        <w:t>sản</w:t>
-      </w:r>
-      <w:proofErr w:type="spellEnd"/>
-      <w:r>
-        <w:rPr>
-          <w:rFonts w:ascii="Times New Roman" w:hAnsi="Times New Roman"/>
-        </w:rPr>
-        <w:t xml:space="preserve"> </w:t>
-      </w:r>
-      <w:proofErr w:type="spellStart"/>
-      <w:r>
-        <w:rPr>
-          <w:rFonts w:ascii="Times New Roman" w:hAnsi="Times New Roman"/>
-        </w:rPr>
-        <w:t>và</w:t>
-      </w:r>
-      <w:proofErr w:type="spellEnd"/>
-      <w:r>
-        <w:rPr>
-          <w:rFonts w:ascii="Times New Roman" w:hAnsi="Times New Roman"/>
-        </w:rPr>
-        <w:t xml:space="preserve"> </w:t>
-      </w:r>
-      <w:proofErr w:type="spellStart"/>
-      <w:r>
-        <w:rPr>
-          <w:rFonts w:ascii="Times New Roman" w:hAnsi="Times New Roman"/>
-        </w:rPr>
-        <w:t>giải</w:t>
-      </w:r>
-      <w:proofErr w:type="spellEnd"/>
-      <w:r>
-        <w:rPr>
-          <w:rFonts w:ascii="Times New Roman" w:hAnsi="Times New Roman"/>
-        </w:rPr>
-        <w:t xml:space="preserve"> </w:t>
-      </w:r>
-      <w:proofErr w:type="spellStart"/>
-      <w:r>
-        <w:rPr>
-          <w:rFonts w:ascii="Times New Roman" w:hAnsi="Times New Roman"/>
-        </w:rPr>
-        <w:t>thể</w:t>
-      </w:r>
-      <w:proofErr w:type="spellEnd"/>
-      <w:r>
-        <w:rPr>
-          <w:rFonts w:ascii="Times New Roman" w:hAnsi="Times New Roman"/>
-        </w:rPr>
-        <w:t xml:space="preserve"> </w:t>
-      </w:r>
-      <w:proofErr w:type="spellStart"/>
-      <w:r>
-        <w:rPr>
-          <w:rFonts w:ascii="Times New Roman" w:hAnsi="Times New Roman"/>
-        </w:rPr>
-        <w:t>doanh</w:t>
-      </w:r>
-      <w:proofErr w:type="spellEnd"/>
-      <w:r>
-        <w:rPr>
-          <w:rFonts w:ascii="Times New Roman" w:hAnsi="Times New Roman"/>
-        </w:rPr>
-        <w:t xml:space="preserve"> </w:t>
-      </w:r>
-      <w:proofErr w:type="spellStart"/>
-      <w:r>
-        <w:rPr>
-          <w:rFonts w:ascii="Times New Roman" w:hAnsi="Times New Roman"/>
-        </w:rPr>
-        <w:t>nghiệp</w:t>
-      </w:r>
-      <w:proofErr w:type="spellEnd"/>
-    </w:p>
-    <w:p>
-      <w:pPr>
-        <w:spacing w:line="240" w:lineRule="auto"/>
-        <w:ind w:firstLine="360"/>
-        <w:rPr>
-          <w:sz w:val="26"/>
-          <w:szCs w:val="26"/>
-          <w:lang w:val="vi-VN"/>
-        </w:rPr>
-      </w:pPr>
-      <w:bookmarkStart w:id="8" w:name="_Hlk60645556"/>
-      <w:r>
-        <w:rPr>
-          <w:sz w:val="26"/>
-          <w:szCs w:val="26"/>
-          <w:lang w:val="vi-VN"/>
-        </w:rPr>
-        <w:t xml:space="preserve">Việc giải thể doanh nghiệp trong các trường hợp quy định </w:t>
-      </w:r>
-      <w:proofErr w:type="spellStart"/>
-      <w:r>
-        <w:rPr>
-          <w:sz w:val="26"/>
-          <w:szCs w:val="26"/>
-        </w:rPr>
-        <w:t>tại</w:t>
-      </w:r>
-      <w:proofErr w:type="spellEnd"/>
-      <w:r>
-        <w:rPr>
-          <w:color w:val="FF0000"/>
-          <w:sz w:val="26"/>
-          <w:szCs w:val="26"/>
-          <w:lang w:val="vi-VN"/>
-        </w:rPr>
-        <w:t xml:space="preserve"> </w:t>
-      </w:r>
-      <w:r>
-        <w:rPr>
-          <w:sz w:val="26"/>
-          <w:szCs w:val="26"/>
-          <w:lang w:val="vi-VN"/>
-        </w:rPr>
-        <w:t xml:space="preserve">khoản 1 Điều </w:t>
-      </w:r>
-      <w:r>
-        <w:rPr>
-          <w:sz w:val="26"/>
-          <w:szCs w:val="26"/>
-          <w:lang w:val="vi-VN"/>
-        </w:rPr>
-        <w:t>17</w:t>
-      </w:r>
-      <w:r>
-        <w:rPr>
-          <w:sz w:val="26"/>
-          <w:szCs w:val="26"/>
-          <w:lang w:val="vi-VN"/>
-        </w:rPr>
-        <w:t xml:space="preserve"> của Điều lệ này được thực hiện theo quy định sau đây:</w:t>
-      </w:r>
-    </w:p>
-    <w:p>
-      <w:pPr>
-        <w:spacing w:line="240" w:lineRule="auto"/>
-        <w:ind w:firstLine="360"/>
-        <w:rPr>
-          <w:sz w:val="26"/>
-          <w:szCs w:val="26"/>
-          <w:lang w:val="vi-VN"/>
-        </w:rPr>
-      </w:pPr>
-      <w:r>
-        <w:rPr>
-          <w:sz w:val="26"/>
-          <w:szCs w:val="26"/>
-          <w:lang w:val="vi-VN"/>
-        </w:rPr>
-        <w:t>1. Thông qua nghị quyết, quyết định giải thể doanh nghiệp. Nghị quyết, quyết định giải thể doanh nghiệp phải bao gồm các nội dung chủ yếu sau đây:</w:t>
-      </w:r>
-    </w:p>
-    <w:p>
-      <w:pPr>
-        <w:spacing w:line="240" w:lineRule="auto"/>
-        <w:ind w:firstLine="360"/>
-        <w:rPr>
-          <w:sz w:val="26"/>
-          <w:szCs w:val="26"/>
-          <w:lang w:val="vi-VN"/>
-        </w:rPr>
-      </w:pPr>
-      <w:r>
-        <w:rPr>
-          <w:sz w:val="26"/>
-          <w:szCs w:val="26"/>
-          <w:lang w:val="vi-VN"/>
-        </w:rPr>
-        <w:t>a) Tên, địa chỉ trụ sở chính của doanh nghiệp;</w:t>
-      </w:r>
-    </w:p>
-    <w:p>
-      <w:pPr>
-        <w:spacing w:line="240" w:lineRule="auto"/>
-        <w:ind w:firstLine="360"/>
-        <w:rPr>
-          <w:sz w:val="26"/>
-          <w:szCs w:val="26"/>
-          <w:lang w:val="vi-VN"/>
-        </w:rPr>
-      </w:pPr>
-      <w:r>
-        <w:rPr>
-          <w:sz w:val="26"/>
-          <w:szCs w:val="26"/>
-          <w:lang w:val="vi-VN"/>
-        </w:rPr>
-        <w:t>b) Lý do giải thể;</w:t>
-      </w:r>
-    </w:p>
-    <w:p>
-      <w:pPr>
-        <w:spacing w:line="240" w:lineRule="auto"/>
-        <w:ind w:firstLine="360"/>
-        <w:rPr>
-          <w:sz w:val="26"/>
-          <w:szCs w:val="26"/>
-          <w:lang w:val="vi-VN"/>
-        </w:rPr>
-      </w:pPr>
-      <w:r>
-        <w:rPr>
-          <w:sz w:val="26"/>
-          <w:szCs w:val="26"/>
-          <w:lang w:val="vi-VN"/>
-        </w:rPr>
-        <w:t>c) Thời hạn, thủ tục thanh lý hợp đồng và thanh toán các khoản nợ của doanh nghiệp;</w:t>
-      </w:r>
-    </w:p>
-    <w:p>
-      <w:pPr>
-        <w:spacing w:line="240" w:lineRule="auto"/>
-        <w:ind w:firstLine="360"/>
-        <w:rPr>
-          <w:sz w:val="26"/>
-          <w:szCs w:val="26"/>
-          <w:lang w:val="vi-VN"/>
-        </w:rPr>
-      </w:pPr>
-      <w:r>
-        <w:rPr>
-          <w:sz w:val="26"/>
-          <w:szCs w:val="26"/>
-          <w:lang w:val="vi-VN"/>
-        </w:rPr>
-        <w:t>d) Phương án xử lý các nghĩa vụ phát sinh từ hợp đồng lao động;</w:t>
-      </w:r>
-    </w:p>
-    <w:p>
-      <w:pPr>
-        <w:spacing w:line="240" w:lineRule="auto"/>
-        <w:ind w:firstLine="360"/>
-        <w:rPr>
-          <w:sz w:val="26"/>
-          <w:szCs w:val="26"/>
-          <w:lang w:val="vi-VN"/>
-        </w:rPr>
-      </w:pPr>
-      <w:r>
-        <w:rPr>
-          <w:sz w:val="26"/>
-          <w:szCs w:val="26"/>
-          <w:lang w:val="vi-VN"/>
-        </w:rPr>
-        <w:t>đ) Họ, tên, chữ ký của chủ sở hữu công ty</w:t>
-      </w:r>
-      <w:r>
-        <w:rPr>
-          <w:sz w:val="26"/>
-          <w:szCs w:val="26"/>
-          <w:lang w:val="vi-VN"/>
-        </w:rPr>
-        <w:t>.</w:t>
-      </w:r>
-    </w:p>
-    <w:p>
-      <w:pPr>
-        <w:spacing w:line="240" w:lineRule="auto"/>
-        <w:ind w:firstLine="360"/>
-        <w:rPr>
-          <w:sz w:val="26"/>
-          <w:szCs w:val="26"/>
-          <w:lang w:val="vi-VN"/>
-        </w:rPr>
-      </w:pPr>
-      <w:r>
-        <w:rPr>
-          <w:sz w:val="26"/>
-          <w:szCs w:val="26"/>
-          <w:lang w:val="vi-VN"/>
-        </w:rPr>
-        <w:t>2. Chủ sở hữu công ty trực tiếp tổ chức thanh lý tài sản doanh nghiệp;</w:t>
-      </w:r>
-    </w:p>
-    <w:p>
-      <w:pPr>
-        <w:spacing w:line="240" w:lineRule="auto"/>
-        <w:ind w:firstLine="360"/>
-        <w:rPr>
-          <w:sz w:val="26"/>
-          <w:szCs w:val="26"/>
-          <w:lang w:val="vi-VN"/>
-        </w:rPr>
-      </w:pPr>
-      <w:r>
-        <w:rPr>
-          <w:sz w:val="26"/>
-          <w:szCs w:val="26"/>
-          <w:lang w:val="vi-VN"/>
-        </w:rPr>
-        <w:t>3. Trong thời hạn 07 ngày làm việc kể từ ngày thông qua, quyết định giải thể phải được gửi đến Cơ quan đăng ký kinh doanh, cơ quan thuế, người lao động trong doanh nghiệp. Quyết định giải thể phải được đăng trên cổng thông tin quốc gia về đăng ký doanh nghiệp và được niêm yết công khai tại trụ sở chính, chi nhánh, văn phòng đại diện của doanh nghiệp. Trường hợp doanh nghiệp còn nghĩa vụ tài chính chưa thanh toán thì phải gửi kèm theo quyết định giải thể và phương án giải quyết nợ đến các chủ nợ, người có quyền, nghĩa vụ và lợi ích có liên quan. Phương án giải quyết nợ phải có tên, địa chỉ của chủ nợ; số nợ, thời hạn, địa điểm và phương thức thanh toán số nợ đó; cách thức và thời hạn giải quyết khiếu nại của chủ nợ;</w:t>
-      </w:r>
-    </w:p>
-    <w:p>
-      <w:pPr>
-        <w:spacing w:line="240" w:lineRule="auto"/>
-        <w:ind w:firstLine="360"/>
-        <w:rPr>
-          <w:sz w:val="26"/>
-          <w:szCs w:val="26"/>
-          <w:lang w:val="vi-VN"/>
-        </w:rPr>
-      </w:pPr>
-      <w:r>
-        <w:rPr>
-          <w:sz w:val="26"/>
-          <w:szCs w:val="26"/>
-          <w:lang w:val="vi-VN"/>
-        </w:rPr>
-        <w:t>4. Các khoản nợ của doanh nghiệp được thanh toán theo thứ tự ưu tiên sau đây:</w:t>
-      </w:r>
-    </w:p>
-    <w:p>
-      <w:pPr>
-        <w:spacing w:line="240" w:lineRule="auto"/>
-        <w:ind w:firstLine="360"/>
-        <w:rPr>
-          <w:sz w:val="26"/>
-          <w:szCs w:val="26"/>
-          <w:lang w:val="vi-VN"/>
-        </w:rPr>
-      </w:pPr>
-      <w:r>
-        <w:rPr>
-          <w:sz w:val="26"/>
-          <w:szCs w:val="26"/>
-          <w:lang w:val="vi-VN"/>
-        </w:rPr>
-        <w:t>a) Các khoản nợ lương, trợ cấp thôi việc, bảo hiểm xã hội, bảo hiểm y tế, bảo hiểm thất nghiệp theo quy định của pháp luật và các quyền lợi khác của người lao động theo thỏa ước lao động tập thể và hợp đồng lao động đã ký kết;</w:t>
-      </w:r>
-    </w:p>
-    <w:p>
-      <w:pPr>
-        <w:spacing w:line="240" w:lineRule="auto"/>
-        <w:ind w:firstLine="360"/>
-        <w:rPr>
-          <w:sz w:val="26"/>
-          <w:szCs w:val="26"/>
-          <w:lang w:val="vi-VN"/>
-        </w:rPr>
-      </w:pPr>
-      <w:r>
-        <w:rPr>
-          <w:sz w:val="26"/>
-          <w:szCs w:val="26"/>
-          <w:lang w:val="vi-VN"/>
-        </w:rPr>
-        <w:t>b) Nợ thuế;</w:t>
-      </w:r>
-    </w:p>
-    <w:p>
-      <w:pPr>
-        <w:spacing w:line="240" w:lineRule="auto"/>
-        <w:ind w:firstLine="360"/>
-        <w:rPr>
-          <w:sz w:val="26"/>
-          <w:szCs w:val="26"/>
-          <w:lang w:val="vi-VN"/>
-        </w:rPr>
-      </w:pPr>
-      <w:r>
-        <w:rPr>
-          <w:sz w:val="26"/>
-          <w:szCs w:val="26"/>
-          <w:lang w:val="vi-VN"/>
-        </w:rPr>
-        <w:lastRenderedPageBreak/>
+          <w:sz w:val="26"/>
+          <w:szCs w:val="26"/>
+          <w:lang w:val="vi-VN"/>
+        </w:rPr>
         <w:t>c) Các khoản nợ khác;</w:t>
       </w:r>
     </w:p>
@@ -15376,6 +16170,8 @@
       <w:proofErr w:type="spellStart"/>
       <w:r>
         <w:rPr>
+          <w:iCs/>
+          <w:color w:val="000000" w:themeColor="text1"/>
           <w:sz w:val="26"/>
           <w:szCs w:val="26"/>
         </w:rPr>
@@ -15384,28 +16180,18 @@
       <w:proofErr w:type="spellEnd"/>
       <w:r>
         <w:rPr>
-          <w:sz w:val="26"/>
-          <w:szCs w:val="26"/>
-        </w:rPr>
-        <w:t xml:space="preserve"> </w:t>
-      </w:r>
-      <w:r>
-        <w:rPr>
-          <w:sz w:val="26"/>
-          <w:szCs w:val="26"/>
-        </w:rPr>
-        <w:t>13</w:t>
-      </w:r>
-      <w:r>
-        <w:rPr>
-          <w:sz w:val="26"/>
-          <w:szCs w:val="26"/>
-        </w:rPr>
-        <w:t xml:space="preserve"> </w:t>
-      </w:r>
-      <w:proofErr w:type="spellStart"/>
-      <w:r>
-        <w:rPr>
+          <w:iCs/>
+          <w:color w:val="000000" w:themeColor="text1"/>
+          <w:sz w:val="26"/>
+          <w:szCs w:val="26"/>
+        </w:rPr>
+        <w:t xml:space="preserve"> 13 </w:t>
+      </w:r>
+      <w:proofErr w:type="spellStart"/>
+      <w:r>
+        <w:rPr>
+          <w:iCs/>
+          <w:color w:val="000000" w:themeColor="text1"/>
           <w:sz w:val="26"/>
           <w:szCs w:val="26"/>
         </w:rPr>
@@ -15414,28 +16200,18 @@
       <w:proofErr w:type="spellEnd"/>
       <w:r>
         <w:rPr>
-          <w:sz w:val="26"/>
-          <w:szCs w:val="26"/>
-        </w:rPr>
-        <w:t xml:space="preserve"> </w:t>
-      </w:r>
-      <w:r>
-        <w:rPr>
-          <w:sz w:val="26"/>
-          <w:szCs w:val="26"/>
-        </w:rPr>
-        <w:t>6</w:t>
-      </w:r>
-      <w:r>
-        <w:rPr>
-          <w:sz w:val="26"/>
-          <w:szCs w:val="26"/>
-        </w:rPr>
-        <w:t xml:space="preserve"> </w:t>
-      </w:r>
-      <w:proofErr w:type="spellStart"/>
-      <w:r>
-        <w:rPr>
+          <w:iCs/>
+          <w:color w:val="000000" w:themeColor="text1"/>
+          <w:sz w:val="26"/>
+          <w:szCs w:val="26"/>
+        </w:rPr>
+        <w:t xml:space="preserve"> 6 </w:t>
+      </w:r>
+      <w:proofErr w:type="spellStart"/>
+      <w:r>
+        <w:rPr>
+          <w:iCs/>
+          <w:color w:val="000000" w:themeColor="text1"/>
           <w:sz w:val="26"/>
           <w:szCs w:val="26"/>
         </w:rPr>
@@ -15444,17 +16220,12 @@
       <w:proofErr w:type="spellEnd"/>
       <w:r>
         <w:rPr>
-          <w:sz w:val="26"/>
-          <w:szCs w:val="26"/>
-        </w:rPr>
-        <w:t xml:space="preserve"> </w:t>
-      </w:r>
-      <w:r>
-        <w:rPr>
-          <w:sz w:val="26"/>
-          <w:szCs w:val="26"/>
-        </w:rPr>
-        <w:t>2026</w:t>
+          <w:iCs/>
+          <w:color w:val="000000" w:themeColor="text1"/>
+          <w:sz w:val="26"/>
+          <w:szCs w:val="26"/>
+        </w:rPr>
+        <w:t xml:space="preserve"> 2026</w:t>
       </w:r>
       <w:r>
         <w:rPr>
@@ -17243,13 +18014,13 @@
       </w:rPr>
     </w:lvl>
   </w:abstractNum>
-  <w:num w:numId="1" w16cid:durableId="198511687">
+  <w:num w:numId="1" w16cid:durableId="1816491164">
     <w:abstractNumId w:val="1"/>
   </w:num>
-  <w:num w:numId="2" w16cid:durableId="1109852478">
+  <w:num w:numId="2" w16cid:durableId="1408571554">
     <w:abstractNumId w:val="2"/>
   </w:num>
-  <w:num w:numId="3" w16cid:durableId="1876382976">
+  <w:num w:numId="3" w16cid:durableId="98642319">
     <w:abstractNumId w:val="5"/>
     <w:lvlOverride w:ilvl="0">
       <w:startOverride w:val="1"/>
@@ -17279,7 +18050,7 @@
       <w:startOverride w:val="1"/>
     </w:lvlOverride>
   </w:num>
-  <w:num w:numId="4" w16cid:durableId="653753364">
+  <w:num w:numId="4" w16cid:durableId="269051842">
     <w:abstractNumId w:val="10"/>
     <w:lvlOverride w:ilvl="0"/>
     <w:lvlOverride w:ilvl="1">
@@ -17293,7 +18064,7 @@
     <w:lvlOverride w:ilvl="7"/>
     <w:lvlOverride w:ilvl="8"/>
   </w:num>
-  <w:num w:numId="5" w16cid:durableId="1730225406">
+  <w:num w:numId="5" w16cid:durableId="2046560650">
     <w:abstractNumId w:val="3"/>
     <w:lvlOverride w:ilvl="0">
       <w:startOverride w:val="1"/>
@@ -17323,7 +18094,7 @@
       <w:startOverride w:val="1"/>
     </w:lvlOverride>
   </w:num>
-  <w:num w:numId="6" w16cid:durableId="259413904">
+  <w:num w:numId="6" w16cid:durableId="1199313274">
     <w:abstractNumId w:val="7"/>
     <w:lvlOverride w:ilvl="0">
       <w:startOverride w:val="1"/>
@@ -17353,7 +18124,7 @@
       <w:startOverride w:val="1"/>
     </w:lvlOverride>
   </w:num>
-  <w:num w:numId="7" w16cid:durableId="41489913">
+  <w:num w:numId="7" w16cid:durableId="1309825046">
     <w:abstractNumId w:val="9"/>
     <w:lvlOverride w:ilvl="0">
       <w:startOverride w:val="1"/>
@@ -17383,7 +18154,7 @@
       <w:startOverride w:val="1"/>
     </w:lvlOverride>
   </w:num>
-  <w:num w:numId="8" w16cid:durableId="823475569">
+  <w:num w:numId="8" w16cid:durableId="119692085">
     <w:abstractNumId w:val="0"/>
     <w:lvlOverride w:ilvl="0">
       <w:startOverride w:val="1"/>
@@ -17413,7 +18184,7 @@
       <w:startOverride w:val="1"/>
     </w:lvlOverride>
   </w:num>
-  <w:num w:numId="9" w16cid:durableId="1039739215">
+  <w:num w:numId="9" w16cid:durableId="1213662901">
     <w:abstractNumId w:val="6"/>
     <w:lvlOverride w:ilvl="0">
       <w:startOverride w:val="1"/>
@@ -17443,10 +18214,10 @@
       <w:startOverride w:val="1"/>
     </w:lvlOverride>
   </w:num>
-  <w:num w:numId="10" w16cid:durableId="1532257208">
+  <w:num w:numId="10" w16cid:durableId="241990831">
     <w:abstractNumId w:val="8"/>
   </w:num>
-  <w:num w:numId="11" w16cid:durableId="1577932151">
+  <w:num w:numId="11" w16cid:durableId="724567752">
     <w:abstractNumId w:val="4"/>
   </w:num>
 </w:numbering>

--- a/DKKDApp/bin/Debug/net8.0-windows/Điều lệ công ty_DA_DIEN.docx
+++ b/DKKDApp/bin/Debug/net8.0-windows/Điều lệ công ty_DA_DIEN.docx
@@ -144,7 +144,7 @@
           <w:sz w:val="26"/>
           <w:szCs w:val="26"/>
         </w:rPr>
-        <w:t>CÔNG TY TNHH VẬN TẢI BÌNH MINH NGHI</w:t>
+        <w:t>CÔNG TY TNHH VẬN TẢI BÌNH MINH BÌNH DƯƠNG</w:t>
       </w:r>
     </w:p>
     <w:p>
@@ -351,7 +351,7 @@
           <w:sz w:val="26"/>
           <w:szCs w:val="26"/>
         </w:rPr>
-        <w:t>CÔNG TY TNHH VẬN TẢI BÌNH MINH NGHI</w:t>
+        <w:t>CÔNG TY TNHH VẬN TẢI BÌNH MINH BÌNH DƯƠNG</w:t>
       </w:r>
       <w:r>
         <w:rPr>
@@ -375,7 +375,7 @@
           <w:sz w:val="26"/>
           <w:szCs w:val="26"/>
         </w:rPr>
-        <w:t>CÔNG TY TNHH VẬN TẢI BÌNH MINH NGHI</w:t>
+        <w:t>CÔNG TY TNHH VẬN TẢI BÌNH MINH BÌNH DƯƠNG</w:t>
       </w:r>
       <w:r>
         <w:rPr>
@@ -685,7 +685,7 @@
           <w:sz w:val="26"/>
           <w:szCs w:val="26"/>
         </w:rPr>
-        <w:t>CÔNG TY TNHH VẬN TẢI BÌNH MINH NGHI</w:t>
+        <w:t>CÔNG TY TNHH VẬN TẢI BÌNH MINH BÌNH DƯƠNG</w:t>
       </w:r>
     </w:p>
     <w:tbl>

--- a/DKKDApp/bin/Debug/net8.0-windows/Điều lệ công ty_DA_DIEN.docx
+++ b/DKKDApp/bin/Debug/net8.0-windows/Điều lệ công ty_DA_DIEN.docx
@@ -144,7 +144,7 @@
           <w:sz w:val="26"/>
           <w:szCs w:val="26"/>
         </w:rPr>
-        <w:t>CÔNG TY TNHH VẬN TẢI BÌNH MINH BÌNH DƯƠNG</w:t>
+        <w:t>CÔNG TY TNHH TMDV XIANG YU</w:t>
       </w:r>
     </w:p>
     <w:p>
@@ -170,7 +170,7 @@
           <w:sz w:val="26"/>
           <w:szCs w:val="26"/>
         </w:rPr>
-        <w:t>VŨ HỒ XUÂN NGHI</w:t>
+        <w:t>HUỲNH THU TRANG</w:t>
       </w:r>
     </w:p>
     <w:p>
@@ -197,7 +197,7 @@
           <w:sz w:val="26"/>
           <w:szCs w:val="26"/>
         </w:rPr>
-        <w:t>24/07/2006</w:t>
+        <w:t>19/02/2001</w:t>
       </w:r>
       <w:r>
         <w:rPr>
@@ -241,7 +241,7 @@
           <w:sz w:val="26"/>
           <w:szCs w:val="26"/>
         </w:rPr>
-        <w:t>080306002330</w:t>
+        <w:t>096301005782</w:t>
       </w:r>
       <w:r>
         <w:rPr>
@@ -274,7 +274,7 @@
           <w:sz w:val="26"/>
           <w:szCs w:val="26"/>
         </w:rPr>
-        <w:t>25/04/2021</w:t>
+        <w:t>27/01/2026</w:t>
       </w:r>
       <w:r>
         <w:rPr>
@@ -296,7 +296,7 @@
           <w:sz w:val="26"/>
           <w:szCs w:val="26"/>
         </w:rPr>
-        <w:t>Cục trưởng cục cảnh sát quản lý hành chính về trật tự xã hội</w:t>
+        <w:t>Bộ Công An</w:t>
       </w:r>
       <w:r>
         <w:rPr>
@@ -351,7 +351,7 @@
           <w:sz w:val="26"/>
           <w:szCs w:val="26"/>
         </w:rPr>
-        <w:t>CÔNG TY TNHH VẬN TẢI BÌNH MINH BÌNH DƯƠNG</w:t>
+        <w:t>CÔNG TY TNHH TMDV XIANG YU</w:t>
       </w:r>
       <w:r>
         <w:rPr>
@@ -375,7 +375,7 @@
           <w:sz w:val="26"/>
           <w:szCs w:val="26"/>
         </w:rPr>
-        <w:t>CÔNG TY TNHH VẬN TẢI BÌNH MINH BÌNH DƯƠNG</w:t>
+        <w:t>CÔNG TY TNHH TMDV XIANG YU</w:t>
       </w:r>
       <w:r>
         <w:rPr>
@@ -685,7 +685,7 @@
           <w:sz w:val="26"/>
           <w:szCs w:val="26"/>
         </w:rPr>
-        <w:t>CÔNG TY TNHH VẬN TẢI BÌNH MINH BÌNH DƯƠNG</w:t>
+        <w:t>CÔNG TY TNHH TMDV XIANG YU</w:t>
       </w:r>
     </w:p>
     <w:tbl>
@@ -794,6 +794,15 @@
                 <w:szCs w:val="26"/>
               </w:rPr>
             </w:pPr>
+            <w:r>
+              <w:rPr>
+                <w:b/>
+                <w:color w:val="1F1F1F"/>
+                <w:sz w:val="26"/>
+                <w:szCs w:val="26"/>
+              </w:rPr>
+              <w:t>XIANG YU TMDV COMPANY LIMITED</w:t>
+            </w:r>
           </w:p>
         </w:tc>
       </w:tr>
@@ -841,6 +850,15 @@
         </w:rPr>
         <w:t xml:space="preserve">: </w:t>
       </w:r>
+      <w:r>
+        <w:rPr>
+          <w:b/>
+          <w:sz w:val="26"/>
+          <w:szCs w:val="26"/>
+          <w:lang w:eastAsia="zh-CN"/>
+        </w:rPr>
+        <w:t>XIANG YU TMDV CO., LTD</w:t>
+      </w:r>
     </w:p>
     <w:p>
       <w:pPr>
@@ -954,7 +972,7 @@
           <w:szCs w:val="26"/>
           <w:lang w:eastAsia="zh-CN"/>
         </w:rPr>
-        <w:t>Số 1/191, Đường Thủ Khoa Huân, Khu phố Hòa Lân 1</w:t>
+        <w:t>Số nhà B5M khu nhà ở Hoàng Mai, đường DT 747A, tổ 5, khu phố Uyên Hưng 7</w:t>
       </w:r>
     </w:p>
     <w:p>
@@ -981,7 +999,7 @@
           <w:szCs w:val="26"/>
           <w:lang w:eastAsia="zh-CN"/>
         </w:rPr>
-        <w:t>Phường Thuận Giao</w:t>
+        <w:t>Phường Tân Uyên</w:t>
       </w:r>
     </w:p>
     <w:p>
@@ -1296,7 +1314,7 @@
               </w:rPr>
             </w:pPr>
             <w:r>
-              <w:t>4933</w:t>
+              <w:t>5610</w:t>
             </w:r>
           </w:p>
         </w:tc>
@@ -1313,7 +1331,7 @@
               </w:rPr>
             </w:pPr>
             <w:r>
-              <w:t>Vận tải hàng hóa bằng đường bộ</w:t>
+              <w:t>Nhà hàng và các dịch vụ ăn uống phục vụ lưu động</w:t>
             </w:r>
           </w:p>
         </w:tc>
@@ -1357,7 +1375,7 @@
               </w:rPr>
             </w:pPr>
             <w:r>
-              <w:t>5229</w:t>
+              <w:t>5621</w:t>
             </w:r>
           </w:p>
         </w:tc>
@@ -1374,7 +1392,7 @@
               </w:rPr>
             </w:pPr>
             <w:r>
-              <w:t>Hoạt động dịch vụ hỗ trợ khác liên quan đến vận tải</w:t>
+              <w:t>Cung cấp dịch vụ ăn uống theo hợp đồng không thường xuyên với khách hàng</w:t>
             </w:r>
           </w:p>
         </w:tc>
@@ -1415,7 +1433,7 @@
               </w:rPr>
             </w:pPr>
             <w:r>
-              <w:t>7710</w:t>
+              <w:t>5629</w:t>
             </w:r>
           </w:p>
         </w:tc>
@@ -1432,7 +1450,7 @@
               </w:rPr>
             </w:pPr>
             <w:r>
-              <w:t>Cho thuê xe có động cơ</w:t>
+              <w:t>Dịch vụ ăn uống khác</w:t>
             </w:r>
           </w:p>
         </w:tc>
@@ -1459,6 +1477,238 @@
             </w:pPr>
             <w:r>
               <w:t>4</w:t>
+            </w:r>
+          </w:p>
+        </w:tc>
+        <w:tc>
+          <w:tcPr>
+            <w:tcW w:w="1195" w:type="dxa"/>
+          </w:tcPr>
+          <w:p>
+            <w:pPr>
+              <w:rPr>
+                <w:rFonts w:ascii="Times New Roman" w:hAnsi="Times New Roman"/>
+              </w:rPr>
+            </w:pPr>
+            <w:r>
+              <w:t>5630</w:t>
+            </w:r>
+          </w:p>
+        </w:tc>
+        <w:tc>
+          <w:tcPr>
+            <w:tcW w:w="5892" w:type="dxa"/>
+          </w:tcPr>
+          <w:p>
+            <w:pPr>
+              <w:rPr>
+                <w:rFonts w:ascii="Times New Roman" w:hAnsi="Times New Roman"/>
+                <w:sz w:val="26"/>
+                <w:szCs w:val="26"/>
+              </w:rPr>
+            </w:pPr>
+            <w:r>
+              <w:t>Dịch vụ phục vụ đồ uống</w:t>
+            </w:r>
+          </w:p>
+        </w:tc>
+        <w:tc>
+          <w:tcPr>
+            <w:tcW w:w="1787" w:type="dxa"/>
+            <w:vAlign w:val="center"/>
+          </w:tcPr>
+          <w:p>
+            <w:pPr/>
+          </w:p>
+        </w:tc>
+      </w:tr>
+      <w:tr>
+        <w:tc>
+          <w:tcPr>
+            <w:tcW w:w="754" w:type="dxa"/>
+          </w:tcPr>
+          <w:p>
+            <w:pPr>
+              <w:rPr>
+                <w:rFonts w:ascii="Times New Roman" w:hAnsi="Times New Roman"/>
+              </w:rPr>
+            </w:pPr>
+            <w:r>
+              <w:t>5</w:t>
+            </w:r>
+          </w:p>
+        </w:tc>
+        <w:tc>
+          <w:tcPr>
+            <w:tcW w:w="1195" w:type="dxa"/>
+          </w:tcPr>
+          <w:p>
+            <w:pPr>
+              <w:rPr>
+                <w:rFonts w:ascii="Times New Roman" w:hAnsi="Times New Roman"/>
+              </w:rPr>
+            </w:pPr>
+            <w:r>
+              <w:t>4631</w:t>
+            </w:r>
+          </w:p>
+        </w:tc>
+        <w:tc>
+          <w:tcPr>
+            <w:tcW w:w="5892" w:type="dxa"/>
+          </w:tcPr>
+          <w:p>
+            <w:pPr>
+              <w:rPr>
+                <w:rFonts w:ascii="Times New Roman" w:hAnsi="Times New Roman"/>
+                <w:sz w:val="26"/>
+                <w:szCs w:val="26"/>
+              </w:rPr>
+            </w:pPr>
+            <w:r>
+              <w:t>Bán buôn gạo, lúa mỳ, sản phẩm từ ngũ cốc khác, bột mỳ</w:t>
+            </w:r>
+          </w:p>
+        </w:tc>
+        <w:tc>
+          <w:tcPr>
+            <w:tcW w:w="1787" w:type="dxa"/>
+            <w:vAlign w:val="center"/>
+          </w:tcPr>
+          <w:p>
+            <w:pPr/>
+          </w:p>
+        </w:tc>
+      </w:tr>
+      <w:tr>
+        <w:tc>
+          <w:tcPr>
+            <w:tcW w:w="754" w:type="dxa"/>
+          </w:tcPr>
+          <w:p>
+            <w:pPr>
+              <w:rPr>
+                <w:rFonts w:ascii="Times New Roman" w:hAnsi="Times New Roman"/>
+              </w:rPr>
+            </w:pPr>
+            <w:r>
+              <w:t>6</w:t>
+            </w:r>
+          </w:p>
+        </w:tc>
+        <w:tc>
+          <w:tcPr>
+            <w:tcW w:w="1195" w:type="dxa"/>
+          </w:tcPr>
+          <w:p>
+            <w:pPr>
+              <w:rPr>
+                <w:rFonts w:ascii="Times New Roman" w:hAnsi="Times New Roman"/>
+              </w:rPr>
+            </w:pPr>
+            <w:r>
+              <w:t>4632</w:t>
+            </w:r>
+          </w:p>
+        </w:tc>
+        <w:tc>
+          <w:tcPr>
+            <w:tcW w:w="5892" w:type="dxa"/>
+          </w:tcPr>
+          <w:p>
+            <w:pPr>
+              <w:rPr>
+                <w:rFonts w:ascii="Times New Roman" w:hAnsi="Times New Roman"/>
+                <w:sz w:val="26"/>
+                <w:szCs w:val="26"/>
+              </w:rPr>
+            </w:pPr>
+            <w:r>
+              <w:t>Bán buôn thực phẩm</w:t>
+            </w:r>
+          </w:p>
+        </w:tc>
+        <w:tc>
+          <w:tcPr>
+            <w:tcW w:w="1787" w:type="dxa"/>
+            <w:vAlign w:val="center"/>
+          </w:tcPr>
+          <w:p>
+            <w:pPr/>
+          </w:p>
+        </w:tc>
+      </w:tr>
+      <w:tr>
+        <w:tc>
+          <w:tcPr>
+            <w:tcW w:w="754" w:type="dxa"/>
+          </w:tcPr>
+          <w:p>
+            <w:pPr>
+              <w:rPr>
+                <w:rFonts w:ascii="Times New Roman" w:hAnsi="Times New Roman"/>
+              </w:rPr>
+            </w:pPr>
+            <w:r>
+              <w:t>7</w:t>
+            </w:r>
+          </w:p>
+        </w:tc>
+        <w:tc>
+          <w:tcPr>
+            <w:tcW w:w="1195" w:type="dxa"/>
+          </w:tcPr>
+          <w:p>
+            <w:pPr>
+              <w:rPr>
+                <w:rFonts w:ascii="Times New Roman" w:hAnsi="Times New Roman"/>
+              </w:rPr>
+            </w:pPr>
+            <w:r>
+              <w:t>5640</w:t>
+            </w:r>
+          </w:p>
+        </w:tc>
+        <w:tc>
+          <w:tcPr>
+            <w:tcW w:w="5892" w:type="dxa"/>
+          </w:tcPr>
+          <w:p>
+            <w:pPr>
+              <w:rPr>
+                <w:rFonts w:ascii="Times New Roman" w:hAnsi="Times New Roman"/>
+                <w:sz w:val="26"/>
+                <w:szCs w:val="26"/>
+              </w:rPr>
+            </w:pPr>
+            <w:r>
+              <w:t>Hoạt động dịch vụ trung gian cho dịch vụ ăn uống</w:t>
+            </w:r>
+          </w:p>
+        </w:tc>
+        <w:tc>
+          <w:tcPr>
+            <w:tcW w:w="1787" w:type="dxa"/>
+            <w:vAlign w:val="center"/>
+          </w:tcPr>
+          <w:p>
+            <w:pPr/>
+          </w:p>
+        </w:tc>
+      </w:tr>
+      <w:tr>
+        <w:tc>
+          <w:tcPr>
+            <w:tcW w:w="754" w:type="dxa"/>
+          </w:tcPr>
+          <w:p>
+            <w:pPr>
+              <w:rPr>
+                <w:rFonts w:ascii="Times New Roman" w:hAnsi="Times New Roman"/>
+              </w:rPr>
+            </w:pPr>
+            <w:r>
+              <w:t>8</w:t>
             </w:r>
           </w:p>
         </w:tc>
@@ -1516,7 +1766,7 @@
               </w:rPr>
             </w:pPr>
             <w:r>
-              <w:t>5</w:t>
+              <w:t>9</w:t>
             </w:r>
           </w:p>
         </w:tc>
@@ -1531,7 +1781,7 @@
               </w:rPr>
             </w:pPr>
             <w:r>
-              <w:t>4932</w:t>
+              <w:t>5520</w:t>
             </w:r>
           </w:p>
         </w:tc>
@@ -1548,7 +1798,7 @@
               </w:rPr>
             </w:pPr>
             <w:r>
-              <w:t>Vận tải hành khách đường bộ khác</w:t>
+              <w:t>Dịch vụ lưu trú ngắn ngày khác</w:t>
             </w:r>
           </w:p>
         </w:tc>
@@ -1574,7 +1824,7 @@
               </w:rPr>
             </w:pPr>
             <w:r>
-              <w:t>6</w:t>
+              <w:t>10</w:t>
             </w:r>
           </w:p>
         </w:tc>
@@ -1589,7 +1839,7 @@
               </w:rPr>
             </w:pPr>
             <w:r>
-              <w:t>4931</w:t>
+              <w:t>4633</w:t>
             </w:r>
           </w:p>
         </w:tc>
@@ -1606,7 +1856,7 @@
               </w:rPr>
             </w:pPr>
             <w:r>
-              <w:t>Vận tải hành khách đường bộ trong nội thành, ngoại thành (trừ vận tải bằng xe buýt)</w:t>
+              <w:t>Bán buôn đồ uống</w:t>
             </w:r>
           </w:p>
         </w:tc>
@@ -1632,7 +1882,7 @@
               </w:rPr>
             </w:pPr>
             <w:r>
-              <w:t>7</w:t>
+              <w:t>11</w:t>
             </w:r>
           </w:p>
         </w:tc>
@@ -1647,7 +1897,7 @@
               </w:rPr>
             </w:pPr>
             <w:r>
-              <w:t>4773</w:t>
+              <w:t>4634</w:t>
             </w:r>
           </w:p>
         </w:tc>
@@ -1664,123 +1914,7 @@
               </w:rPr>
             </w:pPr>
             <w:r>
-              <w:t>Bán lẻ hàng hóa khác mới (trừ ô tô, mô tô, xe máy và các bộ phận phụ trợ)</w:t>
-            </w:r>
-          </w:p>
-        </w:tc>
-        <w:tc>
-          <w:tcPr>
-            <w:tcW w:w="1787" w:type="dxa"/>
-            <w:vAlign w:val="center"/>
-          </w:tcPr>
-          <w:p>
-            <w:pPr/>
-          </w:p>
-        </w:tc>
-      </w:tr>
-      <w:tr>
-        <w:tc>
-          <w:tcPr>
-            <w:tcW w:w="754" w:type="dxa"/>
-          </w:tcPr>
-          <w:p>
-            <w:pPr>
-              <w:rPr>
-                <w:rFonts w:ascii="Times New Roman" w:hAnsi="Times New Roman"/>
-              </w:rPr>
-            </w:pPr>
-            <w:r>
-              <w:t>8</w:t>
-            </w:r>
-          </w:p>
-        </w:tc>
-        <w:tc>
-          <w:tcPr>
-            <w:tcW w:w="1195" w:type="dxa"/>
-          </w:tcPr>
-          <w:p>
-            <w:pPr>
-              <w:rPr>
-                <w:rFonts w:ascii="Times New Roman" w:hAnsi="Times New Roman"/>
-              </w:rPr>
-            </w:pPr>
-            <w:r>
-              <w:t>4649</w:t>
-            </w:r>
-          </w:p>
-        </w:tc>
-        <w:tc>
-          <w:tcPr>
-            <w:tcW w:w="5892" w:type="dxa"/>
-          </w:tcPr>
-          <w:p>
-            <w:pPr>
-              <w:rPr>
-                <w:rFonts w:ascii="Times New Roman" w:hAnsi="Times New Roman"/>
-                <w:sz w:val="26"/>
-                <w:szCs w:val="26"/>
-              </w:rPr>
-            </w:pPr>
-            <w:r>
-              <w:t>Bán buôn đồ dùng khác cho gia đình</w:t>
-            </w:r>
-          </w:p>
-        </w:tc>
-        <w:tc>
-          <w:tcPr>
-            <w:tcW w:w="1787" w:type="dxa"/>
-            <w:vAlign w:val="center"/>
-          </w:tcPr>
-          <w:p>
-            <w:pPr/>
-          </w:p>
-        </w:tc>
-      </w:tr>
-      <w:tr>
-        <w:tc>
-          <w:tcPr>
-            <w:tcW w:w="754" w:type="dxa"/>
-          </w:tcPr>
-          <w:p>
-            <w:pPr>
-              <w:rPr>
-                <w:rFonts w:ascii="Times New Roman" w:hAnsi="Times New Roman"/>
-              </w:rPr>
-            </w:pPr>
-            <w:r>
-              <w:t>9</w:t>
-            </w:r>
-          </w:p>
-        </w:tc>
-        <w:tc>
-          <w:tcPr>
-            <w:tcW w:w="1195" w:type="dxa"/>
-          </w:tcPr>
-          <w:p>
-            <w:pPr>
-              <w:rPr>
-                <w:rFonts w:ascii="Times New Roman" w:hAnsi="Times New Roman"/>
-              </w:rPr>
-            </w:pPr>
-            <w:r>
-              <w:t>4631</w:t>
-            </w:r>
-          </w:p>
-        </w:tc>
-        <w:tc>
-          <w:tcPr>
-            <w:tcW w:w="5892" w:type="dxa"/>
-          </w:tcPr>
-          <w:p>
-            <w:pPr>
-              <w:rPr>
-                <w:rFonts w:ascii="Times New Roman" w:hAnsi="Times New Roman"/>
-                <w:sz w:val="26"/>
-                <w:szCs w:val="26"/>
-              </w:rPr>
-            </w:pPr>
-            <w:r>
-              <w:t>Bán buôn gạo, lúa mỳ, sản phẩm từ ngũ cốc khác, bột mỳ</w:t>
+              <w:t>Bán buôn sản phẩm thuốc lá, thuốc lào</w:t>
             </w:r>
           </w:p>
         </w:tc>
@@ -1912,7 +2046,7 @@
           <w:sz w:val="26"/>
           <w:szCs w:val="26"/>
         </w:rPr>
-        <w:t>VŨ HỒ XUÂN NGHI</w:t>
+        <w:t>HUỲNH THU TRANG</w:t>
       </w:r>
       <w:r>
         <w:rPr>
@@ -1945,7 +2079,7 @@
           <w:sz w:val="26"/>
           <w:szCs w:val="26"/>
         </w:rPr>
-        <w:t>24/07/2006</w:t>
+        <w:t>19/02/2001</w:t>
       </w:r>
     </w:p>
     <w:p>
@@ -1970,7 +2104,7 @@
           <w:sz w:val="26"/>
           <w:szCs w:val="26"/>
         </w:rPr>
-        <w:t>080306002330</w:t>
+        <w:t>096301005782</w:t>
       </w:r>
     </w:p>
     <w:p>
@@ -1995,7 +2129,7 @@
           <w:sz w:val="26"/>
           <w:szCs w:val="26"/>
         </w:rPr>
-        <w:t>25/04/2021</w:t>
+        <w:t>27/01/2026</w:t>
       </w:r>
     </w:p>
     <w:p>
@@ -2020,7 +2154,7 @@
           <w:sz w:val="26"/>
           <w:szCs w:val="26"/>
         </w:rPr>
-        <w:t>Cục trưởng cục cảnh sát quản lý hành chính về trật tự xã hội</w:t>
+        <w:t>Bộ Công An</w:t>
       </w:r>
     </w:p>
     <w:p>
@@ -2145,7 +2279,7 @@
           <w:sz w:val="26"/>
           <w:szCs w:val="26"/>
         </w:rPr>
-        <w:t>Số 1/191, Đường Thủ Khoa Huân, Khu phố Hòa Lân 1</w:t>
+        <w:t>Ấp Kênh Ngang</w:t>
       </w:r>
     </w:p>
     <w:p>
@@ -2173,7 +2307,7 @@
           <w:szCs w:val="26"/>
           <w:lang w:eastAsia="zh-CN"/>
         </w:rPr>
-        <w:t>Phường Thuận Giao</w:t>
+        <w:t>Xã Tân Lộc</w:t>
       </w:r>
     </w:p>
     <w:p>
@@ -2209,7 +2343,7 @@
           <w:szCs w:val="26"/>
           <w:lang w:eastAsia="zh-CN"/>
         </w:rPr>
-        <w:t>Thành Phố Hồ Chí Minh</w:t>
+        <w:t>Tỉnh Cà Mau</w:t>
       </w:r>
     </w:p>
     <w:p>
@@ -2290,7 +2424,7 @@
           <w:sz w:val="26"/>
           <w:szCs w:val="26"/>
         </w:rPr>
-        <w:t>Số 1/191, Đường Thủ Khoa Huân, Khu phố Hòa Lân 1</w:t>
+        <w:t>Ấp Kênh Ngang</w:t>
       </w:r>
     </w:p>
     <w:p>
@@ -2317,7 +2451,7 @@
           <w:szCs w:val="26"/>
           <w:lang w:eastAsia="zh-CN"/>
         </w:rPr>
-        <w:t>Phường Thuận Giao</w:t>
+        <w:t>Xã Tân Lộc</w:t>
       </w:r>
     </w:p>
     <w:p>
@@ -2353,7 +2487,7 @@
           <w:szCs w:val="26"/>
           <w:lang w:eastAsia="zh-CN"/>
         </w:rPr>
-        <w:t>Thành Phố Hồ Chí Minh</w:t>
+        <w:t>Tỉnh Cà Mau</w:t>
       </w:r>
     </w:p>
     <w:p>
@@ -2920,7 +3054,7 @@
           <w:sz w:val="26"/>
           <w:szCs w:val="26"/>
         </w:rPr>
-        <w:t>2.000.000.000</w:t>
+        <w:t>3.000.000.000</w:t>
       </w:r>
       <w:r>
         <w:rPr>
@@ -2934,7 +3068,7 @@
           <w:sz w:val="26"/>
           <w:szCs w:val="26"/>
         </w:rPr>
-        <w:t>Hai tỷ đồng</w:t>
+        <w:t>Ba tỷ đồng</w:t>
       </w:r>
       <w:r>
         <w:rPr>
@@ -3021,7 +3155,7 @@
           <w:sz w:val="26"/>
           <w:szCs w:val="26"/>
         </w:rPr>
-        <w:t>2.000.000.000</w:t>
+        <w:t>3.000.000.000</w:t>
       </w:r>
       <w:r>
         <w:rPr>
@@ -3035,7 +3169,7 @@
           <w:sz w:val="26"/>
           <w:szCs w:val="26"/>
         </w:rPr>
-        <w:t>Hai tỷ đồng</w:t>
+        <w:t>Ba tỷ đồng</w:t>
       </w:r>
       <w:r>
         <w:rPr>
@@ -3239,7 +3373,7 @@
           <w:sz w:val="26"/>
           <w:szCs w:val="26"/>
         </w:rPr>
-        <w:t>VŨ HỒ XUÂN NGHI</w:t>
+        <w:t>HUỲNH THU TRANG</w:t>
       </w:r>
       <w:r>
         <w:rPr>
@@ -3273,7 +3407,7 @@
           <w:sz w:val="26"/>
           <w:szCs w:val="26"/>
         </w:rPr>
-        <w:t>24/07/2006</w:t>
+        <w:t>19/02/2001</w:t>
       </w:r>
     </w:p>
     <w:p>
@@ -3298,7 +3432,7 @@
           <w:sz w:val="26"/>
           <w:szCs w:val="26"/>
         </w:rPr>
-        <w:t>080306002330</w:t>
+        <w:t>096301005782</w:t>
       </w:r>
     </w:p>
     <w:p>
@@ -3323,7 +3457,7 @@
           <w:sz w:val="26"/>
           <w:szCs w:val="26"/>
         </w:rPr>
-        <w:t>25/04/2021</w:t>
+        <w:t>27/01/2026</w:t>
       </w:r>
     </w:p>
     <w:p>
@@ -3348,7 +3482,7 @@
           <w:sz w:val="26"/>
           <w:szCs w:val="26"/>
         </w:rPr>
-        <w:t>Cục trưởng cục cảnh sát quản lý hành chính về trật tự xã hội</w:t>
+        <w:t>Bộ Công An</w:t>
       </w:r>
     </w:p>
     <w:p>
@@ -3483,7 +3617,7 @@
           <w:sz w:val="26"/>
           <w:szCs w:val="26"/>
         </w:rPr>
-        <w:t>Số 1/191, Đường Thủ Khoa Huân, Khu phố Hòa Lân 1</w:t>
+        <w:t>Ấp Kênh Ngang</w:t>
       </w:r>
     </w:p>
     <w:p>
@@ -3510,7 +3644,7 @@
           <w:szCs w:val="26"/>
           <w:lang w:eastAsia="zh-CN"/>
         </w:rPr>
-        <w:t>Phường Thuận Giao</w:t>
+        <w:t>Xã Tân Lộc</w:t>
       </w:r>
     </w:p>
     <w:p>
@@ -3546,7 +3680,7 @@
           <w:szCs w:val="26"/>
           <w:lang w:eastAsia="zh-CN"/>
         </w:rPr>
-        <w:t>Thành Phố Hồ Chí Minh</w:t>
+        <w:t>Tỉnh Cà Mau</w:t>
       </w:r>
     </w:p>
     <w:p>
@@ -3627,7 +3761,7 @@
           <w:sz w:val="26"/>
           <w:szCs w:val="26"/>
         </w:rPr>
-        <w:t>Số 1/191, Đường Thủ Khoa Huân, Khu phố Hòa Lân 1</w:t>
+        <w:t>Ấp Kênh Ngang</w:t>
       </w:r>
     </w:p>
     <w:p>
@@ -3654,7 +3788,7 @@
           <w:szCs w:val="26"/>
           <w:lang w:eastAsia="zh-CN"/>
         </w:rPr>
-        <w:t>Phường Thuận Giao</w:t>
+        <w:t>Xã Tân Lộc</w:t>
       </w:r>
     </w:p>
     <w:p>
@@ -3690,7 +3824,7 @@
           <w:szCs w:val="26"/>
           <w:lang w:eastAsia="zh-CN"/>
         </w:rPr>
-        <w:t>Thành Phố Hồ Chí Minh</w:t>
+        <w:t>Tỉnh Cà Mau</w:t>
       </w:r>
     </w:p>
     <w:p>
@@ -7699,7 +7833,7 @@
           <w:sz w:val="26"/>
           <w:szCs w:val="26"/>
         </w:rPr>
-        <w:t>21/7/2026</w:t>
+        <w:t>22/7/2026</w:t>
       </w:r>
       <w:r>
         <w:rPr>
@@ -7813,7 +7947,7 @@
           <w:sz w:val="26"/>
           <w:szCs w:val="26"/>
         </w:rPr>
-        <w:t>VŨ HỒ XUÂN NGHI</w:t>
+        <w:t>HUỲNH THU TRANG</w:t>
       </w:r>
     </w:p>
     <w:p>

--- a/DKKDApp/bin/Debug/net8.0-windows/Điều lệ công ty_DA_DIEN.docx
+++ b/DKKDApp/bin/Debug/net8.0-windows/Điều lệ công ty_DA_DIEN.docx
@@ -144,7 +144,7 @@
           <w:sz w:val="26"/>
           <w:szCs w:val="26"/>
         </w:rPr>
-        <w:t>CÔNG TY TNHH TMDV XIANG YU</w:t>
+        <w:t>CÔNG TY TNHH VIỆT PHÚC VINA</w:t>
       </w:r>
     </w:p>
     <w:p>
@@ -170,7 +170,7 @@
           <w:sz w:val="26"/>
           <w:szCs w:val="26"/>
         </w:rPr>
-        <w:t>HUỲNH THU TRANG</w:t>
+        <w:t>TRẦN VĂN THÀNH</w:t>
       </w:r>
     </w:p>
     <w:p>
@@ -197,7 +197,7 @@
           <w:sz w:val="26"/>
           <w:szCs w:val="26"/>
         </w:rPr>
-        <w:t>19/02/2001</w:t>
+        <w:t>20/03/1984</w:t>
       </w:r>
       <w:r>
         <w:rPr>
@@ -241,7 +241,7 @@
           <w:sz w:val="26"/>
           <w:szCs w:val="26"/>
         </w:rPr>
-        <w:t>096301005782</w:t>
+        <w:t>040084039448</w:t>
       </w:r>
       <w:r>
         <w:rPr>
@@ -274,7 +274,7 @@
           <w:sz w:val="26"/>
           <w:szCs w:val="26"/>
         </w:rPr>
-        <w:t>27/01/2026</w:t>
+        <w:t>11/06/2024</w:t>
       </w:r>
       <w:r>
         <w:rPr>
@@ -351,7 +351,7 @@
           <w:sz w:val="26"/>
           <w:szCs w:val="26"/>
         </w:rPr>
-        <w:t>CÔNG TY TNHH TMDV XIANG YU</w:t>
+        <w:t>CÔNG TY TNHH VIỆT PHÚC VINA</w:t>
       </w:r>
       <w:r>
         <w:rPr>
@@ -375,7 +375,7 @@
           <w:sz w:val="26"/>
           <w:szCs w:val="26"/>
         </w:rPr>
-        <w:t>CÔNG TY TNHH TMDV XIANG YU</w:t>
+        <w:t>CÔNG TY TNHH VIỆT PHÚC VINA</w:t>
       </w:r>
       <w:r>
         <w:rPr>
@@ -685,7 +685,7 @@
           <w:sz w:val="26"/>
           <w:szCs w:val="26"/>
         </w:rPr>
-        <w:t>CÔNG TY TNHH TMDV XIANG YU</w:t>
+        <w:t>CÔNG TY TNHH VIỆT PHÚC VINA</w:t>
       </w:r>
     </w:p>
     <w:tbl>
@@ -801,7 +801,7 @@
                 <w:sz w:val="26"/>
                 <w:szCs w:val="26"/>
               </w:rPr>
-              <w:t>XIANG YU TMDV COMPANY LIMITED</w:t>
+              <w:t>VIET PHUC VINA COMPANY LIMITED</w:t>
             </w:r>
           </w:p>
         </w:tc>
@@ -857,7 +857,7 @@
           <w:szCs w:val="26"/>
           <w:lang w:eastAsia="zh-CN"/>
         </w:rPr>
-        <w:t>XIANG YU TMDV CO., LTD</w:t>
+        <w:t>VIET PHUC VINA CO., LTD</w:t>
       </w:r>
     </w:p>
     <w:p>
@@ -972,7 +972,7 @@
           <w:szCs w:val="26"/>
           <w:lang w:eastAsia="zh-CN"/>
         </w:rPr>
-        <w:t>Số nhà B5M khu nhà ở Hoàng Mai, đường DT 747A, tổ 5, khu phố Uyên Hưng 7</w:t>
+        <w:t>Số 124, đường Tân Phước Khánh 40, Tổ 1,khu phố Bình Hòa 1</w:t>
       </w:r>
     </w:p>
     <w:p>
@@ -999,7 +999,7 @@
           <w:szCs w:val="26"/>
           <w:lang w:eastAsia="zh-CN"/>
         </w:rPr>
-        <w:t>Phường Tân Uyên</w:t>
+        <w:t>Phường Tân Khánh</w:t>
       </w:r>
     </w:p>
     <w:p>
@@ -2046,7 +2046,7 @@
           <w:sz w:val="26"/>
           <w:szCs w:val="26"/>
         </w:rPr>
-        <w:t>HUỲNH THU TRANG</w:t>
+        <w:t>XIE, GUIQING</w:t>
       </w:r>
       <w:r>
         <w:rPr>
@@ -2079,7 +2079,7 @@
           <w:sz w:val="26"/>
           <w:szCs w:val="26"/>
         </w:rPr>
-        <w:t>19/02/2001</w:t>
+        <w:t>27/07/1977</w:t>
       </w:r>
     </w:p>
     <w:p>
@@ -2104,7 +2104,7 @@
           <w:sz w:val="26"/>
           <w:szCs w:val="26"/>
         </w:rPr>
-        <w:t>096301005782</w:t>
+        <w:t>EJ7492807</w:t>
       </w:r>
     </w:p>
     <w:p>
@@ -2129,7 +2129,7 @@
           <w:sz w:val="26"/>
           <w:szCs w:val="26"/>
         </w:rPr>
-        <w:t>27/01/2026</w:t>
+        <w:t>17/04/2023</w:t>
       </w:r>
     </w:p>
     <w:p>
@@ -2154,7 +2154,7 @@
           <w:sz w:val="26"/>
           <w:szCs w:val="26"/>
         </w:rPr>
-        <w:t>Bộ Công An</w:t>
+        <w:t>Tổng Lãnh sự quán nước Cộng hòa Nhân dân Trung Hoa tại Thành phố Hồ Chí Minh</w:t>
       </w:r>
     </w:p>
     <w:p>
@@ -2218,7 +2218,7 @@
           <w:sz w:val="26"/>
           <w:szCs w:val="26"/>
         </w:rPr>
-        <w:t>Việt Nam</w:t>
+        <w:t>Trung Quốc</w:t>
       </w:r>
       <w:r>
         <w:rPr>
@@ -2279,7 +2279,7 @@
           <w:sz w:val="26"/>
           <w:szCs w:val="26"/>
         </w:rPr>
-        <w:t>Ấp Kênh Ngang</w:t>
+        <w:t>Phòng 503, Tòa nhà số 3, Số 408 Đường Trường Thọ, Văn phòng phường Tử Dương</w:t>
       </w:r>
     </w:p>
     <w:p>
@@ -2307,7 +2307,7 @@
           <w:szCs w:val="26"/>
           <w:lang w:eastAsia="zh-CN"/>
         </w:rPr>
-        <w:t>Xã Tân Lộc</w:t>
+        <w:t>Thành phố Lạc Bình</w:t>
       </w:r>
     </w:p>
     <w:p>
@@ -2343,7 +2343,7 @@
           <w:szCs w:val="26"/>
           <w:lang w:eastAsia="zh-CN"/>
         </w:rPr>
-        <w:t>Tỉnh Cà Mau</w:t>
+        <w:t>Tỉnh Giang Tây</w:t>
       </w:r>
     </w:p>
     <w:p>
@@ -2370,7 +2370,7 @@
           <w:szCs w:val="26"/>
           <w:lang w:eastAsia="zh-CN"/>
         </w:rPr>
-        <w:t>Việt Nam</w:t>
+        <w:t>Trung Quốc</w:t>
       </w:r>
     </w:p>
     <w:p>
@@ -2424,7 +2424,7 @@
           <w:sz w:val="26"/>
           <w:szCs w:val="26"/>
         </w:rPr>
-        <w:t>Ấp Kênh Ngang</w:t>
+        <w:t>Số 124, đường Tân Phước Khánh 40, Tổ 1,khu phố Bình Hòa 1</w:t>
       </w:r>
     </w:p>
     <w:p>
@@ -2451,7 +2451,7 @@
           <w:szCs w:val="26"/>
           <w:lang w:eastAsia="zh-CN"/>
         </w:rPr>
-        <w:t>Xã Tân Lộc</w:t>
+        <w:t>Phường Tân Khánh</w:t>
       </w:r>
     </w:p>
     <w:p>
@@ -2487,7 +2487,7 @@
           <w:szCs w:val="26"/>
           <w:lang w:eastAsia="zh-CN"/>
         </w:rPr>
-        <w:t>Tỉnh Cà Mau</w:t>
+        <w:t>Thành phố Hồ Chí Minh</w:t>
       </w:r>
     </w:p>
     <w:p>
@@ -3373,7 +3373,7 @@
           <w:sz w:val="26"/>
           <w:szCs w:val="26"/>
         </w:rPr>
-        <w:t>HUỲNH THU TRANG</w:t>
+        <w:t>TRẦN VĂN THÀNH</w:t>
       </w:r>
       <w:r>
         <w:rPr>
@@ -3407,7 +3407,7 @@
           <w:sz w:val="26"/>
           <w:szCs w:val="26"/>
         </w:rPr>
-        <w:t>19/02/2001</w:t>
+        <w:t>20/03/1984</w:t>
       </w:r>
     </w:p>
     <w:p>
@@ -3432,7 +3432,7 @@
           <w:sz w:val="26"/>
           <w:szCs w:val="26"/>
         </w:rPr>
-        <w:t>096301005782</w:t>
+        <w:t>040084039448</w:t>
       </w:r>
     </w:p>
     <w:p>
@@ -3457,7 +3457,7 @@
           <w:sz w:val="26"/>
           <w:szCs w:val="26"/>
         </w:rPr>
-        <w:t>27/01/2026</w:t>
+        <w:t>11/06/2024</w:t>
       </w:r>
     </w:p>
     <w:p>
@@ -3514,7 +3514,7 @@
           <w:sz w:val="26"/>
           <w:szCs w:val="26"/>
         </w:rPr>
-        <w:t>Nữ</w:t>
+        <w:t>Nam</w:t>
       </w:r>
     </w:p>
     <w:p>
@@ -3617,7 +3617,7 @@
           <w:sz w:val="26"/>
           <w:szCs w:val="26"/>
         </w:rPr>
-        <w:t>Ấp Kênh Ngang</w:t>
+        <w:t>KHỐI 1A</w:t>
       </w:r>
     </w:p>
     <w:p>
@@ -3644,7 +3644,7 @@
           <w:szCs w:val="26"/>
           <w:lang w:eastAsia="zh-CN"/>
         </w:rPr>
-        <w:t>Xã Tân Lộc</w:t>
+        <w:t>Xã Đại Đồng</w:t>
       </w:r>
     </w:p>
     <w:p>
@@ -3680,7 +3680,7 @@
           <w:szCs w:val="26"/>
           <w:lang w:eastAsia="zh-CN"/>
         </w:rPr>
-        <w:t>Tỉnh Cà Mau</w:t>
+        <w:t>Tỉnh Nghệ An</w:t>
       </w:r>
     </w:p>
     <w:p>
@@ -3761,7 +3761,7 @@
           <w:sz w:val="26"/>
           <w:szCs w:val="26"/>
         </w:rPr>
-        <w:t>Ấp Kênh Ngang</w:t>
+        <w:t>KHỐI 1A</w:t>
       </w:r>
     </w:p>
     <w:p>
@@ -3788,7 +3788,7 @@
           <w:szCs w:val="26"/>
           <w:lang w:eastAsia="zh-CN"/>
         </w:rPr>
-        <w:t>Xã Tân Lộc</w:t>
+        <w:t>Xã Đại Đồng</w:t>
       </w:r>
     </w:p>
     <w:p>
@@ -3824,7 +3824,7 @@
           <w:szCs w:val="26"/>
           <w:lang w:eastAsia="zh-CN"/>
         </w:rPr>
-        <w:t>Tỉnh Cà Mau</w:t>
+        <w:t>Tỉnh Nghệ An</w:t>
       </w:r>
     </w:p>
     <w:p>
@@ -7833,7 +7833,7 @@
           <w:sz w:val="26"/>
           <w:szCs w:val="26"/>
         </w:rPr>
-        <w:t>22/7/2026</w:t>
+        <w:t>18/08/2026</w:t>
       </w:r>
       <w:r>
         <w:rPr>
@@ -7947,7 +7947,7 @@
           <w:sz w:val="26"/>
           <w:szCs w:val="26"/>
         </w:rPr>
-        <w:t>HUỲNH THU TRANG</w:t>
+        <w:t>TRẦN VĂN THÀNH</w:t>
       </w:r>
     </w:p>
     <w:p>
